--- a/Final project Documentation.docx
+++ b/Final project Documentation.docx
@@ -524,6 +524,289 @@
           <w:rFonts w:ascii="Times New Roman" w:eastAsia="Times New Roman" w:hAnsi="Times New Roman" w:cs="Times New Roman"/>
           <w:b/>
           <w:bCs/>
+          <w:sz w:val="40"/>
+          <w:szCs w:val="40"/>
+          <w:lang w:val="en-KE" w:eastAsia="en-KE"/>
+        </w:rPr>
+      </w:pPr>
+      <w:r>
+        <w:lastRenderedPageBreak/>
+        <w:t xml:space="preserve"> </w:t>
+      </w:r>
+      <w:r>
+        <w:rPr>
+          <w:rFonts w:ascii="Times New Roman" w:eastAsia="Times New Roman" w:hAnsi="Times New Roman" w:cs="Times New Roman"/>
+          <w:b/>
+          <w:bCs/>
+          <w:sz w:val="40"/>
+          <w:szCs w:val="40"/>
+          <w:lang w:eastAsia="en-KE"/>
+        </w:rPr>
+        <w:t>A</w:t>
+      </w:r>
+      <w:r>
+        <w:rPr>
+          <w:rFonts w:ascii="Times New Roman" w:eastAsia="Times New Roman" w:hAnsi="Times New Roman" w:cs="Times New Roman"/>
+          <w:b/>
+          <w:bCs/>
+          <w:sz w:val="40"/>
+          <w:szCs w:val="40"/>
+          <w:lang w:eastAsia="en-KE"/>
+        </w:rPr>
+        <w:t>cknowledgement</w:t>
+      </w:r>
+    </w:p>
+    <w:p>
+      <w:pPr>
+        <w:pStyle w:val="NormalWeb"/>
+        <w:rPr>
+          <w:sz w:val="28"/>
+          <w:szCs w:val="28"/>
+        </w:rPr>
+      </w:pPr>
+      <w:r>
+        <w:rPr>
+          <w:sz w:val="28"/>
+          <w:szCs w:val="28"/>
+        </w:rPr>
+        <w:t xml:space="preserve">I would like to express my sincere gratitude to my supervisor, </w:t>
+      </w:r>
+      <w:proofErr w:type="spellStart"/>
+      <w:r>
+        <w:rPr>
+          <w:rStyle w:val="Strong"/>
+          <w:sz w:val="28"/>
+          <w:szCs w:val="28"/>
+        </w:rPr>
+        <w:t>Mr</w:t>
+      </w:r>
+      <w:proofErr w:type="spellEnd"/>
+      <w:r>
+        <w:rPr>
+          <w:rStyle w:val="Strong"/>
+          <w:sz w:val="28"/>
+          <w:szCs w:val="28"/>
+        </w:rPr>
+        <w:t>. Mike Muchiri</w:t>
+      </w:r>
+      <w:r>
+        <w:rPr>
+          <w:sz w:val="28"/>
+          <w:szCs w:val="28"/>
+        </w:rPr>
+        <w:t>, for his invaluable guidance, continuous support, and constructive feedback throughout the development of this project. His expertise and dedication greatly contributed to shaping the direction and quality of this work.</w:t>
+      </w:r>
+    </w:p>
+    <w:p>
+      <w:pPr>
+        <w:pStyle w:val="NormalWeb"/>
+        <w:rPr>
+          <w:sz w:val="28"/>
+          <w:szCs w:val="28"/>
+        </w:rPr>
+      </w:pPr>
+      <w:r>
+        <w:rPr>
+          <w:sz w:val="28"/>
+          <w:szCs w:val="28"/>
+        </w:rPr>
+        <w:t>I also extend my appreciation to the lecturers and staff of the School of Computer Science and Information Technology at Dedan Kimathi University of Technology for equipping me with the knowledge and skills necessary to undertake this project.</w:t>
+      </w:r>
+    </w:p>
+    <w:p>
+      <w:pPr>
+        <w:pStyle w:val="NormalWeb"/>
+        <w:rPr>
+          <w:sz w:val="28"/>
+          <w:szCs w:val="28"/>
+        </w:rPr>
+      </w:pPr>
+      <w:r>
+        <w:rPr>
+          <w:sz w:val="28"/>
+          <w:szCs w:val="28"/>
+        </w:rPr>
+        <w:t>Special thanks go to my family and friends for their encouragement, understanding, and moral support during the entire period of my study. Their patience and motivation played a significant role in the successful completion of this proposal.</w:t>
+      </w:r>
+    </w:p>
+    <w:p>
+      <w:pPr>
+        <w:pStyle w:val="NormalWeb"/>
+        <w:rPr>
+          <w:sz w:val="28"/>
+          <w:szCs w:val="28"/>
+        </w:rPr>
+      </w:pPr>
+      <w:r>
+        <w:rPr>
+          <w:sz w:val="28"/>
+          <w:szCs w:val="28"/>
+        </w:rPr>
+        <w:t>Lastly, I acknowledge all researchers and authors whose work has contributed to the development of this project.</w:t>
+      </w:r>
+    </w:p>
+    <w:p>
+      <w:pPr>
+        <w:spacing w:before="100" w:beforeAutospacing="1" w:after="100" w:afterAutospacing="1" w:line="240" w:lineRule="auto"/>
+        <w:outlineLvl w:val="2"/>
+        <w:rPr>
+          <w:rFonts w:ascii="Times New Roman" w:eastAsia="Times New Roman" w:hAnsi="Times New Roman" w:cs="Times New Roman"/>
+          <w:b/>
+          <w:bCs/>
+          <w:sz w:val="27"/>
+          <w:szCs w:val="27"/>
+          <w:lang w:eastAsia="en-KE"/>
+        </w:rPr>
+      </w:pPr>
+    </w:p>
+    <w:p>
+      <w:pPr>
+        <w:spacing w:before="100" w:beforeAutospacing="1" w:after="100" w:afterAutospacing="1" w:line="240" w:lineRule="auto"/>
+        <w:outlineLvl w:val="2"/>
+        <w:rPr>
+          <w:rFonts w:ascii="Times New Roman" w:eastAsia="Times New Roman" w:hAnsi="Times New Roman" w:cs="Times New Roman"/>
+          <w:b/>
+          <w:bCs/>
+          <w:sz w:val="27"/>
+          <w:szCs w:val="27"/>
+          <w:lang w:eastAsia="en-KE"/>
+        </w:rPr>
+      </w:pPr>
+    </w:p>
+    <w:p>
+      <w:pPr>
+        <w:spacing w:before="100" w:beforeAutospacing="1" w:after="100" w:afterAutospacing="1" w:line="240" w:lineRule="auto"/>
+        <w:outlineLvl w:val="2"/>
+        <w:rPr>
+          <w:rFonts w:ascii="Times New Roman" w:eastAsia="Times New Roman" w:hAnsi="Times New Roman" w:cs="Times New Roman"/>
+          <w:b/>
+          <w:bCs/>
+          <w:sz w:val="27"/>
+          <w:szCs w:val="27"/>
+          <w:lang w:eastAsia="en-KE"/>
+        </w:rPr>
+      </w:pPr>
+    </w:p>
+    <w:p>
+      <w:pPr>
+        <w:spacing w:before="100" w:beforeAutospacing="1" w:after="100" w:afterAutospacing="1" w:line="240" w:lineRule="auto"/>
+        <w:outlineLvl w:val="2"/>
+        <w:rPr>
+          <w:rFonts w:ascii="Times New Roman" w:eastAsia="Times New Roman" w:hAnsi="Times New Roman" w:cs="Times New Roman"/>
+          <w:b/>
+          <w:bCs/>
+          <w:sz w:val="27"/>
+          <w:szCs w:val="27"/>
+          <w:lang w:eastAsia="en-KE"/>
+        </w:rPr>
+      </w:pPr>
+    </w:p>
+    <w:p>
+      <w:pPr>
+        <w:spacing w:before="100" w:beforeAutospacing="1" w:after="100" w:afterAutospacing="1" w:line="240" w:lineRule="auto"/>
+        <w:outlineLvl w:val="2"/>
+        <w:rPr>
+          <w:rFonts w:ascii="Times New Roman" w:eastAsia="Times New Roman" w:hAnsi="Times New Roman" w:cs="Times New Roman"/>
+          <w:b/>
+          <w:bCs/>
+          <w:sz w:val="27"/>
+          <w:szCs w:val="27"/>
+          <w:lang w:eastAsia="en-KE"/>
+        </w:rPr>
+      </w:pPr>
+    </w:p>
+    <w:p>
+      <w:pPr>
+        <w:spacing w:before="100" w:beforeAutospacing="1" w:after="100" w:afterAutospacing="1" w:line="240" w:lineRule="auto"/>
+        <w:outlineLvl w:val="2"/>
+        <w:rPr>
+          <w:rFonts w:ascii="Times New Roman" w:eastAsia="Times New Roman" w:hAnsi="Times New Roman" w:cs="Times New Roman"/>
+          <w:b/>
+          <w:bCs/>
+          <w:sz w:val="27"/>
+          <w:szCs w:val="27"/>
+          <w:lang w:eastAsia="en-KE"/>
+        </w:rPr>
+      </w:pPr>
+    </w:p>
+    <w:p>
+      <w:pPr>
+        <w:spacing w:before="100" w:beforeAutospacing="1" w:after="100" w:afterAutospacing="1" w:line="240" w:lineRule="auto"/>
+        <w:outlineLvl w:val="2"/>
+        <w:rPr>
+          <w:rFonts w:ascii="Times New Roman" w:eastAsia="Times New Roman" w:hAnsi="Times New Roman" w:cs="Times New Roman"/>
+          <w:b/>
+          <w:bCs/>
+          <w:sz w:val="27"/>
+          <w:szCs w:val="27"/>
+          <w:lang w:eastAsia="en-KE"/>
+        </w:rPr>
+      </w:pPr>
+    </w:p>
+    <w:p>
+      <w:pPr>
+        <w:spacing w:before="100" w:beforeAutospacing="1" w:after="100" w:afterAutospacing="1" w:line="240" w:lineRule="auto"/>
+        <w:outlineLvl w:val="2"/>
+        <w:rPr>
+          <w:rFonts w:ascii="Times New Roman" w:eastAsia="Times New Roman" w:hAnsi="Times New Roman" w:cs="Times New Roman"/>
+          <w:b/>
+          <w:bCs/>
+          <w:sz w:val="27"/>
+          <w:szCs w:val="27"/>
+          <w:lang w:eastAsia="en-KE"/>
+        </w:rPr>
+      </w:pPr>
+    </w:p>
+    <w:p>
+      <w:pPr>
+        <w:spacing w:before="100" w:beforeAutospacing="1" w:after="100" w:afterAutospacing="1" w:line="240" w:lineRule="auto"/>
+        <w:outlineLvl w:val="2"/>
+        <w:rPr>
+          <w:rFonts w:ascii="Times New Roman" w:eastAsia="Times New Roman" w:hAnsi="Times New Roman" w:cs="Times New Roman"/>
+          <w:b/>
+          <w:bCs/>
+          <w:sz w:val="27"/>
+          <w:szCs w:val="27"/>
+          <w:lang w:eastAsia="en-KE"/>
+        </w:rPr>
+      </w:pPr>
+    </w:p>
+    <w:p>
+      <w:pPr>
+        <w:spacing w:before="100" w:beforeAutospacing="1" w:after="100" w:afterAutospacing="1" w:line="240" w:lineRule="auto"/>
+        <w:outlineLvl w:val="2"/>
+        <w:rPr>
+          <w:rFonts w:ascii="Times New Roman" w:eastAsia="Times New Roman" w:hAnsi="Times New Roman" w:cs="Times New Roman"/>
+          <w:b/>
+          <w:bCs/>
+          <w:sz w:val="27"/>
+          <w:szCs w:val="27"/>
+          <w:lang w:eastAsia="en-KE"/>
+        </w:rPr>
+      </w:pPr>
+    </w:p>
+    <w:p>
+      <w:pPr>
+        <w:spacing w:before="100" w:beforeAutospacing="1" w:after="100" w:afterAutospacing="1" w:line="240" w:lineRule="auto"/>
+        <w:outlineLvl w:val="2"/>
+        <w:rPr>
+          <w:rFonts w:ascii="Times New Roman" w:eastAsia="Times New Roman" w:hAnsi="Times New Roman" w:cs="Times New Roman"/>
+          <w:b/>
+          <w:bCs/>
+          <w:sz w:val="27"/>
+          <w:szCs w:val="27"/>
+          <w:lang w:eastAsia="en-KE"/>
+        </w:rPr>
+      </w:pPr>
+    </w:p>
+    <w:p>
+      <w:pPr>
+        <w:spacing w:before="100" w:beforeAutospacing="1" w:after="100" w:afterAutospacing="1" w:line="240" w:lineRule="auto"/>
+        <w:outlineLvl w:val="2"/>
+        <w:rPr>
+          <w:rFonts w:ascii="Times New Roman" w:eastAsia="Times New Roman" w:hAnsi="Times New Roman" w:cs="Times New Roman"/>
+          <w:b/>
+          <w:bCs/>
           <w:sz w:val="27"/>
           <w:szCs w:val="27"/>
           <w:lang w:eastAsia="en-KE"/>
@@ -552,9 +835,270 @@
           <w:szCs w:val="40"/>
           <w:lang w:eastAsia="en-KE"/>
         </w:rPr>
-        <w:t>1</w:t>
-      </w:r>
-      <w:r>
+        <w:lastRenderedPageBreak/>
+        <w:tab/>
+        <w:t>Dedication</w:t>
+      </w:r>
+    </w:p>
+    <w:p>
+      <w:pPr>
+        <w:pStyle w:val="NormalWeb"/>
+        <w:rPr>
+          <w:sz w:val="28"/>
+          <w:szCs w:val="28"/>
+        </w:rPr>
+      </w:pPr>
+      <w:r>
+        <w:rPr>
+          <w:sz w:val="28"/>
+          <w:szCs w:val="28"/>
+        </w:rPr>
+        <w:t>This project is dedicated to my family, whose unwavering support, encouragement, and sacrifices have been the foundation of my academic journey.</w:t>
+      </w:r>
+    </w:p>
+    <w:p>
+      <w:pPr>
+        <w:pStyle w:val="NormalWeb"/>
+      </w:pPr>
+      <w:r>
+        <w:rPr>
+          <w:sz w:val="28"/>
+          <w:szCs w:val="28"/>
+        </w:rPr>
+        <w:t>I also dedicate this work to all patients suffering from Chronic Kidney Disease, especially those undergoing dialysis. May this project contribute, even in a small way, toward improving their quality of life through better health management and access to care</w:t>
+      </w:r>
+      <w:r>
+        <w:t>.</w:t>
+      </w:r>
+    </w:p>
+    <w:p>
+      <w:pPr>
+        <w:spacing w:before="100" w:beforeAutospacing="1" w:after="100" w:afterAutospacing="1" w:line="240" w:lineRule="auto"/>
+        <w:outlineLvl w:val="2"/>
+        <w:rPr>
+          <w:rFonts w:ascii="Times New Roman" w:eastAsia="Times New Roman" w:hAnsi="Times New Roman" w:cs="Times New Roman"/>
+          <w:b/>
+          <w:bCs/>
+          <w:sz w:val="27"/>
+          <w:szCs w:val="27"/>
+          <w:lang w:eastAsia="en-KE"/>
+        </w:rPr>
+      </w:pPr>
+    </w:p>
+    <w:p>
+      <w:pPr>
+        <w:spacing w:before="100" w:beforeAutospacing="1" w:after="100" w:afterAutospacing="1" w:line="240" w:lineRule="auto"/>
+        <w:outlineLvl w:val="2"/>
+        <w:rPr>
+          <w:rFonts w:ascii="Times New Roman" w:eastAsia="Times New Roman" w:hAnsi="Times New Roman" w:cs="Times New Roman"/>
+          <w:b/>
+          <w:bCs/>
+          <w:sz w:val="27"/>
+          <w:szCs w:val="27"/>
+          <w:lang w:eastAsia="en-KE"/>
+        </w:rPr>
+      </w:pPr>
+    </w:p>
+    <w:p>
+      <w:pPr>
+        <w:spacing w:before="100" w:beforeAutospacing="1" w:after="100" w:afterAutospacing="1" w:line="240" w:lineRule="auto"/>
+        <w:outlineLvl w:val="2"/>
+        <w:rPr>
+          <w:rFonts w:ascii="Times New Roman" w:eastAsia="Times New Roman" w:hAnsi="Times New Roman" w:cs="Times New Roman"/>
+          <w:b/>
+          <w:bCs/>
+          <w:sz w:val="27"/>
+          <w:szCs w:val="27"/>
+          <w:lang w:eastAsia="en-KE"/>
+        </w:rPr>
+      </w:pPr>
+    </w:p>
+    <w:p>
+      <w:pPr>
+        <w:spacing w:before="100" w:beforeAutospacing="1" w:after="100" w:afterAutospacing="1" w:line="240" w:lineRule="auto"/>
+        <w:outlineLvl w:val="2"/>
+        <w:rPr>
+          <w:rFonts w:ascii="Times New Roman" w:eastAsia="Times New Roman" w:hAnsi="Times New Roman" w:cs="Times New Roman"/>
+          <w:b/>
+          <w:bCs/>
+          <w:sz w:val="27"/>
+          <w:szCs w:val="27"/>
+          <w:lang w:eastAsia="en-KE"/>
+        </w:rPr>
+      </w:pPr>
+    </w:p>
+    <w:p>
+      <w:pPr>
+        <w:spacing w:before="100" w:beforeAutospacing="1" w:after="100" w:afterAutospacing="1" w:line="240" w:lineRule="auto"/>
+        <w:outlineLvl w:val="2"/>
+        <w:rPr>
+          <w:rFonts w:ascii="Times New Roman" w:eastAsia="Times New Roman" w:hAnsi="Times New Roman" w:cs="Times New Roman"/>
+          <w:b/>
+          <w:bCs/>
+          <w:sz w:val="27"/>
+          <w:szCs w:val="27"/>
+          <w:lang w:eastAsia="en-KE"/>
+        </w:rPr>
+      </w:pPr>
+    </w:p>
+    <w:p>
+      <w:pPr>
+        <w:spacing w:before="100" w:beforeAutospacing="1" w:after="100" w:afterAutospacing="1" w:line="240" w:lineRule="auto"/>
+        <w:outlineLvl w:val="2"/>
+        <w:rPr>
+          <w:rFonts w:ascii="Times New Roman" w:eastAsia="Times New Roman" w:hAnsi="Times New Roman" w:cs="Times New Roman"/>
+          <w:b/>
+          <w:bCs/>
+          <w:sz w:val="27"/>
+          <w:szCs w:val="27"/>
+          <w:lang w:eastAsia="en-KE"/>
+        </w:rPr>
+      </w:pPr>
+    </w:p>
+    <w:p>
+      <w:pPr>
+        <w:spacing w:before="100" w:beforeAutospacing="1" w:after="100" w:afterAutospacing="1" w:line="240" w:lineRule="auto"/>
+        <w:outlineLvl w:val="2"/>
+        <w:rPr>
+          <w:rFonts w:ascii="Times New Roman" w:eastAsia="Times New Roman" w:hAnsi="Times New Roman" w:cs="Times New Roman"/>
+          <w:b/>
+          <w:bCs/>
+          <w:sz w:val="27"/>
+          <w:szCs w:val="27"/>
+          <w:lang w:eastAsia="en-KE"/>
+        </w:rPr>
+      </w:pPr>
+    </w:p>
+    <w:p>
+      <w:pPr>
+        <w:spacing w:before="100" w:beforeAutospacing="1" w:after="100" w:afterAutospacing="1" w:line="240" w:lineRule="auto"/>
+        <w:outlineLvl w:val="2"/>
+        <w:rPr>
+          <w:rFonts w:ascii="Times New Roman" w:eastAsia="Times New Roman" w:hAnsi="Times New Roman" w:cs="Times New Roman"/>
+          <w:b/>
+          <w:bCs/>
+          <w:sz w:val="27"/>
+          <w:szCs w:val="27"/>
+          <w:lang w:eastAsia="en-KE"/>
+        </w:rPr>
+      </w:pPr>
+    </w:p>
+    <w:p>
+      <w:pPr>
+        <w:spacing w:before="100" w:beforeAutospacing="1" w:after="100" w:afterAutospacing="1" w:line="240" w:lineRule="auto"/>
+        <w:outlineLvl w:val="2"/>
+        <w:rPr>
+          <w:rFonts w:ascii="Times New Roman" w:eastAsia="Times New Roman" w:hAnsi="Times New Roman" w:cs="Times New Roman"/>
+          <w:b/>
+          <w:bCs/>
+          <w:sz w:val="27"/>
+          <w:szCs w:val="27"/>
+          <w:lang w:eastAsia="en-KE"/>
+        </w:rPr>
+      </w:pPr>
+    </w:p>
+    <w:p>
+      <w:pPr>
+        <w:spacing w:before="100" w:beforeAutospacing="1" w:after="100" w:afterAutospacing="1" w:line="240" w:lineRule="auto"/>
+        <w:outlineLvl w:val="2"/>
+        <w:rPr>
+          <w:rFonts w:ascii="Times New Roman" w:eastAsia="Times New Roman" w:hAnsi="Times New Roman" w:cs="Times New Roman"/>
+          <w:b/>
+          <w:bCs/>
+          <w:sz w:val="27"/>
+          <w:szCs w:val="27"/>
+          <w:lang w:eastAsia="en-KE"/>
+        </w:rPr>
+      </w:pPr>
+    </w:p>
+    <w:p>
+      <w:pPr>
+        <w:spacing w:before="100" w:beforeAutospacing="1" w:after="100" w:afterAutospacing="1" w:line="240" w:lineRule="auto"/>
+        <w:outlineLvl w:val="2"/>
+        <w:rPr>
+          <w:rFonts w:ascii="Times New Roman" w:eastAsia="Times New Roman" w:hAnsi="Times New Roman" w:cs="Times New Roman"/>
+          <w:b/>
+          <w:bCs/>
+          <w:sz w:val="27"/>
+          <w:szCs w:val="27"/>
+          <w:lang w:eastAsia="en-KE"/>
+        </w:rPr>
+      </w:pPr>
+    </w:p>
+    <w:p>
+      <w:pPr>
+        <w:spacing w:before="100" w:beforeAutospacing="1" w:after="100" w:afterAutospacing="1" w:line="240" w:lineRule="auto"/>
+        <w:outlineLvl w:val="2"/>
+        <w:rPr>
+          <w:rFonts w:ascii="Times New Roman" w:eastAsia="Times New Roman" w:hAnsi="Times New Roman" w:cs="Times New Roman"/>
+          <w:b/>
+          <w:bCs/>
+          <w:sz w:val="27"/>
+          <w:szCs w:val="27"/>
+          <w:lang w:eastAsia="en-KE"/>
+        </w:rPr>
+      </w:pPr>
+    </w:p>
+    <w:p>
+      <w:pPr>
+        <w:spacing w:before="100" w:beforeAutospacing="1" w:after="100" w:afterAutospacing="1" w:line="240" w:lineRule="auto"/>
+        <w:outlineLvl w:val="2"/>
+        <w:rPr>
+          <w:rFonts w:ascii="Times New Roman" w:eastAsia="Times New Roman" w:hAnsi="Times New Roman" w:cs="Times New Roman"/>
+          <w:b/>
+          <w:bCs/>
+          <w:sz w:val="27"/>
+          <w:szCs w:val="27"/>
+          <w:lang w:eastAsia="en-KE"/>
+        </w:rPr>
+      </w:pPr>
+    </w:p>
+    <w:p>
+      <w:pPr>
+        <w:spacing w:before="100" w:beforeAutospacing="1" w:after="100" w:afterAutospacing="1" w:line="240" w:lineRule="auto"/>
+        <w:outlineLvl w:val="2"/>
+        <w:rPr>
+          <w:rFonts w:ascii="Times New Roman" w:eastAsia="Times New Roman" w:hAnsi="Times New Roman" w:cs="Times New Roman"/>
+          <w:b/>
+          <w:bCs/>
+          <w:sz w:val="27"/>
+          <w:szCs w:val="27"/>
+          <w:lang w:eastAsia="en-KE"/>
+        </w:rPr>
+      </w:pPr>
+    </w:p>
+    <w:p>
+      <w:pPr>
+        <w:spacing w:before="100" w:beforeAutospacing="1" w:after="100" w:afterAutospacing="1" w:line="240" w:lineRule="auto"/>
+        <w:outlineLvl w:val="2"/>
+        <w:rPr>
+          <w:rFonts w:ascii="Times New Roman" w:eastAsia="Times New Roman" w:hAnsi="Times New Roman" w:cs="Times New Roman"/>
+          <w:b/>
+          <w:bCs/>
+          <w:sz w:val="27"/>
+          <w:szCs w:val="27"/>
+          <w:lang w:eastAsia="en-KE"/>
+        </w:rPr>
+      </w:pPr>
+    </w:p>
+    <w:p>
+      <w:pPr>
+        <w:spacing w:before="100" w:beforeAutospacing="1" w:after="100" w:afterAutospacing="1" w:line="240" w:lineRule="auto"/>
+        <w:outlineLvl w:val="2"/>
+        <w:rPr>
+          <w:rFonts w:ascii="Times New Roman" w:eastAsia="Times New Roman" w:hAnsi="Times New Roman" w:cs="Times New Roman"/>
+          <w:b/>
+          <w:bCs/>
+          <w:sz w:val="27"/>
+          <w:szCs w:val="27"/>
+          <w:lang w:eastAsia="en-KE"/>
+        </w:rPr>
+      </w:pPr>
+    </w:p>
+    <w:p>
+      <w:pPr>
+        <w:spacing w:before="100" w:beforeAutospacing="1" w:after="100" w:afterAutospacing="1" w:line="240" w:lineRule="auto"/>
+        <w:outlineLvl w:val="2"/>
         <w:rPr>
           <w:rFonts w:ascii="Times New Roman" w:eastAsia="Times New Roman" w:hAnsi="Times New Roman" w:cs="Times New Roman"/>
           <w:b/>
@@ -563,7 +1107,973 @@
           <w:szCs w:val="40"/>
           <w:lang w:val="en-KE" w:eastAsia="en-KE"/>
         </w:rPr>
-        <w:t xml:space="preserve">. </w:t>
+      </w:pPr>
+      <w:r>
+        <w:rPr>
+          <w:rFonts w:ascii="Times New Roman" w:eastAsia="Times New Roman" w:hAnsi="Times New Roman" w:cs="Times New Roman"/>
+          <w:b/>
+          <w:bCs/>
+          <w:sz w:val="40"/>
+          <w:szCs w:val="40"/>
+          <w:lang w:eastAsia="en-KE"/>
+        </w:rPr>
+        <w:lastRenderedPageBreak/>
+        <w:tab/>
+        <w:t>De</w:t>
+      </w:r>
+      <w:r>
+        <w:rPr>
+          <w:rFonts w:ascii="Times New Roman" w:eastAsia="Times New Roman" w:hAnsi="Times New Roman" w:cs="Times New Roman"/>
+          <w:b/>
+          <w:bCs/>
+          <w:sz w:val="40"/>
+          <w:szCs w:val="40"/>
+          <w:lang w:eastAsia="en-KE"/>
+        </w:rPr>
+        <w:t>claration</w:t>
+      </w:r>
+    </w:p>
+    <w:p>
+      <w:pPr>
+        <w:spacing w:after="155" w:line="277" w:lineRule="auto"/>
+        <w:ind w:right="61"/>
+        <w:rPr>
+          <w:rFonts w:ascii="Times New Roman" w:hAnsi="Times New Roman" w:cs="Times New Roman"/>
+          <w:sz w:val="28"/>
+          <w:szCs w:val="28"/>
+        </w:rPr>
+      </w:pPr>
+      <w:r>
+        <w:rPr>
+          <w:rFonts w:ascii="Times New Roman" w:hAnsi="Times New Roman" w:cs="Times New Roman"/>
+          <w:sz w:val="28"/>
+          <w:szCs w:val="28"/>
+        </w:rPr>
+        <w:t>I declare that this is my original work and has not been presented in any University for a degree or for any consideration of any certification.</w:t>
+      </w:r>
+      <w:r>
+        <w:rPr>
+          <w:rFonts w:ascii="Times New Roman" w:eastAsia="Times New Roman" w:hAnsi="Times New Roman" w:cs="Times New Roman"/>
+          <w:sz w:val="28"/>
+          <w:szCs w:val="28"/>
+        </w:rPr>
+        <w:t xml:space="preserve"> </w:t>
+      </w:r>
+    </w:p>
+    <w:p>
+      <w:pPr>
+        <w:spacing w:after="180"/>
+        <w:rPr>
+          <w:rFonts w:ascii="Times New Roman" w:hAnsi="Times New Roman" w:cs="Times New Roman"/>
+          <w:sz w:val="28"/>
+          <w:szCs w:val="28"/>
+        </w:rPr>
+      </w:pPr>
+      <w:r>
+        <w:rPr>
+          <w:rFonts w:ascii="Times New Roman" w:eastAsia="Times New Roman" w:hAnsi="Times New Roman" w:cs="Times New Roman"/>
+          <w:sz w:val="28"/>
+          <w:szCs w:val="28"/>
+        </w:rPr>
+        <w:t xml:space="preserve"> </w:t>
+      </w:r>
+    </w:p>
+    <w:p>
+      <w:pPr>
+        <w:spacing w:after="175"/>
+        <w:rPr>
+          <w:rFonts w:ascii="Times New Roman" w:hAnsi="Times New Roman" w:cs="Times New Roman"/>
+          <w:sz w:val="28"/>
+          <w:szCs w:val="28"/>
+        </w:rPr>
+      </w:pPr>
+      <w:r>
+        <w:rPr>
+          <w:rFonts w:ascii="Times New Roman" w:eastAsia="Times New Roman" w:hAnsi="Times New Roman" w:cs="Times New Roman"/>
+          <w:noProof/>
+          <w:sz w:val="28"/>
+          <w:szCs w:val="28"/>
+        </w:rPr>
+        <mc:AlternateContent>
+          <mc:Choice Requires="wps">
+            <w:drawing>
+              <wp:anchor distT="0" distB="0" distL="114300" distR="114300" simplePos="0" relativeHeight="251823104" behindDoc="0" locked="0" layoutInCell="1" allowOverlap="1" wp14:anchorId="07318ACF" wp14:editId="4A9A7FA2">
+                <wp:simplePos x="0" y="0"/>
+                <wp:positionH relativeFrom="column">
+                  <wp:posOffset>444843</wp:posOffset>
+                </wp:positionH>
+                <wp:positionV relativeFrom="paragraph">
+                  <wp:posOffset>214664</wp:posOffset>
+                </wp:positionV>
+                <wp:extent cx="1782660" cy="1013948"/>
+                <wp:effectExtent l="0" t="0" r="27305" b="15240"/>
+                <wp:wrapNone/>
+                <wp:docPr id="1106" name="Free-form: Shape 1106"/>
+                <wp:cNvGraphicFramePr/>
+                <a:graphic xmlns:a="http://schemas.openxmlformats.org/drawingml/2006/main">
+                  <a:graphicData uri="http://schemas.microsoft.com/office/word/2010/wordprocessingShape">
+                    <wps:wsp>
+                      <wps:cNvSpPr/>
+                      <wps:spPr>
+                        <a:xfrm>
+                          <a:off x="0" y="0"/>
+                          <a:ext cx="1782660" cy="1013948"/>
+                        </a:xfrm>
+                        <a:custGeom>
+                          <a:avLst/>
+                          <a:gdLst>
+                            <a:gd name="connsiteX0" fmla="*/ 284206 w 1782660"/>
+                            <a:gd name="connsiteY0" fmla="*/ 370703 h 1013948"/>
+                            <a:gd name="connsiteX1" fmla="*/ 172995 w 1782660"/>
+                            <a:gd name="connsiteY1" fmla="*/ 358346 h 1013948"/>
+                            <a:gd name="connsiteX2" fmla="*/ 185352 w 1782660"/>
+                            <a:gd name="connsiteY2" fmla="*/ 469557 h 1013948"/>
+                            <a:gd name="connsiteX3" fmla="*/ 210065 w 1782660"/>
+                            <a:gd name="connsiteY3" fmla="*/ 593125 h 1013948"/>
+                            <a:gd name="connsiteX4" fmla="*/ 234779 w 1782660"/>
+                            <a:gd name="connsiteY4" fmla="*/ 679622 h 1013948"/>
+                            <a:gd name="connsiteX5" fmla="*/ 197708 w 1782660"/>
+                            <a:gd name="connsiteY5" fmla="*/ 691979 h 1013948"/>
+                            <a:gd name="connsiteX6" fmla="*/ 135925 w 1782660"/>
+                            <a:gd name="connsiteY6" fmla="*/ 654908 h 1013948"/>
+                            <a:gd name="connsiteX7" fmla="*/ 86498 w 1782660"/>
+                            <a:gd name="connsiteY7" fmla="*/ 642552 h 1013948"/>
+                            <a:gd name="connsiteX8" fmla="*/ 74141 w 1782660"/>
+                            <a:gd name="connsiteY8" fmla="*/ 593125 h 1013948"/>
+                            <a:gd name="connsiteX9" fmla="*/ 284206 w 1782660"/>
+                            <a:gd name="connsiteY9" fmla="*/ 518984 h 1013948"/>
+                            <a:gd name="connsiteX10" fmla="*/ 321276 w 1782660"/>
+                            <a:gd name="connsiteY10" fmla="*/ 506627 h 1013948"/>
+                            <a:gd name="connsiteX11" fmla="*/ 296562 w 1782660"/>
+                            <a:gd name="connsiteY11" fmla="*/ 444844 h 1013948"/>
+                            <a:gd name="connsiteX12" fmla="*/ 259492 w 1782660"/>
+                            <a:gd name="connsiteY12" fmla="*/ 395417 h 1013948"/>
+                            <a:gd name="connsiteX13" fmla="*/ 308919 w 1782660"/>
+                            <a:gd name="connsiteY13" fmla="*/ 531341 h 1013948"/>
+                            <a:gd name="connsiteX14" fmla="*/ 345989 w 1782660"/>
+                            <a:gd name="connsiteY14" fmla="*/ 667265 h 1013948"/>
+                            <a:gd name="connsiteX15" fmla="*/ 383060 w 1782660"/>
+                            <a:gd name="connsiteY15" fmla="*/ 593125 h 1013948"/>
+                            <a:gd name="connsiteX16" fmla="*/ 420130 w 1782660"/>
+                            <a:gd name="connsiteY16" fmla="*/ 531341 h 1013948"/>
+                            <a:gd name="connsiteX17" fmla="*/ 432487 w 1782660"/>
+                            <a:gd name="connsiteY17" fmla="*/ 494271 h 1013948"/>
+                            <a:gd name="connsiteX18" fmla="*/ 333633 w 1782660"/>
+                            <a:gd name="connsiteY18" fmla="*/ 543698 h 1013948"/>
+                            <a:gd name="connsiteX19" fmla="*/ 395416 w 1782660"/>
+                            <a:gd name="connsiteY19" fmla="*/ 580768 h 1013948"/>
+                            <a:gd name="connsiteX20" fmla="*/ 506627 w 1782660"/>
+                            <a:gd name="connsiteY20" fmla="*/ 593125 h 1013948"/>
+                            <a:gd name="connsiteX21" fmla="*/ 568411 w 1782660"/>
+                            <a:gd name="connsiteY21" fmla="*/ 605481 h 1013948"/>
+                            <a:gd name="connsiteX22" fmla="*/ 593125 w 1782660"/>
+                            <a:gd name="connsiteY22" fmla="*/ 556054 h 1013948"/>
+                            <a:gd name="connsiteX23" fmla="*/ 605481 w 1782660"/>
+                            <a:gd name="connsiteY23" fmla="*/ 654908 h 1013948"/>
+                            <a:gd name="connsiteX24" fmla="*/ 580768 w 1782660"/>
+                            <a:gd name="connsiteY24" fmla="*/ 617838 h 1013948"/>
+                            <a:gd name="connsiteX25" fmla="*/ 556054 w 1782660"/>
+                            <a:gd name="connsiteY25" fmla="*/ 568411 h 1013948"/>
+                            <a:gd name="connsiteX26" fmla="*/ 481914 w 1782660"/>
+                            <a:gd name="connsiteY26" fmla="*/ 556054 h 1013948"/>
+                            <a:gd name="connsiteX27" fmla="*/ 333633 w 1782660"/>
+                            <a:gd name="connsiteY27" fmla="*/ 605481 h 1013948"/>
+                            <a:gd name="connsiteX28" fmla="*/ 259492 w 1782660"/>
+                            <a:gd name="connsiteY28" fmla="*/ 642552 h 1013948"/>
+                            <a:gd name="connsiteX29" fmla="*/ 1742303 w 1782660"/>
+                            <a:gd name="connsiteY29" fmla="*/ 24714 h 1013948"/>
+                            <a:gd name="connsiteX30" fmla="*/ 1779373 w 1782660"/>
+                            <a:gd name="connsiteY30" fmla="*/ 0 h 1013948"/>
+                            <a:gd name="connsiteX31" fmla="*/ 1260389 w 1782660"/>
+                            <a:gd name="connsiteY31" fmla="*/ 24714 h 1013948"/>
+                            <a:gd name="connsiteX32" fmla="*/ 864973 w 1782660"/>
+                            <a:gd name="connsiteY32" fmla="*/ 98854 h 1013948"/>
+                            <a:gd name="connsiteX33" fmla="*/ 679622 w 1782660"/>
+                            <a:gd name="connsiteY33" fmla="*/ 172995 h 1013948"/>
+                            <a:gd name="connsiteX34" fmla="*/ 716692 w 1782660"/>
+                            <a:gd name="connsiteY34" fmla="*/ 481914 h 1013948"/>
+                            <a:gd name="connsiteX35" fmla="*/ 790833 w 1782660"/>
+                            <a:gd name="connsiteY35" fmla="*/ 753762 h 1013948"/>
+                            <a:gd name="connsiteX36" fmla="*/ 778476 w 1782660"/>
+                            <a:gd name="connsiteY36" fmla="*/ 1000898 h 1013948"/>
+                            <a:gd name="connsiteX37" fmla="*/ 741406 w 1782660"/>
+                            <a:gd name="connsiteY37" fmla="*/ 1013254 h 1013948"/>
+                            <a:gd name="connsiteX38" fmla="*/ 259492 w 1782660"/>
+                            <a:gd name="connsiteY38" fmla="*/ 864973 h 1013948"/>
+                            <a:gd name="connsiteX39" fmla="*/ 0 w 1782660"/>
+                            <a:gd name="connsiteY39" fmla="*/ 790833 h 1013948"/>
+                            <a:gd name="connsiteX40" fmla="*/ 877330 w 1782660"/>
+                            <a:gd name="connsiteY40" fmla="*/ 580768 h 1013948"/>
+                            <a:gd name="connsiteX41" fmla="*/ 1272746 w 1782660"/>
+                            <a:gd name="connsiteY41" fmla="*/ 469557 h 1013948"/>
+                            <a:gd name="connsiteX42" fmla="*/ 1408671 w 1782660"/>
+                            <a:gd name="connsiteY42" fmla="*/ 420130 h 1013948"/>
+                            <a:gd name="connsiteX43" fmla="*/ 1359243 w 1782660"/>
+                            <a:gd name="connsiteY43" fmla="*/ 481914 h 1013948"/>
+                          </a:gdLst>
+                          <a:ahLst/>
+                          <a:cxnLst>
+                            <a:cxn ang="0">
+                              <a:pos x="connsiteX0" y="connsiteY0"/>
+                            </a:cxn>
+                            <a:cxn ang="0">
+                              <a:pos x="connsiteX1" y="connsiteY1"/>
+                            </a:cxn>
+                            <a:cxn ang="0">
+                              <a:pos x="connsiteX2" y="connsiteY2"/>
+                            </a:cxn>
+                            <a:cxn ang="0">
+                              <a:pos x="connsiteX3" y="connsiteY3"/>
+                            </a:cxn>
+                            <a:cxn ang="0">
+                              <a:pos x="connsiteX4" y="connsiteY4"/>
+                            </a:cxn>
+                            <a:cxn ang="0">
+                              <a:pos x="connsiteX5" y="connsiteY5"/>
+                            </a:cxn>
+                            <a:cxn ang="0">
+                              <a:pos x="connsiteX6" y="connsiteY6"/>
+                            </a:cxn>
+                            <a:cxn ang="0">
+                              <a:pos x="connsiteX7" y="connsiteY7"/>
+                            </a:cxn>
+                            <a:cxn ang="0">
+                              <a:pos x="connsiteX8" y="connsiteY8"/>
+                            </a:cxn>
+                            <a:cxn ang="0">
+                              <a:pos x="connsiteX9" y="connsiteY9"/>
+                            </a:cxn>
+                            <a:cxn ang="0">
+                              <a:pos x="connsiteX10" y="connsiteY10"/>
+                            </a:cxn>
+                            <a:cxn ang="0">
+                              <a:pos x="connsiteX11" y="connsiteY11"/>
+                            </a:cxn>
+                            <a:cxn ang="0">
+                              <a:pos x="connsiteX12" y="connsiteY12"/>
+                            </a:cxn>
+                            <a:cxn ang="0">
+                              <a:pos x="connsiteX13" y="connsiteY13"/>
+                            </a:cxn>
+                            <a:cxn ang="0">
+                              <a:pos x="connsiteX14" y="connsiteY14"/>
+                            </a:cxn>
+                            <a:cxn ang="0">
+                              <a:pos x="connsiteX15" y="connsiteY15"/>
+                            </a:cxn>
+                            <a:cxn ang="0">
+                              <a:pos x="connsiteX16" y="connsiteY16"/>
+                            </a:cxn>
+                            <a:cxn ang="0">
+                              <a:pos x="connsiteX17" y="connsiteY17"/>
+                            </a:cxn>
+                            <a:cxn ang="0">
+                              <a:pos x="connsiteX18" y="connsiteY18"/>
+                            </a:cxn>
+                            <a:cxn ang="0">
+                              <a:pos x="connsiteX19" y="connsiteY19"/>
+                            </a:cxn>
+                            <a:cxn ang="0">
+                              <a:pos x="connsiteX20" y="connsiteY20"/>
+                            </a:cxn>
+                            <a:cxn ang="0">
+                              <a:pos x="connsiteX21" y="connsiteY21"/>
+                            </a:cxn>
+                            <a:cxn ang="0">
+                              <a:pos x="connsiteX22" y="connsiteY22"/>
+                            </a:cxn>
+                            <a:cxn ang="0">
+                              <a:pos x="connsiteX23" y="connsiteY23"/>
+                            </a:cxn>
+                            <a:cxn ang="0">
+                              <a:pos x="connsiteX24" y="connsiteY24"/>
+                            </a:cxn>
+                            <a:cxn ang="0">
+                              <a:pos x="connsiteX25" y="connsiteY25"/>
+                            </a:cxn>
+                            <a:cxn ang="0">
+                              <a:pos x="connsiteX26" y="connsiteY26"/>
+                            </a:cxn>
+                            <a:cxn ang="0">
+                              <a:pos x="connsiteX27" y="connsiteY27"/>
+                            </a:cxn>
+                            <a:cxn ang="0">
+                              <a:pos x="connsiteX28" y="connsiteY28"/>
+                            </a:cxn>
+                            <a:cxn ang="0">
+                              <a:pos x="connsiteX29" y="connsiteY29"/>
+                            </a:cxn>
+                            <a:cxn ang="0">
+                              <a:pos x="connsiteX30" y="connsiteY30"/>
+                            </a:cxn>
+                            <a:cxn ang="0">
+                              <a:pos x="connsiteX31" y="connsiteY31"/>
+                            </a:cxn>
+                            <a:cxn ang="0">
+                              <a:pos x="connsiteX32" y="connsiteY32"/>
+                            </a:cxn>
+                            <a:cxn ang="0">
+                              <a:pos x="connsiteX33" y="connsiteY33"/>
+                            </a:cxn>
+                            <a:cxn ang="0">
+                              <a:pos x="connsiteX34" y="connsiteY34"/>
+                            </a:cxn>
+                            <a:cxn ang="0">
+                              <a:pos x="connsiteX35" y="connsiteY35"/>
+                            </a:cxn>
+                            <a:cxn ang="0">
+                              <a:pos x="connsiteX36" y="connsiteY36"/>
+                            </a:cxn>
+                            <a:cxn ang="0">
+                              <a:pos x="connsiteX37" y="connsiteY37"/>
+                            </a:cxn>
+                            <a:cxn ang="0">
+                              <a:pos x="connsiteX38" y="connsiteY38"/>
+                            </a:cxn>
+                            <a:cxn ang="0">
+                              <a:pos x="connsiteX39" y="connsiteY39"/>
+                            </a:cxn>
+                            <a:cxn ang="0">
+                              <a:pos x="connsiteX40" y="connsiteY40"/>
+                            </a:cxn>
+                            <a:cxn ang="0">
+                              <a:pos x="connsiteX41" y="connsiteY41"/>
+                            </a:cxn>
+                            <a:cxn ang="0">
+                              <a:pos x="connsiteX42" y="connsiteY42"/>
+                            </a:cxn>
+                            <a:cxn ang="0">
+                              <a:pos x="connsiteX43" y="connsiteY43"/>
+                            </a:cxn>
+                          </a:cxnLst>
+                          <a:rect l="l" t="t" r="r" b="b"/>
+                          <a:pathLst>
+                            <a:path w="1782660" h="1013948">
+                              <a:moveTo>
+                                <a:pt x="284206" y="370703"/>
+                              </a:moveTo>
+                              <a:cubicBezTo>
+                                <a:pt x="283184" y="370294"/>
+                                <a:pt x="185347" y="317174"/>
+                                <a:pt x="172995" y="358346"/>
+                              </a:cubicBezTo>
+                              <a:cubicBezTo>
+                                <a:pt x="162277" y="394071"/>
+                                <a:pt x="180423" y="432586"/>
+                                <a:pt x="185352" y="469557"/>
+                              </a:cubicBezTo>
+                              <a:cubicBezTo>
+                                <a:pt x="191421" y="515079"/>
+                                <a:pt x="197785" y="550146"/>
+                                <a:pt x="210065" y="593125"/>
+                              </a:cubicBezTo>
+                              <a:cubicBezTo>
+                                <a:pt x="245520" y="717215"/>
+                                <a:pt x="196149" y="525105"/>
+                                <a:pt x="234779" y="679622"/>
+                              </a:cubicBezTo>
+                              <a:cubicBezTo>
+                                <a:pt x="222422" y="683741"/>
+                                <a:pt x="210345" y="695138"/>
+                                <a:pt x="197708" y="691979"/>
+                              </a:cubicBezTo>
+                              <a:cubicBezTo>
+                                <a:pt x="174408" y="686154"/>
+                                <a:pt x="157872" y="664662"/>
+                                <a:pt x="135925" y="654908"/>
+                              </a:cubicBezTo>
+                              <a:cubicBezTo>
+                                <a:pt x="120406" y="648011"/>
+                                <a:pt x="102974" y="646671"/>
+                                <a:pt x="86498" y="642552"/>
+                              </a:cubicBezTo>
+                              <a:cubicBezTo>
+                                <a:pt x="82379" y="626076"/>
+                                <a:pt x="60997" y="603879"/>
+                                <a:pt x="74141" y="593125"/>
+                              </a:cubicBezTo>
+                              <a:cubicBezTo>
+                                <a:pt x="148965" y="531905"/>
+                                <a:pt x="206332" y="538453"/>
+                                <a:pt x="284206" y="518984"/>
+                              </a:cubicBezTo>
+                              <a:cubicBezTo>
+                                <a:pt x="296842" y="515825"/>
+                                <a:pt x="308919" y="510746"/>
+                                <a:pt x="321276" y="506627"/>
+                              </a:cubicBezTo>
+                              <a:cubicBezTo>
+                                <a:pt x="313038" y="486033"/>
+                                <a:pt x="307334" y="464234"/>
+                                <a:pt x="296562" y="444844"/>
+                              </a:cubicBezTo>
+                              <a:cubicBezTo>
+                                <a:pt x="286560" y="426841"/>
+                                <a:pt x="256579" y="375029"/>
+                                <a:pt x="259492" y="395417"/>
+                              </a:cubicBezTo>
+                              <a:cubicBezTo>
+                                <a:pt x="266310" y="443143"/>
+                                <a:pt x="293673" y="485604"/>
+                                <a:pt x="308919" y="531341"/>
+                              </a:cubicBezTo>
+                              <a:cubicBezTo>
+                                <a:pt x="323614" y="575427"/>
+                                <a:pt x="334677" y="622015"/>
+                                <a:pt x="345989" y="667265"/>
+                              </a:cubicBezTo>
+                              <a:cubicBezTo>
+                                <a:pt x="358346" y="642552"/>
+                                <a:pt x="369829" y="617382"/>
+                                <a:pt x="383060" y="593125"/>
+                              </a:cubicBezTo>
+                              <a:cubicBezTo>
+                                <a:pt x="394561" y="572040"/>
+                                <a:pt x="409389" y="552823"/>
+                                <a:pt x="420130" y="531341"/>
+                              </a:cubicBezTo>
+                              <a:cubicBezTo>
+                                <a:pt x="425955" y="519691"/>
+                                <a:pt x="445381" y="492429"/>
+                                <a:pt x="432487" y="494271"/>
+                              </a:cubicBezTo>
+                              <a:cubicBezTo>
+                                <a:pt x="396017" y="499481"/>
+                                <a:pt x="333633" y="543698"/>
+                                <a:pt x="333633" y="543698"/>
+                              </a:cubicBezTo>
+                              <a:cubicBezTo>
+                                <a:pt x="354227" y="556055"/>
+                                <a:pt x="372323" y="574170"/>
+                                <a:pt x="395416" y="580768"/>
+                              </a:cubicBezTo>
+                              <a:cubicBezTo>
+                                <a:pt x="431279" y="591015"/>
+                                <a:pt x="469703" y="587850"/>
+                                <a:pt x="506627" y="593125"/>
+                              </a:cubicBezTo>
+                              <a:cubicBezTo>
+                                <a:pt x="527418" y="596095"/>
+                                <a:pt x="547816" y="601362"/>
+                                <a:pt x="568411" y="605481"/>
+                              </a:cubicBezTo>
+                              <a:cubicBezTo>
+                                <a:pt x="576649" y="589005"/>
+                                <a:pt x="582073" y="541318"/>
+                                <a:pt x="593125" y="556054"/>
+                              </a:cubicBezTo>
+                              <a:cubicBezTo>
+                                <a:pt x="613050" y="582620"/>
+                                <a:pt x="611994" y="622345"/>
+                                <a:pt x="605481" y="654908"/>
+                              </a:cubicBezTo>
+                              <a:cubicBezTo>
+                                <a:pt x="602568" y="669470"/>
+                                <a:pt x="588136" y="630732"/>
+                                <a:pt x="580768" y="617838"/>
+                              </a:cubicBezTo>
+                              <a:cubicBezTo>
+                                <a:pt x="571629" y="601845"/>
+                                <a:pt x="571674" y="578174"/>
+                                <a:pt x="556054" y="568411"/>
+                              </a:cubicBezTo>
+                              <a:cubicBezTo>
+                                <a:pt x="534808" y="555132"/>
+                                <a:pt x="506627" y="560173"/>
+                                <a:pt x="481914" y="556054"/>
+                              </a:cubicBezTo>
+                              <a:cubicBezTo>
+                                <a:pt x="432487" y="572530"/>
+                                <a:pt x="382191" y="586597"/>
+                                <a:pt x="333633" y="605481"/>
+                              </a:cubicBezTo>
+                              <a:cubicBezTo>
+                                <a:pt x="307881" y="615496"/>
+                                <a:pt x="233947" y="653084"/>
+                                <a:pt x="259492" y="642552"/>
+                              </a:cubicBezTo>
+                              <a:cubicBezTo>
+                                <a:pt x="754530" y="438458"/>
+                                <a:pt x="1296777" y="321739"/>
+                                <a:pt x="1742303" y="24714"/>
+                              </a:cubicBezTo>
+                              <a:cubicBezTo>
+                                <a:pt x="1754660" y="16476"/>
+                                <a:pt x="1794224" y="0"/>
+                                <a:pt x="1779373" y="0"/>
+                              </a:cubicBezTo>
+                              <a:cubicBezTo>
+                                <a:pt x="1606182" y="0"/>
+                                <a:pt x="1433384" y="16476"/>
+                                <a:pt x="1260389" y="24714"/>
+                              </a:cubicBezTo>
+                              <a:cubicBezTo>
+                                <a:pt x="1073208" y="46735"/>
+                                <a:pt x="1040100" y="40478"/>
+                                <a:pt x="864973" y="98854"/>
+                              </a:cubicBezTo>
+                              <a:cubicBezTo>
+                                <a:pt x="801845" y="119897"/>
+                                <a:pt x="679622" y="172995"/>
+                                <a:pt x="679622" y="172995"/>
+                              </a:cubicBezTo>
+                              <a:cubicBezTo>
+                                <a:pt x="616344" y="299549"/>
+                                <a:pt x="644847" y="216090"/>
+                                <a:pt x="716692" y="481914"/>
+                              </a:cubicBezTo>
+                              <a:cubicBezTo>
+                                <a:pt x="801006" y="793874"/>
+                                <a:pt x="761661" y="578735"/>
+                                <a:pt x="790833" y="753762"/>
+                              </a:cubicBezTo>
+                              <a:cubicBezTo>
+                                <a:pt x="786714" y="836141"/>
+                                <a:pt x="793909" y="919873"/>
+                                <a:pt x="778476" y="1000898"/>
+                              </a:cubicBezTo>
+                              <a:cubicBezTo>
+                                <a:pt x="776039" y="1013693"/>
+                                <a:pt x="754287" y="1015186"/>
+                                <a:pt x="741406" y="1013254"/>
+                              </a:cubicBezTo>
+                              <a:cubicBezTo>
+                                <a:pt x="530231" y="981577"/>
+                                <a:pt x="474622" y="935015"/>
+                                <a:pt x="259492" y="864973"/>
+                              </a:cubicBezTo>
+                              <a:cubicBezTo>
+                                <a:pt x="173953" y="837123"/>
+                                <a:pt x="0" y="790833"/>
+                                <a:pt x="0" y="790833"/>
+                              </a:cubicBezTo>
+                              <a:lnTo>
+                                <a:pt x="877330" y="580768"/>
+                              </a:lnTo>
+                              <a:cubicBezTo>
+                                <a:pt x="1423357" y="445669"/>
+                                <a:pt x="1046510" y="539169"/>
+                                <a:pt x="1272746" y="469557"/>
+                              </a:cubicBezTo>
+                              <a:cubicBezTo>
+                                <a:pt x="1388868" y="433827"/>
+                                <a:pt x="1325104" y="461913"/>
+                                <a:pt x="1408671" y="420130"/>
+                              </a:cubicBezTo>
+                              <a:cubicBezTo>
+                                <a:pt x="1377494" y="466894"/>
+                                <a:pt x="1394458" y="446699"/>
+                                <a:pt x="1359243" y="481914"/>
+                              </a:cubicBezTo>
+                            </a:path>
+                          </a:pathLst>
+                        </a:custGeom>
+                        <a:noFill/>
+                      </wps:spPr>
+                      <wps:style>
+                        <a:lnRef idx="2">
+                          <a:schemeClr val="accent1">
+                            <a:shade val="15000"/>
+                          </a:schemeClr>
+                        </a:lnRef>
+                        <a:fillRef idx="1">
+                          <a:schemeClr val="accent1"/>
+                        </a:fillRef>
+                        <a:effectRef idx="0">
+                          <a:schemeClr val="accent1"/>
+                        </a:effectRef>
+                        <a:fontRef idx="minor">
+                          <a:schemeClr val="lt1"/>
+                        </a:fontRef>
+                      </wps:style>
+                      <wps:bodyPr rot="0" spcFirstLastPara="0" vertOverflow="overflow" horzOverflow="overflow" vert="horz" wrap="square" lIns="91440" tIns="45720" rIns="91440" bIns="45720" numCol="1" spcCol="0" rtlCol="0" fromWordArt="0" anchor="ctr" anchorCtr="0" forceAA="0" compatLnSpc="1">
+                        <a:prstTxWarp prst="textNoShape">
+                          <a:avLst/>
+                        </a:prstTxWarp>
+                        <a:noAutofit/>
+                      </wps:bodyPr>
+                    </wps:wsp>
+                  </a:graphicData>
+                </a:graphic>
+              </wp:anchor>
+            </w:drawing>
+          </mc:Choice>
+          <mc:Fallback>
+            <w:pict>
+              <v:shape w14:anchorId="1EA1711C" id="Free-form: Shape 1106" o:spid="_x0000_s1026" style="position:absolute;margin-left:35.05pt;margin-top:16.9pt;width:140.35pt;height:79.85pt;z-index:251823104;visibility:visible;mso-wrap-style:square;mso-wrap-distance-left:9pt;mso-wrap-distance-top:0;mso-wrap-distance-right:9pt;mso-wrap-distance-bottom:0;mso-position-horizontal:absolute;mso-position-horizontal-relative:text;mso-position-vertical:absolute;mso-position-vertical-relative:text;v-text-anchor:middle" coordsize="1782660,1013948" o:gfxdata="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" path="m284206,370703v-1022,-409,-98859,-53529,-111211,-12357c162277,394071,180423,432586,185352,469557v6069,45522,12433,80589,24713,123568c245520,717215,196149,525105,234779,679622v-12357,4119,-24434,15516,-37071,12357c174408,686154,157872,664662,135925,654908v-15519,-6897,-32951,-8237,-49427,-12356c82379,626076,60997,603879,74141,593125v74824,-61220,132191,-54672,210065,-74141c296842,515825,308919,510746,321276,506627v-8238,-20594,-13942,-42393,-24714,-61783c286560,426841,256579,375029,259492,395417v6818,47726,34181,90187,49427,135924c323614,575427,334677,622015,345989,667265v12357,-24713,23840,-49883,37071,-74140c394561,572040,409389,552823,420130,531341v5825,-11650,25251,-38912,12357,-37070c396017,499481,333633,543698,333633,543698v20594,12357,38690,30472,61783,37070c431279,591015,469703,587850,506627,593125v20791,2970,41189,8237,61784,12356c576649,589005,582073,541318,593125,556054v19925,26566,18869,66291,12356,98854c602568,669470,588136,630732,580768,617838v-9139,-15993,-9094,-39664,-24714,-49427c534808,555132,506627,560173,481914,556054v-49427,16476,-99723,30543,-148281,49427c307881,615496,233947,653084,259492,642552,754530,438458,1296777,321739,1742303,24714,1754660,16476,1794224,,1779373,,1606182,,1433384,16476,1260389,24714,1073208,46735,1040100,40478,864973,98854v-63128,21043,-185351,74141,-185351,74141c616344,299549,644847,216090,716692,481914v84314,311960,44969,96821,74141,271848c786714,836141,793909,919873,778476,1000898v-2437,12795,-24189,14288,-37070,12356c530231,981577,474622,935015,259492,864973,173953,837123,,790833,,790833l877330,580768v546027,-135099,169180,-41599,395416,-111211c1388868,433827,1325104,461913,1408671,420130v-31177,46764,-14213,26569,-49428,61784e" filled="f" strokecolor="#09101d [484]" strokeweight="1pt">
+                <v:stroke joinstyle="miter"/>
+                <v:path arrowok="t" o:connecttype="custom" o:connectlocs="284206,370703;172995,358346;185352,469557;210065,593125;234779,679622;197708,691979;135925,654908;86498,642552;74141,593125;284206,518984;321276,506627;296562,444844;259492,395417;308919,531341;345989,667265;383060,593125;420130,531341;432487,494271;333633,543698;395416,580768;506627,593125;568411,605481;593125,556054;605481,654908;580768,617838;556054,568411;481914,556054;333633,605481;259492,642552;1742303,24714;1779373,0;1260389,24714;864973,98854;679622,172995;716692,481914;790833,753762;778476,1000898;741406,1013254;259492,864973;0,790833;877330,580768;1272746,469557;1408671,420130;1359243,481914" o:connectangles="0,0,0,0,0,0,0,0,0,0,0,0,0,0,0,0,0,0,0,0,0,0,0,0,0,0,0,0,0,0,0,0,0,0,0,0,0,0,0,0,0,0,0,0"/>
+              </v:shape>
+            </w:pict>
+          </mc:Fallback>
+        </mc:AlternateContent>
+      </w:r>
+      <w:r>
+        <w:rPr>
+          <w:rFonts w:ascii="Times New Roman" w:eastAsia="Times New Roman" w:hAnsi="Times New Roman" w:cs="Times New Roman"/>
+          <w:sz w:val="28"/>
+          <w:szCs w:val="28"/>
+        </w:rPr>
+        <w:t xml:space="preserve"> </w:t>
+      </w:r>
+    </w:p>
+    <w:p>
+      <w:pPr>
+        <w:spacing w:after="180"/>
+        <w:ind w:right="61"/>
+        <w:rPr>
+          <w:rFonts w:ascii="Times New Roman" w:hAnsi="Times New Roman" w:cs="Times New Roman"/>
+          <w:sz w:val="28"/>
+          <w:szCs w:val="28"/>
+        </w:rPr>
+      </w:pPr>
+      <w:r>
+        <w:rPr>
+          <w:rFonts w:ascii="Times New Roman" w:hAnsi="Times New Roman" w:cs="Times New Roman"/>
+          <w:sz w:val="28"/>
+          <w:szCs w:val="28"/>
+        </w:rPr>
+        <w:t xml:space="preserve">STUDENT: </w:t>
+      </w:r>
+      <w:r>
+        <w:rPr>
+          <w:rFonts w:ascii="Times New Roman" w:hAnsi="Times New Roman" w:cs="Times New Roman"/>
+          <w:b/>
+          <w:sz w:val="28"/>
+          <w:szCs w:val="28"/>
+        </w:rPr>
+        <w:t>FREDRICK KARIMAH MWANGOLO</w:t>
+      </w:r>
+    </w:p>
+    <w:p>
+      <w:pPr>
+        <w:spacing w:after="175"/>
+        <w:ind w:right="61"/>
+        <w:rPr>
+          <w:rFonts w:ascii="Times New Roman" w:hAnsi="Times New Roman" w:cs="Times New Roman"/>
+          <w:sz w:val="28"/>
+          <w:szCs w:val="28"/>
+        </w:rPr>
+      </w:pPr>
+      <w:r>
+        <w:rPr>
+          <w:rFonts w:ascii="Times New Roman" w:hAnsi="Times New Roman" w:cs="Times New Roman"/>
+          <w:sz w:val="28"/>
+          <w:szCs w:val="28"/>
+        </w:rPr>
+        <w:t>Sign………...………………. Date…………………</w:t>
+      </w:r>
+      <w:r>
+        <w:rPr>
+          <w:rFonts w:ascii="Times New Roman" w:eastAsia="Times New Roman" w:hAnsi="Times New Roman" w:cs="Times New Roman"/>
+          <w:sz w:val="28"/>
+          <w:szCs w:val="28"/>
+        </w:rPr>
+        <w:t xml:space="preserve"> </w:t>
+      </w:r>
+    </w:p>
+    <w:p>
+      <w:pPr>
+        <w:spacing w:after="20"/>
+        <w:rPr>
+          <w:rFonts w:ascii="Times New Roman" w:hAnsi="Times New Roman" w:cs="Times New Roman"/>
+          <w:sz w:val="28"/>
+          <w:szCs w:val="28"/>
+        </w:rPr>
+      </w:pPr>
+      <w:r>
+        <w:rPr>
+          <w:rFonts w:ascii="Times New Roman" w:eastAsia="Times New Roman" w:hAnsi="Times New Roman" w:cs="Times New Roman"/>
+          <w:b/>
+          <w:sz w:val="28"/>
+          <w:szCs w:val="28"/>
+        </w:rPr>
+        <w:t xml:space="preserve"> </w:t>
+      </w:r>
+    </w:p>
+    <w:p>
+      <w:pPr>
+        <w:spacing w:after="175"/>
+        <w:rPr>
+          <w:rFonts w:ascii="Times New Roman" w:hAnsi="Times New Roman" w:cs="Times New Roman"/>
+          <w:sz w:val="28"/>
+          <w:szCs w:val="28"/>
+        </w:rPr>
+      </w:pPr>
+      <w:r>
+        <w:rPr>
+          <w:rFonts w:ascii="Times New Roman" w:eastAsia="Times New Roman" w:hAnsi="Times New Roman" w:cs="Times New Roman"/>
+          <w:sz w:val="28"/>
+          <w:szCs w:val="28"/>
+        </w:rPr>
+        <w:t xml:space="preserve"> </w:t>
+      </w:r>
+    </w:p>
+    <w:p>
+      <w:pPr>
+        <w:spacing w:after="180"/>
+        <w:rPr>
+          <w:rFonts w:ascii="Times New Roman" w:hAnsi="Times New Roman" w:cs="Times New Roman"/>
+          <w:sz w:val="28"/>
+          <w:szCs w:val="28"/>
+        </w:rPr>
+      </w:pPr>
+      <w:r>
+        <w:rPr>
+          <w:rFonts w:ascii="Times New Roman" w:eastAsia="Times New Roman" w:hAnsi="Times New Roman" w:cs="Times New Roman"/>
+          <w:sz w:val="28"/>
+          <w:szCs w:val="28"/>
+        </w:rPr>
+        <w:t xml:space="preserve"> </w:t>
+      </w:r>
+    </w:p>
+    <w:p>
+      <w:pPr>
+        <w:spacing w:after="175"/>
+        <w:rPr>
+          <w:rFonts w:ascii="Times New Roman" w:hAnsi="Times New Roman" w:cs="Times New Roman"/>
+          <w:sz w:val="28"/>
+          <w:szCs w:val="28"/>
+        </w:rPr>
+      </w:pPr>
+      <w:r>
+        <w:rPr>
+          <w:rFonts w:ascii="Times New Roman" w:eastAsia="Times New Roman" w:hAnsi="Times New Roman" w:cs="Times New Roman"/>
+          <w:sz w:val="28"/>
+          <w:szCs w:val="28"/>
+        </w:rPr>
+        <w:t xml:space="preserve"> </w:t>
+      </w:r>
+    </w:p>
+    <w:p>
+      <w:pPr>
+        <w:ind w:right="61"/>
+        <w:rPr>
+          <w:rFonts w:ascii="Times New Roman" w:hAnsi="Times New Roman" w:cs="Times New Roman"/>
+          <w:sz w:val="28"/>
+          <w:szCs w:val="28"/>
+        </w:rPr>
+      </w:pPr>
+      <w:r>
+        <w:rPr>
+          <w:rFonts w:ascii="Times New Roman" w:hAnsi="Times New Roman" w:cs="Times New Roman"/>
+          <w:sz w:val="28"/>
+          <w:szCs w:val="28"/>
+        </w:rPr>
+        <w:t>This proposal document has been submitted with my approval as the university supervisor</w:t>
+      </w:r>
+      <w:r>
+        <w:rPr>
+          <w:rFonts w:ascii="Times New Roman" w:eastAsia="Times New Roman" w:hAnsi="Times New Roman" w:cs="Times New Roman"/>
+          <w:sz w:val="28"/>
+          <w:szCs w:val="28"/>
+        </w:rPr>
+        <w:t xml:space="preserve"> </w:t>
+      </w:r>
+    </w:p>
+    <w:p>
+      <w:pPr>
+        <w:spacing w:after="175"/>
+        <w:rPr>
+          <w:rFonts w:ascii="Times New Roman" w:hAnsi="Times New Roman" w:cs="Times New Roman"/>
+          <w:sz w:val="28"/>
+          <w:szCs w:val="28"/>
+        </w:rPr>
+      </w:pPr>
+      <w:r>
+        <w:rPr>
+          <w:rFonts w:ascii="Times New Roman" w:eastAsia="Times New Roman" w:hAnsi="Times New Roman" w:cs="Times New Roman"/>
+          <w:sz w:val="28"/>
+          <w:szCs w:val="28"/>
+        </w:rPr>
+        <w:t xml:space="preserve"> </w:t>
+      </w:r>
+    </w:p>
+    <w:p>
+      <w:pPr>
+        <w:spacing w:after="180"/>
+        <w:ind w:right="61"/>
+        <w:rPr>
+          <w:rFonts w:ascii="Times New Roman" w:hAnsi="Times New Roman" w:cs="Times New Roman"/>
+          <w:sz w:val="28"/>
+          <w:szCs w:val="28"/>
+        </w:rPr>
+      </w:pPr>
+      <w:r>
+        <w:rPr>
+          <w:rFonts w:ascii="Times New Roman" w:hAnsi="Times New Roman" w:cs="Times New Roman"/>
+          <w:sz w:val="28"/>
+          <w:szCs w:val="28"/>
+        </w:rPr>
+        <w:t xml:space="preserve">NAME: </w:t>
+      </w:r>
+      <w:proofErr w:type="spellStart"/>
+      <w:r>
+        <w:rPr>
+          <w:rFonts w:ascii="Times New Roman" w:hAnsi="Times New Roman" w:cs="Times New Roman"/>
+          <w:b/>
+          <w:sz w:val="28"/>
+          <w:szCs w:val="28"/>
+        </w:rPr>
+        <w:t>Mr</w:t>
+      </w:r>
+      <w:proofErr w:type="spellEnd"/>
+      <w:r>
+        <w:rPr>
+          <w:rFonts w:ascii="Times New Roman" w:hAnsi="Times New Roman" w:cs="Times New Roman"/>
+          <w:b/>
+          <w:sz w:val="28"/>
+          <w:szCs w:val="28"/>
+        </w:rPr>
+        <w:t xml:space="preserve"> MIKE MUCHIRI</w:t>
+      </w:r>
+    </w:p>
+    <w:p>
+      <w:pPr>
+        <w:ind w:right="61"/>
+        <w:rPr>
+          <w:rFonts w:ascii="Times New Roman" w:hAnsi="Times New Roman" w:cs="Times New Roman"/>
+          <w:sz w:val="28"/>
+          <w:szCs w:val="28"/>
+        </w:rPr>
+      </w:pPr>
+      <w:r>
+        <w:rPr>
+          <w:rFonts w:ascii="Times New Roman" w:hAnsi="Times New Roman" w:cs="Times New Roman"/>
+          <w:sz w:val="28"/>
+          <w:szCs w:val="28"/>
+        </w:rPr>
+        <w:t>Sign………………...………. Date………………………</w:t>
+      </w:r>
+      <w:r>
+        <w:rPr>
+          <w:rFonts w:ascii="Times New Roman" w:eastAsia="Times New Roman" w:hAnsi="Times New Roman" w:cs="Times New Roman"/>
+          <w:sz w:val="28"/>
+          <w:szCs w:val="28"/>
+        </w:rPr>
+        <w:t xml:space="preserve"> </w:t>
+      </w:r>
+    </w:p>
+    <w:p>
+      <w:pPr>
+        <w:spacing w:after="161"/>
+        <w:rPr>
+          <w:rFonts w:ascii="Times New Roman" w:hAnsi="Times New Roman" w:cs="Times New Roman"/>
+          <w:sz w:val="28"/>
+          <w:szCs w:val="28"/>
+        </w:rPr>
+      </w:pPr>
+      <w:r>
+        <w:rPr>
+          <w:rFonts w:ascii="Times New Roman" w:eastAsia="Calibri" w:hAnsi="Times New Roman" w:cs="Times New Roman"/>
+          <w:sz w:val="28"/>
+          <w:szCs w:val="28"/>
+        </w:rPr>
+        <w:t xml:space="preserve"> </w:t>
+      </w:r>
+    </w:p>
+    <w:p>
+      <w:r>
+        <w:rPr>
+          <w:rFonts w:ascii="Calibri" w:eastAsia="Calibri" w:hAnsi="Calibri" w:cs="Calibri"/>
+        </w:rPr>
+        <w:t xml:space="preserve"> </w:t>
+      </w:r>
+    </w:p>
+    <w:p>
+      <w:r>
+        <w:rPr>
+          <w:rFonts w:ascii="Calibri" w:eastAsia="Calibri" w:hAnsi="Calibri" w:cs="Calibri"/>
+        </w:rPr>
+        <w:t xml:space="preserve"> </w:t>
+      </w:r>
+    </w:p>
+    <w:p>
+      <w:r>
+        <w:rPr>
+          <w:rFonts w:ascii="Calibri" w:eastAsia="Calibri" w:hAnsi="Calibri" w:cs="Calibri"/>
+        </w:rPr>
+        <w:t xml:space="preserve"> </w:t>
+      </w:r>
+    </w:p>
+    <w:p>
+      <w:r>
+        <w:rPr>
+          <w:rFonts w:ascii="Calibri" w:eastAsia="Calibri" w:hAnsi="Calibri" w:cs="Calibri"/>
+        </w:rPr>
+        <w:t xml:space="preserve"> </w:t>
+      </w:r>
+    </w:p>
+    <w:p>
+      <w:r>
+        <w:rPr>
+          <w:rFonts w:ascii="Calibri" w:eastAsia="Calibri" w:hAnsi="Calibri" w:cs="Calibri"/>
+        </w:rPr>
+        <w:t xml:space="preserve"> </w:t>
+      </w:r>
+    </w:p>
+    <w:p>
+      <w:r>
+        <w:rPr>
+          <w:rFonts w:ascii="Calibri" w:eastAsia="Calibri" w:hAnsi="Calibri" w:cs="Calibri"/>
+        </w:rPr>
+        <w:t xml:space="preserve"> </w:t>
+      </w:r>
+    </w:p>
+    <w:p>
+      <w:r>
+        <w:rPr>
+          <w:rFonts w:ascii="Calibri" w:eastAsia="Calibri" w:hAnsi="Calibri" w:cs="Calibri"/>
+        </w:rPr>
+        <w:t xml:space="preserve"> </w:t>
+      </w:r>
+    </w:p>
+    <w:p>
+      <w:r>
+        <w:rPr>
+          <w:rFonts w:ascii="Calibri" w:eastAsia="Calibri" w:hAnsi="Calibri" w:cs="Calibri"/>
+        </w:rPr>
+        <w:t xml:space="preserve"> </w:t>
+      </w:r>
+    </w:p>
+    <w:p>
+      <w:pPr>
+        <w:spacing w:before="100" w:beforeAutospacing="1" w:after="100" w:afterAutospacing="1" w:line="240" w:lineRule="auto"/>
+        <w:outlineLvl w:val="2"/>
+        <w:rPr>
+          <w:rFonts w:ascii="Times New Roman" w:eastAsia="Times New Roman" w:hAnsi="Times New Roman" w:cs="Times New Roman"/>
+          <w:b/>
+          <w:bCs/>
+          <w:sz w:val="27"/>
+          <w:szCs w:val="27"/>
+          <w:lang w:eastAsia="en-KE"/>
+        </w:rPr>
+      </w:pPr>
+    </w:p>
+    <w:p>
+      <w:pPr>
+        <w:spacing w:before="100" w:beforeAutospacing="1" w:after="100" w:afterAutospacing="1" w:line="240" w:lineRule="auto"/>
+        <w:outlineLvl w:val="2"/>
+        <w:rPr>
+          <w:rFonts w:ascii="Times New Roman" w:eastAsia="Times New Roman" w:hAnsi="Times New Roman" w:cs="Times New Roman"/>
+          <w:b/>
+          <w:bCs/>
+          <w:sz w:val="40"/>
+          <w:szCs w:val="40"/>
+          <w:lang w:val="en-KE" w:eastAsia="en-KE"/>
+        </w:rPr>
+      </w:pPr>
+      <w:r>
+        <w:rPr>
+          <w:rFonts w:ascii="Times New Roman" w:eastAsia="Times New Roman" w:hAnsi="Times New Roman" w:cs="Times New Roman"/>
+          <w:b/>
+          <w:bCs/>
+          <w:sz w:val="40"/>
+          <w:szCs w:val="40"/>
+          <w:lang w:val="en-KE" w:eastAsia="en-KE"/>
+        </w:rPr>
+        <w:lastRenderedPageBreak/>
+        <w:t xml:space="preserve"> </w:t>
       </w:r>
       <w:r>
         <w:rPr>
@@ -784,19 +2294,77 @@
               <w:b/>
               <w:bCs/>
             </w:rPr>
+            <w:t>A</w:t>
+          </w:r>
+          <w:r>
+            <w:rPr>
+              <w:b/>
+              <w:bCs/>
+            </w:rPr>
+            <w:t>cknowledgement</w:t>
+          </w:r>
+          <w:r>
+            <w:ptab w:relativeTo="margin" w:alignment="right" w:leader="dot"/>
+          </w:r>
+          <w:r>
+            <w:t>2</w:t>
+          </w:r>
+        </w:p>
+        <w:p>
+          <w:pPr>
+            <w:pStyle w:val="TOC1"/>
+          </w:pPr>
+          <w:r>
+            <w:rPr>
+              <w:b/>
+              <w:bCs/>
+            </w:rPr>
+            <w:t>Dedication</w:t>
+          </w:r>
+          <w:r>
+            <w:ptab w:relativeTo="margin" w:alignment="right" w:leader="dot"/>
+          </w:r>
+          <w:r>
+            <w:t>3</w:t>
+          </w:r>
+        </w:p>
+        <w:p>
+          <w:pPr>
+            <w:pStyle w:val="TOC1"/>
+          </w:pPr>
+          <w:r>
+            <w:rPr>
+              <w:b/>
+              <w:bCs/>
+            </w:rPr>
+            <w:t>Declaration</w:t>
+          </w:r>
+          <w:r>
+            <w:ptab w:relativeTo="margin" w:alignment="right" w:leader="dot"/>
+          </w:r>
+          <w:r>
+            <w:t>4</w:t>
+          </w:r>
+        </w:p>
+        <w:p>
+          <w:pPr>
+            <w:pStyle w:val="TOC1"/>
+          </w:pPr>
+          <w:r>
+            <w:rPr>
+              <w:b/>
+              <w:bCs/>
+            </w:rPr>
             <w:t>Abstract</w:t>
           </w:r>
           <w:r>
             <w:ptab w:relativeTo="margin" w:alignment="right" w:leader="dot"/>
           </w:r>
           <w:r>
-            <w:rPr>
-              <w:b/>
-              <w:bCs/>
-            </w:rPr>
-            <w:t>2</w:t>
+            <w:t>5</w:t>
           </w:r>
         </w:p>
+        <w:p/>
         <w:p>
           <w:pPr>
             <w:pStyle w:val="TOC1"/>
@@ -817,7 +2385,7 @@
             <w:ptab w:relativeTo="margin" w:alignment="right" w:leader="dot"/>
           </w:r>
           <w:r>
-            <w:t>4</w:t>
+            <w:t>8</w:t>
           </w:r>
         </w:p>
         <w:p>
@@ -838,7 +2406,7 @@
               <w:b/>
               <w:bCs/>
             </w:rPr>
-            <w:t>5</w:t>
+            <w:t>9</w:t>
           </w:r>
         </w:p>
         <w:p>
@@ -851,6 +2419,9 @@
           </w:r>
           <w:r>
             <w:ptab w:relativeTo="margin" w:alignment="right" w:leader="dot"/>
+          </w:r>
+          <w:r>
+            <w:t>9</w:t>
           </w:r>
         </w:p>
         <w:p>
@@ -865,7 +2436,7 @@
             <w:ptab w:relativeTo="margin" w:alignment="right" w:leader="dot"/>
           </w:r>
           <w:r>
-            <w:t>6</w:t>
+            <w:t>10</w:t>
           </w:r>
         </w:p>
         <w:p>
@@ -880,7 +2451,7 @@
             <w:ptab w:relativeTo="margin" w:alignment="right" w:leader="dot"/>
           </w:r>
           <w:r>
-            <w:t>7</w:t>
+            <w:t>10</w:t>
           </w:r>
         </w:p>
         <w:p>
@@ -943,7 +2514,7 @@
             <w:t>1</w:t>
           </w:r>
           <w:r>
-            <w:t>2</w:t>
+            <w:t>5</w:t>
           </w:r>
         </w:p>
         <w:p>
@@ -961,7 +2532,7 @@
             <w:t>1</w:t>
           </w:r>
           <w:r>
-            <w:t>3</w:t>
+            <w:t>6</w:t>
           </w:r>
         </w:p>
         <w:p>
@@ -976,7 +2547,10 @@
             <w:ptab w:relativeTo="margin" w:alignment="right" w:leader="dot"/>
           </w:r>
           <w:r>
-            <w:t>13</w:t>
+            <w:t>1</w:t>
+          </w:r>
+          <w:r>
+            <w:t>6</w:t>
           </w:r>
         </w:p>
         <w:p>
@@ -994,7 +2568,7 @@
             <w:t>1</w:t>
           </w:r>
           <w:r>
-            <w:t>4</w:t>
+            <w:t>7</w:t>
           </w:r>
         </w:p>
         <w:p>
@@ -1008,7 +2582,7 @@
             <w:t>1</w:t>
           </w:r>
           <w:r>
-            <w:t>5</w:t>
+            <w:t>8</w:t>
           </w:r>
         </w:p>
         <w:p>
@@ -1024,10 +2598,7 @@
             <w:ptab w:relativeTo="margin" w:alignment="right" w:leader="dot"/>
           </w:r>
           <w:r>
-            <w:t>1</w:t>
-          </w:r>
-          <w:r>
-            <w:t>7</w:t>
+            <w:t>20</w:t>
           </w:r>
         </w:p>
         <w:p>
@@ -1041,10 +2612,7 @@
             <w:ptab w:relativeTo="margin" w:alignment="right" w:leader="dot"/>
           </w:r>
           <w:r>
-            <w:t>1</w:t>
-          </w:r>
-          <w:r>
-            <w:t>7</w:t>
+            <w:t>20</w:t>
           </w:r>
         </w:p>
         <w:p>
@@ -1064,10 +2632,7 @@
             <w:ptab w:relativeTo="margin" w:alignment="right" w:leader="dot"/>
           </w:r>
           <w:r>
-            <w:t>1</w:t>
-          </w:r>
-          <w:r>
-            <w:t>8</w:t>
+            <w:t>21</w:t>
           </w:r>
         </w:p>
         <w:p>
@@ -1083,7 +2648,10 @@
             <w:ptab w:relativeTo="margin" w:alignment="right" w:leader="dot"/>
           </w:r>
           <w:r>
-            <w:t>21</w:t>
+            <w:t>2</w:t>
+          </w:r>
+          <w:r>
+            <w:t>4</w:t>
           </w:r>
         </w:p>
         <w:p>
@@ -1097,7 +2665,10 @@
             <w:ptab w:relativeTo="margin" w:alignment="right" w:leader="dot"/>
           </w:r>
           <w:r>
-            <w:t>22</w:t>
+            <w:t>2</w:t>
+          </w:r>
+          <w:r>
+            <w:t>3</w:t>
           </w:r>
         </w:p>
         <w:p>
@@ -1111,7 +2682,7 @@
             <w:t>2</w:t>
           </w:r>
           <w:r>
-            <w:t>3</w:t>
+            <w:t>4</w:t>
           </w:r>
         </w:p>
         <w:p>
@@ -1125,7 +2696,7 @@
             <w:t>2</w:t>
           </w:r>
           <w:r>
-            <w:t>4</w:t>
+            <w:t>5</w:t>
           </w:r>
         </w:p>
         <w:p>
@@ -1139,7 +2710,10 @@
             <w:ptab w:relativeTo="margin" w:alignment="right" w:leader="dot"/>
           </w:r>
           <w:r>
-            <w:t>28</w:t>
+            <w:t>2</w:t>
+          </w:r>
+          <w:r>
+            <w:t>6</w:t>
           </w:r>
         </w:p>
         <w:p>
@@ -1152,13 +2726,17 @@
         </w:p>
         <w:p>
           <w:r>
+            <w:lastRenderedPageBreak/>
             <w:t>System Coding, Testing and Deployment</w:t>
           </w:r>
           <w:r>
             <w:ptab w:relativeTo="margin" w:alignment="right" w:leader="dot"/>
           </w:r>
           <w:r>
-            <w:t>31</w:t>
+            <w:t>3</w:t>
+          </w:r>
+          <w:r>
+            <w:t>4</w:t>
           </w:r>
         </w:p>
         <w:p>
@@ -1172,7 +2750,7 @@
             <w:t>3</w:t>
           </w:r>
           <w:r>
-            <w:t>1</w:t>
+            <w:t>4</w:t>
           </w:r>
         </w:p>
         <w:p>
@@ -1186,7 +2764,7 @@
             <w:t>3</w:t>
           </w:r>
           <w:r>
-            <w:t>2</w:t>
+            <w:t>5</w:t>
           </w:r>
         </w:p>
         <w:p>
@@ -1203,19 +2781,21 @@
             <w:t>3</w:t>
           </w:r>
           <w:r>
-            <w:t>2</w:t>
+            <w:t>5</w:t>
           </w:r>
         </w:p>
         <w:p>
           <w:r>
-            <w:lastRenderedPageBreak/>
             <w:t xml:space="preserve">           5.4 User Support</w:t>
           </w:r>
           <w:r>
             <w:ptab w:relativeTo="margin" w:alignment="right" w:leader="dot"/>
           </w:r>
           <w:r>
-            <w:t>33</w:t>
+            <w:t>3</w:t>
+          </w:r>
+          <w:r>
+            <w:t>6</w:t>
           </w:r>
         </w:p>
         <w:p>
@@ -1231,7 +2811,10 @@
             <w:ptab w:relativeTo="margin" w:alignment="right" w:leader="dot"/>
           </w:r>
           <w:r>
-            <w:t>34</w:t>
+            <w:t>3</w:t>
+          </w:r>
+          <w:r>
+            <w:t>7</w:t>
           </w:r>
         </w:p>
         <w:p>
@@ -1248,7 +2831,10 @@
             <w:ptab w:relativeTo="margin" w:alignment="right" w:leader="dot"/>
           </w:r>
           <w:r>
-            <w:t>35</w:t>
+            <w:t>3</w:t>
+          </w:r>
+          <w:r>
+            <w:t>8</w:t>
           </w:r>
         </w:p>
         <w:p>
@@ -1304,10 +2890,7 @@
             <w:ptab w:relativeTo="margin" w:alignment="right" w:leader="dot"/>
           </w:r>
           <w:r>
-            <w:t>3</w:t>
-          </w:r>
-          <w:r>
-            <w:t>9</w:t>
+            <w:t>42</w:t>
           </w:r>
         </w:p>
         <w:p>
@@ -1318,7 +2901,7 @@
             <w:ptab w:relativeTo="margin" w:alignment="right" w:leader="dot"/>
           </w:r>
           <w:r>
-            <w:t>39</w:t>
+            <w:t>42</w:t>
           </w:r>
         </w:p>
         <w:p>
@@ -1329,7 +2912,10 @@
             <w:ptab w:relativeTo="margin" w:alignment="right" w:leader="dot"/>
           </w:r>
           <w:r>
-            <w:t>40</w:t>
+            <w:t>4</w:t>
+          </w:r>
+          <w:r>
+            <w:t>3</w:t>
           </w:r>
         </w:p>
         <w:p>
@@ -1340,7 +2926,10 @@
             <w:ptab w:relativeTo="margin" w:alignment="right" w:leader="dot"/>
           </w:r>
           <w:r>
-            <w:t>40</w:t>
+            <w:t>4</w:t>
+          </w:r>
+          <w:r>
+            <w:t>3</w:t>
           </w:r>
         </w:p>
         <w:p>
@@ -1357,14 +2946,10 @@
             <w:t>4</w:t>
           </w:r>
           <w:r>
-            <w:t>1</w:t>
+            <w:t>4</w:t>
           </w:r>
         </w:p>
-        <w:p>
-          <w:r>
-            <w:t>CHAPTER 7:</w:t>
-          </w:r>
-        </w:p>
+        <w:p/>
         <w:p>
           <w:r>
             <w:t>References</w:t>
@@ -1373,12 +2958,16 @@
             <w:ptab w:relativeTo="margin" w:alignment="right" w:leader="dot"/>
           </w:r>
           <w:r>
-            <w:t>47</w:t>
+            <w:t>4</w:t>
+          </w:r>
+          <w:r>
+            <w:t>9</w:t>
           </w:r>
         </w:p>
         <w:p/>
         <w:p/>
         <w:p/>
+        <w:p/>
       </w:sdtContent>
     </w:sdt>
     <w:p>
@@ -1437,6 +3026,14 @@
       <w:pPr>
         <w:jc w:val="both"/>
         <w:rPr>
+          <w:rFonts w:asciiTheme="majorHAnsi" w:eastAsia="Times New Roman" w:hAnsiTheme="majorHAnsi" w:cstheme="majorBidi"/>
+          <w:color w:val="2F5496" w:themeColor="accent1" w:themeShade="BF"/>
+          <w:sz w:val="32"/>
+          <w:szCs w:val="32"/>
+        </w:rPr>
+      </w:pPr>
+      <w:r>
+        <w:rPr>
           <w:rFonts w:ascii="Times New Roman" w:eastAsia="Times New Roman" w:hAnsi="Times New Roman" w:cs="Times New Roman"/>
           <w:b/>
           <w:bCs/>
@@ -1444,105 +3041,7 @@
           <w:szCs w:val="40"/>
           <w:lang w:eastAsia="en-KE"/>
         </w:rPr>
-      </w:pPr>
-    </w:p>
-    <w:p>
-      <w:pPr>
-        <w:jc w:val="both"/>
-        <w:rPr>
-          <w:rFonts w:ascii="Times New Roman" w:eastAsia="Times New Roman" w:hAnsi="Times New Roman" w:cs="Times New Roman"/>
-          <w:b/>
-          <w:bCs/>
-          <w:sz w:val="40"/>
-          <w:szCs w:val="40"/>
-          <w:lang w:eastAsia="en-KE"/>
-        </w:rPr>
-      </w:pPr>
-    </w:p>
-    <w:p>
-      <w:pPr>
-        <w:jc w:val="both"/>
-        <w:rPr>
-          <w:rFonts w:ascii="Times New Roman" w:eastAsia="Times New Roman" w:hAnsi="Times New Roman" w:cs="Times New Roman"/>
-          <w:b/>
-          <w:bCs/>
-          <w:sz w:val="40"/>
-          <w:szCs w:val="40"/>
-          <w:lang w:eastAsia="en-KE"/>
-        </w:rPr>
-      </w:pPr>
-    </w:p>
-    <w:p>
-      <w:pPr>
-        <w:jc w:val="both"/>
-        <w:rPr>
-          <w:rFonts w:ascii="Times New Roman" w:eastAsia="Times New Roman" w:hAnsi="Times New Roman" w:cs="Times New Roman"/>
-          <w:b/>
-          <w:bCs/>
-          <w:sz w:val="40"/>
-          <w:szCs w:val="40"/>
-          <w:lang w:eastAsia="en-KE"/>
-        </w:rPr>
-      </w:pPr>
-    </w:p>
-    <w:p>
-      <w:pPr>
-        <w:jc w:val="both"/>
-        <w:rPr>
-          <w:rFonts w:ascii="Times New Roman" w:eastAsia="Times New Roman" w:hAnsi="Times New Roman" w:cs="Times New Roman"/>
-          <w:b/>
-          <w:bCs/>
-          <w:sz w:val="40"/>
-          <w:szCs w:val="40"/>
-          <w:lang w:eastAsia="en-KE"/>
-        </w:rPr>
-      </w:pPr>
-    </w:p>
-    <w:p>
-      <w:pPr>
-        <w:jc w:val="both"/>
-        <w:rPr>
-          <w:rFonts w:ascii="Times New Roman" w:eastAsia="Times New Roman" w:hAnsi="Times New Roman" w:cs="Times New Roman"/>
-          <w:b/>
-          <w:bCs/>
-          <w:sz w:val="40"/>
-          <w:szCs w:val="40"/>
-          <w:lang w:eastAsia="en-KE"/>
-        </w:rPr>
-      </w:pPr>
-    </w:p>
-    <w:p>
-      <w:pPr>
-        <w:jc w:val="both"/>
-        <w:rPr>
-          <w:rFonts w:ascii="Times New Roman" w:eastAsia="Times New Roman" w:hAnsi="Times New Roman" w:cs="Times New Roman"/>
-          <w:b/>
-          <w:bCs/>
-          <w:sz w:val="40"/>
-          <w:szCs w:val="40"/>
-          <w:lang w:eastAsia="en-KE"/>
-        </w:rPr>
-      </w:pPr>
-    </w:p>
-    <w:p>
-      <w:pPr>
-        <w:jc w:val="both"/>
-        <w:rPr>
-          <w:rFonts w:asciiTheme="majorHAnsi" w:eastAsia="Times New Roman" w:hAnsiTheme="majorHAnsi" w:cstheme="majorBidi"/>
-          <w:color w:val="2F5496" w:themeColor="accent1" w:themeShade="BF"/>
-          <w:sz w:val="32"/>
-          <w:szCs w:val="32"/>
-        </w:rPr>
-      </w:pPr>
-      <w:r>
-        <w:rPr>
-          <w:rFonts w:ascii="Times New Roman" w:eastAsia="Times New Roman" w:hAnsi="Times New Roman" w:cs="Times New Roman"/>
-          <w:b/>
-          <w:bCs/>
-          <w:sz w:val="40"/>
-          <w:szCs w:val="40"/>
-          <w:lang w:eastAsia="en-KE"/>
-        </w:rPr>
+        <w:lastRenderedPageBreak/>
         <w:t>CHAPTER 1</w:t>
       </w:r>
     </w:p>
@@ -1953,23 +3452,61 @@
           <w:sz w:val="28"/>
           <w:szCs w:val="28"/>
         </w:rPr>
-        <w:t xml:space="preserve">World Health </w:t>
-      </w:r>
-      <w:r>
-        <w:rPr>
-          <w:rStyle w:val="whitespace-normal"/>
+        <w:t>World Health Organization</w:t>
+      </w:r>
+      <w:r>
+        <w:rPr>
+          <w:sz w:val="28"/>
+          <w:szCs w:val="28"/>
+        </w:rPr>
+        <w:t>, chronic diseases such as CKD are responsible for a significant proportion of mortality worldwide, particularly in low- and middle-income countries. CKD occurs when the kidneys gradually lose their ability to filter waste and excess fluids from the blood, leading to serious health complications such as hypertension, an</w:t>
+      </w:r>
+      <w:r>
+        <w:rPr>
+          <w:sz w:val="28"/>
+          <w:szCs w:val="28"/>
+        </w:rPr>
+        <w:t>a</w:t>
+      </w:r>
+      <w:r>
+        <w:rPr>
+          <w:sz w:val="28"/>
+          <w:szCs w:val="28"/>
+        </w:rPr>
+        <w:t>emia, cardiovascular disease, and eventually kidney failure. At advanced stages, patients often require renal replacement therapy, including dialysis or kidney transplantation, to sustain life.</w:t>
+      </w:r>
+    </w:p>
+    <w:p>
+      <w:pPr>
+        <w:pStyle w:val="NormalWeb"/>
+        <w:rPr>
+          <w:sz w:val="28"/>
+          <w:szCs w:val="28"/>
+        </w:rPr>
+      </w:pPr>
+      <w:r>
+        <w:rPr>
           <w:sz w:val="28"/>
           <w:szCs w:val="28"/>
         </w:rPr>
         <w:lastRenderedPageBreak/>
-        <w:t>Organization</w:t>
-      </w:r>
-      <w:r>
-        <w:rPr>
-          <w:sz w:val="28"/>
-          <w:szCs w:val="28"/>
-        </w:rPr>
-        <w:t xml:space="preserve">, chronic diseases such as CKD are responsible for a significant proportion of mortality worldwide, particularly in low- and middle-income countries. CKD occurs when the kidneys gradually lose their ability to filter waste and excess fluids from the blood, leading to serious health complications such as hypertension, </w:t>
+        <w:t>Dialysis patients, in particular, face a complex and demanding treatment regimen that requires strict adherence to medication, dietary restrictions, fluid intake monitoring, and frequent medical consultations. Despite these requirements, many patients struggle to consistently monitor and record their daily health status, including symptoms such as fatigue, swelling, shortness of breath, and fluctuations in blood pressure. Failure to track these indicators can result in delayed detection of complications, leading to emergency hospitalizations and reduced quality of life.</w:t>
+      </w:r>
+    </w:p>
+    <w:p>
+      <w:pPr>
+        <w:pStyle w:val="NormalWeb"/>
+        <w:rPr>
+          <w:sz w:val="28"/>
+          <w:szCs w:val="28"/>
+        </w:rPr>
+      </w:pPr>
+      <w:r>
+        <w:rPr>
+          <w:sz w:val="28"/>
+          <w:szCs w:val="28"/>
+        </w:rPr>
+        <w:t xml:space="preserve">Traditionally, patients have relied on manual methods such as paper-based logs to record their symptoms and medication intake. However, these methods are often inefficient, prone to inaccuracies, and difficult to maintain consistently over time. Furthermore, healthcare systems in many regions lack integrated tools that can </w:t>
       </w:r>
       <w:proofErr w:type="spellStart"/>
       <w:r>
@@ -1977,7 +3514,7 @@
           <w:sz w:val="28"/>
           <w:szCs w:val="28"/>
         </w:rPr>
-        <w:t>anemia</w:t>
+        <w:t>analyze</w:t>
       </w:r>
       <w:proofErr w:type="spellEnd"/>
       <w:r>
@@ -1985,7 +3522,7 @@
           <w:sz w:val="28"/>
           <w:szCs w:val="28"/>
         </w:rPr>
-        <w:t>, cardiovascular disease, and eventually kidney failure. At advanced stages, patients often require renal replacement therapy, including dialysis or kidney transplantation, to sustain life.</w:t>
+        <w:t xml:space="preserve"> patient-generated health data in real time, limiting opportunities for early intervention. As a result, valuable health information remains underutilized, and clinical decisions are often made without continuous insight into a patient’s day-to-day condition.</w:t>
       </w:r>
     </w:p>
     <w:p>
@@ -2001,7 +3538,7 @@
           <w:sz w:val="28"/>
           <w:szCs w:val="28"/>
         </w:rPr>
-        <w:t>Dialysis patients, in particular, face a complex and demanding treatment regimen that requires strict adherence to medication, dietary restrictions, fluid intake monitoring, and frequent medical consultations. Despite these requirements, many patients struggle to consistently monitor and record their daily health status, including symptoms such as fatigue, swelling, shortness of breath, and fluctuations in blood pressure. Failure to track these indicators can result in delayed detection of complications, leading to emergency hospitalizations and reduced quality of life.</w:t>
+        <w:t>The rapid advancement of digital health technologies and artificial intelligence (AI) presents a promising opportunity to address these challenges. AI-driven systems can process large volumes of patient data, identify patterns, and generate actionable insights that support proactive healthcare management. In chronic disease care, such technologies have shown potential in improving patient adherence, enhancing early detection of complications, and reducing unnecessary hospital visits.</w:t>
       </w:r>
     </w:p>
     <w:p>
@@ -2017,23 +3554,7 @@
           <w:sz w:val="28"/>
           <w:szCs w:val="28"/>
         </w:rPr>
-        <w:t xml:space="preserve">Traditionally, patients have relied on manual methods such as paper-based logs to record their symptoms and medication intake. However, these methods are often inefficient, prone to inaccuracies, and difficult to maintain consistently over time. Furthermore, healthcare systems in many regions lack integrated tools that can </w:t>
-      </w:r>
-      <w:proofErr w:type="spellStart"/>
-      <w:r>
-        <w:rPr>
-          <w:sz w:val="28"/>
-          <w:szCs w:val="28"/>
-        </w:rPr>
-        <w:t>analyze</w:t>
-      </w:r>
-      <w:proofErr w:type="spellEnd"/>
-      <w:r>
-        <w:rPr>
-          <w:sz w:val="28"/>
-          <w:szCs w:val="28"/>
-        </w:rPr>
-        <w:t xml:space="preserve"> patient-generated health data in real time, limiting opportunities for early intervention. As a result, valuable health information remains underutilized, and clinical decisions are often made without continuous insight into a patient’s day-to-day condition.</w:t>
+        <w:t>Telemedicine platforms have further transformed healthcare delivery by enabling remote monitoring, virtual consultations, and improved communication between patients and healthcare providers. These systems are particularly beneficial for patients with chronic conditions like CKD, who require continuous monitoring but may face barriers to frequent hospital visits, such as distance, cost, or limited healthcare infrastructure.</w:t>
       </w:r>
     </w:p>
     <w:p>
@@ -2049,7 +3570,7 @@
           <w:sz w:val="28"/>
           <w:szCs w:val="28"/>
         </w:rPr>
-        <w:t>The rapid advancement of digital health technologies and artificial intelligence (AI) presents a promising opportunity to address these challenges. AI-driven systems can process large volumes of patient data, identify patterns, and generate actionable insights that support proactive healthcare management. In chronic disease care, such technologies have shown potential in improving patient adherence, enhancing early detection of complications, and reducing unnecessary hospital visits.</w:t>
+        <w:t>Despite these advancements, there remains a gap in the availability of specialized digital solutions tailored specifically for dialysis patients. Many existing applications focus on general health tracking and do not incorporate condition-specific analytics, real-time alerts, or seamless integration with nephrology care. This gap highlights the need for a targeted, intelligent system that not only captures patient data but also interprets it meaningfully to support timely medical intervention.</w:t>
       </w:r>
     </w:p>
     <w:p>
@@ -2065,39 +3586,7 @@
           <w:sz w:val="28"/>
           <w:szCs w:val="28"/>
         </w:rPr>
-        <w:t>Telemedicine platforms have further transformed healthcare delivery by enabling remote monitoring, virtual consultations, and improved communication between patients and healthcare providers. These systems are particularly beneficial for patients with chronic conditions like CKD, who require continuous monitoring but may face barriers to frequent hospital visits, such as distance, cost, or limited healthcare infrastructure.</w:t>
-      </w:r>
-    </w:p>
-    <w:p>
-      <w:pPr>
-        <w:pStyle w:val="NormalWeb"/>
-        <w:rPr>
-          <w:sz w:val="28"/>
-          <w:szCs w:val="28"/>
-        </w:rPr>
-      </w:pPr>
-      <w:r>
-        <w:rPr>
-          <w:sz w:val="28"/>
-          <w:szCs w:val="28"/>
-        </w:rPr>
         <w:lastRenderedPageBreak/>
-        <w:t>Despite these advancements, there remains a gap in the availability of specialized digital solutions tailored specifically for dialysis patients. Many existing applications focus on general health tracking and do not incorporate condition-specific analytics, real-time alerts, or seamless integration with nephrology care. This gap highlights the need for a targeted, intelligent system that not only captures patient data but also interprets it meaningfully to support timely medical intervention.</w:t>
-      </w:r>
-    </w:p>
-    <w:p>
-      <w:pPr>
-        <w:pStyle w:val="NormalWeb"/>
-        <w:rPr>
-          <w:sz w:val="28"/>
-          <w:szCs w:val="28"/>
-        </w:rPr>
-      </w:pPr>
-      <w:r>
-        <w:rPr>
-          <w:sz w:val="28"/>
-          <w:szCs w:val="28"/>
-        </w:rPr>
         <w:t>In response to these challenges, this study proposes the development of an AI-assisted digital health support system (TeleMed) designed specifically for chronic kidney disease patients undergoing dialysis. The system aims to facilitate daily health monitoring, provide intelligent analysis of patient-reported data, and enable timely communication with healthcare providers. By leveraging AI and telemedicine, the platform seeks to enhance patient self-management, reduce preventable complications, and ultimately improve overall health outcomes.</w:t>
       </w:r>
     </w:p>
@@ -2399,16 +3888,7 @@
           <w:szCs w:val="28"/>
           <w:lang w:val="en-US"/>
         </w:rPr>
-        <w:t xml:space="preserve">, offering little support for </w:t>
-      </w:r>
-      <w:r>
-        <w:rPr>
-          <w:sz w:val="28"/>
-          <w:szCs w:val="28"/>
-          <w:lang w:val="en-US"/>
-        </w:rPr>
-        <w:lastRenderedPageBreak/>
-        <w:t xml:space="preserve">proactive care. At the same time, </w:t>
+        <w:t xml:space="preserve">, offering little support for proactive care. At the same time, </w:t>
       </w:r>
       <w:r>
         <w:rPr>
@@ -2463,6 +3943,7 @@
           <w:szCs w:val="40"/>
           <w:lang w:val="en-US"/>
         </w:rPr>
+        <w:lastRenderedPageBreak/>
         <w:t>1.</w:t>
       </w:r>
       <w:r>
@@ -2749,7 +4230,6 @@
           <w:szCs w:val="28"/>
           <w:lang w:val="en-US"/>
         </w:rPr>
-        <w:lastRenderedPageBreak/>
         <w:t>The system will be able to Analyze the patient’s status according to the signs and symptoms logged in and also medication taken</w:t>
       </w:r>
       <w:r>
@@ -2840,6 +4320,7 @@
           <w:sz w:val="28"/>
           <w:szCs w:val="28"/>
         </w:rPr>
+        <w:lastRenderedPageBreak/>
         <w:t>How can daily health logs (symptoms and medication) from kidney dialysis patients be effectively captured through a user-friendly digital interface?</w:t>
       </w:r>
     </w:p>
@@ -3174,7 +4655,6 @@
         <w:rPr>
           <w:rStyle w:val="Strong"/>
         </w:rPr>
-        <w:lastRenderedPageBreak/>
         <w:t>AI-Assisted Health Trend Analysis</w:t>
       </w:r>
       <w:r>
@@ -3260,6 +4740,7 @@
         <w:rPr>
           <w:rStyle w:val="Strong"/>
         </w:rPr>
+        <w:lastRenderedPageBreak/>
         <w:t>Appointment Booking</w:t>
       </w:r>
       <w:r>
@@ -3569,15 +5050,7 @@
           <w:sz w:val="28"/>
           <w:szCs w:val="28"/>
         </w:rPr>
-        <w:t xml:space="preserve">Dialysis patients are vulnerable to rapid health deterioration if symptoms </w:t>
-      </w:r>
-      <w:r>
-        <w:rPr>
-          <w:sz w:val="28"/>
-          <w:szCs w:val="28"/>
-        </w:rPr>
-        <w:lastRenderedPageBreak/>
-        <w:t>like shortness of breath, low blood pressure, or swelling are not addressed early. AI-powered analysis can help detect red flags in time and prompt necessary care, reducing hospitalization rates.</w:t>
+        <w:t>Dialysis patients are vulnerable to rapid health deterioration if symptoms like shortness of breath, low blood pressure, or swelling are not addressed early. AI-powered analysis can help detect red flags in time and prompt necessary care, reducing hospitalization rates.</w:t>
       </w:r>
     </w:p>
     <w:p>
@@ -3621,6 +5094,7 @@
         <w:rPr>
           <w:rStyle w:val="Strong"/>
         </w:rPr>
+        <w:lastRenderedPageBreak/>
         <w:t>Empowerment Through Data</w:t>
       </w:r>
       <w:r>
@@ -3853,6 +5327,7 @@
           <w:szCs w:val="40"/>
           <w:lang w:val="en-US"/>
         </w:rPr>
+        <w:lastRenderedPageBreak/>
         <w:t>CHAPTER 2</w:t>
       </w:r>
     </w:p>
@@ -4164,15 +5639,7 @@
           <w:sz w:val="28"/>
           <w:szCs w:val="28"/>
         </w:rPr>
-        <w:t xml:space="preserve"> Multiple systems have emerged to assist in patient monitoring, medication adherence, and clinical coordination. However, most solutions lack condition-specific intelligence, real-time analysis, or seamless integration with nephrology </w:t>
-      </w:r>
-      <w:r>
-        <w:rPr>
-          <w:sz w:val="28"/>
-          <w:szCs w:val="28"/>
-        </w:rPr>
-        <w:lastRenderedPageBreak/>
-        <w:t>care workflows. The following case studies explore existing platforms and their limitations in the context of kidney dialysis patient support.</w:t>
+        <w:t xml:space="preserve"> Multiple systems have emerged to assist in patient monitoring, medication adherence, and clinical coordination. However, most solutions lack condition-specific intelligence, real-time analysis, or seamless integration with nephrology care workflows. The following case studies explore existing platforms and their limitations in the context of kidney dialysis patient support.</w:t>
       </w:r>
     </w:p>
     <w:p/>
@@ -4188,6 +5655,7 @@
           <w:b/>
           <w:bCs/>
         </w:rPr>
+        <w:lastRenderedPageBreak/>
         <w:t>Case Study 1: General-Purpose mHealth Apps</w:t>
       </w:r>
     </w:p>
@@ -4583,7 +6051,6 @@
           <w:b/>
           <w:bCs/>
         </w:rPr>
-        <w:lastRenderedPageBreak/>
         <w:t>Case Study 3: AI in Chronic Disease Management</w:t>
       </w:r>
     </w:p>
@@ -4679,6 +6146,7 @@
           <w:sz w:val="28"/>
           <w:szCs w:val="28"/>
         </w:rPr>
+        <w:lastRenderedPageBreak/>
         <w:t>Detecting medication non-adherence,</w:t>
       </w:r>
     </w:p>
@@ -5072,6 +6540,7 @@
           <w:szCs w:val="40"/>
           <w:lang w:val="en-US"/>
         </w:rPr>
+        <w:lastRenderedPageBreak/>
         <w:t>2.4</w:t>
       </w:r>
       <w:r>
@@ -5403,7 +6872,6 @@
           <w:sz w:val="28"/>
           <w:szCs w:val="28"/>
         </w:rPr>
-        <w:lastRenderedPageBreak/>
         <w:t>Usage: Stores user profiles, medication logs, symptom records, AI analysis history, appointment data, and doctor information.</w:t>
       </w:r>
     </w:p>
@@ -5500,6 +6968,7 @@
           <w:szCs w:val="28"/>
           <w:lang w:val="en-KE" w:eastAsia="en-KE"/>
         </w:rPr>
+        <w:lastRenderedPageBreak/>
         <w:t>Analyze trends in patient-reported symptoms and medication adherence.</w:t>
       </w:r>
     </w:p>
@@ -5751,6 +7220,7 @@
           <w:szCs w:val="40"/>
           <w:lang w:val="en-US"/>
         </w:rPr>
+        <w:lastRenderedPageBreak/>
         <w:t>CHAPTER 3</w:t>
       </w:r>
     </w:p>
@@ -6102,7 +7572,6 @@
           <w:sz w:val="28"/>
           <w:szCs w:val="28"/>
         </w:rPr>
-        <w:lastRenderedPageBreak/>
         <w:t xml:space="preserve">Both </w:t>
       </w:r>
       <w:r>
@@ -6195,6 +7664,7 @@
           <w:sz w:val="28"/>
           <w:szCs w:val="28"/>
         </w:rPr>
+        <w:lastRenderedPageBreak/>
         <w:t>Peer-reviewed journals on chronic disease management and AI in healthcare.</w:t>
       </w:r>
     </w:p>
@@ -6695,7 +8165,6 @@
           <w:sz w:val="28"/>
           <w:szCs w:val="28"/>
         </w:rPr>
-        <w:lastRenderedPageBreak/>
         <w:t>Daily logging of medication and symptoms</w:t>
       </w:r>
     </w:p>
@@ -6778,6 +8247,7 @@
           <w:sz w:val="28"/>
           <w:szCs w:val="28"/>
         </w:rPr>
+        <w:lastRenderedPageBreak/>
         <w:t>Phase 2: Design</w:t>
       </w:r>
     </w:p>
@@ -7209,7 +8679,6 @@
           <w:i w:val="0"/>
           <w:color w:val="auto"/>
         </w:rPr>
-        <w:lastRenderedPageBreak/>
         <w:t>Phase 5: Deployment</w:t>
       </w:r>
     </w:p>
@@ -7314,6 +8783,7 @@
           <w:b/>
           <w:bCs/>
         </w:rPr>
+        <w:lastRenderedPageBreak/>
         <w:t>3.5 Ethical Considerations</w:t>
       </w:r>
     </w:p>
@@ -7537,6 +9007,7 @@
           <w:szCs w:val="40"/>
           <w:lang w:val="en-US"/>
         </w:rPr>
+        <w:lastRenderedPageBreak/>
         <w:t>CHAPTER 4</w:t>
       </w:r>
     </w:p>
@@ -8119,7 +9590,6 @@
           <w:sz w:val="28"/>
           <w:szCs w:val="28"/>
         </w:rPr>
-        <w:lastRenderedPageBreak/>
         <w:t>Flask RESTful AP</w:t>
       </w:r>
       <w:r>
@@ -8737,6 +10207,7 @@
         </w:rPr>
       </w:pPr>
       <w:r>
+        <w:lastRenderedPageBreak/>
         <w:t xml:space="preserve">4.2 </w:t>
       </w:r>
       <w:r>
@@ -10346,7 +11817,7 @@
                                 <wp:inline distT="0" distB="0" distL="0" distR="0" wp14:anchorId="066DCBE4" wp14:editId="3D33949D">
                                   <wp:extent cx="1515110" cy="295920"/>
                                   <wp:effectExtent l="0" t="0" r="8890" b="8890"/>
-                                  <wp:docPr id="21" name="Picture 21"/>
+                                  <wp:docPr id="1105" name="Picture 1105"/>
                                   <wp:cNvGraphicFramePr>
                                     <a:graphicFrameLocks xmlns:a="http://schemas.openxmlformats.org/drawingml/2006/main" noChangeAspect="1"/>
                                   </wp:cNvGraphicFramePr>
@@ -10436,7 +11907,7 @@
                           <wp:inline distT="0" distB="0" distL="0" distR="0" wp14:anchorId="066DCBE4" wp14:editId="3D33949D">
                             <wp:extent cx="1515110" cy="295920"/>
                             <wp:effectExtent l="0" t="0" r="8890" b="8890"/>
-                            <wp:docPr id="21" name="Picture 21"/>
+                            <wp:docPr id="1105" name="Picture 1105"/>
                             <wp:cNvGraphicFramePr>
                               <a:graphicFrameLocks xmlns:a="http://schemas.openxmlformats.org/drawingml/2006/main" noChangeAspect="1"/>
                             </wp:cNvGraphicFramePr>
@@ -12038,6 +13509,7 @@
           <w:sz w:val="24"/>
           <w:szCs w:val="24"/>
         </w:rPr>
+        <w:lastRenderedPageBreak/>
         <w:t>Class diagrams</w:t>
       </w:r>
     </w:p>
@@ -13482,7 +14954,6 @@
                 <w:sz w:val="24"/>
                 <w:szCs w:val="24"/>
               </w:rPr>
-              <w:lastRenderedPageBreak/>
               <w:t>notes</w:t>
             </w:r>
           </w:p>
@@ -13527,7 +14998,6 @@
                 <w:sz w:val="24"/>
                 <w:szCs w:val="24"/>
               </w:rPr>
-              <w:lastRenderedPageBreak/>
               <w:t>+</w:t>
             </w:r>
             <w:r>
@@ -34224,7 +35694,6 @@
   <w:style w:type="character" w:default="1" w:styleId="DefaultParagraphFont">
     <w:name w:val="Default Paragraph Font"/>
     <w:uiPriority w:val="1"/>
-    <w:semiHidden/>
     <w:unhideWhenUsed/>
   </w:style>
   <w:style w:type="table" w:default="1" w:styleId="TableNormal">

--- a/Final project Documentation.docx
+++ b/Final project Documentation.docx
@@ -1,6 +1,6 @@
 
 <file path=word/document.xml><?xml version="1.0" encoding="utf-8"?>
-<w:document xmlns:wpc="http://schemas.microsoft.com/office/word/2010/wordprocessingCanvas" xmlns:cx="http://schemas.microsoft.com/office/drawing/2014/chartex" xmlns:cx1="http://schemas.microsoft.com/office/drawing/2015/9/8/chartex" xmlns:cx2="http://schemas.microsoft.com/office/drawing/2015/10/21/chartex" xmlns:cx3="http://schemas.microsoft.com/office/drawing/2016/5/9/chartex" xmlns:cx4="http://schemas.microsoft.com/office/drawing/2016/5/10/chartex" xmlns:cx5="http://schemas.microsoft.com/office/drawing/2016/5/11/chartex" xmlns:cx6="http://schemas.microsoft.com/office/drawing/2016/5/12/chartex" xmlns:cx7="http://schemas.microsoft.com/office/drawing/2016/5/13/chartex" xmlns:cx8="http://schemas.microsoft.com/office/drawing/2016/5/14/chartex" xmlns:mc="http://schemas.openxmlformats.org/markup-compatibility/2006" xmlns:aink="http://schemas.microsoft.com/office/drawing/2016/ink" xmlns:am3d="http://schemas.microsoft.com/office/drawing/2017/model3d" xmlns:o="urn:schemas-microsoft-com:office:office" xmlns:oel="http://schemas.microsoft.com/office/2019/extlst" xmlns:r="http://schemas.openxmlformats.org/officeDocument/2006/relationships" xmlns:m="http://schemas.openxmlformats.org/officeDocument/2006/math" xmlns:v="urn:schemas-microsoft-com:vml" xmlns:wp14="http://schemas.microsoft.com/office/word/2010/wordprocessingDrawing" xmlns:wp="http://schemas.openxmlformats.org/drawingml/2006/wordprocessingDrawing" xmlns:w10="urn:schemas-microsoft-com:office:word" xmlns:w="http://schemas.openxmlformats.org/wordprocessingml/2006/main" xmlns:w14="http://schemas.microsoft.com/office/word/2010/wordml" xmlns:w15="http://schemas.microsoft.com/office/word/2012/wordml" xmlns:w16cex="http://schemas.microsoft.com/office/word/2018/wordml/cex" xmlns:w16cid="http://schemas.microsoft.com/office/word/2016/wordml/cid" xmlns:w16="http://schemas.microsoft.com/office/word/2018/wordml" xmlns:w16sdtdh="http://schemas.microsoft.com/office/word/2020/wordml/sdtdatahash" xmlns:w16se="http://schemas.microsoft.com/office/word/2015/wordml/symex" xmlns:wpg="http://schemas.microsoft.com/office/word/2010/wordprocessingGroup" xmlns:wpi="http://schemas.microsoft.com/office/word/2010/wordprocessingInk" xmlns:wne="http://schemas.microsoft.com/office/word/2006/wordml" xmlns:wps="http://schemas.microsoft.com/office/word/2010/wordprocessingShape" mc:Ignorable="w14 w15 w16se w16cid w16 w16cex w16sdtdh wp14">
+<w:document xmlns:wpc="http://schemas.microsoft.com/office/word/2010/wordprocessingCanvas" xmlns:cx="http://schemas.microsoft.com/office/drawing/2014/chartex" xmlns:cx1="http://schemas.microsoft.com/office/drawing/2015/9/8/chartex" xmlns:mc="http://schemas.openxmlformats.org/markup-compatibility/2006" xmlns:o="urn:schemas-microsoft-com:office:office" xmlns:r="http://schemas.openxmlformats.org/officeDocument/2006/relationships" xmlns:m="http://schemas.openxmlformats.org/officeDocument/2006/math" xmlns:v="urn:schemas-microsoft-com:vml" xmlns:wp14="http://schemas.microsoft.com/office/word/2010/wordprocessingDrawing" xmlns:wp="http://schemas.openxmlformats.org/drawingml/2006/wordprocessingDrawing" xmlns:w10="urn:schemas-microsoft-com:office:word" xmlns:w="http://schemas.openxmlformats.org/wordprocessingml/2006/main" xmlns:w14="http://schemas.microsoft.com/office/word/2010/wordml" xmlns:w15="http://schemas.microsoft.com/office/word/2012/wordml" xmlns:w16se="http://schemas.microsoft.com/office/word/2015/wordml/symex" xmlns:wpg="http://schemas.microsoft.com/office/word/2010/wordprocessingGroup" xmlns:wpi="http://schemas.microsoft.com/office/word/2010/wordprocessingInk" xmlns:wne="http://schemas.microsoft.com/office/word/2006/wordml" xmlns:wps="http://schemas.microsoft.com/office/word/2010/wordprocessingShape" mc:Ignorable="w14 w15 w16se wp14">
   <w:body>
     <w:p>
       <w:pPr>
@@ -13,7 +13,7 @@
           <w:bCs/>
           <w:sz w:val="27"/>
           <w:szCs w:val="27"/>
-          <w:lang w:eastAsia="en-KE"/>
+          <w:lang/>
         </w:rPr>
       </w:pPr>
       <w:bookmarkStart w:id="0" w:name="_Hlk216634616"/>
@@ -434,7 +434,7 @@
           <w:bCs/>
           <w:sz w:val="27"/>
           <w:szCs w:val="27"/>
-          <w:lang w:eastAsia="en-KE"/>
+          <w:lang/>
         </w:rPr>
       </w:pPr>
       <w:r>
@@ -445,8 +445,9 @@
           <w:sz w:val="24"/>
           <w:szCs w:val="24"/>
         </w:rPr>
-        <w:t>DECEMBER</w:t>
-      </w:r>
+        <w:t>APRIL</w:t>
+      </w:r>
+      <w:proofErr w:type="gramStart"/>
       <w:r>
         <w:rPr>
           <w:rFonts w:ascii="Times New Roman" w:hAnsi="Times New Roman" w:cs="Times New Roman"/>
@@ -465,8 +466,9 @@
           <w:sz w:val="24"/>
           <w:szCs w:val="24"/>
         </w:rPr>
-        <w:t>5</w:t>
-      </w:r>
+        <w:t>6</w:t>
+      </w:r>
+      <w:proofErr w:type="gramEnd"/>
       <w:r>
         <w:rPr>
           <w:rFonts w:ascii="Times New Roman" w:hAnsi="Times New Roman" w:cs="Times New Roman"/>
@@ -498,7 +500,7 @@
           <w:bCs/>
           <w:sz w:val="27"/>
           <w:szCs w:val="27"/>
-          <w:lang w:eastAsia="en-KE"/>
+          <w:lang/>
         </w:rPr>
       </w:pPr>
     </w:p>
@@ -512,7 +514,7 @@
           <w:bCs/>
           <w:sz w:val="27"/>
           <w:szCs w:val="27"/>
-          <w:lang w:eastAsia="en-KE"/>
+          <w:lang/>
         </w:rPr>
       </w:pPr>
     </w:p>
@@ -526,7 +528,7 @@
           <w:bCs/>
           <w:sz w:val="40"/>
           <w:szCs w:val="40"/>
-          <w:lang w:val="en-KE" w:eastAsia="en-KE"/>
+          <w:lang/>
         </w:rPr>
       </w:pPr>
       <w:r>
@@ -540,7 +542,7 @@
           <w:bCs/>
           <w:sz w:val="40"/>
           <w:szCs w:val="40"/>
-          <w:lang w:eastAsia="en-KE"/>
+          <w:lang/>
         </w:rPr>
         <w:t>A</w:t>
       </w:r>
@@ -551,7 +553,7 @@
           <w:bCs/>
           <w:sz w:val="40"/>
           <w:szCs w:val="40"/>
-          <w:lang w:eastAsia="en-KE"/>
+          <w:lang/>
         </w:rPr>
         <w:t>cknowledgement</w:t>
       </w:r>
@@ -571,23 +573,13 @@
         </w:rPr>
         <w:t xml:space="preserve">I would like to express my sincere gratitude to my supervisor, </w:t>
       </w:r>
-      <w:proofErr w:type="spellStart"/>
       <w:r>
         <w:rPr>
           <w:rStyle w:val="Strong"/>
           <w:sz w:val="28"/>
           <w:szCs w:val="28"/>
         </w:rPr>
-        <w:t>Mr</w:t>
-      </w:r>
-      <w:proofErr w:type="spellEnd"/>
-      <w:r>
-        <w:rPr>
-          <w:rStyle w:val="Strong"/>
-          <w:sz w:val="28"/>
-          <w:szCs w:val="28"/>
-        </w:rPr>
-        <w:t>. Mike Muchiri</w:t>
+        <w:t>Mr. Mike Muchiri</w:t>
       </w:r>
       <w:r>
         <w:rPr>
@@ -655,7 +647,7 @@
           <w:bCs/>
           <w:sz w:val="27"/>
           <w:szCs w:val="27"/>
-          <w:lang w:eastAsia="en-KE"/>
+          <w:lang/>
         </w:rPr>
       </w:pPr>
     </w:p>
@@ -669,7 +661,7 @@
           <w:bCs/>
           <w:sz w:val="27"/>
           <w:szCs w:val="27"/>
-          <w:lang w:eastAsia="en-KE"/>
+          <w:lang/>
         </w:rPr>
       </w:pPr>
     </w:p>
@@ -683,7 +675,7 @@
           <w:bCs/>
           <w:sz w:val="27"/>
           <w:szCs w:val="27"/>
-          <w:lang w:eastAsia="en-KE"/>
+          <w:lang/>
         </w:rPr>
       </w:pPr>
     </w:p>
@@ -697,7 +689,7 @@
           <w:bCs/>
           <w:sz w:val="27"/>
           <w:szCs w:val="27"/>
-          <w:lang w:eastAsia="en-KE"/>
+          <w:lang/>
         </w:rPr>
       </w:pPr>
     </w:p>
@@ -711,7 +703,7 @@
           <w:bCs/>
           <w:sz w:val="27"/>
           <w:szCs w:val="27"/>
-          <w:lang w:eastAsia="en-KE"/>
+          <w:lang/>
         </w:rPr>
       </w:pPr>
     </w:p>
@@ -725,7 +717,7 @@
           <w:bCs/>
           <w:sz w:val="27"/>
           <w:szCs w:val="27"/>
-          <w:lang w:eastAsia="en-KE"/>
+          <w:lang/>
         </w:rPr>
       </w:pPr>
     </w:p>
@@ -739,7 +731,7 @@
           <w:bCs/>
           <w:sz w:val="27"/>
           <w:szCs w:val="27"/>
-          <w:lang w:eastAsia="en-KE"/>
+          <w:lang/>
         </w:rPr>
       </w:pPr>
     </w:p>
@@ -753,7 +745,7 @@
           <w:bCs/>
           <w:sz w:val="27"/>
           <w:szCs w:val="27"/>
-          <w:lang w:eastAsia="en-KE"/>
+          <w:lang/>
         </w:rPr>
       </w:pPr>
     </w:p>
@@ -767,7 +759,7 @@
           <w:bCs/>
           <w:sz w:val="27"/>
           <w:szCs w:val="27"/>
-          <w:lang w:eastAsia="en-KE"/>
+          <w:lang/>
         </w:rPr>
       </w:pPr>
     </w:p>
@@ -781,7 +773,7 @@
           <w:bCs/>
           <w:sz w:val="27"/>
           <w:szCs w:val="27"/>
-          <w:lang w:eastAsia="en-KE"/>
+          <w:lang/>
         </w:rPr>
       </w:pPr>
     </w:p>
@@ -795,7 +787,7 @@
           <w:bCs/>
           <w:sz w:val="27"/>
           <w:szCs w:val="27"/>
-          <w:lang w:eastAsia="en-KE"/>
+          <w:lang/>
         </w:rPr>
       </w:pPr>
     </w:p>
@@ -809,7 +801,7 @@
           <w:bCs/>
           <w:sz w:val="27"/>
           <w:szCs w:val="27"/>
-          <w:lang w:eastAsia="en-KE"/>
+          <w:lang/>
         </w:rPr>
       </w:pPr>
     </w:p>
@@ -823,7 +815,7 @@
           <w:bCs/>
           <w:sz w:val="40"/>
           <w:szCs w:val="40"/>
-          <w:lang w:val="en-KE" w:eastAsia="en-KE"/>
+          <w:lang/>
         </w:rPr>
       </w:pPr>
       <w:r>
@@ -833,7 +825,7 @@
           <w:bCs/>
           <w:sz w:val="40"/>
           <w:szCs w:val="40"/>
-          <w:lang w:eastAsia="en-KE"/>
+          <w:lang/>
         </w:rPr>
         <w:lastRenderedPageBreak/>
         <w:tab/>
@@ -881,7 +873,7 @@
           <w:bCs/>
           <w:sz w:val="27"/>
           <w:szCs w:val="27"/>
-          <w:lang w:eastAsia="en-KE"/>
+          <w:lang/>
         </w:rPr>
       </w:pPr>
     </w:p>
@@ -895,7 +887,7 @@
           <w:bCs/>
           <w:sz w:val="27"/>
           <w:szCs w:val="27"/>
-          <w:lang w:eastAsia="en-KE"/>
+          <w:lang/>
         </w:rPr>
       </w:pPr>
     </w:p>
@@ -909,7 +901,7 @@
           <w:bCs/>
           <w:sz w:val="27"/>
           <w:szCs w:val="27"/>
-          <w:lang w:eastAsia="en-KE"/>
+          <w:lang/>
         </w:rPr>
       </w:pPr>
     </w:p>
@@ -923,7 +915,7 @@
           <w:bCs/>
           <w:sz w:val="27"/>
           <w:szCs w:val="27"/>
-          <w:lang w:eastAsia="en-KE"/>
+          <w:lang/>
         </w:rPr>
       </w:pPr>
     </w:p>
@@ -937,7 +929,7 @@
           <w:bCs/>
           <w:sz w:val="27"/>
           <w:szCs w:val="27"/>
-          <w:lang w:eastAsia="en-KE"/>
+          <w:lang/>
         </w:rPr>
       </w:pPr>
     </w:p>
@@ -951,7 +943,7 @@
           <w:bCs/>
           <w:sz w:val="27"/>
           <w:szCs w:val="27"/>
-          <w:lang w:eastAsia="en-KE"/>
+          <w:lang/>
         </w:rPr>
       </w:pPr>
     </w:p>
@@ -965,7 +957,7 @@
           <w:bCs/>
           <w:sz w:val="27"/>
           <w:szCs w:val="27"/>
-          <w:lang w:eastAsia="en-KE"/>
+          <w:lang/>
         </w:rPr>
       </w:pPr>
     </w:p>
@@ -979,7 +971,7 @@
           <w:bCs/>
           <w:sz w:val="27"/>
           <w:szCs w:val="27"/>
-          <w:lang w:eastAsia="en-KE"/>
+          <w:lang/>
         </w:rPr>
       </w:pPr>
     </w:p>
@@ -993,7 +985,7 @@
           <w:bCs/>
           <w:sz w:val="27"/>
           <w:szCs w:val="27"/>
-          <w:lang w:eastAsia="en-KE"/>
+          <w:lang/>
         </w:rPr>
       </w:pPr>
     </w:p>
@@ -1007,7 +999,7 @@
           <w:bCs/>
           <w:sz w:val="27"/>
           <w:szCs w:val="27"/>
-          <w:lang w:eastAsia="en-KE"/>
+          <w:lang/>
         </w:rPr>
       </w:pPr>
     </w:p>
@@ -1021,7 +1013,7 @@
           <w:bCs/>
           <w:sz w:val="27"/>
           <w:szCs w:val="27"/>
-          <w:lang w:eastAsia="en-KE"/>
+          <w:lang/>
         </w:rPr>
       </w:pPr>
     </w:p>
@@ -1035,7 +1027,7 @@
           <w:bCs/>
           <w:sz w:val="27"/>
           <w:szCs w:val="27"/>
-          <w:lang w:eastAsia="en-KE"/>
+          <w:lang/>
         </w:rPr>
       </w:pPr>
     </w:p>
@@ -1049,7 +1041,7 @@
           <w:bCs/>
           <w:sz w:val="27"/>
           <w:szCs w:val="27"/>
-          <w:lang w:eastAsia="en-KE"/>
+          <w:lang/>
         </w:rPr>
       </w:pPr>
     </w:p>
@@ -1063,7 +1055,7 @@
           <w:bCs/>
           <w:sz w:val="27"/>
           <w:szCs w:val="27"/>
-          <w:lang w:eastAsia="en-KE"/>
+          <w:lang/>
         </w:rPr>
       </w:pPr>
     </w:p>
@@ -1077,7 +1069,7 @@
           <w:bCs/>
           <w:sz w:val="27"/>
           <w:szCs w:val="27"/>
-          <w:lang w:eastAsia="en-KE"/>
+          <w:lang/>
         </w:rPr>
       </w:pPr>
     </w:p>
@@ -1091,7 +1083,7 @@
           <w:bCs/>
           <w:sz w:val="27"/>
           <w:szCs w:val="27"/>
-          <w:lang w:eastAsia="en-KE"/>
+          <w:lang/>
         </w:rPr>
       </w:pPr>
     </w:p>
@@ -1105,7 +1097,7 @@
           <w:bCs/>
           <w:sz w:val="40"/>
           <w:szCs w:val="40"/>
-          <w:lang w:val="en-KE" w:eastAsia="en-KE"/>
+          <w:lang/>
         </w:rPr>
       </w:pPr>
       <w:r>
@@ -1115,22 +1107,11 @@
           <w:bCs/>
           <w:sz w:val="40"/>
           <w:szCs w:val="40"/>
-          <w:lang w:eastAsia="en-KE"/>
+          <w:lang/>
         </w:rPr>
         <w:lastRenderedPageBreak/>
         <w:tab/>
-        <w:t>De</w:t>
-      </w:r>
-      <w:r>
-        <w:rPr>
-          <w:rFonts w:ascii="Times New Roman" w:eastAsia="Times New Roman" w:hAnsi="Times New Roman" w:cs="Times New Roman"/>
-          <w:b/>
-          <w:bCs/>
-          <w:sz w:val="40"/>
-          <w:szCs w:val="40"/>
-          <w:lang w:eastAsia="en-KE"/>
-        </w:rPr>
-        <w:t>claration</w:t>
+        <w:t>Declaration</w:t>
       </w:r>
     </w:p>
     <w:p>
@@ -1698,7 +1679,7 @@
               </wp:anchor>
             </w:drawing>
           </mc:Choice>
-          <mc:Fallback>
+          <mc:Fallback xmlns:w16sdtdh="http://schemas.microsoft.com/office/word/2020/wordml/sdtdatahash" xmlns:w16="http://schemas.microsoft.com/office/word/2018/wordml" xmlns:w16cid="http://schemas.microsoft.com/office/word/2016/wordml/cid" xmlns:w16cex="http://schemas.microsoft.com/office/word/2018/wordml/cex" xmlns:oel="http://schemas.microsoft.com/office/2019/extlst" xmlns:am3d="http://schemas.microsoft.com/office/drawing/2017/model3d" xmlns:aink="http://schemas.microsoft.com/office/drawing/2016/ink" xmlns:cx8="http://schemas.microsoft.com/office/drawing/2016/5/14/chartex" xmlns:cx7="http://schemas.microsoft.com/office/drawing/2016/5/13/chartex" xmlns:cx6="http://schemas.microsoft.com/office/drawing/2016/5/12/chartex" xmlns:cx5="http://schemas.microsoft.com/office/drawing/2016/5/11/chartex" xmlns:cx4="http://schemas.microsoft.com/office/drawing/2016/5/10/chartex" xmlns:cx3="http://schemas.microsoft.com/office/drawing/2016/5/9/chartex" xmlns:cx2="http://schemas.microsoft.com/office/drawing/2015/10/21/chartex">
             <w:pict>
               <v:shape w14:anchorId="1EA1711C" id="Free-form: Shape 1106" o:spid="_x0000_s1026" style="position:absolute;margin-left:35.05pt;margin-top:16.9pt;width:140.35pt;height:79.85pt;z-index:251823104;visibility:visible;mso-wrap-style:square;mso-wrap-distance-left:9pt;mso-wrap-distance-top:0;mso-wrap-distance-right:9pt;mso-wrap-distance-bottom:0;mso-position-horizontal:absolute;mso-position-horizontal-relative:text;mso-position-vertical:absolute;mso-position-vertical-relative:text;v-text-anchor:middle" coordsize="1782660,1013948" o:gfxdata="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" path="m284206,370703v-1022,-409,-98859,-53529,-111211,-12357c162277,394071,180423,432586,185352,469557v6069,45522,12433,80589,24713,123568c245520,717215,196149,525105,234779,679622v-12357,4119,-24434,15516,-37071,12357c174408,686154,157872,664662,135925,654908v-15519,-6897,-32951,-8237,-49427,-12356c82379,626076,60997,603879,74141,593125v74824,-61220,132191,-54672,210065,-74141c296842,515825,308919,510746,321276,506627v-8238,-20594,-13942,-42393,-24714,-61783c286560,426841,256579,375029,259492,395417v6818,47726,34181,90187,49427,135924c323614,575427,334677,622015,345989,667265v12357,-24713,23840,-49883,37071,-74140c394561,572040,409389,552823,420130,531341v5825,-11650,25251,-38912,12357,-37070c396017,499481,333633,543698,333633,543698v20594,12357,38690,30472,61783,37070c431279,591015,469703,587850,506627,593125v20791,2970,41189,8237,61784,12356c576649,589005,582073,541318,593125,556054v19925,26566,18869,66291,12356,98854c602568,669470,588136,630732,580768,617838v-9139,-15993,-9094,-39664,-24714,-49427c534808,555132,506627,560173,481914,556054v-49427,16476,-99723,30543,-148281,49427c307881,615496,233947,653084,259492,642552,754530,438458,1296777,321739,1742303,24714,1754660,16476,1794224,,1779373,,1606182,,1433384,16476,1260389,24714,1073208,46735,1040100,40478,864973,98854v-63128,21043,-185351,74141,-185351,74141c616344,299549,644847,216090,716692,481914v84314,311960,44969,96821,74141,271848c786714,836141,793909,919873,778476,1000898v-2437,12795,-24189,14288,-37070,12356c530231,981577,474622,935015,259492,864973,173953,837123,,790833,,790833l877330,580768v546027,-135099,169180,-41599,395416,-111211c1388868,433827,1325104,461913,1408671,420130v-31177,46764,-14213,26569,-49428,61784e" filled="f" strokecolor="#09101d [484]" strokeweight="1pt">
                 <v:stroke joinstyle="miter"/>
@@ -2046,7 +2027,7 @@
           <w:bCs/>
           <w:sz w:val="27"/>
           <w:szCs w:val="27"/>
-          <w:lang w:eastAsia="en-KE"/>
+          <w:lang/>
         </w:rPr>
       </w:pPr>
     </w:p>
@@ -2060,7 +2041,7 @@
           <w:bCs/>
           <w:sz w:val="40"/>
           <w:szCs w:val="40"/>
-          <w:lang w:val="en-KE" w:eastAsia="en-KE"/>
+          <w:lang/>
         </w:rPr>
       </w:pPr>
       <w:r>
@@ -2070,7 +2051,7 @@
           <w:bCs/>
           <w:sz w:val="40"/>
           <w:szCs w:val="40"/>
-          <w:lang w:val="en-KE" w:eastAsia="en-KE"/>
+          <w:lang/>
         </w:rPr>
         <w:lastRenderedPageBreak/>
         <w:t xml:space="preserve"> </w:t>
@@ -2082,7 +2063,7 @@
           <w:bCs/>
           <w:sz w:val="40"/>
           <w:szCs w:val="40"/>
-          <w:lang w:eastAsia="en-KE"/>
+          <w:lang/>
         </w:rPr>
         <w:t>Abstract</w:t>
       </w:r>
@@ -2097,7 +2078,7 @@
           <w:bCs/>
           <w:sz w:val="28"/>
           <w:szCs w:val="28"/>
-          <w:lang w:eastAsia="en-KE"/>
+          <w:lang/>
         </w:rPr>
       </w:pPr>
       <w:r>
@@ -2118,7 +2099,7 @@
           <w:bCs/>
           <w:sz w:val="28"/>
           <w:szCs w:val="28"/>
-          <w:lang w:eastAsia="en-KE"/>
+          <w:lang/>
         </w:rPr>
       </w:pPr>
     </w:p>
@@ -2132,7 +2113,7 @@
           <w:bCs/>
           <w:sz w:val="27"/>
           <w:szCs w:val="27"/>
-          <w:lang w:eastAsia="en-KE"/>
+          <w:lang/>
         </w:rPr>
       </w:pPr>
     </w:p>
@@ -2146,7 +2127,7 @@
           <w:bCs/>
           <w:sz w:val="27"/>
           <w:szCs w:val="27"/>
-          <w:lang w:eastAsia="en-KE"/>
+          <w:lang/>
         </w:rPr>
       </w:pPr>
     </w:p>
@@ -2160,7 +2141,7 @@
           <w:bCs/>
           <w:sz w:val="27"/>
           <w:szCs w:val="27"/>
-          <w:lang w:eastAsia="en-KE"/>
+          <w:lang/>
         </w:rPr>
       </w:pPr>
     </w:p>
@@ -2174,7 +2155,7 @@
           <w:bCs/>
           <w:sz w:val="27"/>
           <w:szCs w:val="27"/>
-          <w:lang w:eastAsia="en-KE"/>
+          <w:lang/>
         </w:rPr>
       </w:pPr>
     </w:p>
@@ -2188,7 +2169,7 @@
           <w:bCs/>
           <w:sz w:val="27"/>
           <w:szCs w:val="27"/>
-          <w:lang w:eastAsia="en-KE"/>
+          <w:lang/>
         </w:rPr>
       </w:pPr>
     </w:p>
@@ -2202,7 +2183,7 @@
           <w:bCs/>
           <w:sz w:val="27"/>
           <w:szCs w:val="27"/>
-          <w:lang w:eastAsia="en-KE"/>
+          <w:lang/>
         </w:rPr>
       </w:pPr>
     </w:p>
@@ -2216,7 +2197,7 @@
           <w:bCs/>
           <w:sz w:val="27"/>
           <w:szCs w:val="27"/>
-          <w:lang w:eastAsia="en-KE"/>
+          <w:lang/>
         </w:rPr>
       </w:pPr>
     </w:p>
@@ -2230,7 +2211,7 @@
           <w:bCs/>
           <w:sz w:val="27"/>
           <w:szCs w:val="27"/>
-          <w:lang w:eastAsia="en-KE"/>
+          <w:lang/>
         </w:rPr>
       </w:pPr>
     </w:p>
@@ -2244,7 +2225,7 @@
           <w:bCs/>
           <w:sz w:val="27"/>
           <w:szCs w:val="27"/>
-          <w:lang w:eastAsia="en-KE"/>
+          <w:lang/>
         </w:rPr>
       </w:pPr>
     </w:p>
@@ -2258,7 +2239,7 @@
           <w:bCs/>
           <w:sz w:val="44"/>
           <w:szCs w:val="44"/>
-          <w:lang w:eastAsia="en-KE"/>
+          <w:lang/>
         </w:rPr>
       </w:pPr>
     </w:p>
@@ -2385,7 +2366,7 @@
             <w:ptab w:relativeTo="margin" w:alignment="right" w:leader="dot"/>
           </w:r>
           <w:r>
-            <w:t>8</w:t>
+            <w:t>9</w:t>
           </w:r>
         </w:p>
         <w:p>
@@ -2393,10 +2374,7 @@
             <w:pStyle w:val="TOC1"/>
           </w:pPr>
           <w:r>
-            <w:t xml:space="preserve">         1.1 </w:t>
-          </w:r>
-          <w:r>
-            <w:t>Background</w:t>
+            <w:t xml:space="preserve">         1.1 Background</w:t>
           </w:r>
           <w:r>
             <w:ptab w:relativeTo="margin" w:alignment="right" w:leader="dot"/>
@@ -2406,7 +2384,7 @@
               <w:b/>
               <w:bCs/>
             </w:rPr>
-            <w:t>9</w:t>
+            <w:t>10</w:t>
           </w:r>
         </w:p>
         <w:p>
@@ -2421,7 +2399,7 @@
             <w:ptab w:relativeTo="margin" w:alignment="right" w:leader="dot"/>
           </w:r>
           <w:r>
-            <w:t>9</w:t>
+            <w:t>10</w:t>
           </w:r>
         </w:p>
         <w:p>
@@ -2436,7 +2414,7 @@
             <w:ptab w:relativeTo="margin" w:alignment="right" w:leader="dot"/>
           </w:r>
           <w:r>
-            <w:t>10</w:t>
+            <w:t>11</w:t>
           </w:r>
         </w:p>
         <w:p>
@@ -2451,7 +2429,7 @@
             <w:ptab w:relativeTo="margin" w:alignment="right" w:leader="dot"/>
           </w:r>
           <w:r>
-            <w:t>10</w:t>
+            <w:t>11</w:t>
           </w:r>
         </w:p>
         <w:p>
@@ -2464,9 +2442,6 @@
           </w:r>
           <w:r>
             <w:ptab w:relativeTo="margin" w:alignment="right" w:leader="dot"/>
-          </w:r>
-          <w:r>
-            <w:t>7</w:t>
           </w:r>
         </w:p>
         <w:p>
@@ -2485,9 +2460,6 @@
           </w:r>
           <w:r>
             <w:ptab w:relativeTo="margin" w:alignment="right" w:leader="dot"/>
-          </w:r>
-          <w:r>
-            <w:t>8</w:t>
           </w:r>
         </w:p>
         <w:p>
@@ -2514,7 +2486,7 @@
             <w:t>1</w:t>
           </w:r>
           <w:r>
-            <w:t>5</w:t>
+            <w:t>6</w:t>
           </w:r>
         </w:p>
         <w:p>
@@ -2532,7 +2504,7 @@
             <w:t>1</w:t>
           </w:r>
           <w:r>
-            <w:t>6</w:t>
+            <w:t>7</w:t>
           </w:r>
         </w:p>
         <w:p>
@@ -2550,7 +2522,7 @@
             <w:t>1</w:t>
           </w:r>
           <w:r>
-            <w:t>6</w:t>
+            <w:t>7</w:t>
           </w:r>
         </w:p>
         <w:p>
@@ -2568,7 +2540,7 @@
             <w:t>1</w:t>
           </w:r>
           <w:r>
-            <w:t>7</w:t>
+            <w:t>8</w:t>
           </w:r>
         </w:p>
         <w:p>
@@ -2582,7 +2554,7 @@
             <w:t>1</w:t>
           </w:r>
           <w:r>
-            <w:t>8</w:t>
+            <w:t>9</w:t>
           </w:r>
         </w:p>
         <w:p>
@@ -2598,7 +2570,7 @@
             <w:ptab w:relativeTo="margin" w:alignment="right" w:leader="dot"/>
           </w:r>
           <w:r>
-            <w:t>20</w:t>
+            <w:t>21</w:t>
           </w:r>
         </w:p>
         <w:p>
@@ -2612,7 +2584,7 @@
             <w:ptab w:relativeTo="margin" w:alignment="right" w:leader="dot"/>
           </w:r>
           <w:r>
-            <w:t>20</w:t>
+            <w:t>22</w:t>
           </w:r>
         </w:p>
         <w:p>
@@ -2632,7 +2604,7 @@
             <w:ptab w:relativeTo="margin" w:alignment="right" w:leader="dot"/>
           </w:r>
           <w:r>
-            <w:t>21</w:t>
+            <w:t>23</w:t>
           </w:r>
         </w:p>
         <w:p>
@@ -2651,7 +2623,7 @@
             <w:t>2</w:t>
           </w:r>
           <w:r>
-            <w:t>4</w:t>
+            <w:t>5</w:t>
           </w:r>
         </w:p>
         <w:p>
@@ -2668,7 +2640,7 @@
             <w:t>2</w:t>
           </w:r>
           <w:r>
-            <w:t>3</w:t>
+            <w:t>6</w:t>
           </w:r>
         </w:p>
         <w:p>
@@ -2682,7 +2654,7 @@
             <w:t>2</w:t>
           </w:r>
           <w:r>
-            <w:t>4</w:t>
+            <w:t>6</w:t>
           </w:r>
         </w:p>
         <w:p>
@@ -2696,7 +2668,7 @@
             <w:t>2</w:t>
           </w:r>
           <w:r>
-            <w:t>5</w:t>
+            <w:t>7</w:t>
           </w:r>
         </w:p>
         <w:p>
@@ -2713,7 +2685,7 @@
             <w:t>2</w:t>
           </w:r>
           <w:r>
-            <w:t>6</w:t>
+            <w:t>8</w:t>
           </w:r>
         </w:p>
         <w:p>
@@ -2736,7 +2708,7 @@
             <w:t>3</w:t>
           </w:r>
           <w:r>
-            <w:t>4</w:t>
+            <w:t>5</w:t>
           </w:r>
         </w:p>
         <w:p>
@@ -2750,7 +2722,7 @@
             <w:t>3</w:t>
           </w:r>
           <w:r>
-            <w:t>4</w:t>
+            <w:t>6</w:t>
           </w:r>
         </w:p>
         <w:p>
@@ -2764,7 +2736,7 @@
             <w:t>3</w:t>
           </w:r>
           <w:r>
-            <w:t>5</w:t>
+            <w:t>6</w:t>
           </w:r>
         </w:p>
         <w:p>
@@ -2775,13 +2747,13 @@
             <w:ptab w:relativeTo="margin" w:alignment="right" w:leader="dot"/>
           </w:r>
           <w:r>
-            <w:t>..</w:t>
+            <w:t>...</w:t>
           </w:r>
           <w:r>
             <w:t>3</w:t>
           </w:r>
           <w:r>
-            <w:t>5</w:t>
+            <w:t>7</w:t>
           </w:r>
         </w:p>
         <w:p>
@@ -2795,7 +2767,7 @@
             <w:t>3</w:t>
           </w:r>
           <w:r>
-            <w:t>6</w:t>
+            <w:t>7</w:t>
           </w:r>
         </w:p>
         <w:p>
@@ -2814,7 +2786,7 @@
             <w:t>3</w:t>
           </w:r>
           <w:r>
-            <w:t>7</w:t>
+            <w:t>9</w:t>
           </w:r>
         </w:p>
         <w:p>
@@ -2831,10 +2803,7 @@
             <w:ptab w:relativeTo="margin" w:alignment="right" w:leader="dot"/>
           </w:r>
           <w:r>
-            <w:t>3</w:t>
-          </w:r>
-          <w:r>
-            <w:t>8</w:t>
+            <w:t>39</w:t>
           </w:r>
         </w:p>
         <w:p>
@@ -2854,7 +2823,7 @@
             <w:ptab w:relativeTo="margin" w:alignment="right" w:leader="dot"/>
           </w:r>
           <w:r>
-            <w:t>36</w:t>
+            <w:t>40</w:t>
           </w:r>
         </w:p>
         <w:p>
@@ -2874,7 +2843,7 @@
             <w:ptab w:relativeTo="margin" w:alignment="right" w:leader="dot"/>
           </w:r>
           <w:r>
-            <w:t>37</w:t>
+            <w:t>40</w:t>
           </w:r>
         </w:p>
         <w:p>
@@ -2890,7 +2859,7 @@
             <w:ptab w:relativeTo="margin" w:alignment="right" w:leader="dot"/>
           </w:r>
           <w:r>
-            <w:t>42</w:t>
+            <w:t>43</w:t>
           </w:r>
         </w:p>
         <w:p>
@@ -2901,7 +2870,7 @@
             <w:ptab w:relativeTo="margin" w:alignment="right" w:leader="dot"/>
           </w:r>
           <w:r>
-            <w:t>42</w:t>
+            <w:t>43</w:t>
           </w:r>
         </w:p>
         <w:p>
@@ -2915,7 +2884,7 @@
             <w:t>4</w:t>
           </w:r>
           <w:r>
-            <w:t>3</w:t>
+            <w:t>4</w:t>
           </w:r>
         </w:p>
         <w:p>
@@ -2929,15 +2898,12 @@
             <w:t>4</w:t>
           </w:r>
           <w:r>
-            <w:t>3</w:t>
+            <w:t>4</w:t>
           </w:r>
         </w:p>
         <w:p>
           <w:r>
-            <w:t xml:space="preserve">          </w:t>
-          </w:r>
-          <w:r>
-            <w:t>7.4 Architecture Diagrams</w:t>
+            <w:t xml:space="preserve">          7.4 Architecture Diagrams</w:t>
           </w:r>
           <w:r>
             <w:ptab w:relativeTo="margin" w:alignment="right" w:leader="dot"/>
@@ -2946,7 +2912,7 @@
             <w:t>4</w:t>
           </w:r>
           <w:r>
-            <w:t>4</w:t>
+            <w:t>5</w:t>
           </w:r>
         </w:p>
         <w:p/>
@@ -2964,7 +2930,17 @@
             <w:t>9</w:t>
           </w:r>
         </w:p>
-        <w:p/>
+        <w:p>
+          <w:r>
+            <w:t>Appendix</w:t>
+          </w:r>
+          <w:r>
+            <w:ptab w:relativeTo="margin" w:alignment="right" w:leader="dot"/>
+          </w:r>
+          <w:r>
+            <w:t>49</w:t>
+          </w:r>
+        </w:p>
         <w:p/>
         <w:p/>
         <w:p/>
@@ -2979,10 +2955,231 @@
           <w:bCs/>
           <w:sz w:val="40"/>
           <w:szCs w:val="40"/>
-          <w:lang w:eastAsia="en-KE"/>
-        </w:rPr>
-      </w:pPr>
-    </w:p>
+          <w:lang/>
+        </w:rPr>
+      </w:pPr>
+    </w:p>
+    <w:p>
+      <w:pPr>
+        <w:pStyle w:val="TOCHeading"/>
+      </w:pPr>
+      <w:r>
+        <w:t>Table of Figures</w:t>
+      </w:r>
+    </w:p>
+    <w:p>
+      <w:pPr>
+        <w:pStyle w:val="TOC1"/>
+      </w:pPr>
+    </w:p>
+    <w:p/>
+    <w:p>
+      <w:pPr>
+        <w:pStyle w:val="TOC2"/>
+        <w:ind w:left="216"/>
+      </w:pPr>
+      <w:r>
+        <w:t xml:space="preserve">     4.2</w:t>
+      </w:r>
+      <w:r>
+        <w:t>.1 UML Diagrams</w:t>
+      </w:r>
+      <w:r>
+        <w:ptab w:relativeTo="margin" w:alignment="right" w:leader="dot"/>
+      </w:r>
+      <w:r>
+        <w:t>27</w:t>
+      </w:r>
+    </w:p>
+    <w:p>
+      <w:r>
+        <w:t xml:space="preserve">       </w:t>
+      </w:r>
+      <w:r>
+        <w:t xml:space="preserve">  4.2</w:t>
+      </w:r>
+      <w:r>
+        <w:t>.2 Class Diagram</w:t>
+      </w:r>
+      <w:r>
+        <w:ptab w:relativeTo="margin" w:alignment="right" w:leader="dot"/>
+      </w:r>
+      <w:r>
+        <w:t>28</w:t>
+      </w:r>
+    </w:p>
+    <w:p/>
+    <w:p>
+      <w:pPr>
+        <w:pStyle w:val="TOC2"/>
+        <w:ind w:left="0"/>
+      </w:pPr>
+      <w:r>
+        <w:t>4.2</w:t>
+      </w:r>
+      <w:r>
+        <w:t>.3 DFD (Logical Flow Diagram)</w:t>
+      </w:r>
+      <w:r>
+        <w:ptab w:relativeTo="margin" w:alignment="right" w:leader="dot"/>
+      </w:r>
+      <w:r>
+        <w:t>29</w:t>
+      </w:r>
+    </w:p>
+    <w:p>
+      <w:pPr>
+        <w:pStyle w:val="TOC2"/>
+        <w:ind w:left="0"/>
+      </w:pPr>
+      <w:r>
+        <w:t xml:space="preserve"> 4.2</w:t>
+      </w:r>
+      <w:r>
+        <w:t>.4 Sequence Diagram</w:t>
+      </w:r>
+      <w:r>
+        <w:ptab w:relativeTo="margin" w:alignment="right" w:leader="dot"/>
+      </w:r>
+      <w:r>
+        <w:t>30</w:t>
+      </w:r>
+    </w:p>
+    <w:p>
+      <w:pPr>
+        <w:pStyle w:val="TOC2"/>
+        <w:ind w:left="0"/>
+      </w:pPr>
+      <w:r>
+        <w:t xml:space="preserve"> 4.2</w:t>
+      </w:r>
+      <w:r>
+        <w:t>.5 Activity Diagram</w:t>
+      </w:r>
+      <w:r>
+        <w:ptab w:relativeTo="margin" w:alignment="right" w:leader="dot"/>
+      </w:r>
+      <w:r>
+        <w:t>31</w:t>
+      </w:r>
+    </w:p>
+    <w:p/>
+    <w:p>
+      <w:pPr>
+        <w:pStyle w:val="TOCHeading"/>
+      </w:pPr>
+      <w:r>
+        <w:t>Table of Images/Output</w:t>
+      </w:r>
+    </w:p>
+    <w:p>
+      <w:pPr>
+        <w:pStyle w:val="TOC1"/>
+      </w:pPr>
+    </w:p>
+    <w:p/>
+    <w:p>
+      <w:pPr>
+        <w:pStyle w:val="TOC2"/>
+        <w:ind w:left="0"/>
+      </w:pPr>
+      <w:r>
+        <w:t>Home page</w:t>
+      </w:r>
+      <w:r>
+        <w:ptab w:relativeTo="margin" w:alignment="right" w:leader="dot"/>
+      </w:r>
+      <w:r>
+        <w:t>32</w:t>
+      </w:r>
+    </w:p>
+    <w:p>
+      <w:pPr>
+        <w:pStyle w:val="TOC2"/>
+        <w:ind w:left="0"/>
+      </w:pPr>
+      <w:r>
+        <w:t>Login</w:t>
+      </w:r>
+      <w:r>
+        <w:ptab w:relativeTo="margin" w:alignment="right" w:leader="dot"/>
+      </w:r>
+      <w:r>
+        <w:t>32</w:t>
+      </w:r>
+    </w:p>
+    <w:p>
+      <w:r>
+        <w:t>Patients/Appointment Booking</w:t>
+      </w:r>
+      <w:r>
+        <w:ptab w:relativeTo="margin" w:alignment="right" w:leader="dot"/>
+      </w:r>
+      <w:r>
+        <w:t>33</w:t>
+      </w:r>
+    </w:p>
+    <w:p>
+      <w:r>
+        <w:t>Doctor’s Portal</w:t>
+      </w:r>
+      <w:r>
+        <w:ptab w:relativeTo="margin" w:alignment="right" w:leader="dot"/>
+      </w:r>
+      <w:r>
+        <w:t>34</w:t>
+      </w:r>
+    </w:p>
+    <w:p/>
+    <w:p>
+      <w:pPr>
+        <w:pStyle w:val="TOCHeading"/>
+      </w:pPr>
+      <w:r>
+        <w:t>Table of Tables</w:t>
+      </w:r>
+    </w:p>
+    <w:p>
+      <w:pPr>
+        <w:pStyle w:val="TOC1"/>
+      </w:pPr>
+    </w:p>
+    <w:p/>
+    <w:p>
+      <w:pPr>
+        <w:pStyle w:val="TOC2"/>
+        <w:ind w:left="0"/>
+      </w:pPr>
+      <w:r>
+        <w:t>Scheduling</w:t>
+      </w:r>
+      <w:r>
+        <w:ptab w:relativeTo="margin" w:alignment="right" w:leader="dot"/>
+      </w:r>
+      <w:r>
+        <w:t>45</w:t>
+      </w:r>
+    </w:p>
+    <w:p/>
+    <w:p/>
+    <w:p/>
+    <w:p>
+      <w:pPr>
+        <w:pStyle w:val="TOC1"/>
+      </w:pPr>
+    </w:p>
+    <w:p>
+      <w:pPr>
+        <w:pStyle w:val="TOC3"/>
+        <w:ind w:left="0"/>
+      </w:pPr>
+      <w:r>
+        <w:t xml:space="preserve">         </w:t>
+      </w:r>
+    </w:p>
+    <w:p/>
+    <w:p/>
+    <w:p/>
     <w:p>
       <w:pPr>
         <w:jc w:val="both"/>
@@ -2992,7 +3189,7 @@
           <w:bCs/>
           <w:sz w:val="40"/>
           <w:szCs w:val="40"/>
-          <w:lang w:eastAsia="en-KE"/>
+          <w:lang/>
         </w:rPr>
       </w:pPr>
     </w:p>
@@ -3005,7 +3202,7 @@
           <w:bCs/>
           <w:sz w:val="40"/>
           <w:szCs w:val="40"/>
-          <w:lang w:eastAsia="en-KE"/>
+          <w:lang/>
         </w:rPr>
       </w:pPr>
     </w:p>
@@ -3018,7 +3215,7 @@
           <w:bCs/>
           <w:sz w:val="40"/>
           <w:szCs w:val="40"/>
-          <w:lang w:eastAsia="en-KE"/>
+          <w:lang/>
         </w:rPr>
       </w:pPr>
     </w:p>
@@ -3039,7 +3236,7 @@
           <w:bCs/>
           <w:sz w:val="40"/>
           <w:szCs w:val="40"/>
-          <w:lang w:eastAsia="en-KE"/>
+          <w:lang/>
         </w:rPr>
         <w:lastRenderedPageBreak/>
         <w:t>CHAPTER 1</w:t>
@@ -3055,7 +3252,7 @@
           <w:bCs/>
           <w:sz w:val="40"/>
           <w:szCs w:val="40"/>
-          <w:lang w:val="en-KE" w:eastAsia="en-KE"/>
+          <w:lang/>
         </w:rPr>
       </w:pPr>
       <w:r>
@@ -3065,7 +3262,7 @@
           <w:bCs/>
           <w:sz w:val="40"/>
           <w:szCs w:val="40"/>
-          <w:lang w:val="en-KE" w:eastAsia="en-KE"/>
+          <w:lang/>
         </w:rPr>
         <w:t>1.</w:t>
       </w:r>
@@ -3076,7 +3273,7 @@
           <w:bCs/>
           <w:sz w:val="40"/>
           <w:szCs w:val="40"/>
-          <w:lang w:eastAsia="en-KE"/>
+          <w:lang/>
         </w:rPr>
         <w:t>0</w:t>
       </w:r>
@@ -3087,7 +3284,7 @@
           <w:bCs/>
           <w:sz w:val="40"/>
           <w:szCs w:val="40"/>
-          <w:lang w:val="en-KE" w:eastAsia="en-KE"/>
+          <w:lang/>
         </w:rPr>
         <w:t xml:space="preserve"> Introduction</w:t>
       </w:r>
@@ -3099,7 +3296,7 @@
           <w:rFonts w:ascii="Times New Roman" w:eastAsia="Times New Roman" w:hAnsi="Times New Roman" w:cs="Times New Roman"/>
           <w:sz w:val="28"/>
           <w:szCs w:val="28"/>
-          <w:lang w:val="en-KE" w:eastAsia="en-KE"/>
+          <w:lang/>
         </w:rPr>
       </w:pPr>
       <w:r>
@@ -3107,7 +3304,7 @@
           <w:rFonts w:ascii="Times New Roman" w:eastAsia="Times New Roman" w:hAnsi="Times New Roman" w:cs="Times New Roman"/>
           <w:sz w:val="28"/>
           <w:szCs w:val="28"/>
-          <w:lang w:val="en-KE" w:eastAsia="en-KE"/>
+          <w:lang/>
         </w:rPr>
         <w:t>Chronic kidney disease (CKD) is a critical medical condition and ongoing disease process that affects millions of people worldwide, with many dialysis patients regularly monitored with medical interventions in order to maintain optimal quality of life. To manage such an ongoing disease process requires strict adherence to taking medications, monitoring health status, and following up with a healthcare expert like a nephrologist on time. Many dialysis patients are expected to track their symptoms, keep track of medications taken, and recognize subtle changes in their health that may not be major but could negatively impact the health process.</w:t>
       </w:r>
@@ -3119,7 +3316,7 @@
           <w:rFonts w:ascii="Times New Roman" w:eastAsia="Times New Roman" w:hAnsi="Times New Roman" w:cs="Times New Roman"/>
           <w:sz w:val="28"/>
           <w:szCs w:val="28"/>
-          <w:lang w:val="en-KE" w:eastAsia="en-KE"/>
+          <w:lang/>
         </w:rPr>
       </w:pPr>
       <w:r>
@@ -3127,7 +3324,7 @@
           <w:rFonts w:ascii="Times New Roman" w:eastAsia="Times New Roman" w:hAnsi="Times New Roman" w:cs="Times New Roman"/>
           <w:sz w:val="28"/>
           <w:szCs w:val="28"/>
-          <w:lang w:val="en-KE" w:eastAsia="en-KE"/>
+          <w:lang/>
         </w:rPr>
         <w:t>T</w:t>
       </w:r>
@@ -3136,7 +3333,7 @@
           <w:rFonts w:ascii="Times New Roman" w:eastAsia="Times New Roman" w:hAnsi="Times New Roman" w:cs="Times New Roman"/>
           <w:sz w:val="28"/>
           <w:szCs w:val="28"/>
-          <w:lang w:eastAsia="en-KE"/>
+          <w:lang/>
         </w:rPr>
         <w:t xml:space="preserve">hereby comes </w:t>
       </w:r>
@@ -3145,7 +3342,7 @@
           <w:rFonts w:ascii="Times New Roman" w:eastAsia="Times New Roman" w:hAnsi="Times New Roman" w:cs="Times New Roman"/>
           <w:sz w:val="28"/>
           <w:szCs w:val="28"/>
-          <w:lang w:val="en-KE" w:eastAsia="en-KE"/>
+          <w:lang/>
         </w:rPr>
         <w:t>a digital health support system</w:t>
       </w:r>
@@ -3154,7 +3351,7 @@
           <w:rFonts w:ascii="Times New Roman" w:eastAsia="Times New Roman" w:hAnsi="Times New Roman" w:cs="Times New Roman"/>
           <w:sz w:val="28"/>
           <w:szCs w:val="28"/>
-          <w:lang w:eastAsia="en-KE"/>
+          <w:lang/>
         </w:rPr>
         <w:t xml:space="preserve"> (TeleMed)</w:t>
       </w:r>
@@ -3163,7 +3360,7 @@
           <w:rFonts w:ascii="Times New Roman" w:eastAsia="Times New Roman" w:hAnsi="Times New Roman" w:cs="Times New Roman"/>
           <w:sz w:val="28"/>
           <w:szCs w:val="28"/>
-          <w:lang w:val="en-KE" w:eastAsia="en-KE"/>
+          <w:lang/>
         </w:rPr>
         <w:t xml:space="preserve"> that enables dialysis patients to self-manage their health daily. This digital health support system harnesses AI-facilitated data</w:t>
       </w:r>
@@ -3172,7 +3369,7 @@
           <w:rFonts w:ascii="Times New Roman" w:eastAsia="Times New Roman" w:hAnsi="Times New Roman" w:cs="Times New Roman"/>
           <w:sz w:val="28"/>
           <w:szCs w:val="28"/>
-          <w:lang w:eastAsia="en-KE"/>
+          <w:lang/>
         </w:rPr>
         <w:t xml:space="preserve">(symptoms, signs and medication) </w:t>
       </w:r>
@@ -3181,7 +3378,7 @@
           <w:rFonts w:ascii="Times New Roman" w:eastAsia="Times New Roman" w:hAnsi="Times New Roman" w:cs="Times New Roman"/>
           <w:sz w:val="28"/>
           <w:szCs w:val="28"/>
-          <w:lang w:val="en-KE" w:eastAsia="en-KE"/>
+          <w:lang/>
         </w:rPr>
         <w:t xml:space="preserve"> analysis, and automated recommendation reports to assist in tracking personal health information, but it promotes earl</w:t>
       </w:r>
@@ -3190,7 +3387,7 @@
           <w:rFonts w:ascii="Times New Roman" w:eastAsia="Times New Roman" w:hAnsi="Times New Roman" w:cs="Times New Roman"/>
           <w:sz w:val="28"/>
           <w:szCs w:val="28"/>
-          <w:lang w:eastAsia="en-KE"/>
+          <w:lang/>
         </w:rPr>
         <w:t>y</w:t>
       </w:r>
@@ -3199,7 +3396,7 @@
           <w:rFonts w:ascii="Times New Roman" w:eastAsia="Times New Roman" w:hAnsi="Times New Roman" w:cs="Times New Roman"/>
           <w:sz w:val="28"/>
           <w:szCs w:val="28"/>
-          <w:lang w:val="en-KE" w:eastAsia="en-KE"/>
+          <w:lang/>
         </w:rPr>
         <w:t xml:space="preserve"> </w:t>
       </w:r>
@@ -3208,7 +3405,7 @@
           <w:rFonts w:ascii="Times New Roman" w:eastAsia="Times New Roman" w:hAnsi="Times New Roman" w:cs="Times New Roman"/>
           <w:sz w:val="28"/>
           <w:szCs w:val="28"/>
-          <w:lang w:eastAsia="en-KE"/>
+          <w:lang/>
         </w:rPr>
         <w:t xml:space="preserve"> management or persistent </w:t>
       </w:r>
@@ -3217,7 +3414,7 @@
           <w:rFonts w:ascii="Times New Roman" w:eastAsia="Times New Roman" w:hAnsi="Times New Roman" w:cs="Times New Roman"/>
           <w:sz w:val="28"/>
           <w:szCs w:val="28"/>
-          <w:lang w:val="en-KE" w:eastAsia="en-KE"/>
+          <w:lang/>
         </w:rPr>
         <w:t>of either personal exacerbations, or complications reducing patient outcomes, not to mention visits to the hospital emergency department.</w:t>
       </w:r>
@@ -3229,7 +3426,7 @@
           <w:rFonts w:ascii="Times New Roman" w:eastAsia="Times New Roman" w:hAnsi="Times New Roman" w:cs="Times New Roman"/>
           <w:sz w:val="28"/>
           <w:szCs w:val="28"/>
-          <w:lang w:eastAsia="en-KE"/>
+          <w:lang/>
         </w:rPr>
       </w:pPr>
       <w:r>
@@ -3237,7 +3434,7 @@
           <w:rFonts w:ascii="Times New Roman" w:eastAsia="Times New Roman" w:hAnsi="Times New Roman" w:cs="Times New Roman"/>
           <w:sz w:val="28"/>
           <w:szCs w:val="28"/>
-          <w:lang w:eastAsia="en-KE"/>
+          <w:lang/>
         </w:rPr>
         <w:t>T</w:t>
       </w:r>
@@ -3246,7 +3443,7 @@
           <w:rFonts w:ascii="Times New Roman" w:eastAsia="Times New Roman" w:hAnsi="Times New Roman" w:cs="Times New Roman"/>
           <w:sz w:val="28"/>
           <w:szCs w:val="28"/>
-          <w:lang w:eastAsia="en-KE"/>
+          <w:lang/>
         </w:rPr>
         <w:t xml:space="preserve">eleMed </w:t>
       </w:r>
@@ -3255,7 +3452,7 @@
           <w:rFonts w:ascii="Times New Roman" w:eastAsia="Times New Roman" w:hAnsi="Times New Roman" w:cs="Times New Roman"/>
           <w:sz w:val="28"/>
           <w:szCs w:val="28"/>
-          <w:lang w:val="en-KE" w:eastAsia="en-KE"/>
+          <w:lang/>
         </w:rPr>
         <w:t>aims to:</w:t>
       </w:r>
@@ -3272,7 +3469,7 @@
           <w:rFonts w:ascii="Times New Roman" w:eastAsia="Times New Roman" w:hAnsi="Times New Roman" w:cs="Times New Roman"/>
           <w:sz w:val="28"/>
           <w:szCs w:val="28"/>
-          <w:lang w:eastAsia="en-KE"/>
+          <w:lang/>
         </w:rPr>
       </w:pPr>
       <w:r>
@@ -3280,7 +3477,7 @@
           <w:rFonts w:ascii="Times New Roman" w:eastAsia="Times New Roman" w:hAnsi="Times New Roman" w:cs="Times New Roman"/>
           <w:sz w:val="28"/>
           <w:szCs w:val="28"/>
-          <w:lang w:eastAsia="en-KE"/>
+          <w:lang/>
         </w:rPr>
         <w:t>R</w:t>
       </w:r>
@@ -3289,7 +3486,7 @@
           <w:rFonts w:ascii="Times New Roman" w:eastAsia="Times New Roman" w:hAnsi="Times New Roman" w:cs="Times New Roman"/>
           <w:sz w:val="28"/>
           <w:szCs w:val="28"/>
-          <w:lang w:val="en-KE" w:eastAsia="en-KE"/>
+          <w:lang/>
         </w:rPr>
         <w:t>educe preventable complications</w:t>
       </w:r>
@@ -3306,7 +3503,7 @@
           <w:rFonts w:ascii="Times New Roman" w:eastAsia="Times New Roman" w:hAnsi="Times New Roman" w:cs="Times New Roman"/>
           <w:sz w:val="28"/>
           <w:szCs w:val="28"/>
-          <w:lang w:eastAsia="en-KE"/>
+          <w:lang/>
         </w:rPr>
       </w:pPr>
       <w:r>
@@ -3314,7 +3511,7 @@
           <w:rFonts w:ascii="Times New Roman" w:eastAsia="Times New Roman" w:hAnsi="Times New Roman" w:cs="Times New Roman"/>
           <w:sz w:val="28"/>
           <w:szCs w:val="28"/>
-          <w:lang w:eastAsia="en-KE"/>
+          <w:lang/>
         </w:rPr>
         <w:t>L</w:t>
       </w:r>
@@ -3323,7 +3520,7 @@
           <w:rFonts w:ascii="Times New Roman" w:eastAsia="Times New Roman" w:hAnsi="Times New Roman" w:cs="Times New Roman"/>
           <w:sz w:val="28"/>
           <w:szCs w:val="28"/>
-          <w:lang w:val="en-KE" w:eastAsia="en-KE"/>
+          <w:lang/>
         </w:rPr>
         <w:t>ower hospital admissions</w:t>
       </w:r>
@@ -3332,7 +3529,7 @@
           <w:rFonts w:ascii="Times New Roman" w:eastAsia="Times New Roman" w:hAnsi="Times New Roman" w:cs="Times New Roman"/>
           <w:sz w:val="28"/>
           <w:szCs w:val="28"/>
-          <w:lang w:eastAsia="en-KE"/>
+          <w:lang/>
         </w:rPr>
         <w:t>.</w:t>
       </w:r>
@@ -3349,7 +3546,7 @@
           <w:rFonts w:ascii="Times New Roman" w:eastAsia="Times New Roman" w:hAnsi="Times New Roman" w:cs="Times New Roman"/>
           <w:sz w:val="28"/>
           <w:szCs w:val="28"/>
-          <w:lang w:eastAsia="en-KE"/>
+          <w:lang/>
         </w:rPr>
       </w:pPr>
       <w:r>
@@ -3357,7 +3554,7 @@
           <w:rFonts w:ascii="Times New Roman" w:eastAsia="Times New Roman" w:hAnsi="Times New Roman" w:cs="Times New Roman"/>
           <w:sz w:val="28"/>
           <w:szCs w:val="28"/>
-          <w:lang w:eastAsia="en-KE"/>
+          <w:lang/>
         </w:rPr>
         <w:t>E</w:t>
       </w:r>
@@ -3366,7 +3563,7 @@
           <w:rFonts w:ascii="Times New Roman" w:eastAsia="Times New Roman" w:hAnsi="Times New Roman" w:cs="Times New Roman"/>
           <w:sz w:val="28"/>
           <w:szCs w:val="28"/>
-          <w:lang w:val="en-KE" w:eastAsia="en-KE"/>
+          <w:lang/>
         </w:rPr>
         <w:t xml:space="preserve">mpower </w:t>
       </w:r>
@@ -3375,7 +3572,7 @@
           <w:rFonts w:ascii="Times New Roman" w:eastAsia="Times New Roman" w:hAnsi="Times New Roman" w:cs="Times New Roman"/>
           <w:sz w:val="28"/>
           <w:szCs w:val="28"/>
-          <w:lang w:eastAsia="en-KE"/>
+          <w:lang/>
         </w:rPr>
         <w:t xml:space="preserve">Chronic Kidney Disease </w:t>
       </w:r>
@@ -3384,7 +3581,7 @@
           <w:rFonts w:ascii="Times New Roman" w:eastAsia="Times New Roman" w:hAnsi="Times New Roman" w:cs="Times New Roman"/>
           <w:sz w:val="28"/>
           <w:szCs w:val="28"/>
-          <w:lang w:val="en-KE" w:eastAsia="en-KE"/>
+          <w:lang/>
         </w:rPr>
         <w:t>patients in managing their own health.</w:t>
       </w:r>
@@ -3397,7 +3594,7 @@
           <w:b/>
           <w:sz w:val="24"/>
           <w:szCs w:val="24"/>
-          <w:lang w:eastAsia="en-KE"/>
+          <w:lang/>
         </w:rPr>
       </w:pPr>
     </w:p>
@@ -3416,7 +3613,7 @@
           <w:bCs/>
           <w:sz w:val="40"/>
           <w:szCs w:val="40"/>
-          <w:lang w:eastAsia="en-KE"/>
+          <w:lang/>
         </w:rPr>
       </w:pPr>
       <w:r>
@@ -3426,7 +3623,7 @@
           <w:bCs/>
           <w:sz w:val="40"/>
           <w:szCs w:val="40"/>
-          <w:lang w:eastAsia="en-KE"/>
+          <w:lang/>
         </w:rPr>
         <w:t>Background.</w:t>
       </w:r>
@@ -3506,23 +3703,7 @@
           <w:sz w:val="28"/>
           <w:szCs w:val="28"/>
         </w:rPr>
-        <w:t xml:space="preserve">Traditionally, patients have relied on manual methods such as paper-based logs to record their symptoms and medication intake. However, these methods are often inefficient, prone to inaccuracies, and difficult to maintain consistently over time. Furthermore, healthcare systems in many regions lack integrated tools that can </w:t>
-      </w:r>
-      <w:proofErr w:type="spellStart"/>
-      <w:r>
-        <w:rPr>
-          <w:sz w:val="28"/>
-          <w:szCs w:val="28"/>
-        </w:rPr>
-        <w:t>analyze</w:t>
-      </w:r>
-      <w:proofErr w:type="spellEnd"/>
-      <w:r>
-        <w:rPr>
-          <w:sz w:val="28"/>
-          <w:szCs w:val="28"/>
-        </w:rPr>
-        <w:t xml:space="preserve"> patient-generated health data in real time, limiting opportunities for early intervention. As a result, valuable health information remains underutilized, and clinical decisions are often made without continuous insight into a patient’s day-to-day condition.</w:t>
+        <w:t>Traditionally, patients have relied on manual methods such as paper-based logs to record their symptoms and medication intake. However, these methods are often inefficient, prone to inaccuracies, and difficult to maintain consistently over time. Furthermore, healthcare systems in many regions lack integrated tools that can analyze patient-generated health data in real time, limiting opportunities for early intervention. As a result, valuable health information remains underutilized, and clinical decisions are often made without continuous insight into a patient’s day-to-day condition.</w:t>
       </w:r>
     </w:p>
     <w:p>
@@ -3600,7 +3781,7 @@
           <w:bCs/>
           <w:sz w:val="40"/>
           <w:szCs w:val="40"/>
-          <w:lang w:val="en-KE" w:eastAsia="en-KE"/>
+          <w:lang/>
         </w:rPr>
       </w:pPr>
     </w:p>
@@ -3612,7 +3793,7 @@
           <w:b/>
           <w:sz w:val="24"/>
           <w:szCs w:val="24"/>
-          <w:lang w:eastAsia="en-KE"/>
+          <w:lang/>
         </w:rPr>
       </w:pPr>
     </w:p>
@@ -6600,7 +6781,7 @@
           <w:rFonts w:ascii="Times New Roman" w:eastAsia="Times New Roman" w:hAnsi="Times New Roman" w:cs="Times New Roman"/>
           <w:sz w:val="24"/>
           <w:szCs w:val="24"/>
-          <w:lang w:val="en-KE" w:eastAsia="en-KE"/>
+          <w:lang/>
         </w:rPr>
       </w:pPr>
     </w:p>
@@ -6904,7 +7085,7 @@
           <w:rFonts w:ascii="Times New Roman" w:eastAsia="Times New Roman" w:hAnsi="Times New Roman" w:cs="Times New Roman"/>
           <w:sz w:val="28"/>
           <w:szCs w:val="28"/>
-          <w:lang w:val="en-KE" w:eastAsia="en-KE"/>
+          <w:lang/>
         </w:rPr>
       </w:pPr>
       <w:r>
@@ -6912,7 +7093,7 @@
           <w:rFonts w:ascii="Times New Roman" w:eastAsia="Times New Roman" w:hAnsi="Times New Roman" w:cs="Times New Roman"/>
           <w:sz w:val="28"/>
           <w:szCs w:val="28"/>
-          <w:lang w:val="en-KE" w:eastAsia="en-KE"/>
+          <w:lang/>
         </w:rPr>
         <w:t xml:space="preserve">Tools: </w:t>
       </w:r>
@@ -6921,7 +7102,7 @@
           <w:rFonts w:ascii="Times New Roman" w:eastAsia="Times New Roman" w:hAnsi="Times New Roman" w:cs="Times New Roman"/>
           <w:sz w:val="28"/>
           <w:szCs w:val="28"/>
-          <w:lang w:eastAsia="en-KE"/>
+          <w:lang/>
         </w:rPr>
         <w:t>LLMS :Gemini/Open AI</w:t>
       </w:r>
@@ -6934,7 +7115,7 @@
           <w:rFonts w:ascii="Times New Roman" w:eastAsia="Times New Roman" w:hAnsi="Times New Roman" w:cs="Times New Roman"/>
           <w:sz w:val="28"/>
           <w:szCs w:val="28"/>
-          <w:lang w:val="en-KE" w:eastAsia="en-KE"/>
+          <w:lang/>
         </w:rPr>
       </w:pPr>
       <w:r>
@@ -6942,7 +7123,7 @@
           <w:rFonts w:ascii="Times New Roman" w:eastAsia="Times New Roman" w:hAnsi="Times New Roman" w:cs="Times New Roman"/>
           <w:sz w:val="28"/>
           <w:szCs w:val="28"/>
-          <w:lang w:val="en-KE" w:eastAsia="en-KE"/>
+          <w:lang/>
         </w:rPr>
         <w:t>Functionality:</w:t>
       </w:r>
@@ -6958,7 +7139,7 @@
           <w:rFonts w:ascii="Times New Roman" w:eastAsia="Times New Roman" w:hAnsi="Times New Roman" w:cs="Times New Roman"/>
           <w:sz w:val="28"/>
           <w:szCs w:val="28"/>
-          <w:lang w:val="en-KE" w:eastAsia="en-KE"/>
+          <w:lang/>
         </w:rPr>
       </w:pPr>
       <w:r>
@@ -6966,7 +7147,7 @@
           <w:rFonts w:ascii="Times New Roman" w:eastAsia="Times New Roman" w:hAnsi="Times New Roman" w:cs="Times New Roman"/>
           <w:sz w:val="28"/>
           <w:szCs w:val="28"/>
-          <w:lang w:val="en-KE" w:eastAsia="en-KE"/>
+          <w:lang/>
         </w:rPr>
         <w:lastRenderedPageBreak/>
         <w:t>Analyze trends in patient-reported symptoms and medication adherence.</w:t>
@@ -6983,7 +7164,7 @@
           <w:rFonts w:ascii="Times New Roman" w:eastAsia="Times New Roman" w:hAnsi="Times New Roman" w:cs="Times New Roman"/>
           <w:sz w:val="28"/>
           <w:szCs w:val="28"/>
-          <w:lang w:val="en-KE" w:eastAsia="en-KE"/>
+          <w:lang/>
         </w:rPr>
       </w:pPr>
       <w:r>
@@ -6991,7 +7172,7 @@
           <w:rFonts w:ascii="Times New Roman" w:eastAsia="Times New Roman" w:hAnsi="Times New Roman" w:cs="Times New Roman"/>
           <w:sz w:val="28"/>
           <w:szCs w:val="28"/>
-          <w:lang w:val="en-KE" w:eastAsia="en-KE"/>
+          <w:lang/>
         </w:rPr>
         <w:t>Identify risk patterns indicating stable, improving, or deteriorating health.</w:t>
       </w:r>
@@ -7000,7 +7181,7 @@
           <w:rFonts w:ascii="Times New Roman" w:eastAsia="Times New Roman" w:hAnsi="Times New Roman" w:cs="Times New Roman"/>
           <w:sz w:val="28"/>
           <w:szCs w:val="28"/>
-          <w:lang w:eastAsia="en-KE"/>
+          <w:lang/>
         </w:rPr>
         <w:t xml:space="preserve"> </w:t>
       </w:r>
@@ -7016,7 +7197,7 @@
           <w:rFonts w:ascii="Times New Roman" w:eastAsia="Times New Roman" w:hAnsi="Times New Roman" w:cs="Times New Roman"/>
           <w:sz w:val="28"/>
           <w:szCs w:val="28"/>
-          <w:lang w:val="en-KE" w:eastAsia="en-KE"/>
+          <w:lang/>
         </w:rPr>
       </w:pPr>
       <w:r>
@@ -7024,7 +7205,7 @@
           <w:rFonts w:ascii="Times New Roman" w:hAnsi="Times New Roman" w:cs="Times New Roman"/>
           <w:sz w:val="28"/>
           <w:szCs w:val="28"/>
-          <w:lang w:val="en-KE" w:eastAsia="en-KE"/>
+          <w:lang/>
         </w:rPr>
         <w:t>Provide interpretable output and feedback messages</w:t>
       </w:r>
@@ -7279,7 +7460,7 @@
           <w:bCs/>
           <w:sz w:val="27"/>
           <w:szCs w:val="27"/>
-          <w:lang w:val="en-KE" w:eastAsia="en-KE"/>
+          <w:lang/>
         </w:rPr>
       </w:pPr>
       <w:r>
@@ -7289,7 +7470,7 @@
           <w:bCs/>
           <w:sz w:val="27"/>
           <w:szCs w:val="27"/>
-          <w:lang w:val="en-KE" w:eastAsia="en-KE"/>
+          <w:lang/>
         </w:rPr>
         <w:t>3.0 Introduction</w:t>
       </w:r>
@@ -7301,7 +7482,7 @@
           <w:rFonts w:ascii="Times New Roman" w:eastAsia="Times New Roman" w:hAnsi="Times New Roman" w:cs="Times New Roman"/>
           <w:sz w:val="28"/>
           <w:szCs w:val="28"/>
-          <w:lang w:eastAsia="en-KE"/>
+          <w:lang/>
         </w:rPr>
       </w:pPr>
       <w:r>
@@ -7309,7 +7490,7 @@
           <w:rFonts w:ascii="Times New Roman" w:eastAsia="Times New Roman" w:hAnsi="Times New Roman" w:cs="Times New Roman"/>
           <w:sz w:val="28"/>
           <w:szCs w:val="28"/>
-          <w:lang w:val="en-KE" w:eastAsia="en-KE"/>
+          <w:lang/>
         </w:rPr>
         <w:t xml:space="preserve">This chapter presents the methodology used in the development of </w:t>
       </w:r>
@@ -7319,7 +7500,7 @@
           <w:bCs/>
           <w:sz w:val="28"/>
           <w:szCs w:val="28"/>
-          <w:lang w:val="en-KE" w:eastAsia="en-KE"/>
+          <w:lang/>
         </w:rPr>
         <w:t>TeleMed</w:t>
       </w:r>
@@ -7328,7 +7509,7 @@
           <w:rFonts w:ascii="Times New Roman" w:eastAsia="Times New Roman" w:hAnsi="Times New Roman" w:cs="Times New Roman"/>
           <w:sz w:val="28"/>
           <w:szCs w:val="28"/>
-          <w:lang w:eastAsia="en-KE"/>
+          <w:lang/>
         </w:rPr>
         <w:t>.</w:t>
       </w:r>
@@ -7340,7 +7521,7 @@
           <w:rFonts w:ascii="Times New Roman" w:eastAsia="Times New Roman" w:hAnsi="Times New Roman" w:cs="Times New Roman"/>
           <w:sz w:val="28"/>
           <w:szCs w:val="28"/>
-          <w:lang w:val="en-KE" w:eastAsia="en-KE"/>
+          <w:lang/>
         </w:rPr>
       </w:pPr>
       <w:r>
@@ -7348,7 +7529,7 @@
           <w:rFonts w:ascii="Times New Roman" w:eastAsia="Times New Roman" w:hAnsi="Times New Roman" w:cs="Times New Roman"/>
           <w:sz w:val="28"/>
           <w:szCs w:val="28"/>
-          <w:lang w:val="en-KE" w:eastAsia="en-KE"/>
+          <w:lang/>
         </w:rPr>
         <w:t>It outlines the research design, data collection methods, software development model, and phased approach to design, build, test, and deploy the system. Ethical considerations and progress tracking mechanisms are also discussed.</w:t>
       </w:r>
@@ -10177,7 +10358,7 @@
           <w:rFonts w:ascii="Times New Roman" w:eastAsia="Times New Roman" w:hAnsi="Times New Roman" w:cs="Times New Roman"/>
           <w:sz w:val="24"/>
           <w:szCs w:val="24"/>
-          <w:lang w:val="en-KE" w:eastAsia="en-KE"/>
+          <w:lang/>
         </w:rPr>
       </w:pPr>
     </w:p>
@@ -10249,7 +10430,7 @@
           <w:noProof/>
           <w:sz w:val="24"/>
           <w:szCs w:val="24"/>
-          <w:lang w:eastAsia="en-US"/>
+          <w:lang w:val="en-US" w:eastAsia="en-US"/>
         </w:rPr>
         <mc:AlternateContent>
           <mc:Choice Requires="wps">
@@ -10307,7 +10488,7 @@
               </wp:anchor>
             </w:drawing>
           </mc:Choice>
-          <mc:Fallback>
+          <mc:Fallback xmlns:w16sdtdh="http://schemas.microsoft.com/office/word/2020/wordml/sdtdatahash" xmlns:w16="http://schemas.microsoft.com/office/word/2018/wordml" xmlns:w16cid="http://schemas.microsoft.com/office/word/2016/wordml/cid" xmlns:w16cex="http://schemas.microsoft.com/office/word/2018/wordml/cex" xmlns:oel="http://schemas.microsoft.com/office/2019/extlst" xmlns:am3d="http://schemas.microsoft.com/office/drawing/2017/model3d" xmlns:aink="http://schemas.microsoft.com/office/drawing/2016/ink" xmlns:cx8="http://schemas.microsoft.com/office/drawing/2016/5/14/chartex" xmlns:cx7="http://schemas.microsoft.com/office/drawing/2016/5/13/chartex" xmlns:cx6="http://schemas.microsoft.com/office/drawing/2016/5/12/chartex" xmlns:cx5="http://schemas.microsoft.com/office/drawing/2016/5/11/chartex" xmlns:cx4="http://schemas.microsoft.com/office/drawing/2016/5/10/chartex" xmlns:cx3="http://schemas.microsoft.com/office/drawing/2016/5/9/chartex" xmlns:cx2="http://schemas.microsoft.com/office/drawing/2015/10/21/chartex">
             <w:pict>
               <v:line w14:anchorId="583E95AD" id="Straight Connector 25" o:spid="_x0000_s1026" style="position:absolute;flip:y;z-index:251698176;visibility:visible;mso-wrap-style:square;mso-width-percent:0;mso-height-percent:0;mso-wrap-distance-left:9pt;mso-wrap-distance-top:0;mso-wrap-distance-right:9pt;mso-wrap-distance-bottom:0;mso-position-horizontal:absolute;mso-position-horizontal-relative:text;mso-position-vertical:absolute;mso-position-vertical-relative:text;mso-width-percent:0;mso-height-percent:0;mso-width-relative:margin;mso-height-relative:margin" from="12.75pt,25.45pt" to="123.75pt,44.2pt" o:gfxdata="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" strokecolor="#4472c4 [3204]" strokeweight=".5pt">
                 <v:stroke joinstyle="miter"/>
@@ -10321,7 +10502,7 @@
           <w:noProof/>
           <w:sz w:val="24"/>
           <w:szCs w:val="24"/>
-          <w:lang w:eastAsia="en-US"/>
+          <w:lang w:val="en-US" w:eastAsia="en-US"/>
         </w:rPr>
         <mc:AlternateContent>
           <mc:Choice Requires="wps">
@@ -10379,7 +10560,7 @@
               </wp:anchor>
             </w:drawing>
           </mc:Choice>
-          <mc:Fallback>
+          <mc:Fallback xmlns:w16sdtdh="http://schemas.microsoft.com/office/word/2020/wordml/sdtdatahash" xmlns:w16="http://schemas.microsoft.com/office/word/2018/wordml" xmlns:w16cid="http://schemas.microsoft.com/office/word/2016/wordml/cid" xmlns:w16cex="http://schemas.microsoft.com/office/word/2018/wordml/cex" xmlns:oel="http://schemas.microsoft.com/office/2019/extlst" xmlns:am3d="http://schemas.microsoft.com/office/drawing/2017/model3d" xmlns:aink="http://schemas.microsoft.com/office/drawing/2016/ink" xmlns:cx8="http://schemas.microsoft.com/office/drawing/2016/5/14/chartex" xmlns:cx7="http://schemas.microsoft.com/office/drawing/2016/5/13/chartex" xmlns:cx6="http://schemas.microsoft.com/office/drawing/2016/5/12/chartex" xmlns:cx5="http://schemas.microsoft.com/office/drawing/2016/5/11/chartex" xmlns:cx4="http://schemas.microsoft.com/office/drawing/2016/5/10/chartex" xmlns:cx3="http://schemas.microsoft.com/office/drawing/2016/5/9/chartex" xmlns:cx2="http://schemas.microsoft.com/office/drawing/2015/10/21/chartex">
             <w:pict>
               <v:line w14:anchorId="0C8801C5" id="Straight Connector 38" o:spid="_x0000_s1026" style="position:absolute;z-index:251723776;visibility:visible;mso-wrap-style:square;mso-width-percent:0;mso-height-percent:0;mso-wrap-distance-left:9pt;mso-wrap-distance-top:0;mso-wrap-distance-right:9pt;mso-wrap-distance-bottom:0;mso-position-horizontal:absolute;mso-position-horizontal-relative:margin;mso-position-vertical:absolute;mso-position-vertical-relative:text;mso-width-percent:0;mso-height-percent:0;mso-width-relative:margin;mso-height-relative:margin" from="342pt,27.7pt" to="489pt,78.7pt" o:gfxdata="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" strokecolor="#4472c4 [3204]" strokeweight=".5pt">
                 <v:stroke joinstyle="miter"/>
@@ -10394,7 +10575,7 @@
           <w:noProof/>
           <w:sz w:val="24"/>
           <w:szCs w:val="24"/>
-          <w:lang w:eastAsia="en-US"/>
+          <w:lang w:val="en-US" w:eastAsia="en-US"/>
         </w:rPr>
         <mc:AlternateContent>
           <mc:Choice Requires="wps">
@@ -10468,7 +10649,7 @@
           </mc:Choice>
           <mc:Fallback>
             <w:pict>
-              <v:oval w14:anchorId="234857FE" id="Oval 2" o:spid="_x0000_s1026" style="position:absolute;margin-left:0;margin-top:1pt;width:219.6pt;height:48.6pt;z-index:251659264;visibility:visible;mso-wrap-style:square;mso-width-percent:0;mso-wrap-distance-left:9pt;mso-wrap-distance-top:0;mso-wrap-distance-right:9pt;mso-wrap-distance-bottom:0;mso-position-horizontal:center;mso-position-horizontal-relative:margin;mso-position-vertical:absolute;mso-position-vertical-relative:text;mso-width-percent:0;mso-width-relative:margin;v-text-anchor:middle" o:gfxdata="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" fillcolor="white [3201]" strokecolor="#4472c4 [3204]" strokeweight="1pt">
+              <v:oval w14:anchorId="234857FE" id="Oval 2" o:spid="_x0000_s1026" style="position:absolute;margin-left:0;margin-top:1pt;width:219.6pt;height:48.6pt;z-index:251659264;visibility:visible;mso-wrap-style:square;mso-width-percent:0;mso-wrap-distance-left:9pt;mso-wrap-distance-top:0;mso-wrap-distance-right:9pt;mso-wrap-distance-bottom:0;mso-position-horizontal:center;mso-position-horizontal-relative:margin;mso-position-vertical:absolute;mso-position-vertical-relative:text;mso-width-percent:0;mso-width-relative:margin;v-text-anchor:middle" o:gfxdata="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" fillcolor="white [3201]" strokecolor="#4472c4 [3204]" strokeweight="1pt">
                 <v:stroke joinstyle="miter"/>
                 <v:textbox>
                   <w:txbxContent>
@@ -10491,7 +10672,7 @@
       <w:r>
         <w:rPr>
           <w:noProof/>
-          <w:lang w:val="en-US"/>
+          <w:lang w:val="en-US" w:eastAsia="en-US"/>
         </w:rPr>
         <w:drawing>
           <wp:anchor distT="0" distB="0" distL="114300" distR="114300" simplePos="0" relativeHeight="251713536" behindDoc="0" locked="0" layoutInCell="1" allowOverlap="1" wp14:anchorId="0B34B62F" wp14:editId="16E557D5">
@@ -10569,7 +10750,7 @@
           <w:noProof/>
           <w:sz w:val="24"/>
           <w:szCs w:val="24"/>
-          <w:lang w:eastAsia="en-US"/>
+          <w:lang w:val="en-US" w:eastAsia="en-US"/>
         </w:rPr>
         <mc:AlternateContent>
           <mc:Choice Requires="wps">
@@ -10634,7 +10815,7 @@
               </wp:anchor>
             </w:drawing>
           </mc:Choice>
-          <mc:Fallback>
+          <mc:Fallback xmlns:w16sdtdh="http://schemas.microsoft.com/office/word/2020/wordml/sdtdatahash" xmlns:w16="http://schemas.microsoft.com/office/word/2018/wordml" xmlns:w16cid="http://schemas.microsoft.com/office/word/2016/wordml/cid" xmlns:w16cex="http://schemas.microsoft.com/office/word/2018/wordml/cex" xmlns:oel="http://schemas.microsoft.com/office/2019/extlst" xmlns:am3d="http://schemas.microsoft.com/office/drawing/2017/model3d" xmlns:aink="http://schemas.microsoft.com/office/drawing/2016/ink" xmlns:cx8="http://schemas.microsoft.com/office/drawing/2016/5/14/chartex" xmlns:cx7="http://schemas.microsoft.com/office/drawing/2016/5/13/chartex" xmlns:cx6="http://schemas.microsoft.com/office/drawing/2016/5/12/chartex" xmlns:cx5="http://schemas.microsoft.com/office/drawing/2016/5/11/chartex" xmlns:cx4="http://schemas.microsoft.com/office/drawing/2016/5/10/chartex" xmlns:cx3="http://schemas.microsoft.com/office/drawing/2016/5/9/chartex" xmlns:cx2="http://schemas.microsoft.com/office/drawing/2015/10/21/chartex">
             <w:pict>
               <v:shapetype w14:anchorId="0127CC3C" id="_x0000_t96" coordsize="21600,21600" o:spt="96" adj="17520" path="m10800,qx,10800,10800,21600,21600,10800,10800,xem7340,6445qx6215,7570,7340,8695,8465,7570,7340,6445xnfem14260,6445qx13135,7570,14260,8695,15385,7570,14260,6445xnfem4960@0c8853@3,12747@3,16640@0nfe">
                 <v:formulas>
@@ -10728,7 +10909,7 @@
               </wp:anchor>
             </w:drawing>
           </mc:Choice>
-          <mc:Fallback>
+          <mc:Fallback xmlns:w16sdtdh="http://schemas.microsoft.com/office/word/2020/wordml/sdtdatahash" xmlns:w16="http://schemas.microsoft.com/office/word/2018/wordml" xmlns:w16cid="http://schemas.microsoft.com/office/word/2016/wordml/cid" xmlns:w16cex="http://schemas.microsoft.com/office/word/2018/wordml/cex" xmlns:oel="http://schemas.microsoft.com/office/2019/extlst" xmlns:am3d="http://schemas.microsoft.com/office/drawing/2017/model3d" xmlns:aink="http://schemas.microsoft.com/office/drawing/2016/ink" xmlns:cx8="http://schemas.microsoft.com/office/drawing/2016/5/14/chartex" xmlns:cx7="http://schemas.microsoft.com/office/drawing/2016/5/13/chartex" xmlns:cx6="http://schemas.microsoft.com/office/drawing/2016/5/12/chartex" xmlns:cx5="http://schemas.microsoft.com/office/drawing/2016/5/11/chartex" xmlns:cx4="http://schemas.microsoft.com/office/drawing/2016/5/10/chartex" xmlns:cx3="http://schemas.microsoft.com/office/drawing/2016/5/9/chartex" xmlns:cx2="http://schemas.microsoft.com/office/drawing/2015/10/21/chartex">
             <w:pict>
               <v:shape w14:anchorId="1A6AC7EF" id="Smiley Face 11" o:spid="_x0000_s1026" type="#_x0000_t96" style="position:absolute;margin-left:478.5pt;margin-top:21.7pt;width:17.4pt;height:18pt;z-index:251721728;visibility:visible;mso-wrap-style:square;mso-width-percent:0;mso-height-percent:0;mso-wrap-distance-left:9pt;mso-wrap-distance-top:0;mso-wrap-distance-right:9pt;mso-wrap-distance-bottom:0;mso-position-horizontal:absolute;mso-position-horizontal-relative:text;mso-position-vertical:absolute;mso-position-vertical-relative:text;mso-width-percent:0;mso-height-percent:0;mso-width-relative:margin;mso-height-relative:margin;v-text-anchor:middle" o:gfxdata="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" fillcolor="#4472c4 [3204]" strokecolor="#1f3763 [1604]" strokeweight="1pt">
                 <v:stroke joinstyle="miter"/>
@@ -10800,7 +10981,7 @@
               </wp:anchor>
             </w:drawing>
           </mc:Choice>
-          <mc:Fallback>
+          <mc:Fallback xmlns:w16sdtdh="http://schemas.microsoft.com/office/word/2020/wordml/sdtdatahash" xmlns:w16="http://schemas.microsoft.com/office/word/2018/wordml" xmlns:w16cid="http://schemas.microsoft.com/office/word/2016/wordml/cid" xmlns:w16cex="http://schemas.microsoft.com/office/word/2018/wordml/cex" xmlns:oel="http://schemas.microsoft.com/office/2019/extlst" xmlns:am3d="http://schemas.microsoft.com/office/drawing/2017/model3d" xmlns:aink="http://schemas.microsoft.com/office/drawing/2016/ink" xmlns:cx8="http://schemas.microsoft.com/office/drawing/2016/5/14/chartex" xmlns:cx7="http://schemas.microsoft.com/office/drawing/2016/5/13/chartex" xmlns:cx6="http://schemas.microsoft.com/office/drawing/2016/5/12/chartex" xmlns:cx5="http://schemas.microsoft.com/office/drawing/2016/5/11/chartex" xmlns:cx4="http://schemas.microsoft.com/office/drawing/2016/5/10/chartex" xmlns:cx3="http://schemas.microsoft.com/office/drawing/2016/5/9/chartex" xmlns:cx2="http://schemas.microsoft.com/office/drawing/2015/10/21/chartex">
             <w:pict>
               <v:line w14:anchorId="4C3CF53B" id="Straight Connector 30" o:spid="_x0000_s1026" style="position:absolute;z-index:251708416;visibility:visible;mso-wrap-style:square;mso-width-percent:0;mso-height-percent:0;mso-wrap-distance-left:9pt;mso-wrap-distance-top:0;mso-wrap-distance-right:9pt;mso-wrap-distance-bottom:0;mso-position-horizontal:absolute;mso-position-horizontal-relative:margin;mso-position-vertical:absolute;mso-position-vertical-relative:text;mso-width-percent:0;mso-height-percent:0;mso-width-relative:margin;mso-height-relative:margin" from="11.25pt,16.15pt" to="48pt,209.65pt" o:gfxdata="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" strokecolor="#4472c4 [3204]" strokeweight=".5pt">
                 <v:stroke joinstyle="miter"/>
@@ -10873,7 +11054,7 @@
               </wp:anchor>
             </w:drawing>
           </mc:Choice>
-          <mc:Fallback>
+          <mc:Fallback xmlns:w16sdtdh="http://schemas.microsoft.com/office/word/2020/wordml/sdtdatahash" xmlns:w16="http://schemas.microsoft.com/office/word/2018/wordml" xmlns:w16cid="http://schemas.microsoft.com/office/word/2016/wordml/cid" xmlns:w16cex="http://schemas.microsoft.com/office/word/2018/wordml/cex" xmlns:oel="http://schemas.microsoft.com/office/2019/extlst" xmlns:am3d="http://schemas.microsoft.com/office/drawing/2017/model3d" xmlns:aink="http://schemas.microsoft.com/office/drawing/2016/ink" xmlns:cx8="http://schemas.microsoft.com/office/drawing/2016/5/14/chartex" xmlns:cx7="http://schemas.microsoft.com/office/drawing/2016/5/13/chartex" xmlns:cx6="http://schemas.microsoft.com/office/drawing/2016/5/12/chartex" xmlns:cx5="http://schemas.microsoft.com/office/drawing/2016/5/11/chartex" xmlns:cx4="http://schemas.microsoft.com/office/drawing/2016/5/10/chartex" xmlns:cx3="http://schemas.microsoft.com/office/drawing/2016/5/9/chartex" xmlns:cx2="http://schemas.microsoft.com/office/drawing/2015/10/21/chartex">
             <w:pict>
               <v:line w14:anchorId="43CBA666" id="Straight Connector 29" o:spid="_x0000_s1026" style="position:absolute;z-index:251706368;visibility:visible;mso-wrap-style:square;mso-width-percent:0;mso-height-percent:0;mso-wrap-distance-left:9pt;mso-wrap-distance-top:0;mso-wrap-distance-right:9pt;mso-wrap-distance-bottom:0;mso-position-horizontal:absolute;mso-position-horizontal-relative:margin;mso-position-vertical:absolute;mso-position-vertical-relative:text;mso-width-percent:0;mso-height-percent:0;mso-width-relative:margin;mso-height-relative:margin" from="13.5pt,16.15pt" to="48.75pt,161.35pt" o:gfxdata="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" strokecolor="#4472c4 [3204]" strokeweight=".5pt">
                 <v:stroke joinstyle="miter"/>
@@ -10946,7 +11127,7 @@
               </wp:anchor>
             </w:drawing>
           </mc:Choice>
-          <mc:Fallback>
+          <mc:Fallback xmlns:w16sdtdh="http://schemas.microsoft.com/office/word/2020/wordml/sdtdatahash" xmlns:w16="http://schemas.microsoft.com/office/word/2018/wordml" xmlns:w16cid="http://schemas.microsoft.com/office/word/2016/wordml/cid" xmlns:w16cex="http://schemas.microsoft.com/office/word/2018/wordml/cex" xmlns:oel="http://schemas.microsoft.com/office/2019/extlst" xmlns:am3d="http://schemas.microsoft.com/office/drawing/2017/model3d" xmlns:aink="http://schemas.microsoft.com/office/drawing/2016/ink" xmlns:cx8="http://schemas.microsoft.com/office/drawing/2016/5/14/chartex" xmlns:cx7="http://schemas.microsoft.com/office/drawing/2016/5/13/chartex" xmlns:cx6="http://schemas.microsoft.com/office/drawing/2016/5/12/chartex" xmlns:cx5="http://schemas.microsoft.com/office/drawing/2016/5/11/chartex" xmlns:cx4="http://schemas.microsoft.com/office/drawing/2016/5/10/chartex" xmlns:cx3="http://schemas.microsoft.com/office/drawing/2016/5/9/chartex" xmlns:cx2="http://schemas.microsoft.com/office/drawing/2015/10/21/chartex">
             <w:pict>
               <v:line w14:anchorId="34B1FEE6" id="Straight Connector 28" o:spid="_x0000_s1026" style="position:absolute;z-index:251704320;visibility:visible;mso-wrap-style:square;mso-width-percent:0;mso-height-percent:0;mso-wrap-distance-left:9pt;mso-wrap-distance-top:0;mso-wrap-distance-right:9pt;mso-wrap-distance-bottom:0;mso-position-horizontal:absolute;mso-position-horizontal-relative:margin;mso-position-vertical:absolute;mso-position-vertical-relative:text;mso-width-percent:0;mso-height-percent:0;mso-width-relative:margin;mso-height-relative:margin" from="13.5pt,16.15pt" to="48pt,113.35pt" o:gfxdata="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" strokecolor="#4472c4 [3204]" strokeweight=".5pt">
                 <v:stroke joinstyle="miter"/>
@@ -11019,7 +11200,7 @@
               </wp:anchor>
             </w:drawing>
           </mc:Choice>
-          <mc:Fallback>
+          <mc:Fallback xmlns:w16sdtdh="http://schemas.microsoft.com/office/word/2020/wordml/sdtdatahash" xmlns:w16="http://schemas.microsoft.com/office/word/2018/wordml" xmlns:w16cid="http://schemas.microsoft.com/office/word/2016/wordml/cid" xmlns:w16cex="http://schemas.microsoft.com/office/word/2018/wordml/cex" xmlns:oel="http://schemas.microsoft.com/office/2019/extlst" xmlns:am3d="http://schemas.microsoft.com/office/drawing/2017/model3d" xmlns:aink="http://schemas.microsoft.com/office/drawing/2016/ink" xmlns:cx8="http://schemas.microsoft.com/office/drawing/2016/5/14/chartex" xmlns:cx7="http://schemas.microsoft.com/office/drawing/2016/5/13/chartex" xmlns:cx6="http://schemas.microsoft.com/office/drawing/2016/5/12/chartex" xmlns:cx5="http://schemas.microsoft.com/office/drawing/2016/5/11/chartex" xmlns:cx4="http://schemas.microsoft.com/office/drawing/2016/5/10/chartex" xmlns:cx3="http://schemas.microsoft.com/office/drawing/2016/5/9/chartex" xmlns:cx2="http://schemas.microsoft.com/office/drawing/2015/10/21/chartex">
             <w:pict>
               <v:line w14:anchorId="66B110EB" id="Straight Connector 27" o:spid="_x0000_s1026" style="position:absolute;z-index:251702272;visibility:visible;mso-wrap-style:square;mso-width-percent:0;mso-height-percent:0;mso-wrap-distance-left:9pt;mso-wrap-distance-top:0;mso-wrap-distance-right:9pt;mso-wrap-distance-bottom:0;mso-position-horizontal:absolute;mso-position-horizontal-relative:margin;mso-position-vertical:absolute;mso-position-vertical-relative:text;mso-width-percent:0;mso-height-percent:0;mso-width-relative:margin;mso-height-relative:margin" from="11.25pt,17.65pt" to="51.75pt,258.85pt" o:gfxdata="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" strokecolor="#4472c4 [3204]" strokeweight=".5pt">
                 <v:stroke joinstyle="miter"/>
@@ -11092,7 +11273,7 @@
               </wp:anchor>
             </w:drawing>
           </mc:Choice>
-          <mc:Fallback>
+          <mc:Fallback xmlns:w16sdtdh="http://schemas.microsoft.com/office/word/2020/wordml/sdtdatahash" xmlns:w16="http://schemas.microsoft.com/office/word/2018/wordml" xmlns:w16cid="http://schemas.microsoft.com/office/word/2016/wordml/cid" xmlns:w16cex="http://schemas.microsoft.com/office/word/2018/wordml/cex" xmlns:oel="http://schemas.microsoft.com/office/2019/extlst" xmlns:am3d="http://schemas.microsoft.com/office/drawing/2017/model3d" xmlns:aink="http://schemas.microsoft.com/office/drawing/2016/ink" xmlns:cx8="http://schemas.microsoft.com/office/drawing/2016/5/14/chartex" xmlns:cx7="http://schemas.microsoft.com/office/drawing/2016/5/13/chartex" xmlns:cx6="http://schemas.microsoft.com/office/drawing/2016/5/12/chartex" xmlns:cx5="http://schemas.microsoft.com/office/drawing/2016/5/11/chartex" xmlns:cx4="http://schemas.microsoft.com/office/drawing/2016/5/10/chartex" xmlns:cx3="http://schemas.microsoft.com/office/drawing/2016/5/9/chartex" xmlns:cx2="http://schemas.microsoft.com/office/drawing/2015/10/21/chartex">
             <w:pict>
               <v:line w14:anchorId="18E66330" id="Straight Connector 26" o:spid="_x0000_s1026" style="position:absolute;z-index:251700224;visibility:visible;mso-wrap-style:square;mso-width-percent:0;mso-height-percent:0;mso-wrap-distance-left:9pt;mso-wrap-distance-top:0;mso-wrap-distance-right:9pt;mso-wrap-distance-bottom:0;mso-position-horizontal:absolute;mso-position-horizontal-relative:margin;mso-position-vertical:absolute;mso-position-vertical-relative:text;mso-width-percent:0;mso-height-percent:0;mso-width-relative:margin;mso-height-relative:margin" from="12pt,16pt" to="50.25pt,321.4pt" o:gfxdata="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" strokecolor="#4472c4 [3204]" strokeweight=".5pt">
                 <v:stroke joinstyle="miter"/>
@@ -11184,7 +11365,7 @@
           </mc:Choice>
           <mc:Fallback>
             <w:pict>
-              <v:oval w14:anchorId="50A8C2C6" id="Oval 5" o:spid="_x0000_s1027" style="position:absolute;margin-left:46.5pt;margin-top:97.9pt;width:190.5pt;height:35.85pt;z-index:251661312;visibility:visible;mso-wrap-style:square;mso-width-percent:0;mso-height-percent:0;mso-wrap-distance-left:9pt;mso-wrap-distance-top:0;mso-wrap-distance-right:9pt;mso-wrap-distance-bottom:0;mso-position-horizontal:absolute;mso-position-horizontal-relative:margin;mso-position-vertical:absolute;mso-position-vertical-relative:text;mso-width-percent:0;mso-height-percent:0;mso-width-relative:margin;mso-height-relative:margin;v-text-anchor:middle" o:gfxdata="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" fillcolor="white [3201]" strokecolor="#4472c4 [3204]" strokeweight="1pt">
+              <v:oval w14:anchorId="50A8C2C6" id="Oval 5" o:spid="_x0000_s1027" style="position:absolute;margin-left:46.5pt;margin-top:97.9pt;width:190.5pt;height:35.85pt;z-index:251661312;visibility:visible;mso-wrap-style:square;mso-width-percent:0;mso-height-percent:0;mso-wrap-distance-left:9pt;mso-wrap-distance-top:0;mso-wrap-distance-right:9pt;mso-wrap-distance-bottom:0;mso-position-horizontal:absolute;mso-position-horizontal-relative:margin;mso-position-vertical:absolute;mso-position-vertical-relative:text;mso-width-percent:0;mso-height-percent:0;mso-width-relative:margin;mso-height-relative:margin;v-text-anchor:middle" o:gfxdata="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" fillcolor="white [3201]" strokecolor="#4472c4 [3204]" strokeweight="1pt">
                 <v:stroke joinstyle="miter"/>
                 <v:textbox>
                   <w:txbxContent>
@@ -11286,7 +11467,7 @@
           </mc:Choice>
           <mc:Fallback>
             <w:pict>
-              <v:oval w14:anchorId="7484E9AF" id="Oval 6" o:spid="_x0000_s1028" style="position:absolute;margin-left:46.5pt;margin-top:141.25pt;width:195.75pt;height:41.1pt;z-index:251663360;visibility:visible;mso-wrap-style:square;mso-width-percent:0;mso-height-percent:0;mso-wrap-distance-left:9pt;mso-wrap-distance-top:0;mso-wrap-distance-right:9pt;mso-wrap-distance-bottom:0;mso-position-horizontal:absolute;mso-position-horizontal-relative:margin;mso-position-vertical:absolute;mso-position-vertical-relative:text;mso-width-percent:0;mso-height-percent:0;mso-width-relative:margin;mso-height-relative:margin;v-text-anchor:middle" o:gfxdata="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" fillcolor="white [3201]" strokecolor="#4472c4 [3204]" strokeweight="1pt">
+              <v:oval w14:anchorId="7484E9AF" id="Oval 6" o:spid="_x0000_s1028" style="position:absolute;margin-left:46.5pt;margin-top:141.25pt;width:195.75pt;height:41.1pt;z-index:251663360;visibility:visible;mso-wrap-style:square;mso-width-percent:0;mso-height-percent:0;mso-wrap-distance-left:9pt;mso-wrap-distance-top:0;mso-wrap-distance-right:9pt;mso-wrap-distance-bottom:0;mso-position-horizontal:absolute;mso-position-horizontal-relative:margin;mso-position-vertical:absolute;mso-position-vertical-relative:text;mso-width-percent:0;mso-height-percent:0;mso-width-relative:margin;mso-height-relative:margin;v-text-anchor:middle" o:gfxdata="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" fillcolor="white [3201]" strokecolor="#4472c4 [3204]" strokeweight="1pt">
                 <v:stroke joinstyle="miter"/>
                 <v:textbox>
                   <w:txbxContent>
@@ -11388,7 +11569,7 @@
           </mc:Choice>
           <mc:Fallback>
             <w:pict>
-              <v:oval w14:anchorId="39E4FC38" id="Oval 8" o:spid="_x0000_s1029" style="position:absolute;margin-left:46.5pt;margin-top:188.65pt;width:192.75pt;height:42.6pt;z-index:251665408;visibility:visible;mso-wrap-style:square;mso-width-percent:0;mso-height-percent:0;mso-wrap-distance-left:9pt;mso-wrap-distance-top:0;mso-wrap-distance-right:9pt;mso-wrap-distance-bottom:0;mso-position-horizontal:absolute;mso-position-horizontal-relative:margin;mso-position-vertical:absolute;mso-position-vertical-relative:text;mso-width-percent:0;mso-height-percent:0;mso-width-relative:margin;mso-height-relative:margin;v-text-anchor:middle" o:gfxdata="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" fillcolor="white [3201]" strokecolor="#4472c4 [3204]" strokeweight="1pt">
+              <v:oval w14:anchorId="39E4FC38" id="Oval 8" o:spid="_x0000_s1029" style="position:absolute;margin-left:46.5pt;margin-top:188.65pt;width:192.75pt;height:42.6pt;z-index:251665408;visibility:visible;mso-wrap-style:square;mso-width-percent:0;mso-height-percent:0;mso-wrap-distance-left:9pt;mso-wrap-distance-top:0;mso-wrap-distance-right:9pt;mso-wrap-distance-bottom:0;mso-position-horizontal:absolute;mso-position-horizontal-relative:margin;mso-position-vertical:absolute;mso-position-vertical-relative:text;mso-width-percent:0;mso-height-percent:0;mso-width-relative:margin;mso-height-relative:margin;v-text-anchor:middle" o:gfxdata="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" fillcolor="white [3201]" strokecolor="#4472c4 [3204]" strokeweight="1pt">
                 <v:stroke joinstyle="miter"/>
                 <v:textbox>
                   <w:txbxContent>
@@ -11490,7 +11671,7 @@
           </mc:Choice>
           <mc:Fallback>
             <w:pict>
-              <v:oval w14:anchorId="1EF7E8B5" id="Oval 10" o:spid="_x0000_s1030" style="position:absolute;margin-left:48.75pt;margin-top:294.4pt;width:183.75pt;height:45pt;z-index:251669504;visibility:visible;mso-wrap-style:square;mso-width-percent:0;mso-height-percent:0;mso-wrap-distance-left:9pt;mso-wrap-distance-top:0;mso-wrap-distance-right:9pt;mso-wrap-distance-bottom:0;mso-position-horizontal:absolute;mso-position-horizontal-relative:margin;mso-position-vertical:absolute;mso-position-vertical-relative:text;mso-width-percent:0;mso-height-percent:0;mso-width-relative:margin;mso-height-relative:margin;v-text-anchor:middle" o:gfxdata="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" fillcolor="white [3201]" strokecolor="#4472c4 [3204]" strokeweight="1pt">
+              <v:oval w14:anchorId="1EF7E8B5" id="Oval 10" o:spid="_x0000_s1030" style="position:absolute;margin-left:48.75pt;margin-top:294.4pt;width:183.75pt;height:45pt;z-index:251669504;visibility:visible;mso-wrap-style:square;mso-width-percent:0;mso-height-percent:0;mso-wrap-distance-left:9pt;mso-wrap-distance-top:0;mso-wrap-distance-right:9pt;mso-wrap-distance-bottom:0;mso-position-horizontal:absolute;mso-position-horizontal-relative:margin;mso-position-vertical:absolute;mso-position-vertical-relative:text;mso-width-percent:0;mso-height-percent:0;mso-width-relative:margin;mso-height-relative:margin;v-text-anchor:middle" o:gfxdata="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" fillcolor="white [3201]" strokecolor="#4472c4 [3204]" strokeweight="1pt">
                 <v:stroke joinstyle="miter"/>
                 <v:textbox>
                   <w:txbxContent>
@@ -11592,7 +11773,7 @@
           </mc:Choice>
           <mc:Fallback>
             <w:pict>
-              <v:oval w14:anchorId="524AC6E8" id="Oval 9" o:spid="_x0000_s1031" style="position:absolute;margin-left:51pt;margin-top:238.15pt;width:181.5pt;height:42.6pt;z-index:251667456;visibility:visible;mso-wrap-style:square;mso-width-percent:0;mso-height-percent:0;mso-wrap-distance-left:9pt;mso-wrap-distance-top:0;mso-wrap-distance-right:9pt;mso-wrap-distance-bottom:0;mso-position-horizontal:absolute;mso-position-horizontal-relative:margin;mso-position-vertical:absolute;mso-position-vertical-relative:text;mso-width-percent:0;mso-height-percent:0;mso-width-relative:margin;mso-height-relative:margin;v-text-anchor:middle" o:gfxdata="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" fillcolor="white [3201]" strokecolor="#4472c4 [3204]" strokeweight="1pt">
+              <v:oval w14:anchorId="524AC6E8" id="Oval 9" o:spid="_x0000_s1031" style="position:absolute;margin-left:51pt;margin-top:238.15pt;width:181.5pt;height:42.6pt;z-index:251667456;visibility:visible;mso-wrap-style:square;mso-width-percent:0;mso-height-percent:0;mso-wrap-distance-left:9pt;mso-wrap-distance-top:0;mso-wrap-distance-right:9pt;mso-wrap-distance-bottom:0;mso-position-horizontal:absolute;mso-position-horizontal-relative:margin;mso-position-vertical:absolute;mso-position-vertical-relative:text;mso-width-percent:0;mso-height-percent:0;mso-width-relative:margin;mso-height-relative:margin;v-text-anchor:middle" o:gfxdata="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" fillcolor="white [3201]" strokecolor="#4472c4 [3204]" strokeweight="1pt">
                 <v:stroke joinstyle="miter"/>
                 <v:textbox>
                   <w:txbxContent>
@@ -11669,7 +11850,7 @@
               </wp:anchor>
             </w:drawing>
           </mc:Choice>
-          <mc:Fallback>
+          <mc:Fallback xmlns:w16sdtdh="http://schemas.microsoft.com/office/word/2020/wordml/sdtdatahash" xmlns:w16="http://schemas.microsoft.com/office/word/2018/wordml" xmlns:w16cid="http://schemas.microsoft.com/office/word/2016/wordml/cid" xmlns:w16cex="http://schemas.microsoft.com/office/word/2018/wordml/cex" xmlns:oel="http://schemas.microsoft.com/office/2019/extlst" xmlns:am3d="http://schemas.microsoft.com/office/drawing/2017/model3d" xmlns:aink="http://schemas.microsoft.com/office/drawing/2016/ink" xmlns:cx8="http://schemas.microsoft.com/office/drawing/2016/5/14/chartex" xmlns:cx7="http://schemas.microsoft.com/office/drawing/2016/5/13/chartex" xmlns:cx6="http://schemas.microsoft.com/office/drawing/2016/5/12/chartex" xmlns:cx5="http://schemas.microsoft.com/office/drawing/2016/5/11/chartex" xmlns:cx4="http://schemas.microsoft.com/office/drawing/2016/5/10/chartex" xmlns:cx3="http://schemas.microsoft.com/office/drawing/2016/5/9/chartex" xmlns:cx2="http://schemas.microsoft.com/office/drawing/2015/10/21/chartex">
             <w:pict>
               <v:line w14:anchorId="16A62510" id="Straight Connector 15" o:spid="_x0000_s1026" style="position:absolute;z-index:251692032;visibility:visible;mso-wrap-style:square;mso-wrap-distance-left:9pt;mso-wrap-distance-top:0;mso-wrap-distance-right:9pt;mso-wrap-distance-bottom:0;mso-position-horizontal:absolute;mso-position-horizontal-relative:text;mso-position-vertical:absolute;mso-position-vertical-relative:text" from="13.5pt,33.25pt" to="24.3pt,42.25pt" o:gfxdata="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" strokecolor="#4472c4 [3204]" strokeweight=".5pt">
                 <v:stroke joinstyle="miter"/>
@@ -11741,7 +11922,7 @@
               </wp:anchor>
             </w:drawing>
           </mc:Choice>
-          <mc:Fallback>
+          <mc:Fallback xmlns:w16sdtdh="http://schemas.microsoft.com/office/word/2020/wordml/sdtdatahash" xmlns:w16="http://schemas.microsoft.com/office/word/2018/wordml" xmlns:w16cid="http://schemas.microsoft.com/office/word/2016/wordml/cid" xmlns:w16cex="http://schemas.microsoft.com/office/word/2018/wordml/cex" xmlns:oel="http://schemas.microsoft.com/office/2019/extlst" xmlns:am3d="http://schemas.microsoft.com/office/drawing/2017/model3d" xmlns:aink="http://schemas.microsoft.com/office/drawing/2016/ink" xmlns:cx8="http://schemas.microsoft.com/office/drawing/2016/5/14/chartex" xmlns:cx7="http://schemas.microsoft.com/office/drawing/2016/5/13/chartex" xmlns:cx6="http://schemas.microsoft.com/office/drawing/2016/5/12/chartex" xmlns:cx5="http://schemas.microsoft.com/office/drawing/2016/5/11/chartex" xmlns:cx4="http://schemas.microsoft.com/office/drawing/2016/5/10/chartex" xmlns:cx3="http://schemas.microsoft.com/office/drawing/2016/5/9/chartex" xmlns:cx2="http://schemas.microsoft.com/office/drawing/2015/10/21/chartex">
             <w:pict>
               <v:line w14:anchorId="1E5E6EB7" id="Straight Connector 12" o:spid="_x0000_s1026" style="position:absolute;z-index:251689984;visibility:visible;mso-wrap-style:square;mso-width-percent:0;mso-height-percent:0;mso-wrap-distance-left:9pt;mso-wrap-distance-top:0;mso-wrap-distance-right:9pt;mso-wrap-distance-bottom:0;mso-position-horizontal:absolute;mso-position-horizontal-relative:text;mso-position-vertical:absolute;mso-position-vertical-relative:text;mso-width-percent:0;mso-height-percent:0;mso-width-relative:margin;mso-height-relative:margin" from="12pt,8.95pt" to="12pt,34.75pt" o:gfxdata="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" strokecolor="#4472c4 [3204]" strokeweight=".5pt">
                 <v:stroke joinstyle="miter"/>
@@ -11817,7 +11998,7 @@
                                 <wp:inline distT="0" distB="0" distL="0" distR="0" wp14:anchorId="066DCBE4" wp14:editId="3D33949D">
                                   <wp:extent cx="1515110" cy="295920"/>
                                   <wp:effectExtent l="0" t="0" r="8890" b="8890"/>
-                                  <wp:docPr id="1105" name="Picture 1105"/>
+                                  <wp:docPr id="1094" name="Picture 1094"/>
                                   <wp:cNvGraphicFramePr>
                                     <a:graphicFrameLocks xmlns:a="http://schemas.openxmlformats.org/drawingml/2006/main" noChangeAspect="1"/>
                                   </wp:cNvGraphicFramePr>
@@ -11862,9 +12043,11 @@
                                 </wp:inline>
                               </w:drawing>
                             </w:r>
+                            <w:proofErr w:type="spellStart"/>
                             <w:r>
                               <w:t>ms</w:t>
                             </w:r>
+                            <w:proofErr w:type="spellEnd"/>
                           </w:p>
                         </w:txbxContent>
                       </wps:txbx>
@@ -11888,7 +12071,7 @@
           </mc:Choice>
           <mc:Fallback>
             <w:pict>
-              <v:oval w14:anchorId="3BB17505" id="Oval 20" o:spid="_x0000_s1032" style="position:absolute;margin-left:252.75pt;margin-top:234.4pt;width:190.5pt;height:35.85pt;z-index:251681792;visibility:visible;mso-wrap-style:square;mso-width-percent:0;mso-height-percent:0;mso-wrap-distance-left:9pt;mso-wrap-distance-top:0;mso-wrap-distance-right:9pt;mso-wrap-distance-bottom:0;mso-position-horizontal:absolute;mso-position-horizontal-relative:margin;mso-position-vertical:absolute;mso-position-vertical-relative:text;mso-width-percent:0;mso-height-percent:0;mso-width-relative:margin;mso-height-relative:margin;v-text-anchor:middle" o:gfxdata="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" fillcolor="white [3201]" strokecolor="#4472c4 [3204]" strokeweight="1pt">
+              <v:oval w14:anchorId="3BB17505" id="Oval 20" o:spid="_x0000_s1032" style="position:absolute;margin-left:252.75pt;margin-top:234.4pt;width:190.5pt;height:35.85pt;z-index:251681792;visibility:visible;mso-wrap-style:square;mso-width-percent:0;mso-height-percent:0;mso-wrap-distance-left:9pt;mso-wrap-distance-top:0;mso-wrap-distance-right:9pt;mso-wrap-distance-bottom:0;mso-position-horizontal:absolute;mso-position-horizontal-relative:margin;mso-position-vertical:absolute;mso-position-vertical-relative:text;mso-width-percent:0;mso-height-percent:0;mso-width-relative:margin;mso-height-relative:margin;v-text-anchor:middle" o:gfxdata="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" fillcolor="white [3201]" strokecolor="#4472c4 [3204]" strokeweight="1pt">
                 <v:stroke joinstyle="miter"/>
                 <v:textbox>
                   <w:txbxContent>
@@ -11907,7 +12090,7 @@
                           <wp:inline distT="0" distB="0" distL="0" distR="0" wp14:anchorId="066DCBE4" wp14:editId="3D33949D">
                             <wp:extent cx="1515110" cy="295920"/>
                             <wp:effectExtent l="0" t="0" r="8890" b="8890"/>
-                            <wp:docPr id="1105" name="Picture 1105"/>
+                            <wp:docPr id="1094" name="Picture 1094"/>
                             <wp:cNvGraphicFramePr>
                               <a:graphicFrameLocks xmlns:a="http://schemas.openxmlformats.org/drawingml/2006/main" noChangeAspect="1"/>
                             </wp:cNvGraphicFramePr>
@@ -11952,9 +12135,11 @@
                           </wp:inline>
                         </w:drawing>
                       </w:r>
+                      <w:proofErr w:type="spellStart"/>
                       <w:r>
                         <w:t>ms</w:t>
                       </w:r>
+                      <w:proofErr w:type="spellEnd"/>
                     </w:p>
                   </w:txbxContent>
                 </v:textbox>
@@ -12046,7 +12231,7 @@
           </mc:Choice>
           <mc:Fallback>
             <w:pict>
-              <v:oval w14:anchorId="1EDEC396" id="Oval 18" o:spid="_x0000_s1033" style="position:absolute;margin-left:247.5pt;margin-top:144.4pt;width:190.5pt;height:35.85pt;z-index:251677696;visibility:visible;mso-wrap-style:square;mso-width-percent:0;mso-height-percent:0;mso-wrap-distance-left:9pt;mso-wrap-distance-top:0;mso-wrap-distance-right:9pt;mso-wrap-distance-bottom:0;mso-position-horizontal:absolute;mso-position-horizontal-relative:margin;mso-position-vertical:absolute;mso-position-vertical-relative:text;mso-width-percent:0;mso-height-percent:0;mso-width-relative:margin;mso-height-relative:margin;v-text-anchor:middle" o:gfxdata="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" fillcolor="white [3201]" strokecolor="#4472c4 [3204]" strokeweight="1pt">
+              <v:oval w14:anchorId="1EDEC396" id="Oval 18" o:spid="_x0000_s1033" style="position:absolute;margin-left:247.5pt;margin-top:144.4pt;width:190.5pt;height:35.85pt;z-index:251677696;visibility:visible;mso-wrap-style:square;mso-width-percent:0;mso-height-percent:0;mso-wrap-distance-left:9pt;mso-wrap-distance-top:0;mso-wrap-distance-right:9pt;mso-wrap-distance-bottom:0;mso-position-horizontal:absolute;mso-position-horizontal-relative:margin;mso-position-vertical:absolute;mso-position-vertical-relative:text;mso-width-percent:0;mso-height-percent:0;mso-width-relative:margin;mso-height-relative:margin;v-text-anchor:middle" o:gfxdata="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" fillcolor="white [3201]" strokecolor="#4472c4 [3204]" strokeweight="1pt">
                 <v:stroke joinstyle="miter"/>
                 <v:textbox>
                   <w:txbxContent>
@@ -12148,7 +12333,7 @@
           </mc:Choice>
           <mc:Fallback>
             <w:pict>
-              <v:oval w14:anchorId="63624347" id="Oval 19" o:spid="_x0000_s1034" style="position:absolute;margin-left:255pt;margin-top:187.15pt;width:190.5pt;height:35.85pt;z-index:251679744;visibility:visible;mso-wrap-style:square;mso-width-percent:0;mso-height-percent:0;mso-wrap-distance-left:9pt;mso-wrap-distance-top:0;mso-wrap-distance-right:9pt;mso-wrap-distance-bottom:0;mso-position-horizontal:absolute;mso-position-horizontal-relative:margin;mso-position-vertical:absolute;mso-position-vertical-relative:text;mso-width-percent:0;mso-height-percent:0;mso-width-relative:margin;mso-height-relative:margin;v-text-anchor:middle" o:gfxdata="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" fillcolor="white [3201]" strokecolor="#4472c4 [3204]" strokeweight="1pt">
+              <v:oval w14:anchorId="63624347" id="Oval 19" o:spid="_x0000_s1034" style="position:absolute;margin-left:255pt;margin-top:187.15pt;width:190.5pt;height:35.85pt;z-index:251679744;visibility:visible;mso-wrap-style:square;mso-width-percent:0;mso-height-percent:0;mso-wrap-distance-left:9pt;mso-wrap-distance-top:0;mso-wrap-distance-right:9pt;mso-wrap-distance-bottom:0;mso-position-horizontal:absolute;mso-position-horizontal-relative:margin;mso-position-vertical:absolute;mso-position-vertical-relative:text;mso-width-percent:0;mso-height-percent:0;mso-width-relative:margin;mso-height-relative:margin;v-text-anchor:middle" o:gfxdata="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" fillcolor="white [3201]" strokecolor="#4472c4 [3204]" strokeweight="1pt">
                 <v:stroke joinstyle="miter"/>
                 <v:textbox>
                   <w:txbxContent>
@@ -12250,7 +12435,7 @@
           </mc:Choice>
           <mc:Fallback>
             <w:pict>
-              <v:oval w14:anchorId="000CDA33" id="Oval 17" o:spid="_x0000_s1035" style="position:absolute;margin-left:246.75pt;margin-top:96.7pt;width:190.5pt;height:35.85pt;z-index:251675648;visibility:visible;mso-wrap-style:square;mso-width-percent:0;mso-height-percent:0;mso-wrap-distance-left:9pt;mso-wrap-distance-top:0;mso-wrap-distance-right:9pt;mso-wrap-distance-bottom:0;mso-position-horizontal:absolute;mso-position-horizontal-relative:margin;mso-position-vertical:absolute;mso-position-vertical-relative:text;mso-width-percent:0;mso-height-percent:0;mso-width-relative:margin;mso-height-relative:margin;v-text-anchor:middle" o:gfxdata="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" fillcolor="white [3201]" strokecolor="#4472c4 [3204]" strokeweight="1pt">
+              <v:oval w14:anchorId="000CDA33" id="Oval 17" o:spid="_x0000_s1035" style="position:absolute;margin-left:246.75pt;margin-top:96.7pt;width:190.5pt;height:35.85pt;z-index:251675648;visibility:visible;mso-wrap-style:square;mso-width-percent:0;mso-height-percent:0;mso-wrap-distance-left:9pt;mso-wrap-distance-top:0;mso-wrap-distance-right:9pt;mso-wrap-distance-bottom:0;mso-position-horizontal:absolute;mso-position-horizontal-relative:margin;mso-position-vertical:absolute;mso-position-vertical-relative:text;mso-width-percent:0;mso-height-percent:0;mso-width-relative:margin;mso-height-relative:margin;v-text-anchor:middle" o:gfxdata="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" fillcolor="white [3201]" strokecolor="#4472c4 [3204]" strokeweight="1pt">
                 <v:stroke joinstyle="miter"/>
                 <v:textbox>
                   <w:txbxContent>
@@ -12352,7 +12537,7 @@
           </mc:Choice>
           <mc:Fallback>
             <w:pict>
-              <v:rect w14:anchorId="23DA966B" id="Rectangle 16" o:spid="_x0000_s1036" style="position:absolute;margin-left:457.5pt;margin-top:71.65pt;width:60pt;height:22.2pt;z-index:251673600;visibility:visible;mso-wrap-style:square;mso-width-percent:0;mso-height-percent:0;mso-wrap-distance-left:9pt;mso-wrap-distance-top:0;mso-wrap-distance-right:9pt;mso-wrap-distance-bottom:0;mso-position-horizontal:absolute;mso-position-horizontal-relative:margin;mso-position-vertical:absolute;mso-position-vertical-relative:text;mso-width-percent:0;mso-height-percent:0;mso-width-relative:margin;mso-height-relative:margin;v-text-anchor:middle" o:gfxdata="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" fillcolor="white [3201]" strokecolor="#4472c4 [3204]" strokeweight="1pt">
+              <v:rect w14:anchorId="23DA966B" id="Rectangle 16" o:spid="_x0000_s1036" style="position:absolute;margin-left:457.5pt;margin-top:71.65pt;width:60pt;height:22.2pt;z-index:251673600;visibility:visible;mso-wrap-style:square;mso-width-percent:0;mso-height-percent:0;mso-wrap-distance-left:9pt;mso-wrap-distance-top:0;mso-wrap-distance-right:9pt;mso-wrap-distance-bottom:0;mso-position-horizontal:absolute;mso-position-horizontal-relative:margin;mso-position-vertical:absolute;mso-position-vertical-relative:text;mso-width-percent:0;mso-height-percent:0;mso-width-relative:margin;mso-height-relative:margin;v-text-anchor:middle" o:gfxdata="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" fillcolor="white [3201]" strokecolor="#4472c4 [3204]" strokeweight="1pt">
                 <v:textbox>
                   <w:txbxContent>
                     <w:p>
@@ -12459,7 +12644,7 @@
           </mc:Choice>
           <mc:Fallback>
             <w:pict>
-              <v:rect w14:anchorId="2BBF5BB6" id="Rectangle 22" o:spid="_x0000_s1037" style="position:absolute;margin-left:-45.75pt;margin-top:63.4pt;width:121.5pt;height:24.75pt;z-index:251671552;visibility:visible;mso-wrap-style:square;mso-width-percent:0;mso-height-percent:0;mso-wrap-distance-left:9pt;mso-wrap-distance-top:0;mso-wrap-distance-right:9pt;mso-wrap-distance-bottom:0;mso-position-horizontal:absolute;mso-position-horizontal-relative:margin;mso-position-vertical:absolute;mso-position-vertical-relative:text;mso-width-percent:0;mso-height-percent:0;mso-width-relative:margin;mso-height-relative:margin;v-text-anchor:middle" o:gfxdata="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" fillcolor="white [3201]" strokecolor="#4472c4 [3204]" strokeweight="1pt">
+              <v:rect w14:anchorId="2BBF5BB6" id="Rectangle 22" o:spid="_x0000_s1037" style="position:absolute;margin-left:-45.75pt;margin-top:63.4pt;width:121.5pt;height:24.75pt;z-index:251671552;visibility:visible;mso-wrap-style:square;mso-width-percent:0;mso-height-percent:0;mso-wrap-distance-left:9pt;mso-wrap-distance-top:0;mso-wrap-distance-right:9pt;mso-wrap-distance-bottom:0;mso-position-horizontal:absolute;mso-position-horizontal-relative:margin;mso-position-vertical:absolute;mso-position-vertical-relative:text;mso-width-percent:0;mso-height-percent:0;mso-width-relative:margin;mso-height-relative:margin;v-text-anchor:middle" o:gfxdata="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" fillcolor="white [3201]" strokecolor="#4472c4 [3204]" strokeweight="1pt">
                 <v:textbox>
                   <w:txbxContent>
                     <w:p>
@@ -12552,7 +12737,7 @@
               </wp:anchor>
             </w:drawing>
           </mc:Choice>
-          <mc:Fallback>
+          <mc:Fallback xmlns:w16sdtdh="http://schemas.microsoft.com/office/word/2020/wordml/sdtdatahash" xmlns:w16="http://schemas.microsoft.com/office/word/2018/wordml" xmlns:w16cid="http://schemas.microsoft.com/office/word/2016/wordml/cid" xmlns:w16cex="http://schemas.microsoft.com/office/word/2018/wordml/cex" xmlns:oel="http://schemas.microsoft.com/office/2019/extlst" xmlns:am3d="http://schemas.microsoft.com/office/drawing/2017/model3d" xmlns:aink="http://schemas.microsoft.com/office/drawing/2016/ink" xmlns:cx8="http://schemas.microsoft.com/office/drawing/2016/5/14/chartex" xmlns:cx7="http://schemas.microsoft.com/office/drawing/2016/5/13/chartex" xmlns:cx6="http://schemas.microsoft.com/office/drawing/2016/5/12/chartex" xmlns:cx5="http://schemas.microsoft.com/office/drawing/2016/5/11/chartex" xmlns:cx4="http://schemas.microsoft.com/office/drawing/2016/5/10/chartex" xmlns:cx3="http://schemas.microsoft.com/office/drawing/2016/5/9/chartex" xmlns:cx2="http://schemas.microsoft.com/office/drawing/2015/10/21/chartex">
             <w:pict>
               <v:line w14:anchorId="32A41E13" id="Straight Connector 39" o:spid="_x0000_s1026" style="position:absolute;flip:y;z-index:251725824;visibility:visible;mso-wrap-style:square;mso-width-percent:0;mso-height-percent:0;mso-wrap-distance-left:9pt;mso-wrap-distance-top:0;mso-wrap-distance-right:9pt;mso-wrap-distance-bottom:0;mso-position-horizontal:absolute;mso-position-horizontal-relative:margin;mso-position-vertical:absolute;mso-position-vertical-relative:text;mso-width-percent:0;mso-height-percent:0;mso-width-relative:margin;mso-height-relative:margin" from="443.25pt,22.15pt" to="487.5pt,229.9pt" o:gfxdata="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" strokecolor="#4472c4 [3204]" strokeweight=".5pt">
                 <v:stroke joinstyle="miter"/>
@@ -12702,7 +12887,7 @@
               </wp:anchor>
             </w:drawing>
           </mc:Choice>
-          <mc:Fallback>
+          <mc:Fallback xmlns:w16sdtdh="http://schemas.microsoft.com/office/word/2020/wordml/sdtdatahash" xmlns:w16="http://schemas.microsoft.com/office/word/2018/wordml" xmlns:w16cid="http://schemas.microsoft.com/office/word/2016/wordml/cid" xmlns:w16cex="http://schemas.microsoft.com/office/word/2018/wordml/cex" xmlns:oel="http://schemas.microsoft.com/office/2019/extlst" xmlns:am3d="http://schemas.microsoft.com/office/drawing/2017/model3d" xmlns:aink="http://schemas.microsoft.com/office/drawing/2016/ink" xmlns:cx8="http://schemas.microsoft.com/office/drawing/2016/5/14/chartex" xmlns:cx7="http://schemas.microsoft.com/office/drawing/2016/5/13/chartex" xmlns:cx6="http://schemas.microsoft.com/office/drawing/2016/5/12/chartex" xmlns:cx5="http://schemas.microsoft.com/office/drawing/2016/5/11/chartex" xmlns:cx4="http://schemas.microsoft.com/office/drawing/2016/5/10/chartex" xmlns:cx3="http://schemas.microsoft.com/office/drawing/2016/5/9/chartex" xmlns:cx2="http://schemas.microsoft.com/office/drawing/2015/10/21/chartex">
             <w:pict>
               <v:line w14:anchorId="0FD92CA6" id="Straight Connector 43" o:spid="_x0000_s1026" style="position:absolute;flip:y;z-index:251734016;visibility:visible;mso-wrap-style:square;mso-width-percent:0;mso-height-percent:0;mso-wrap-distance-left:9pt;mso-wrap-distance-top:0;mso-wrap-distance-right:9pt;mso-wrap-distance-bottom:0;mso-position-horizontal:absolute;mso-position-horizontal-relative:margin;mso-position-vertical:absolute;mso-position-vertical-relative:text;mso-width-percent:0;mso-height-percent:0;mso-width-relative:margin;mso-height-relative:margin" from="442.5pt,7.9pt" to="489pt,264.4pt" o:gfxdata="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" strokecolor="#4472c4 [3204]" strokeweight=".5pt">
                 <v:stroke joinstyle="miter"/>
@@ -12775,7 +12960,7 @@
               </wp:anchor>
             </w:drawing>
           </mc:Choice>
-          <mc:Fallback>
+          <mc:Fallback xmlns:w16sdtdh="http://schemas.microsoft.com/office/word/2020/wordml/sdtdatahash" xmlns:w16="http://schemas.microsoft.com/office/word/2018/wordml" xmlns:w16cid="http://schemas.microsoft.com/office/word/2016/wordml/cid" xmlns:w16cex="http://schemas.microsoft.com/office/word/2018/wordml/cex" xmlns:oel="http://schemas.microsoft.com/office/2019/extlst" xmlns:am3d="http://schemas.microsoft.com/office/drawing/2017/model3d" xmlns:aink="http://schemas.microsoft.com/office/drawing/2016/ink" xmlns:cx8="http://schemas.microsoft.com/office/drawing/2016/5/14/chartex" xmlns:cx7="http://schemas.microsoft.com/office/drawing/2016/5/13/chartex" xmlns:cx6="http://schemas.microsoft.com/office/drawing/2016/5/12/chartex" xmlns:cx5="http://schemas.microsoft.com/office/drawing/2016/5/11/chartex" xmlns:cx4="http://schemas.microsoft.com/office/drawing/2016/5/10/chartex" xmlns:cx3="http://schemas.microsoft.com/office/drawing/2016/5/9/chartex" xmlns:cx2="http://schemas.microsoft.com/office/drawing/2015/10/21/chartex">
             <w:pict>
               <v:line w14:anchorId="20556ED3" id="Straight Connector 42" o:spid="_x0000_s1026" style="position:absolute;flip:x;z-index:251731968;visibility:visible;mso-wrap-style:square;mso-width-percent:0;mso-height-percent:0;mso-wrap-distance-left:9pt;mso-wrap-distance-top:0;mso-wrap-distance-right:9pt;mso-wrap-distance-bottom:0;mso-position-horizontal:absolute;mso-position-horizontal-relative:margin;mso-position-vertical:absolute;mso-position-vertical-relative:text;mso-width-percent:0;mso-height-percent:0;mso-width-relative:margin;mso-height-relative:margin" from="435.75pt,7.15pt" to="487.5pt,69.4pt" o:gfxdata="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" strokecolor="#4472c4 [3204]" strokeweight=".5pt">
                 <v:stroke joinstyle="miter"/>
@@ -12848,7 +13033,7 @@
               </wp:anchor>
             </w:drawing>
           </mc:Choice>
-          <mc:Fallback>
+          <mc:Fallback xmlns:w16sdtdh="http://schemas.microsoft.com/office/word/2020/wordml/sdtdatahash" xmlns:w16="http://schemas.microsoft.com/office/word/2018/wordml" xmlns:w16cid="http://schemas.microsoft.com/office/word/2016/wordml/cid" xmlns:w16cex="http://schemas.microsoft.com/office/word/2018/wordml/cex" xmlns:oel="http://schemas.microsoft.com/office/2019/extlst" xmlns:am3d="http://schemas.microsoft.com/office/drawing/2017/model3d" xmlns:aink="http://schemas.microsoft.com/office/drawing/2016/ink" xmlns:cx8="http://schemas.microsoft.com/office/drawing/2016/5/14/chartex" xmlns:cx7="http://schemas.microsoft.com/office/drawing/2016/5/13/chartex" xmlns:cx6="http://schemas.microsoft.com/office/drawing/2016/5/12/chartex" xmlns:cx5="http://schemas.microsoft.com/office/drawing/2016/5/11/chartex" xmlns:cx4="http://schemas.microsoft.com/office/drawing/2016/5/10/chartex" xmlns:cx3="http://schemas.microsoft.com/office/drawing/2016/5/9/chartex" xmlns:cx2="http://schemas.microsoft.com/office/drawing/2015/10/21/chartex">
             <w:pict>
               <v:line w14:anchorId="3039EE6D" id="Straight Connector 41" o:spid="_x0000_s1026" style="position:absolute;flip:x;z-index:251729920;visibility:visible;mso-wrap-style:square;mso-width-percent:0;mso-height-percent:0;mso-wrap-distance-left:9pt;mso-wrap-distance-top:0;mso-wrap-distance-right:9pt;mso-wrap-distance-bottom:0;mso-position-horizontal:absolute;mso-position-horizontal-relative:margin;mso-position-vertical:absolute;mso-position-vertical-relative:text;mso-width-percent:0;mso-height-percent:0;mso-width-relative:margin;mso-height-relative:margin" from="438.75pt,7.15pt" to="488.25pt,117.4pt" o:gfxdata="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" strokecolor="#4472c4 [3204]" strokeweight=".5pt">
                 <v:stroke joinstyle="miter"/>
@@ -12921,7 +13106,7 @@
               </wp:anchor>
             </w:drawing>
           </mc:Choice>
-          <mc:Fallback>
+          <mc:Fallback xmlns:w16sdtdh="http://schemas.microsoft.com/office/word/2020/wordml/sdtdatahash" xmlns:w16="http://schemas.microsoft.com/office/word/2018/wordml" xmlns:w16cid="http://schemas.microsoft.com/office/word/2016/wordml/cid" xmlns:w16cex="http://schemas.microsoft.com/office/word/2018/wordml/cex" xmlns:oel="http://schemas.microsoft.com/office/2019/extlst" xmlns:am3d="http://schemas.microsoft.com/office/drawing/2017/model3d" xmlns:aink="http://schemas.microsoft.com/office/drawing/2016/ink" xmlns:cx8="http://schemas.microsoft.com/office/drawing/2016/5/14/chartex" xmlns:cx7="http://schemas.microsoft.com/office/drawing/2016/5/13/chartex" xmlns:cx6="http://schemas.microsoft.com/office/drawing/2016/5/12/chartex" xmlns:cx5="http://schemas.microsoft.com/office/drawing/2016/5/11/chartex" xmlns:cx4="http://schemas.microsoft.com/office/drawing/2016/5/10/chartex" xmlns:cx3="http://schemas.microsoft.com/office/drawing/2016/5/9/chartex" xmlns:cx2="http://schemas.microsoft.com/office/drawing/2015/10/21/chartex">
             <w:pict>
               <v:line w14:anchorId="55A575C7" id="Straight Connector 40" o:spid="_x0000_s1026" style="position:absolute;flip:x;z-index:251727872;visibility:visible;mso-wrap-style:square;mso-width-percent:0;mso-height-percent:0;mso-wrap-distance-left:9pt;mso-wrap-distance-top:0;mso-wrap-distance-right:9pt;mso-wrap-distance-bottom:0;mso-position-horizontal:absolute;mso-position-horizontal-relative:margin;mso-position-vertical:absolute;mso-position-vertical-relative:text;mso-width-percent:0;mso-height-percent:0;mso-width-relative:margin;mso-height-relative:margin" from="445.5pt,.4pt" to="489.75pt,160.15pt" o:gfxdata="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" strokecolor="#4472c4 [3204]" strokeweight=".5pt">
                 <v:stroke joinstyle="miter"/>
@@ -13025,7 +13210,7 @@
           </mc:Choice>
           <mc:Fallback>
             <w:pict>
-              <v:oval w14:anchorId="05482D0B" id="Oval 23" o:spid="_x0000_s1038" style="position:absolute;margin-left:251.25pt;margin-top:.55pt;width:190.5pt;height:34.35pt;z-index:251683840;visibility:visible;mso-wrap-style:square;mso-width-percent:0;mso-height-percent:0;mso-wrap-distance-left:9pt;mso-wrap-distance-top:0;mso-wrap-distance-right:9pt;mso-wrap-distance-bottom:0;mso-position-horizontal:absolute;mso-position-horizontal-relative:margin;mso-position-vertical:absolute;mso-position-vertical-relative:text;mso-width-percent:0;mso-height-percent:0;mso-width-relative:margin;mso-height-relative:margin;v-text-anchor:middle" o:gfxdata="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" fillcolor="white [3201]" strokecolor="#4472c4 [3204]" strokeweight="1pt">
+              <v:oval w14:anchorId="05482D0B" id="Oval 23" o:spid="_x0000_s1038" style="position:absolute;margin-left:251.25pt;margin-top:.55pt;width:190.5pt;height:34.35pt;z-index:251683840;visibility:visible;mso-wrap-style:square;mso-width-percent:0;mso-height-percent:0;mso-wrap-distance-left:9pt;mso-wrap-distance-top:0;mso-wrap-distance-right:9pt;mso-wrap-distance-bottom:0;mso-position-horizontal:absolute;mso-position-horizontal-relative:margin;mso-position-vertical:absolute;mso-position-vertical-relative:text;mso-width-percent:0;mso-height-percent:0;mso-width-relative:margin;mso-height-relative:margin;v-text-anchor:middle" o:gfxdata="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" fillcolor="white [3201]" strokecolor="#4472c4 [3204]" strokeweight="1pt">
                 <v:stroke joinstyle="miter"/>
                 <v:textbox>
                   <w:txbxContent>
@@ -13112,7 +13297,7 @@
               </wp:anchor>
             </w:drawing>
           </mc:Choice>
-          <mc:Fallback>
+          <mc:Fallback xmlns:w16sdtdh="http://schemas.microsoft.com/office/word/2020/wordml/sdtdatahash" xmlns:w16="http://schemas.microsoft.com/office/word/2018/wordml" xmlns:w16cid="http://schemas.microsoft.com/office/word/2016/wordml/cid" xmlns:w16cex="http://schemas.microsoft.com/office/word/2018/wordml/cex" xmlns:oel="http://schemas.microsoft.com/office/2019/extlst" xmlns:am3d="http://schemas.microsoft.com/office/drawing/2017/model3d" xmlns:aink="http://schemas.microsoft.com/office/drawing/2016/ink" xmlns:cx8="http://schemas.microsoft.com/office/drawing/2016/5/14/chartex" xmlns:cx7="http://schemas.microsoft.com/office/drawing/2016/5/13/chartex" xmlns:cx6="http://schemas.microsoft.com/office/drawing/2016/5/12/chartex" xmlns:cx5="http://schemas.microsoft.com/office/drawing/2016/5/11/chartex" xmlns:cx4="http://schemas.microsoft.com/office/drawing/2016/5/10/chartex" xmlns:cx3="http://schemas.microsoft.com/office/drawing/2016/5/9/chartex" xmlns:cx2="http://schemas.microsoft.com/office/drawing/2015/10/21/chartex">
             <w:pict>
               <v:line w14:anchorId="589D3A26" id="Straight Connector 44" o:spid="_x0000_s1026" style="position:absolute;z-index:251736064;visibility:visible;mso-wrap-style:square;mso-width-percent:0;mso-height-percent:0;mso-wrap-distance-left:9pt;mso-wrap-distance-top:0;mso-wrap-distance-right:9pt;mso-wrap-distance-bottom:0;mso-position-horizontal:absolute;mso-position-horizontal-relative:margin;mso-position-vertical:absolute;mso-position-vertical-relative:text;mso-width-percent:0;mso-height-percent:0;mso-width-relative:margin;mso-height-relative:margin" from="336pt,19.3pt" to="414.75pt,83.8pt" o:gfxdata="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" strokecolor="#4472c4 [3204]" strokeweight=".5pt">
                 <v:stroke joinstyle="miter"/>
@@ -13204,7 +13389,7 @@
           </mc:Choice>
           <mc:Fallback>
             <w:pict>
-              <v:oval w14:anchorId="0162F8AB" id="Oval 46" o:spid="_x0000_s1039" style="position:absolute;margin-left:147.75pt;margin-top:.7pt;width:190.5pt;height:35.85pt;z-index:251738112;visibility:visible;mso-wrap-style:square;mso-width-percent:0;mso-height-percent:0;mso-wrap-distance-left:9pt;mso-wrap-distance-top:0;mso-wrap-distance-right:9pt;mso-wrap-distance-bottom:0;mso-position-horizontal:absolute;mso-position-horizontal-relative:margin;mso-position-vertical:absolute;mso-position-vertical-relative:text;mso-width-percent:0;mso-height-percent:0;mso-width-relative:margin;mso-height-relative:margin;v-text-anchor:middle" o:gfxdata="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" fillcolor="white [3201]" strokecolor="#4472c4 [3204]" strokeweight="1pt">
+              <v:oval w14:anchorId="0162F8AB" id="Oval 46" o:spid="_x0000_s1039" style="position:absolute;margin-left:147.75pt;margin-top:.7pt;width:190.5pt;height:35.85pt;z-index:251738112;visibility:visible;mso-wrap-style:square;mso-width-percent:0;mso-height-percent:0;mso-wrap-distance-left:9pt;mso-wrap-distance-top:0;mso-wrap-distance-right:9pt;mso-wrap-distance-bottom:0;mso-position-horizontal:absolute;mso-position-horizontal-relative:margin;mso-position-vertical:absolute;mso-position-vertical-relative:text;mso-width-percent:0;mso-height-percent:0;mso-width-relative:margin;mso-height-relative:margin;v-text-anchor:middle" o:gfxdata="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" fillcolor="white [3201]" strokecolor="#4472c4 [3204]" strokeweight="1pt">
                 <v:stroke joinstyle="miter"/>
                 <v:textbox>
                   <w:txbxContent>
@@ -13297,7 +13482,7 @@
               </wp:anchor>
             </w:drawing>
           </mc:Choice>
-          <mc:Fallback>
+          <mc:Fallback xmlns:w16sdtdh="http://schemas.microsoft.com/office/word/2020/wordml/sdtdatahash" xmlns:w16="http://schemas.microsoft.com/office/word/2018/wordml" xmlns:w16cid="http://schemas.microsoft.com/office/word/2016/wordml/cid" xmlns:w16cex="http://schemas.microsoft.com/office/word/2018/wordml/cex" xmlns:oel="http://schemas.microsoft.com/office/2019/extlst" xmlns:am3d="http://schemas.microsoft.com/office/drawing/2017/model3d" xmlns:aink="http://schemas.microsoft.com/office/drawing/2016/ink" xmlns:cx8="http://schemas.microsoft.com/office/drawing/2016/5/14/chartex" xmlns:cx7="http://schemas.microsoft.com/office/drawing/2016/5/13/chartex" xmlns:cx6="http://schemas.microsoft.com/office/drawing/2016/5/12/chartex" xmlns:cx5="http://schemas.microsoft.com/office/drawing/2016/5/11/chartex" xmlns:cx4="http://schemas.microsoft.com/office/drawing/2016/5/10/chartex" xmlns:cx3="http://schemas.microsoft.com/office/drawing/2016/5/9/chartex" xmlns:cx2="http://schemas.microsoft.com/office/drawing/2015/10/21/chartex">
             <w:pict>
               <v:shape w14:anchorId="7CC4AB0D" id="Smiley Face 34" o:spid="_x0000_s1026" type="#_x0000_t96" style="position:absolute;margin-left:407.35pt;margin-top:17.25pt;width:17.4pt;height:18pt;z-index:251711488;visibility:visible;mso-wrap-style:square;mso-width-percent:0;mso-height-percent:0;mso-wrap-distance-left:9pt;mso-wrap-distance-top:0;mso-wrap-distance-right:9pt;mso-wrap-distance-bottom:0;mso-position-horizontal:absolute;mso-position-horizontal-relative:text;mso-position-vertical:absolute;mso-position-vertical-relative:text;mso-width-percent:0;mso-height-percent:0;mso-width-relative:margin;mso-height-relative:margin;v-text-anchor:middle" o:gfxdata="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" fillcolor="#4472c4 [3204]" strokecolor="#1f3763 [1604]" strokeweight="1pt">
                 <v:stroke joinstyle="miter"/>
@@ -13472,7 +13657,7 @@
           </mc:Choice>
           <mc:Fallback>
             <w:pict>
-              <v:rect w14:anchorId="20377FAB" id="Rectangle 24" o:spid="_x0000_s1040" style="position:absolute;margin-left:389.25pt;margin-top:1.45pt;width:60pt;height:22.2pt;z-index:251740160;visibility:visible;mso-wrap-style:square;mso-width-percent:0;mso-height-percent:0;mso-wrap-distance-left:9pt;mso-wrap-distance-top:0;mso-wrap-distance-right:9pt;mso-wrap-distance-bottom:0;mso-position-horizontal:absolute;mso-position-horizontal-relative:margin;mso-position-vertical:absolute;mso-position-vertical-relative:text;mso-width-percent:0;mso-height-percent:0;mso-width-relative:margin;mso-height-relative:margin;v-text-anchor:middle" o:gfxdata="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" fillcolor="white [3201]" strokecolor="#4472c4 [3204]" strokeweight="1pt">
+              <v:rect w14:anchorId="20377FAB" id="Rectangle 24" o:spid="_x0000_s1040" style="position:absolute;margin-left:389.25pt;margin-top:1.45pt;width:60pt;height:22.2pt;z-index:251740160;visibility:visible;mso-wrap-style:square;mso-width-percent:0;mso-height-percent:0;mso-wrap-distance-left:9pt;mso-wrap-distance-top:0;mso-wrap-distance-right:9pt;mso-wrap-distance-bottom:0;mso-position-horizontal:absolute;mso-position-horizontal-relative:margin;mso-position-vertical:absolute;mso-position-vertical-relative:text;mso-width-percent:0;mso-height-percent:0;mso-width-relative:margin;mso-height-relative:margin;v-text-anchor:middle" o:gfxdata="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" fillcolor="white [3201]" strokecolor="#4472c4 [3204]" strokeweight="1pt">
                 <v:textbox>
                   <w:txbxContent>
                     <w:p>
@@ -13510,6 +13695,24 @@
           <w:szCs w:val="24"/>
         </w:rPr>
         <w:lastRenderedPageBreak/>
+        <w:t>4.2.2</w:t>
+      </w:r>
+      <w:r>
+        <w:rPr>
+          <w:rFonts w:ascii="Times New Roman" w:hAnsi="Times New Roman" w:cs="Times New Roman"/>
+          <w:b/>
+          <w:sz w:val="24"/>
+          <w:szCs w:val="24"/>
+        </w:rPr>
+        <w:t xml:space="preserve"> </w:t>
+      </w:r>
+      <w:r>
+        <w:rPr>
+          <w:rFonts w:ascii="Times New Roman" w:hAnsi="Times New Roman" w:cs="Times New Roman"/>
+          <w:b/>
+          <w:sz w:val="24"/>
+          <w:szCs w:val="24"/>
+        </w:rPr>
         <w:t>Class diagrams</w:t>
       </w:r>
     </w:p>
@@ -13963,7 +14166,7 @@
                     </wp:anchor>
                   </w:drawing>
                 </mc:Choice>
-                <mc:Fallback>
+                <mc:Fallback xmlns:w16sdtdh="http://schemas.microsoft.com/office/word/2020/wordml/sdtdatahash" xmlns:w16="http://schemas.microsoft.com/office/word/2018/wordml" xmlns:w16cid="http://schemas.microsoft.com/office/word/2016/wordml/cid" xmlns:w16cex="http://schemas.microsoft.com/office/word/2018/wordml/cex" xmlns:oel="http://schemas.microsoft.com/office/2019/extlst" xmlns:am3d="http://schemas.microsoft.com/office/drawing/2017/model3d" xmlns:aink="http://schemas.microsoft.com/office/drawing/2016/ink" xmlns:cx8="http://schemas.microsoft.com/office/drawing/2016/5/14/chartex" xmlns:cx7="http://schemas.microsoft.com/office/drawing/2016/5/13/chartex" xmlns:cx6="http://schemas.microsoft.com/office/drawing/2016/5/12/chartex" xmlns:cx5="http://schemas.microsoft.com/office/drawing/2016/5/11/chartex" xmlns:cx4="http://schemas.microsoft.com/office/drawing/2016/5/10/chartex" xmlns:cx3="http://schemas.microsoft.com/office/drawing/2016/5/9/chartex" xmlns:cx2="http://schemas.microsoft.com/office/drawing/2015/10/21/chartex">
                   <w:pict>
                     <v:shapetype w14:anchorId="218FED5D" id="_x0000_t34" coordsize="21600,21600" o:spt="34" o:oned="t" adj="10800" path="m,l@0,0@0,21600,21600,21600e" filled="f">
                       <v:stroke joinstyle="miter"/>
@@ -14093,7 +14296,7 @@
               </wp:anchor>
             </w:drawing>
           </mc:Choice>
-          <mc:Fallback>
+          <mc:Fallback xmlns:w16sdtdh="http://schemas.microsoft.com/office/word/2020/wordml/sdtdatahash" xmlns:w16="http://schemas.microsoft.com/office/word/2018/wordml" xmlns:w16cid="http://schemas.microsoft.com/office/word/2016/wordml/cid" xmlns:w16cex="http://schemas.microsoft.com/office/word/2018/wordml/cex" xmlns:oel="http://schemas.microsoft.com/office/2019/extlst" xmlns:am3d="http://schemas.microsoft.com/office/drawing/2017/model3d" xmlns:aink="http://schemas.microsoft.com/office/drawing/2016/ink" xmlns:cx8="http://schemas.microsoft.com/office/drawing/2016/5/14/chartex" xmlns:cx7="http://schemas.microsoft.com/office/drawing/2016/5/13/chartex" xmlns:cx6="http://schemas.microsoft.com/office/drawing/2016/5/12/chartex" xmlns:cx5="http://schemas.microsoft.com/office/drawing/2016/5/11/chartex" xmlns:cx4="http://schemas.microsoft.com/office/drawing/2016/5/10/chartex" xmlns:cx3="http://schemas.microsoft.com/office/drawing/2016/5/9/chartex" xmlns:cx2="http://schemas.microsoft.com/office/drawing/2015/10/21/chartex">
             <w:pict>
               <v:shape w14:anchorId="2AC41D35" id="Connector: Elbow 47" o:spid="_x0000_s1026" type="#_x0000_t34" style="position:absolute;margin-left:48pt;margin-top:15.35pt;width:70.5pt;height:101.25pt;flip:x;z-index:251746304;visibility:visible;mso-wrap-style:square;mso-width-percent:0;mso-height-percent:0;mso-wrap-distance-left:9pt;mso-wrap-distance-top:0;mso-wrap-distance-right:9pt;mso-wrap-distance-bottom:0;mso-position-horizontal:absolute;mso-position-horizontal-relative:text;mso-position-vertical:absolute;mso-position-vertical-relative:text;mso-width-percent:0;mso-height-percent:0;mso-width-relative:margin;mso-height-relative:margin" o:gfxdata="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" strokecolor="#4472c4 [3204]" strokeweight=".5pt">
                 <v:stroke endarrow="block"/>
@@ -14352,7 +14555,7 @@
                     </wp:anchor>
                   </w:drawing>
                 </mc:Choice>
-                <mc:Fallback>
+                <mc:Fallback xmlns:w16sdtdh="http://schemas.microsoft.com/office/word/2020/wordml/sdtdatahash" xmlns:w16="http://schemas.microsoft.com/office/word/2018/wordml" xmlns:w16cid="http://schemas.microsoft.com/office/word/2016/wordml/cid" xmlns:w16cex="http://schemas.microsoft.com/office/word/2018/wordml/cex" xmlns:oel="http://schemas.microsoft.com/office/2019/extlst" xmlns:am3d="http://schemas.microsoft.com/office/drawing/2017/model3d" xmlns:aink="http://schemas.microsoft.com/office/drawing/2016/ink" xmlns:cx8="http://schemas.microsoft.com/office/drawing/2016/5/14/chartex" xmlns:cx7="http://schemas.microsoft.com/office/drawing/2016/5/13/chartex" xmlns:cx6="http://schemas.microsoft.com/office/drawing/2016/5/12/chartex" xmlns:cx5="http://schemas.microsoft.com/office/drawing/2016/5/11/chartex" xmlns:cx4="http://schemas.microsoft.com/office/drawing/2016/5/10/chartex" xmlns:cx3="http://schemas.microsoft.com/office/drawing/2016/5/9/chartex" xmlns:cx2="http://schemas.microsoft.com/office/drawing/2015/10/21/chartex">
                   <w:pict>
                     <v:shapetype w14:anchorId="77F64C37" id="_x0000_t38" coordsize="21600,21600" o:spt="38" o:oned="t" path="m,c@0,0@1,5400@1,10800@1,16200@2,21600,21600,21600e" filled="f">
                       <v:formulas>
@@ -14682,7 +14885,7 @@
               </wp:anchor>
             </w:drawing>
           </mc:Choice>
-          <mc:Fallback>
+          <mc:Fallback xmlns:w16sdtdh="http://schemas.microsoft.com/office/word/2020/wordml/sdtdatahash" xmlns:w16="http://schemas.microsoft.com/office/word/2018/wordml" xmlns:w16cid="http://schemas.microsoft.com/office/word/2016/wordml/cid" xmlns:w16cex="http://schemas.microsoft.com/office/word/2018/wordml/cex" xmlns:oel="http://schemas.microsoft.com/office/2019/extlst" xmlns:am3d="http://schemas.microsoft.com/office/drawing/2017/model3d" xmlns:aink="http://schemas.microsoft.com/office/drawing/2016/ink" xmlns:cx8="http://schemas.microsoft.com/office/drawing/2016/5/14/chartex" xmlns:cx7="http://schemas.microsoft.com/office/drawing/2016/5/13/chartex" xmlns:cx6="http://schemas.microsoft.com/office/drawing/2016/5/12/chartex" xmlns:cx5="http://schemas.microsoft.com/office/drawing/2016/5/11/chartex" xmlns:cx4="http://schemas.microsoft.com/office/drawing/2016/5/10/chartex" xmlns:cx3="http://schemas.microsoft.com/office/drawing/2016/5/9/chartex" xmlns:cx2="http://schemas.microsoft.com/office/drawing/2015/10/21/chartex">
             <w:pict>
               <v:shape w14:anchorId="0AE04C7B" id="Straight Arrow Connector 13" o:spid="_x0000_s1026" type="#_x0000_t34" style="position:absolute;margin-left:226.5pt;margin-top:17.15pt;width:89.45pt;height:119.1pt;rotation:-90;flip:y;z-index:251748352;visibility:visible;mso-wrap-style:square;mso-width-percent:0;mso-height-percent:0;mso-wrap-distance-left:9pt;mso-wrap-distance-top:0;mso-wrap-distance-right:9pt;mso-wrap-distance-bottom:0;mso-position-horizontal:absolute;mso-position-horizontal-relative:text;mso-position-vertical:absolute;mso-position-vertical-relative:text;mso-width-percent:0;mso-height-percent:0;mso-width-relative:margin;mso-height-relative:margin" o:gfxdata="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" adj="4565" strokecolor="#4472c4 [3204]" strokeweight=".5pt">
                 <v:stroke endarrow="block"/>
@@ -14760,7 +14963,7 @@
               </wp:anchor>
             </w:drawing>
           </mc:Choice>
-          <mc:Fallback>
+          <mc:Fallback xmlns:w16sdtdh="http://schemas.microsoft.com/office/word/2020/wordml/sdtdatahash" xmlns:w16="http://schemas.microsoft.com/office/word/2018/wordml" xmlns:w16cid="http://schemas.microsoft.com/office/word/2016/wordml/cid" xmlns:w16cex="http://schemas.microsoft.com/office/word/2018/wordml/cex" xmlns:oel="http://schemas.microsoft.com/office/2019/extlst" xmlns:am3d="http://schemas.microsoft.com/office/drawing/2017/model3d" xmlns:aink="http://schemas.microsoft.com/office/drawing/2016/ink" xmlns:cx8="http://schemas.microsoft.com/office/drawing/2016/5/14/chartex" xmlns:cx7="http://schemas.microsoft.com/office/drawing/2016/5/13/chartex" xmlns:cx6="http://schemas.microsoft.com/office/drawing/2016/5/12/chartex" xmlns:cx5="http://schemas.microsoft.com/office/drawing/2016/5/11/chartex" xmlns:cx4="http://schemas.microsoft.com/office/drawing/2016/5/10/chartex" xmlns:cx3="http://schemas.microsoft.com/office/drawing/2016/5/9/chartex" xmlns:cx2="http://schemas.microsoft.com/office/drawing/2015/10/21/chartex">
             <w:pict>
               <v:shapetype w14:anchorId="29F73B3C" id="_x0000_t32" coordsize="21600,21600" o:spt="32" o:oned="t" path="m,l21600,21600e" filled="f">
                 <v:path arrowok="t" fillok="f" o:connecttype="none"/>
@@ -15134,7 +15337,7 @@
                     </wp:anchor>
                   </w:drawing>
                 </mc:Choice>
-                <mc:Fallback>
+                <mc:Fallback xmlns:w16sdtdh="http://schemas.microsoft.com/office/word/2020/wordml/sdtdatahash" xmlns:w16="http://schemas.microsoft.com/office/word/2018/wordml" xmlns:w16cid="http://schemas.microsoft.com/office/word/2016/wordml/cid" xmlns:w16cex="http://schemas.microsoft.com/office/word/2018/wordml/cex" xmlns:oel="http://schemas.microsoft.com/office/2019/extlst" xmlns:am3d="http://schemas.microsoft.com/office/drawing/2017/model3d" xmlns:aink="http://schemas.microsoft.com/office/drawing/2016/ink" xmlns:cx8="http://schemas.microsoft.com/office/drawing/2016/5/14/chartex" xmlns:cx7="http://schemas.microsoft.com/office/drawing/2016/5/13/chartex" xmlns:cx6="http://schemas.microsoft.com/office/drawing/2016/5/12/chartex" xmlns:cx5="http://schemas.microsoft.com/office/drawing/2016/5/11/chartex" xmlns:cx4="http://schemas.microsoft.com/office/drawing/2016/5/10/chartex" xmlns:cx3="http://schemas.microsoft.com/office/drawing/2016/5/9/chartex" xmlns:cx2="http://schemas.microsoft.com/office/drawing/2015/10/21/chartex">
                   <w:pict>
                     <v:shape w14:anchorId="7C115017" id="Straight Arrow Connector 13" o:spid="_x0000_s1026" type="#_x0000_t34" style="position:absolute;margin-left:25.5pt;margin-top:-73.9pt;width:92.4pt;height:52.3pt;rotation:90;z-index:251742208;visibility:visible;mso-wrap-style:square;mso-width-percent:0;mso-height-percent:0;mso-wrap-distance-left:9pt;mso-wrap-distance-top:0;mso-wrap-distance-right:9pt;mso-wrap-distance-bottom:0;mso-position-horizontal:absolute;mso-position-horizontal-relative:text;mso-position-vertical:absolute;mso-position-vertical-relative:text;mso-width-percent:0;mso-height-percent:0;mso-width-relative:margin;mso-height-relative:margin" o:gfxdata="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" adj="4565" strokecolor="#4472c4 [3204]" strokeweight=".5pt">
                       <v:stroke endarrow="block"/>
@@ -15280,16 +15483,7 @@
                 <w:sz w:val="24"/>
                 <w:szCs w:val="24"/>
               </w:rPr>
-              <w:t>+</w:t>
-            </w:r>
-            <w:proofErr w:type="gramStart"/>
-            <w:r>
-              <w:rPr>
-                <w:rFonts w:ascii="Times New Roman" w:hAnsi="Times New Roman" w:cs="Times New Roman"/>
-                <w:sz w:val="24"/>
-                <w:szCs w:val="24"/>
-              </w:rPr>
-              <w:t>register</w:t>
+              <w:t>+register</w:t>
             </w:r>
             <w:r>
               <w:rPr>
@@ -15305,16 +15499,7 @@
                 <w:sz w:val="24"/>
                 <w:szCs w:val="24"/>
               </w:rPr>
-              <w:t>(</w:t>
-            </w:r>
-            <w:proofErr w:type="gramEnd"/>
-            <w:r>
-              <w:rPr>
-                <w:rFonts w:ascii="Times New Roman" w:hAnsi="Times New Roman" w:cs="Times New Roman"/>
-                <w:sz w:val="24"/>
-                <w:szCs w:val="24"/>
-              </w:rPr>
-              <w:t>)</w:t>
+              <w:t>()</w:t>
             </w:r>
           </w:p>
           <w:p>
@@ -15519,7 +15704,6 @@
               </w:rPr>
               <w:t>+</w:t>
             </w:r>
-            <w:proofErr w:type="gramStart"/>
             <w:r>
               <w:rPr>
                 <w:rFonts w:ascii="Times New Roman" w:hAnsi="Times New Roman" w:cs="Times New Roman"/>
@@ -15534,16 +15718,7 @@
                 <w:sz w:val="24"/>
                 <w:szCs w:val="24"/>
               </w:rPr>
-              <w:t>(</w:t>
-            </w:r>
-            <w:proofErr w:type="gramEnd"/>
-            <w:r>
-              <w:rPr>
-                <w:rFonts w:ascii="Times New Roman" w:hAnsi="Times New Roman" w:cs="Times New Roman"/>
-                <w:sz w:val="24"/>
-                <w:szCs w:val="24"/>
-              </w:rPr>
-              <w:t>)</w:t>
+              <w:t>()</w:t>
             </w:r>
           </w:p>
           <w:p>
@@ -15763,6 +15938,24 @@
           <w:szCs w:val="24"/>
         </w:rPr>
         <w:lastRenderedPageBreak/>
+        <w:t>4.2.3</w:t>
+      </w:r>
+      <w:r>
+        <w:rPr>
+          <w:rFonts w:ascii="Times New Roman" w:hAnsi="Times New Roman" w:cs="Times New Roman"/>
+          <w:b/>
+          <w:sz w:val="24"/>
+          <w:szCs w:val="24"/>
+        </w:rPr>
+        <w:t xml:space="preserve"> </w:t>
+      </w:r>
+      <w:r>
+        <w:rPr>
+          <w:rFonts w:ascii="Times New Roman" w:hAnsi="Times New Roman" w:cs="Times New Roman"/>
+          <w:b/>
+          <w:sz w:val="24"/>
+          <w:szCs w:val="24"/>
+        </w:rPr>
         <w:t>DFD (Logical Flow)</w:t>
       </w:r>
     </w:p>
@@ -15842,7 +16035,7 @@
               </wp:anchor>
             </w:drawing>
           </mc:Choice>
-          <mc:Fallback>
+          <mc:Fallback xmlns:w16sdtdh="http://schemas.microsoft.com/office/word/2020/wordml/sdtdatahash" xmlns:w16="http://schemas.microsoft.com/office/word/2018/wordml" xmlns:w16cid="http://schemas.microsoft.com/office/word/2016/wordml/cid" xmlns:w16cex="http://schemas.microsoft.com/office/word/2018/wordml/cex" xmlns:oel="http://schemas.microsoft.com/office/2019/extlst" xmlns:am3d="http://schemas.microsoft.com/office/drawing/2017/model3d" xmlns:aink="http://schemas.microsoft.com/office/drawing/2016/ink" xmlns:cx8="http://schemas.microsoft.com/office/drawing/2016/5/14/chartex" xmlns:cx7="http://schemas.microsoft.com/office/drawing/2016/5/13/chartex" xmlns:cx6="http://schemas.microsoft.com/office/drawing/2016/5/12/chartex" xmlns:cx5="http://schemas.microsoft.com/office/drawing/2016/5/11/chartex" xmlns:cx4="http://schemas.microsoft.com/office/drawing/2016/5/10/chartex" xmlns:cx3="http://schemas.microsoft.com/office/drawing/2016/5/9/chartex" xmlns:cx2="http://schemas.microsoft.com/office/drawing/2015/10/21/chartex">
             <w:pict>
               <v:shape w14:anchorId="77C413EC" id="Connector: Curved 2082905058" o:spid="_x0000_s1026" type="#_x0000_t38" style="position:absolute;margin-left:48pt;margin-top:191.4pt;width:68.25pt;height:171pt;flip:x;z-index:251799552;visibility:visible;mso-wrap-style:square;mso-wrap-distance-left:9pt;mso-wrap-distance-top:0;mso-wrap-distance-right:9pt;mso-wrap-distance-bottom:0;mso-position-horizontal:absolute;mso-position-horizontal-relative:text;mso-position-vertical:absolute;mso-position-vertical-relative:text" o:gfxdata="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" adj="10800" strokecolor="#4472c4 [3204]" strokeweight=".5pt">
                 <v:stroke endarrow="block" joinstyle="miter"/>
@@ -15908,7 +16101,7 @@
               </wp:anchor>
             </w:drawing>
           </mc:Choice>
-          <mc:Fallback>
+          <mc:Fallback xmlns:w16sdtdh="http://schemas.microsoft.com/office/word/2020/wordml/sdtdatahash" xmlns:w16="http://schemas.microsoft.com/office/word/2018/wordml" xmlns:w16cid="http://schemas.microsoft.com/office/word/2016/wordml/cid" xmlns:w16cex="http://schemas.microsoft.com/office/word/2018/wordml/cex" xmlns:oel="http://schemas.microsoft.com/office/2019/extlst" xmlns:am3d="http://schemas.microsoft.com/office/drawing/2017/model3d" xmlns:aink="http://schemas.microsoft.com/office/drawing/2016/ink" xmlns:cx8="http://schemas.microsoft.com/office/drawing/2016/5/14/chartex" xmlns:cx7="http://schemas.microsoft.com/office/drawing/2016/5/13/chartex" xmlns:cx6="http://schemas.microsoft.com/office/drawing/2016/5/12/chartex" xmlns:cx5="http://schemas.microsoft.com/office/drawing/2016/5/11/chartex" xmlns:cx4="http://schemas.microsoft.com/office/drawing/2016/5/10/chartex" xmlns:cx3="http://schemas.microsoft.com/office/drawing/2016/5/9/chartex" xmlns:cx2="http://schemas.microsoft.com/office/drawing/2015/10/21/chartex">
             <w:pict>
               <v:shape w14:anchorId="1D4C8264" id="Straight Arrow Connector 2082905057" o:spid="_x0000_s1026" type="#_x0000_t32" style="position:absolute;margin-left:27pt;margin-top:206.4pt;width:6pt;height:156.75pt;flip:x;z-index:251798528;visibility:visible;mso-wrap-style:square;mso-wrap-distance-left:9pt;mso-wrap-distance-top:0;mso-wrap-distance-right:9pt;mso-wrap-distance-bottom:0;mso-position-horizontal:absolute;mso-position-horizontal-relative:text;mso-position-vertical:absolute;mso-position-vertical-relative:text" o:gfxdata="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" strokecolor="#4472c4 [3204]" strokeweight=".5pt">
                 <v:stroke endarrow="block" joinstyle="miter"/>
@@ -15974,7 +16167,7 @@
               </wp:anchor>
             </w:drawing>
           </mc:Choice>
-          <mc:Fallback>
+          <mc:Fallback xmlns:w16sdtdh="http://schemas.microsoft.com/office/word/2020/wordml/sdtdatahash" xmlns:w16="http://schemas.microsoft.com/office/word/2018/wordml" xmlns:w16cid="http://schemas.microsoft.com/office/word/2016/wordml/cid" xmlns:w16cex="http://schemas.microsoft.com/office/word/2018/wordml/cex" xmlns:oel="http://schemas.microsoft.com/office/2019/extlst" xmlns:am3d="http://schemas.microsoft.com/office/drawing/2017/model3d" xmlns:aink="http://schemas.microsoft.com/office/drawing/2016/ink" xmlns:cx8="http://schemas.microsoft.com/office/drawing/2016/5/14/chartex" xmlns:cx7="http://schemas.microsoft.com/office/drawing/2016/5/13/chartex" xmlns:cx6="http://schemas.microsoft.com/office/drawing/2016/5/12/chartex" xmlns:cx5="http://schemas.microsoft.com/office/drawing/2016/5/11/chartex" xmlns:cx4="http://schemas.microsoft.com/office/drawing/2016/5/10/chartex" xmlns:cx3="http://schemas.microsoft.com/office/drawing/2016/5/9/chartex" xmlns:cx2="http://schemas.microsoft.com/office/drawing/2015/10/21/chartex">
             <w:pict>
               <v:shape w14:anchorId="228EC705" id="Straight Arrow Connector 2082905056" o:spid="_x0000_s1026" type="#_x0000_t32" style="position:absolute;margin-left:34.5pt;margin-top:47.4pt;width:140.25pt;height:102.75pt;flip:x;z-index:251797504;visibility:visible;mso-wrap-style:square;mso-wrap-distance-left:9pt;mso-wrap-distance-top:0;mso-wrap-distance-right:9pt;mso-wrap-distance-bottom:0;mso-position-horizontal:absolute;mso-position-horizontal-relative:text;mso-position-vertical:absolute;mso-position-vertical-relative:text" o:gfxdata="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" strokecolor="#4472c4 [3204]" strokeweight=".5pt">
                 <v:stroke endarrow="block" joinstyle="miter"/>
@@ -16040,7 +16233,7 @@
               </wp:anchor>
             </w:drawing>
           </mc:Choice>
-          <mc:Fallback>
+          <mc:Fallback xmlns:w16sdtdh="http://schemas.microsoft.com/office/word/2020/wordml/sdtdatahash" xmlns:w16="http://schemas.microsoft.com/office/word/2018/wordml" xmlns:w16cid="http://schemas.microsoft.com/office/word/2016/wordml/cid" xmlns:w16cex="http://schemas.microsoft.com/office/word/2018/wordml/cex" xmlns:oel="http://schemas.microsoft.com/office/2019/extlst" xmlns:am3d="http://schemas.microsoft.com/office/drawing/2017/model3d" xmlns:aink="http://schemas.microsoft.com/office/drawing/2016/ink" xmlns:cx8="http://schemas.microsoft.com/office/drawing/2016/5/14/chartex" xmlns:cx7="http://schemas.microsoft.com/office/drawing/2016/5/13/chartex" xmlns:cx6="http://schemas.microsoft.com/office/drawing/2016/5/12/chartex" xmlns:cx5="http://schemas.microsoft.com/office/drawing/2016/5/11/chartex" xmlns:cx4="http://schemas.microsoft.com/office/drawing/2016/5/10/chartex" xmlns:cx3="http://schemas.microsoft.com/office/drawing/2016/5/9/chartex" xmlns:cx2="http://schemas.microsoft.com/office/drawing/2015/10/21/chartex">
             <w:pict>
               <v:shape w14:anchorId="6BBB8FA4" id="Straight Arrow Connector 2082905054" o:spid="_x0000_s1026" type="#_x0000_t32" style="position:absolute;margin-left:174pt;margin-top:375.15pt;width:87pt;height:117pt;flip:x;z-index:251796480;visibility:visible;mso-wrap-style:square;mso-wrap-distance-left:9pt;mso-wrap-distance-top:0;mso-wrap-distance-right:9pt;mso-wrap-distance-bottom:0;mso-position-horizontal:absolute;mso-position-horizontal-relative:text;mso-position-vertical:absolute;mso-position-vertical-relative:text" o:gfxdata="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" strokecolor="#4472c4 [3204]" strokeweight=".5pt">
                 <v:stroke endarrow="block" joinstyle="miter"/>
@@ -16106,7 +16299,7 @@
               </wp:anchor>
             </w:drawing>
           </mc:Choice>
-          <mc:Fallback>
+          <mc:Fallback xmlns:w16sdtdh="http://schemas.microsoft.com/office/word/2020/wordml/sdtdatahash" xmlns:w16="http://schemas.microsoft.com/office/word/2018/wordml" xmlns:w16cid="http://schemas.microsoft.com/office/word/2016/wordml/cid" xmlns:w16cex="http://schemas.microsoft.com/office/word/2018/wordml/cex" xmlns:oel="http://schemas.microsoft.com/office/2019/extlst" xmlns:am3d="http://schemas.microsoft.com/office/drawing/2017/model3d" xmlns:aink="http://schemas.microsoft.com/office/drawing/2016/ink" xmlns:cx8="http://schemas.microsoft.com/office/drawing/2016/5/14/chartex" xmlns:cx7="http://schemas.microsoft.com/office/drawing/2016/5/13/chartex" xmlns:cx6="http://schemas.microsoft.com/office/drawing/2016/5/12/chartex" xmlns:cx5="http://schemas.microsoft.com/office/drawing/2016/5/11/chartex" xmlns:cx4="http://schemas.microsoft.com/office/drawing/2016/5/10/chartex" xmlns:cx3="http://schemas.microsoft.com/office/drawing/2016/5/9/chartex" xmlns:cx2="http://schemas.microsoft.com/office/drawing/2015/10/21/chartex">
             <w:pict>
               <v:shape w14:anchorId="0E033032" id="Straight Arrow Connector 2082905053" o:spid="_x0000_s1026" type="#_x0000_t32" style="position:absolute;margin-left:49.5pt;margin-top:405.15pt;width:90.75pt;height:86.25pt;z-index:251795456;visibility:visible;mso-wrap-style:square;mso-wrap-distance-left:9pt;mso-wrap-distance-top:0;mso-wrap-distance-right:9pt;mso-wrap-distance-bottom:0;mso-position-horizontal:absolute;mso-position-horizontal-relative:text;mso-position-vertical:absolute;mso-position-vertical-relative:text" o:gfxdata="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" strokecolor="#4472c4 [3204]" strokeweight=".5pt">
                 <v:stroke endarrow="block" joinstyle="miter"/>
@@ -16172,7 +16365,7 @@
               </wp:anchor>
             </w:drawing>
           </mc:Choice>
-          <mc:Fallback>
+          <mc:Fallback xmlns:w16sdtdh="http://schemas.microsoft.com/office/word/2020/wordml/sdtdatahash" xmlns:w16="http://schemas.microsoft.com/office/word/2018/wordml" xmlns:w16cid="http://schemas.microsoft.com/office/word/2016/wordml/cid" xmlns:w16cex="http://schemas.microsoft.com/office/word/2018/wordml/cex" xmlns:oel="http://schemas.microsoft.com/office/2019/extlst" xmlns:am3d="http://schemas.microsoft.com/office/drawing/2017/model3d" xmlns:aink="http://schemas.microsoft.com/office/drawing/2016/ink" xmlns:cx8="http://schemas.microsoft.com/office/drawing/2016/5/14/chartex" xmlns:cx7="http://schemas.microsoft.com/office/drawing/2016/5/13/chartex" xmlns:cx6="http://schemas.microsoft.com/office/drawing/2016/5/12/chartex" xmlns:cx5="http://schemas.microsoft.com/office/drawing/2016/5/11/chartex" xmlns:cx4="http://schemas.microsoft.com/office/drawing/2016/5/10/chartex" xmlns:cx3="http://schemas.microsoft.com/office/drawing/2016/5/9/chartex" xmlns:cx2="http://schemas.microsoft.com/office/drawing/2015/10/21/chartex">
             <w:pict>
               <v:shape w14:anchorId="2E116ACD" id="Straight Arrow Connector 2082905052" o:spid="_x0000_s1026" type="#_x0000_t32" style="position:absolute;margin-left:158.25pt;margin-top:300.9pt;width:1.5pt;height:189pt;z-index:251794432;visibility:visible;mso-wrap-style:square;mso-wrap-distance-left:9pt;mso-wrap-distance-top:0;mso-wrap-distance-right:9pt;mso-wrap-distance-bottom:0;mso-position-horizontal:absolute;mso-position-horizontal-relative:text;mso-position-vertical:absolute;mso-position-vertical-relative:text" o:gfxdata="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" strokecolor="#4472c4 [3204]" strokeweight=".5pt">
                 <v:stroke endarrow="block" joinstyle="miter"/>
@@ -16272,7 +16465,7 @@
                 </v:handles>
                 <o:complex v:ext="view"/>
               </v:shapetype>
-              <v:shape id="Cylinder 2082905036" o:spid="_x0000_s1041" type="#_x0000_t22" style="position:absolute;margin-left:121.5pt;margin-top:490.85pt;width:73.5pt;height:44.25pt;z-index:251784192;visibility:visible;mso-wrap-style:square;mso-width-percent:0;mso-height-percent:0;mso-wrap-distance-left:9pt;mso-wrap-distance-top:0;mso-wrap-distance-right:9pt;mso-wrap-distance-bottom:0;mso-position-horizontal:absolute;mso-position-horizontal-relative:text;mso-position-vertical:absolute;mso-position-vertical-relative:text;mso-width-percent:0;mso-height-percent:0;mso-width-relative:margin;mso-height-relative:margin;v-text-anchor:middle" o:gfxdata="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" fillcolor="white [3201]" strokecolor="black [3200]" strokeweight="1pt">
+              <v:shape id="Cylinder 2082905036" o:spid="_x0000_s1041" type="#_x0000_t22" style="position:absolute;margin-left:121.5pt;margin-top:490.85pt;width:73.5pt;height:44.25pt;z-index:251784192;visibility:visible;mso-wrap-style:square;mso-width-percent:0;mso-height-percent:0;mso-wrap-distance-left:9pt;mso-wrap-distance-top:0;mso-wrap-distance-right:9pt;mso-wrap-distance-bottom:0;mso-position-horizontal:absolute;mso-position-horizontal-relative:text;mso-position-vertical:absolute;mso-position-vertical-relative:text;mso-width-percent:0;mso-height-percent:0;mso-width-relative:margin;mso-height-relative:margin;v-text-anchor:middle" o:gfxdata="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" fillcolor="white [3201]" strokecolor="black [3200]" strokeweight="1pt">
                 <v:stroke joinstyle="miter"/>
                 <v:textbox>
                   <w:txbxContent>
@@ -16348,7 +16541,7 @@
               </wp:anchor>
             </w:drawing>
           </mc:Choice>
-          <mc:Fallback>
+          <mc:Fallback xmlns:w16sdtdh="http://schemas.microsoft.com/office/word/2020/wordml/sdtdatahash" xmlns:w16="http://schemas.microsoft.com/office/word/2018/wordml" xmlns:w16cid="http://schemas.microsoft.com/office/word/2016/wordml/cid" xmlns:w16cex="http://schemas.microsoft.com/office/word/2018/wordml/cex" xmlns:oel="http://schemas.microsoft.com/office/2019/extlst" xmlns:am3d="http://schemas.microsoft.com/office/drawing/2017/model3d" xmlns:aink="http://schemas.microsoft.com/office/drawing/2016/ink" xmlns:cx8="http://schemas.microsoft.com/office/drawing/2016/5/14/chartex" xmlns:cx7="http://schemas.microsoft.com/office/drawing/2016/5/13/chartex" xmlns:cx6="http://schemas.microsoft.com/office/drawing/2016/5/12/chartex" xmlns:cx5="http://schemas.microsoft.com/office/drawing/2016/5/11/chartex" xmlns:cx4="http://schemas.microsoft.com/office/drawing/2016/5/10/chartex" xmlns:cx3="http://schemas.microsoft.com/office/drawing/2016/5/9/chartex" xmlns:cx2="http://schemas.microsoft.com/office/drawing/2015/10/21/chartex">
             <w:pict>
               <v:shape w14:anchorId="6F72BAD7" id="Straight Arrow Connector 2082905050" o:spid="_x0000_s1026" type="#_x0000_t32" style="position:absolute;margin-left:168pt;margin-top:205.65pt;width:0;height:39.75pt;z-index:251793408;visibility:visible;mso-wrap-style:square;mso-wrap-distance-left:9pt;mso-wrap-distance-top:0;mso-wrap-distance-right:9pt;mso-wrap-distance-bottom:0;mso-position-horizontal:absolute;mso-position-horizontal-relative:text;mso-position-vertical:absolute;mso-position-vertical-relative:text" o:gfxdata="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" strokecolor="#4472c4 [3204]" strokeweight=".5pt">
                 <v:stroke endarrow="block" joinstyle="miter"/>
@@ -16414,7 +16607,7 @@
               </wp:anchor>
             </w:drawing>
           </mc:Choice>
-          <mc:Fallback>
+          <mc:Fallback xmlns:w16sdtdh="http://schemas.microsoft.com/office/word/2020/wordml/sdtdatahash" xmlns:w16="http://schemas.microsoft.com/office/word/2018/wordml" xmlns:w16cid="http://schemas.microsoft.com/office/word/2016/wordml/cid" xmlns:w16cex="http://schemas.microsoft.com/office/word/2018/wordml/cex" xmlns:oel="http://schemas.microsoft.com/office/2019/extlst" xmlns:am3d="http://schemas.microsoft.com/office/drawing/2017/model3d" xmlns:aink="http://schemas.microsoft.com/office/drawing/2016/ink" xmlns:cx8="http://schemas.microsoft.com/office/drawing/2016/5/14/chartex" xmlns:cx7="http://schemas.microsoft.com/office/drawing/2016/5/13/chartex" xmlns:cx6="http://schemas.microsoft.com/office/drawing/2016/5/12/chartex" xmlns:cx5="http://schemas.microsoft.com/office/drawing/2016/5/11/chartex" xmlns:cx4="http://schemas.microsoft.com/office/drawing/2016/5/10/chartex" xmlns:cx3="http://schemas.microsoft.com/office/drawing/2016/5/9/chartex" xmlns:cx2="http://schemas.microsoft.com/office/drawing/2015/10/21/chartex">
             <w:pict>
               <v:shape w14:anchorId="06FE293A" id="Straight Arrow Connector 2082905045" o:spid="_x0000_s1026" type="#_x0000_t32" style="position:absolute;margin-left:179.25pt;margin-top:70.65pt;width:0;height:80.25pt;z-index:251792384;visibility:visible;mso-wrap-style:square;mso-wrap-distance-left:9pt;mso-wrap-distance-top:0;mso-wrap-distance-right:9pt;mso-wrap-distance-bottom:0;mso-position-horizontal:absolute;mso-position-horizontal-relative:text;mso-position-vertical:absolute;mso-position-vertical-relative:text" o:gfxdata="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" strokecolor="#4472c4 [3204]" strokeweight=".5pt">
                 <v:stroke endarrow="block" joinstyle="miter"/>
@@ -16488,7 +16681,7 @@
               </wp:anchor>
             </w:drawing>
           </mc:Choice>
-          <mc:Fallback>
+          <mc:Fallback xmlns:w16sdtdh="http://schemas.microsoft.com/office/word/2020/wordml/sdtdatahash" xmlns:w16="http://schemas.microsoft.com/office/word/2018/wordml" xmlns:w16cid="http://schemas.microsoft.com/office/word/2016/wordml/cid" xmlns:w16cex="http://schemas.microsoft.com/office/word/2018/wordml/cex" xmlns:oel="http://schemas.microsoft.com/office/2019/extlst" xmlns:am3d="http://schemas.microsoft.com/office/drawing/2017/model3d" xmlns:aink="http://schemas.microsoft.com/office/drawing/2016/ink" xmlns:cx8="http://schemas.microsoft.com/office/drawing/2016/5/14/chartex" xmlns:cx7="http://schemas.microsoft.com/office/drawing/2016/5/13/chartex" xmlns:cx6="http://schemas.microsoft.com/office/drawing/2016/5/12/chartex" xmlns:cx5="http://schemas.microsoft.com/office/drawing/2016/5/11/chartex" xmlns:cx4="http://schemas.microsoft.com/office/drawing/2016/5/10/chartex" xmlns:cx3="http://schemas.microsoft.com/office/drawing/2016/5/9/chartex" xmlns:cx2="http://schemas.microsoft.com/office/drawing/2015/10/21/chartex">
             <w:pict>
               <v:shape w14:anchorId="4C581865" id="Connector: Curved 2082905044" o:spid="_x0000_s1026" type="#_x0000_t38" style="position:absolute;margin-left:260.25pt;margin-top:69.9pt;width:130.5pt;height:333pt;flip:x y;z-index:251791360;visibility:visible;mso-wrap-style:square;mso-width-percent:0;mso-height-percent:0;mso-wrap-distance-left:9pt;mso-wrap-distance-top:0;mso-wrap-distance-right:9pt;mso-wrap-distance-bottom:0;mso-position-horizontal:absolute;mso-position-horizontal-relative:text;mso-position-vertical:absolute;mso-position-vertical-relative:text;mso-width-percent:0;mso-height-percent:0;mso-width-relative:margin;mso-height-relative:margin" o:gfxdata="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" adj="-11302" strokecolor="#4472c4 [3204]" strokeweight=".5pt">
                 <v:stroke endarrow="block" joinstyle="miter"/>
@@ -16554,12 +16747,21 @@
                                 <w:szCs w:val="24"/>
                               </w:rPr>
                             </w:pPr>
+                            <w:proofErr w:type="gramStart"/>
                             <w:r>
                               <w:rPr>
                                 <w:sz w:val="24"/>
                                 <w:szCs w:val="24"/>
                               </w:rPr>
-                              <w:t>AI(Gemini)</w:t>
+                              <w:t>AI(</w:t>
+                            </w:r>
+                            <w:proofErr w:type="gramEnd"/>
+                            <w:r>
+                              <w:rPr>
+                                <w:sz w:val="24"/>
+                                <w:szCs w:val="24"/>
+                              </w:rPr>
+                              <w:t>Gemini)</w:t>
                             </w:r>
                           </w:p>
                         </w:txbxContent>
@@ -16584,7 +16786,7 @@
           </mc:Choice>
           <mc:Fallback>
             <w:pict>
-              <v:rect w14:anchorId="0E1B7812" id="Rectangle 2082905031" o:spid="_x0000_s1042" style="position:absolute;margin-left:288.75pt;margin-top:29.4pt;width:71.25pt;height:37.5pt;z-index:251774976;visibility:visible;mso-wrap-style:square;mso-width-percent:0;mso-height-percent:0;mso-wrap-distance-left:9pt;mso-wrap-distance-top:0;mso-wrap-distance-right:9pt;mso-wrap-distance-bottom:0;mso-position-horizontal:absolute;mso-position-horizontal-relative:text;mso-position-vertical:absolute;mso-position-vertical-relative:text;mso-width-percent:0;mso-height-percent:0;mso-width-relative:margin;mso-height-relative:margin;v-text-anchor:middle" o:gfxdata="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" fillcolor="white [3201]" strokecolor="black [3200]" strokeweight="1pt">
+              <v:rect w14:anchorId="0E1B7812" id="Rectangle 2082905031" o:spid="_x0000_s1042" style="position:absolute;margin-left:288.75pt;margin-top:29.4pt;width:71.25pt;height:37.5pt;z-index:251774976;visibility:visible;mso-wrap-style:square;mso-width-percent:0;mso-height-percent:0;mso-wrap-distance-left:9pt;mso-wrap-distance-top:0;mso-wrap-distance-right:9pt;mso-wrap-distance-bottom:0;mso-position-horizontal:absolute;mso-position-horizontal-relative:text;mso-position-vertical:absolute;mso-position-vertical-relative:text;mso-width-percent:0;mso-height-percent:0;mso-width-relative:margin;mso-height-relative:margin;v-text-anchor:middle" o:gfxdata="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" fillcolor="white [3201]" strokecolor="black [3200]" strokeweight="1pt">
                 <v:textbox>
                   <w:txbxContent>
                     <w:p>
@@ -16595,12 +16797,21 @@
                           <w:szCs w:val="24"/>
                         </w:rPr>
                       </w:pPr>
+                      <w:proofErr w:type="gramStart"/>
                       <w:r>
                         <w:rPr>
                           <w:sz w:val="24"/>
                           <w:szCs w:val="24"/>
                         </w:rPr>
-                        <w:t>AI(Gemini)</w:t>
+                        <w:t>AI(</w:t>
+                      </w:r>
+                      <w:proofErr w:type="gramEnd"/>
+                      <w:r>
+                        <w:rPr>
+                          <w:sz w:val="24"/>
+                          <w:szCs w:val="24"/>
+                        </w:rPr>
+                        <w:t>Gemini)</w:t>
                       </w:r>
                     </w:p>
                   </w:txbxContent>
@@ -16667,7 +16878,7 @@
               </wp:anchor>
             </w:drawing>
           </mc:Choice>
-          <mc:Fallback>
+          <mc:Fallback xmlns:w16sdtdh="http://schemas.microsoft.com/office/word/2020/wordml/sdtdatahash" xmlns:w16="http://schemas.microsoft.com/office/word/2018/wordml" xmlns:w16cid="http://schemas.microsoft.com/office/word/2016/wordml/cid" xmlns:w16cex="http://schemas.microsoft.com/office/word/2018/wordml/cex" xmlns:oel="http://schemas.microsoft.com/office/2019/extlst" xmlns:am3d="http://schemas.microsoft.com/office/drawing/2017/model3d" xmlns:aink="http://schemas.microsoft.com/office/drawing/2016/ink" xmlns:cx8="http://schemas.microsoft.com/office/drawing/2016/5/14/chartex" xmlns:cx7="http://schemas.microsoft.com/office/drawing/2016/5/13/chartex" xmlns:cx6="http://schemas.microsoft.com/office/drawing/2016/5/12/chartex" xmlns:cx5="http://schemas.microsoft.com/office/drawing/2016/5/11/chartex" xmlns:cx4="http://schemas.microsoft.com/office/drawing/2016/5/10/chartex" xmlns:cx3="http://schemas.microsoft.com/office/drawing/2016/5/9/chartex" xmlns:cx2="http://schemas.microsoft.com/office/drawing/2015/10/21/chartex">
             <w:pict>
               <v:shape w14:anchorId="31EEFB82" id="Straight Arrow Connector 2082905043" o:spid="_x0000_s1026" type="#_x0000_t32" style="position:absolute;margin-left:363.75pt;margin-top:284.4pt;width:1.5pt;height:116.25pt;z-index:251790336;visibility:visible;mso-wrap-style:square;mso-wrap-distance-left:9pt;mso-wrap-distance-top:0;mso-wrap-distance-right:9pt;mso-wrap-distance-bottom:0;mso-position-horizontal:absolute;mso-position-horizontal-relative:text;mso-position-vertical:absolute;mso-position-vertical-relative:text" o:gfxdata="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" strokecolor="#4472c4 [3204]" strokeweight=".5pt">
                 <v:stroke endarrow="block" joinstyle="miter"/>
@@ -16766,7 +16977,7 @@
           </mc:Choice>
           <mc:Fallback>
             <w:pict>
-              <v:oval w14:anchorId="3D6EC17F" id="Oval 2082905037" o:spid="_x0000_s1043" style="position:absolute;margin-left:309pt;margin-top:399.7pt;width:128.25pt;height:55.5pt;z-index:251786240;visibility:visible;mso-wrap-style:square;mso-width-percent:0;mso-wrap-distance-left:9pt;mso-wrap-distance-top:0;mso-wrap-distance-right:9pt;mso-wrap-distance-bottom:0;mso-position-horizontal:absolute;mso-position-horizontal-relative:margin;mso-position-vertical:absolute;mso-position-vertical-relative:text;mso-width-percent:0;mso-width-relative:margin;v-text-anchor:middle" o:gfxdata="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" fillcolor="#ededed [662]" strokecolor="black [3200]" strokeweight="1pt">
+              <v:oval w14:anchorId="3D6EC17F" id="Oval 2082905037" o:spid="_x0000_s1043" style="position:absolute;margin-left:309pt;margin-top:399.7pt;width:128.25pt;height:55.5pt;z-index:251786240;visibility:visible;mso-wrap-style:square;mso-width-percent:0;mso-wrap-distance-left:9pt;mso-wrap-distance-top:0;mso-wrap-distance-right:9pt;mso-wrap-distance-bottom:0;mso-position-horizontal:absolute;mso-position-horizontal-relative:margin;mso-position-vertical:absolute;mso-position-vertical-relative:text;mso-width-percent:0;mso-width-relative:margin;v-text-anchor:middle" o:gfxdata="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" fillcolor="#ededed [662]" strokecolor="black [3200]" strokeweight="1pt">
                 <v:stroke joinstyle="miter"/>
                 <v:textbox>
                   <w:txbxContent>
@@ -16851,7 +17062,7 @@
               </wp:anchor>
             </w:drawing>
           </mc:Choice>
-          <mc:Fallback>
+          <mc:Fallback xmlns:w16sdtdh="http://schemas.microsoft.com/office/word/2020/wordml/sdtdatahash" xmlns:w16="http://schemas.microsoft.com/office/word/2018/wordml" xmlns:w16cid="http://schemas.microsoft.com/office/word/2016/wordml/cid" xmlns:w16cex="http://schemas.microsoft.com/office/word/2018/wordml/cex" xmlns:oel="http://schemas.microsoft.com/office/2019/extlst" xmlns:am3d="http://schemas.microsoft.com/office/drawing/2017/model3d" xmlns:aink="http://schemas.microsoft.com/office/drawing/2016/ink" xmlns:cx8="http://schemas.microsoft.com/office/drawing/2016/5/14/chartex" xmlns:cx7="http://schemas.microsoft.com/office/drawing/2016/5/13/chartex" xmlns:cx6="http://schemas.microsoft.com/office/drawing/2016/5/12/chartex" xmlns:cx5="http://schemas.microsoft.com/office/drawing/2016/5/11/chartex" xmlns:cx4="http://schemas.microsoft.com/office/drawing/2016/5/10/chartex" xmlns:cx3="http://schemas.microsoft.com/office/drawing/2016/5/9/chartex" xmlns:cx2="http://schemas.microsoft.com/office/drawing/2015/10/21/chartex">
             <w:pict>
               <v:shape w14:anchorId="5FB9C709" id="Straight Arrow Connector 2082905042" o:spid="_x0000_s1026" type="#_x0000_t32" style="position:absolute;margin-left:366pt;margin-top:206.4pt;width:.75pt;height:36pt;flip:x;z-index:251789312;visibility:visible;mso-wrap-style:square;mso-wrap-distance-left:9pt;mso-wrap-distance-top:0;mso-wrap-distance-right:9pt;mso-wrap-distance-bottom:0;mso-position-horizontal:absolute;mso-position-horizontal-relative:text;mso-position-vertical:absolute;mso-position-vertical-relative:text" o:gfxdata="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" strokecolor="#4472c4 [3204]" strokeweight=".5pt">
                 <v:stroke endarrow="block" joinstyle="miter"/>
@@ -16941,7 +17152,7 @@
           </mc:Choice>
           <mc:Fallback>
             <w:pict>
-              <v:rect w14:anchorId="1BFBEFBD" id="Rectangle 2082905034" o:spid="_x0000_s1044" style="position:absolute;margin-left:319.5pt;margin-top:242.6pt;width:102pt;height:42pt;z-index:251781120;visibility:visible;mso-wrap-style:square;mso-wrap-distance-left:9pt;mso-wrap-distance-top:0;mso-wrap-distance-right:9pt;mso-wrap-distance-bottom:0;mso-position-horizontal:absolute;mso-position-horizontal-relative:text;mso-position-vertical:absolute;mso-position-vertical-relative:text;v-text-anchor:middle" o:gfxdata="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" fillcolor="white [3201]" strokecolor="black [3200]" strokeweight="1pt">
+              <v:rect w14:anchorId="1BFBEFBD" id="Rectangle 2082905034" o:spid="_x0000_s1044" style="position:absolute;margin-left:319.5pt;margin-top:242.6pt;width:102pt;height:42pt;z-index:251781120;visibility:visible;mso-wrap-style:square;mso-wrap-distance-left:9pt;mso-wrap-distance-top:0;mso-wrap-distance-right:9pt;mso-wrap-distance-bottom:0;mso-position-horizontal:absolute;mso-position-horizontal-relative:text;mso-position-vertical:absolute;mso-position-vertical-relative:text;v-text-anchor:middle" o:gfxdata="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" fillcolor="white [3201]" strokecolor="black [3200]" strokeweight="1pt">
                 <v:textbox>
                   <w:txbxContent>
                     <w:p>
@@ -17024,7 +17235,7 @@
               </wp:anchor>
             </w:drawing>
           </mc:Choice>
-          <mc:Fallback>
+          <mc:Fallback xmlns:w16sdtdh="http://schemas.microsoft.com/office/word/2020/wordml/sdtdatahash" xmlns:w16="http://schemas.microsoft.com/office/word/2018/wordml" xmlns:w16cid="http://schemas.microsoft.com/office/word/2016/wordml/cid" xmlns:w16cex="http://schemas.microsoft.com/office/word/2018/wordml/cex" xmlns:oel="http://schemas.microsoft.com/office/2019/extlst" xmlns:am3d="http://schemas.microsoft.com/office/drawing/2017/model3d" xmlns:aink="http://schemas.microsoft.com/office/drawing/2016/ink" xmlns:cx8="http://schemas.microsoft.com/office/drawing/2016/5/14/chartex" xmlns:cx7="http://schemas.microsoft.com/office/drawing/2016/5/13/chartex" xmlns:cx6="http://schemas.microsoft.com/office/drawing/2016/5/12/chartex" xmlns:cx5="http://schemas.microsoft.com/office/drawing/2016/5/11/chartex" xmlns:cx4="http://schemas.microsoft.com/office/drawing/2016/5/10/chartex" xmlns:cx3="http://schemas.microsoft.com/office/drawing/2016/5/9/chartex" xmlns:cx2="http://schemas.microsoft.com/office/drawing/2015/10/21/chartex">
             <w:pict>
               <v:shape w14:anchorId="22EDA3E1" id="Straight Arrow Connector 2082905039" o:spid="_x0000_s1026" type="#_x0000_t32" style="position:absolute;margin-left:261pt;margin-top:70.65pt;width:101.25pt;height:80.25pt;z-index:251788288;visibility:visible;mso-wrap-style:square;mso-wrap-distance-left:9pt;mso-wrap-distance-top:0;mso-wrap-distance-right:9pt;mso-wrap-distance-bottom:0;mso-position-horizontal:absolute;mso-position-horizontal-relative:text;mso-position-vertical:absolute;mso-position-vertical-relative:text" o:gfxdata="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" strokecolor="#4472c4 [3204]" strokeweight=".5pt">
                 <v:stroke endarrow="block" joinstyle="miter"/>
@@ -17090,7 +17301,7 @@
               </wp:anchor>
             </w:drawing>
           </mc:Choice>
-          <mc:Fallback>
+          <mc:Fallback xmlns:w16sdtdh="http://schemas.microsoft.com/office/word/2020/wordml/sdtdatahash" xmlns:w16="http://schemas.microsoft.com/office/word/2018/wordml" xmlns:w16cid="http://schemas.microsoft.com/office/word/2016/wordml/cid" xmlns:w16cex="http://schemas.microsoft.com/office/word/2018/wordml/cex" xmlns:oel="http://schemas.microsoft.com/office/2019/extlst" xmlns:am3d="http://schemas.microsoft.com/office/drawing/2017/model3d" xmlns:aink="http://schemas.microsoft.com/office/drawing/2016/ink" xmlns:cx8="http://schemas.microsoft.com/office/drawing/2016/5/14/chartex" xmlns:cx7="http://schemas.microsoft.com/office/drawing/2016/5/13/chartex" xmlns:cx6="http://schemas.microsoft.com/office/drawing/2016/5/12/chartex" xmlns:cx5="http://schemas.microsoft.com/office/drawing/2016/5/11/chartex" xmlns:cx4="http://schemas.microsoft.com/office/drawing/2016/5/10/chartex" xmlns:cx3="http://schemas.microsoft.com/office/drawing/2016/5/9/chartex" xmlns:cx2="http://schemas.microsoft.com/office/drawing/2015/10/21/chartex">
             <w:pict>
               <v:shape w14:anchorId="6504ED42" id="Straight Arrow Connector 2082905038" o:spid="_x0000_s1026" type="#_x0000_t32" style="position:absolute;margin-left:252.75pt;margin-top:70.85pt;width:5.25pt;height:249pt;z-index:251787264;visibility:visible;mso-wrap-style:square;mso-wrap-distance-left:9pt;mso-wrap-distance-top:0;mso-wrap-distance-right:9pt;mso-wrap-distance-bottom:0;mso-position-horizontal:absolute;mso-position-horizontal-relative:text;mso-position-vertical:absolute;mso-position-vertical-relative:text" o:gfxdata="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" strokecolor="#4472c4 [3204]" strokeweight=".5pt">
                 <v:stroke endarrow="block" joinstyle="miter"/>
@@ -17180,7 +17391,7 @@
           </mc:Choice>
           <mc:Fallback>
             <w:pict>
-              <v:rect w14:anchorId="4FE89C76" id="Rectangle 2082905035" o:spid="_x0000_s1045" style="position:absolute;margin-left:0;margin-top:362.2pt;width:102pt;height:42pt;z-index:251783168;visibility:visible;mso-wrap-style:square;mso-wrap-distance-left:9pt;mso-wrap-distance-top:0;mso-wrap-distance-right:9pt;mso-wrap-distance-bottom:0;mso-position-horizontal:left;mso-position-horizontal-relative:margin;mso-position-vertical:absolute;mso-position-vertical-relative:text;v-text-anchor:middle" o:gfxdata="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" fillcolor="white [3201]" strokecolor="black [3200]" strokeweight="1pt">
+              <v:rect w14:anchorId="4FE89C76" id="Rectangle 2082905035" o:spid="_x0000_s1045" style="position:absolute;margin-left:0;margin-top:362.2pt;width:102pt;height:42pt;z-index:251783168;visibility:visible;mso-wrap-style:square;mso-wrap-distance-left:9pt;mso-wrap-distance-top:0;mso-wrap-distance-right:9pt;mso-wrap-distance-bottom:0;mso-position-horizontal:left;mso-position-horizontal-relative:margin;mso-position-vertical:absolute;mso-position-vertical-relative:text;v-text-anchor:middle" o:gfxdata="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" fillcolor="white [3201]" strokecolor="black [3200]" strokeweight="1pt">
                 <v:textbox>
                   <w:txbxContent>
                     <w:p>
@@ -17297,7 +17508,7 @@
           </mc:Choice>
           <mc:Fallback>
             <w:pict>
-              <v:oval w14:anchorId="592CC1B6" id="Oval 2082905033" o:spid="_x0000_s1046" style="position:absolute;margin-left:194.25pt;margin-top:319.85pt;width:128.25pt;height:55.5pt;z-index:251779072;visibility:visible;mso-wrap-style:square;mso-width-percent:0;mso-wrap-distance-left:9pt;mso-wrap-distance-top:0;mso-wrap-distance-right:9pt;mso-wrap-distance-bottom:0;mso-position-horizontal:absolute;mso-position-horizontal-relative:margin;mso-position-vertical:absolute;mso-position-vertical-relative:text;mso-width-percent:0;mso-width-relative:margin;v-text-anchor:middle" o:gfxdata="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" fillcolor="#ededed [662]" strokecolor="black [3200]" strokeweight="1pt">
+              <v:oval w14:anchorId="592CC1B6" id="Oval 2082905033" o:spid="_x0000_s1046" style="position:absolute;margin-left:194.25pt;margin-top:319.85pt;width:128.25pt;height:55.5pt;z-index:251779072;visibility:visible;mso-wrap-style:square;mso-width-percent:0;mso-wrap-distance-left:9pt;mso-wrap-distance-top:0;mso-wrap-distance-right:9pt;mso-wrap-distance-bottom:0;mso-position-horizontal:absolute;mso-position-horizontal-relative:margin;mso-position-vertical:absolute;mso-position-vertical-relative:text;mso-width-percent:0;mso-width-relative:margin;v-text-anchor:middle" o:gfxdata="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" fillcolor="#ededed [662]" strokecolor="black [3200]" strokeweight="1pt">
                 <v:stroke joinstyle="miter"/>
                 <v:textbox>
                   <w:txbxContent>
@@ -17412,7 +17623,7 @@
           </mc:Choice>
           <mc:Fallback>
             <w:pict>
-              <v:oval w14:anchorId="7C1BE7DF" id="Oval 2082905030" o:spid="_x0000_s1047" style="position:absolute;margin-left:302.25pt;margin-top:149.95pt;width:122.25pt;height:55.5pt;z-index:251772928;visibility:visible;mso-wrap-style:square;mso-wrap-distance-left:9pt;mso-wrap-distance-top:0;mso-wrap-distance-right:9pt;mso-wrap-distance-bottom:0;mso-position-horizontal:absolute;mso-position-horizontal-relative:margin;mso-position-vertical:absolute;mso-position-vertical-relative:text;v-text-anchor:middle" o:gfxdata="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" fillcolor="#ededed [662]" strokecolor="black [3200]" strokeweight="1pt">
+              <v:oval w14:anchorId="7C1BE7DF" id="Oval 2082905030" o:spid="_x0000_s1047" style="position:absolute;margin-left:302.25pt;margin-top:149.95pt;width:122.25pt;height:55.5pt;z-index:251772928;visibility:visible;mso-wrap-style:square;mso-wrap-distance-left:9pt;mso-wrap-distance-top:0;mso-wrap-distance-right:9pt;mso-wrap-distance-bottom:0;mso-position-horizontal:absolute;mso-position-horizontal-relative:margin;mso-position-vertical:absolute;mso-position-vertical-relative:text;v-text-anchor:middle" o:gfxdata="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" fillcolor="#ededed [662]" strokecolor="black [3200]" strokeweight="1pt">
                 <v:stroke joinstyle="miter"/>
                 <v:textbox>
                   <w:txbxContent>
@@ -17521,7 +17732,7 @@
           </mc:Choice>
           <mc:Fallback>
             <w:pict>
-              <v:rect w14:anchorId="3F8FD876" id="Rectangle 2082905028" o:spid="_x0000_s1048" style="position:absolute;margin-left:174pt;margin-top:28.1pt;width:102pt;height:42pt;z-index:251768832;visibility:visible;mso-wrap-style:square;mso-wrap-distance-left:9pt;mso-wrap-distance-top:0;mso-wrap-distance-right:9pt;mso-wrap-distance-bottom:0;mso-position-horizontal:absolute;mso-position-horizontal-relative:text;mso-position-vertical:absolute;mso-position-vertical-relative:text;v-text-anchor:middle" o:gfxdata="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" fillcolor="white [3201]" strokecolor="black [3200]" strokeweight="1pt">
+              <v:rect w14:anchorId="3F8FD876" id="Rectangle 2082905028" o:spid="_x0000_s1048" style="position:absolute;margin-left:174pt;margin-top:28.1pt;width:102pt;height:42pt;z-index:251768832;visibility:visible;mso-wrap-style:square;mso-wrap-distance-left:9pt;mso-wrap-distance-top:0;mso-wrap-distance-right:9pt;mso-wrap-distance-bottom:0;mso-position-horizontal:absolute;mso-position-horizontal-relative:text;mso-position-vertical:absolute;mso-position-vertical-relative:text;v-text-anchor:middle" o:gfxdata="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" fillcolor="white [3201]" strokecolor="black [3200]" strokeweight="1pt">
                 <v:textbox>
                   <w:txbxContent>
                     <w:p>
@@ -17634,7 +17845,7 @@
           </mc:Choice>
           <mc:Fallback>
             <w:pict>
-              <v:oval w14:anchorId="3D3A2F8F" id="Oval 2082905032" o:spid="_x0000_s1049" style="position:absolute;margin-left:101.25pt;margin-top:245.6pt;width:122.25pt;height:55.5pt;z-index:251777024;visibility:visible;mso-wrap-style:square;mso-wrap-distance-left:9pt;mso-wrap-distance-top:0;mso-wrap-distance-right:9pt;mso-wrap-distance-bottom:0;mso-position-horizontal:absolute;mso-position-horizontal-relative:margin;mso-position-vertical:absolute;mso-position-vertical-relative:text;v-text-anchor:middle" o:gfxdata="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" fillcolor="#ededed [662]" strokecolor="black [3200]" strokeweight="1pt">
+              <v:oval w14:anchorId="3D3A2F8F" id="Oval 2082905032" o:spid="_x0000_s1049" style="position:absolute;margin-left:101.25pt;margin-top:245.6pt;width:122.25pt;height:55.5pt;z-index:251777024;visibility:visible;mso-wrap-style:square;mso-wrap-distance-left:9pt;mso-wrap-distance-top:0;mso-wrap-distance-right:9pt;mso-wrap-distance-bottom:0;mso-position-horizontal:absolute;mso-position-horizontal-relative:margin;mso-position-vertical:absolute;mso-position-vertical-relative:text;v-text-anchor:middle" o:gfxdata="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" fillcolor="#ededed [662]" strokecolor="black [3200]" strokeweight="1pt">
                 <v:stroke joinstyle="miter"/>
                 <v:textbox>
                   <w:txbxContent>
@@ -17749,7 +17960,7 @@
           </mc:Choice>
           <mc:Fallback>
             <w:pict>
-              <v:oval w14:anchorId="25A4A7E5" id="Oval 2082905029" o:spid="_x0000_s1050" style="position:absolute;margin-left:108pt;margin-top:149.95pt;width:122.25pt;height:55.5pt;z-index:251770880;visibility:visible;mso-wrap-style:square;mso-wrap-distance-left:9pt;mso-wrap-distance-top:0;mso-wrap-distance-right:9pt;mso-wrap-distance-bottom:0;mso-position-horizontal:absolute;mso-position-horizontal-relative:margin;mso-position-vertical:absolute;mso-position-vertical-relative:text;v-text-anchor:middle" o:gfxdata="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" fillcolor="#ededed [662]" strokecolor="black [3200]" strokeweight="1pt">
+              <v:oval w14:anchorId="25A4A7E5" id="Oval 2082905029" o:spid="_x0000_s1050" style="position:absolute;margin-left:108pt;margin-top:149.95pt;width:122.25pt;height:55.5pt;z-index:251770880;visibility:visible;mso-wrap-style:square;mso-wrap-distance-left:9pt;mso-wrap-distance-top:0;mso-wrap-distance-right:9pt;mso-wrap-distance-bottom:0;mso-position-horizontal:absolute;mso-position-horizontal-relative:margin;mso-position-vertical:absolute;mso-position-vertical-relative:text;v-text-anchor:middle" o:gfxdata="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" fillcolor="#ededed [662]" strokecolor="black [3200]" strokeweight="1pt">
                 <v:stroke joinstyle="miter"/>
                 <v:textbox>
                   <w:txbxContent>
@@ -17864,7 +18075,7 @@
           </mc:Choice>
           <mc:Fallback>
             <w:pict>
-              <v:oval w14:anchorId="2C87833E" id="Oval 2082905027" o:spid="_x0000_s1051" style="position:absolute;margin-left:-26.25pt;margin-top:150.35pt;width:122.25pt;height:55.5pt;z-index:251767808;visibility:visible;mso-wrap-style:square;mso-wrap-distance-left:9pt;mso-wrap-distance-top:0;mso-wrap-distance-right:9pt;mso-wrap-distance-bottom:0;mso-position-horizontal:absolute;mso-position-horizontal-relative:margin;mso-position-vertical:absolute;mso-position-vertical-relative:text;v-text-anchor:middle" o:gfxdata="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" fillcolor="#ededed [662]" strokecolor="black [3200]" strokeweight="1pt">
+              <v:oval w14:anchorId="2C87833E" id="Oval 2082905027" o:spid="_x0000_s1051" style="position:absolute;margin-left:-26.25pt;margin-top:150.35pt;width:122.25pt;height:55.5pt;z-index:251767808;visibility:visible;mso-wrap-style:square;mso-wrap-distance-left:9pt;mso-wrap-distance-top:0;mso-wrap-distance-right:9pt;mso-wrap-distance-bottom:0;mso-position-horizontal:absolute;mso-position-horizontal-relative:margin;mso-position-vertical:absolute;mso-position-vertical-relative:text;v-text-anchor:middle" o:gfxdata="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" fillcolor="#ededed [662]" strokecolor="black [3200]" strokeweight="1pt">
                 <v:stroke joinstyle="miter"/>
                 <v:textbox>
                   <w:txbxContent>
@@ -17913,6 +18124,24 @@
           <w:szCs w:val="24"/>
         </w:rPr>
         <w:lastRenderedPageBreak/>
+        <w:t>4.2.4</w:t>
+      </w:r>
+      <w:r>
+        <w:rPr>
+          <w:rFonts w:ascii="Times New Roman" w:hAnsi="Times New Roman" w:cs="Times New Roman"/>
+          <w:b/>
+          <w:sz w:val="24"/>
+          <w:szCs w:val="24"/>
+        </w:rPr>
+        <w:t xml:space="preserve"> </w:t>
+      </w:r>
+      <w:r>
+        <w:rPr>
+          <w:rFonts w:ascii="Times New Roman" w:hAnsi="Times New Roman" w:cs="Times New Roman"/>
+          <w:b/>
+          <w:sz w:val="24"/>
+          <w:szCs w:val="24"/>
+        </w:rPr>
         <w:t xml:space="preserve">Sequence Diagram </w:t>
       </w:r>
     </w:p>
@@ -18011,7 +18240,7 @@
                 <v:stroke joinstyle="miter"/>
                 <v:path gradientshapeok="t" o:connecttype="rect"/>
               </v:shapetype>
-              <v:shape id="Text Box 2082905074" o:spid="_x0000_s1052" type="#_x0000_t202" style="position:absolute;margin-left:33pt;margin-top:168.35pt;width:171.75pt;height:58.5pt;z-index:251822080;visibility:visible;mso-wrap-style:square;mso-width-percent:0;mso-height-percent:0;mso-wrap-distance-left:9pt;mso-wrap-distance-top:0;mso-wrap-distance-right:9pt;mso-wrap-distance-bottom:0;mso-position-horizontal:absolute;mso-position-horizontal-relative:page;mso-position-vertical:absolute;mso-position-vertical-relative:text;mso-width-percent:0;mso-height-percent:0;mso-width-relative:margin;mso-height-relative:margin;v-text-anchor:top" o:gfxdata="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" filled="f" stroked="f">
+              <v:shape id="Text Box 2082905074" o:spid="_x0000_s1052" type="#_x0000_t202" style="position:absolute;margin-left:33pt;margin-top:168.35pt;width:171.75pt;height:58.5pt;z-index:251822080;visibility:visible;mso-wrap-style:square;mso-width-percent:0;mso-height-percent:0;mso-wrap-distance-left:9pt;mso-wrap-distance-top:0;mso-wrap-distance-right:9pt;mso-wrap-distance-bottom:0;mso-position-horizontal:absolute;mso-position-horizontal-relative:page;mso-position-vertical:absolute;mso-position-vertical-relative:text;mso-width-percent:0;mso-height-percent:0;mso-width-relative:margin;mso-height-relative:margin;v-text-anchor:top" o:gfxdata="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" filled="f" stroked="f">
                 <v:textbox>
                   <w:txbxContent>
                     <w:p>
@@ -18107,7 +18336,7 @@
           </mc:Choice>
           <mc:Fallback>
             <w:pict>
-              <v:shape w14:anchorId="431A4D44" id="Text Box 2082905073" o:spid="_x0000_s1053" type="#_x0000_t202" style="position:absolute;margin-left:-9pt;margin-top:310.1pt;width:98.25pt;height:35.25pt;z-index:251820032;visibility:visible;mso-wrap-style:square;mso-width-percent:0;mso-wrap-distance-left:9pt;mso-wrap-distance-top:0;mso-wrap-distance-right:9pt;mso-wrap-distance-bottom:0;mso-position-horizontal:absolute;mso-position-horizontal-relative:text;mso-position-vertical:absolute;mso-position-vertical-relative:text;mso-width-percent:0;mso-width-relative:margin;v-text-anchor:top" o:gfxdata="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" filled="f" stroked="f">
+              <v:shape w14:anchorId="431A4D44" id="Text Box 2082905073" o:spid="_x0000_s1053" type="#_x0000_t202" style="position:absolute;margin-left:-9pt;margin-top:310.1pt;width:98.25pt;height:35.25pt;z-index:251820032;visibility:visible;mso-wrap-style:square;mso-width-percent:0;mso-wrap-distance-left:9pt;mso-wrap-distance-top:0;mso-wrap-distance-right:9pt;mso-wrap-distance-bottom:0;mso-position-horizontal:absolute;mso-position-horizontal-relative:text;mso-position-vertical:absolute;mso-position-vertical-relative:text;mso-width-percent:0;mso-width-relative:margin;v-text-anchor:top" o:gfxdata="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" filled="f" stroked="f">
                 <v:textbox>
                   <w:txbxContent>
                     <w:p>
@@ -18202,7 +18431,7 @@
           </mc:Choice>
           <mc:Fallback>
             <w:pict>
-              <v:shape w14:anchorId="6B33E066" id="Text Box 2082905072" o:spid="_x0000_s1054" type="#_x0000_t202" style="position:absolute;margin-left:213pt;margin-top:310.85pt;width:127.5pt;height:35.25pt;z-index:251817984;visibility:visible;mso-wrap-style:square;mso-width-percent:0;mso-wrap-distance-left:9pt;mso-wrap-distance-top:0;mso-wrap-distance-right:9pt;mso-wrap-distance-bottom:0;mso-position-horizontal:absolute;mso-position-horizontal-relative:text;mso-position-vertical:absolute;mso-position-vertical-relative:text;mso-width-percent:0;mso-width-relative:margin;v-text-anchor:top" o:gfxdata="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" filled="f" stroked="f">
+              <v:shape w14:anchorId="6B33E066" id="Text Box 2082905072" o:spid="_x0000_s1054" type="#_x0000_t202" style="position:absolute;margin-left:213pt;margin-top:310.85pt;width:127.5pt;height:35.25pt;z-index:251817984;visibility:visible;mso-wrap-style:square;mso-width-percent:0;mso-wrap-distance-left:9pt;mso-wrap-distance-top:0;mso-wrap-distance-right:9pt;mso-wrap-distance-bottom:0;mso-position-horizontal:absolute;mso-position-horizontal-relative:text;mso-position-vertical:absolute;mso-position-vertical-relative:text;mso-width-percent:0;mso-width-relative:margin;v-text-anchor:top" o:gfxdata="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" filled="f" stroked="f">
                 <v:textbox>
                   <w:txbxContent>
                     <w:p>
@@ -18297,7 +18526,7 @@
           </mc:Choice>
           <mc:Fallback>
             <w:pict>
-              <v:shape w14:anchorId="3D6E103F" id="Text Box 2082905070" o:spid="_x0000_s1055" type="#_x0000_t202" style="position:absolute;margin-left:389.25pt;margin-top:168.35pt;width:123pt;height:35.25pt;z-index:251813888;visibility:visible;mso-wrap-style:square;mso-width-percent:0;mso-wrap-distance-left:9pt;mso-wrap-distance-top:0;mso-wrap-distance-right:9pt;mso-wrap-distance-bottom:0;mso-position-horizontal:absolute;mso-position-horizontal-relative:text;mso-position-vertical:absolute;mso-position-vertical-relative:text;mso-width-percent:0;mso-width-relative:margin;v-text-anchor:top" o:gfxdata="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" filled="f" stroked="f">
+              <v:shape w14:anchorId="3D6E103F" id="Text Box 2082905070" o:spid="_x0000_s1055" type="#_x0000_t202" style="position:absolute;margin-left:389.25pt;margin-top:168.35pt;width:123pt;height:35.25pt;z-index:251813888;visibility:visible;mso-wrap-style:square;mso-width-percent:0;mso-wrap-distance-left:9pt;mso-wrap-distance-top:0;mso-wrap-distance-right:9pt;mso-wrap-distance-bottom:0;mso-position-horizontal:absolute;mso-position-horizontal-relative:text;mso-position-vertical:absolute;mso-position-vertical-relative:text;mso-width-percent:0;mso-width-relative:margin;v-text-anchor:top" o:gfxdata="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" filled="f" stroked="f">
                 <v:textbox>
                   <w:txbxContent>
                     <w:p>
@@ -18392,7 +18621,7 @@
           </mc:Choice>
           <mc:Fallback>
             <w:pict>
-              <v:shape w14:anchorId="2E0DC807" id="Text Box 2082905071" o:spid="_x0000_s1056" type="#_x0000_t202" style="position:absolute;margin-left:439.5pt;margin-top:322.1pt;width:123pt;height:35.25pt;z-index:251815936;visibility:visible;mso-wrap-style:square;mso-width-percent:0;mso-wrap-distance-left:9pt;mso-wrap-distance-top:0;mso-wrap-distance-right:9pt;mso-wrap-distance-bottom:0;mso-position-horizontal:absolute;mso-position-horizontal-relative:text;mso-position-vertical:absolute;mso-position-vertical-relative:text;mso-width-percent:0;mso-width-relative:margin;v-text-anchor:top" o:gfxdata="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" filled="f" stroked="f">
+              <v:shape w14:anchorId="2E0DC807" id="Text Box 2082905071" o:spid="_x0000_s1056" type="#_x0000_t202" style="position:absolute;margin-left:439.5pt;margin-top:322.1pt;width:123pt;height:35.25pt;z-index:251815936;visibility:visible;mso-wrap-style:square;mso-width-percent:0;mso-wrap-distance-left:9pt;mso-wrap-distance-top:0;mso-wrap-distance-right:9pt;mso-wrap-distance-bottom:0;mso-position-horizontal:absolute;mso-position-horizontal-relative:text;mso-position-vertical:absolute;mso-position-vertical-relative:text;mso-width-percent:0;mso-width-relative:margin;v-text-anchor:top" o:gfxdata="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" filled="f" stroked="f">
                 <v:textbox>
                   <w:txbxContent>
                     <w:p>
@@ -18469,7 +18698,7 @@
               </wp:anchor>
             </w:drawing>
           </mc:Choice>
-          <mc:Fallback>
+          <mc:Fallback xmlns:w16sdtdh="http://schemas.microsoft.com/office/word/2020/wordml/sdtdatahash" xmlns:w16="http://schemas.microsoft.com/office/word/2018/wordml" xmlns:w16cid="http://schemas.microsoft.com/office/word/2016/wordml/cid" xmlns:w16cex="http://schemas.microsoft.com/office/word/2018/wordml/cex" xmlns:oel="http://schemas.microsoft.com/office/2019/extlst" xmlns:am3d="http://schemas.microsoft.com/office/drawing/2017/model3d" xmlns:aink="http://schemas.microsoft.com/office/drawing/2016/ink" xmlns:cx8="http://schemas.microsoft.com/office/drawing/2016/5/14/chartex" xmlns:cx7="http://schemas.microsoft.com/office/drawing/2016/5/13/chartex" xmlns:cx6="http://schemas.microsoft.com/office/drawing/2016/5/12/chartex" xmlns:cx5="http://schemas.microsoft.com/office/drawing/2016/5/11/chartex" xmlns:cx4="http://schemas.microsoft.com/office/drawing/2016/5/10/chartex" xmlns:cx3="http://schemas.microsoft.com/office/drawing/2016/5/9/chartex" xmlns:cx2="http://schemas.microsoft.com/office/drawing/2015/10/21/chartex">
             <w:pict>
               <v:shape w14:anchorId="672A275B" id="Connector: Curved 2082905069" o:spid="_x0000_s1026" type="#_x0000_t38" style="position:absolute;margin-left:85.5pt;margin-top:254.6pt;width:84.75pt;height:117pt;flip:x;z-index:251812864;visibility:visible;mso-wrap-style:square;mso-wrap-distance-left:9pt;mso-wrap-distance-top:0;mso-wrap-distance-right:9pt;mso-wrap-distance-bottom:0;mso-position-horizontal:absolute;mso-position-horizontal-relative:text;mso-position-vertical:absolute;mso-position-vertical-relative:text" o:gfxdata="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" adj="21505" strokecolor="#4472c4 [3204]" strokeweight=".5pt">
                 <v:stroke endarrow="block" joinstyle="miter"/>
@@ -18540,7 +18769,7 @@
               </wp:anchor>
             </w:drawing>
           </mc:Choice>
-          <mc:Fallback>
+          <mc:Fallback xmlns:w16sdtdh="http://schemas.microsoft.com/office/word/2020/wordml/sdtdatahash" xmlns:w16="http://schemas.microsoft.com/office/word/2018/wordml" xmlns:w16cid="http://schemas.microsoft.com/office/word/2016/wordml/cid" xmlns:w16cex="http://schemas.microsoft.com/office/word/2018/wordml/cex" xmlns:oel="http://schemas.microsoft.com/office/2019/extlst" xmlns:am3d="http://schemas.microsoft.com/office/drawing/2017/model3d" xmlns:aink="http://schemas.microsoft.com/office/drawing/2016/ink" xmlns:cx8="http://schemas.microsoft.com/office/drawing/2016/5/14/chartex" xmlns:cx7="http://schemas.microsoft.com/office/drawing/2016/5/13/chartex" xmlns:cx6="http://schemas.microsoft.com/office/drawing/2016/5/12/chartex" xmlns:cx5="http://schemas.microsoft.com/office/drawing/2016/5/11/chartex" xmlns:cx4="http://schemas.microsoft.com/office/drawing/2016/5/10/chartex" xmlns:cx3="http://schemas.microsoft.com/office/drawing/2016/5/9/chartex" xmlns:cx2="http://schemas.microsoft.com/office/drawing/2015/10/21/chartex">
             <w:pict>
               <v:shape w14:anchorId="3EDFE9DD" id="Connector: Curved 2082905067" o:spid="_x0000_s1026" type="#_x0000_t38" style="position:absolute;margin-left:215.25pt;margin-top:269.6pt;width:74.25pt;height:123.75pt;z-index:251811840;visibility:visible;mso-wrap-style:square;mso-wrap-distance-left:9pt;mso-wrap-distance-top:0;mso-wrap-distance-right:9pt;mso-wrap-distance-bottom:0;mso-position-horizontal:absolute;mso-position-horizontal-relative:text;mso-position-vertical:absolute;mso-position-vertical-relative:text" o:gfxdata="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" adj="109" strokecolor="#4472c4 [3204]" strokeweight=".5pt">
                 <v:stroke endarrow="block" joinstyle="miter"/>
@@ -18611,7 +18840,7 @@
               </wp:anchor>
             </w:drawing>
           </mc:Choice>
-          <mc:Fallback>
+          <mc:Fallback xmlns:w16sdtdh="http://schemas.microsoft.com/office/word/2020/wordml/sdtdatahash" xmlns:w16="http://schemas.microsoft.com/office/word/2018/wordml" xmlns:w16cid="http://schemas.microsoft.com/office/word/2016/wordml/cid" xmlns:w16cex="http://schemas.microsoft.com/office/word/2018/wordml/cex" xmlns:oel="http://schemas.microsoft.com/office/2019/extlst" xmlns:am3d="http://schemas.microsoft.com/office/drawing/2017/model3d" xmlns:aink="http://schemas.microsoft.com/office/drawing/2016/ink" xmlns:cx8="http://schemas.microsoft.com/office/drawing/2016/5/14/chartex" xmlns:cx7="http://schemas.microsoft.com/office/drawing/2016/5/13/chartex" xmlns:cx6="http://schemas.microsoft.com/office/drawing/2016/5/12/chartex" xmlns:cx5="http://schemas.microsoft.com/office/drawing/2016/5/11/chartex" xmlns:cx4="http://schemas.microsoft.com/office/drawing/2016/5/10/chartex" xmlns:cx3="http://schemas.microsoft.com/office/drawing/2016/5/9/chartex" xmlns:cx2="http://schemas.microsoft.com/office/drawing/2015/10/21/chartex">
             <w:pict>
               <v:shape w14:anchorId="6BA7520E" id="Connector: Curved 2082905066" o:spid="_x0000_s1026" type="#_x0000_t38" style="position:absolute;margin-left:255pt;margin-top:258.35pt;width:121.5pt;height:135.75pt;flip:x y;z-index:251810816;visibility:visible;mso-wrap-style:square;mso-wrap-distance-left:9pt;mso-wrap-distance-top:0;mso-wrap-distance-right:9pt;mso-wrap-distance-bottom:0;mso-position-horizontal:absolute;mso-position-horizontal-relative:text;mso-position-vertical:absolute;mso-position-vertical-relative:text" o:gfxdata="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" adj="-11867" strokecolor="#4472c4 [3204]" strokeweight=".5pt">
                 <v:stroke endarrow="block" joinstyle="miter"/>
@@ -18680,7 +18909,7 @@
               </wp:anchor>
             </w:drawing>
           </mc:Choice>
-          <mc:Fallback>
+          <mc:Fallback xmlns:w16sdtdh="http://schemas.microsoft.com/office/word/2020/wordml/sdtdatahash" xmlns:w16="http://schemas.microsoft.com/office/word/2018/wordml" xmlns:w16cid="http://schemas.microsoft.com/office/word/2016/wordml/cid" xmlns:w16cex="http://schemas.microsoft.com/office/word/2018/wordml/cex" xmlns:oel="http://schemas.microsoft.com/office/2019/extlst" xmlns:am3d="http://schemas.microsoft.com/office/drawing/2017/model3d" xmlns:aink="http://schemas.microsoft.com/office/drawing/2016/ink" xmlns:cx8="http://schemas.microsoft.com/office/drawing/2016/5/14/chartex" xmlns:cx7="http://schemas.microsoft.com/office/drawing/2016/5/13/chartex" xmlns:cx6="http://schemas.microsoft.com/office/drawing/2016/5/12/chartex" xmlns:cx5="http://schemas.microsoft.com/office/drawing/2016/5/11/chartex" xmlns:cx4="http://schemas.microsoft.com/office/drawing/2016/5/10/chartex" xmlns:cx3="http://schemas.microsoft.com/office/drawing/2016/5/9/chartex" xmlns:cx2="http://schemas.microsoft.com/office/drawing/2015/10/21/chartex">
             <w:pict>
               <v:shape w14:anchorId="4B9D5771" id="Connector: Curved 2082905065" o:spid="_x0000_s1026" type="#_x0000_t38" style="position:absolute;margin-left:257.25pt;margin-top:255.35pt;width:0;height:2.25pt;z-index:251809792;visibility:visible;mso-wrap-style:square;mso-wrap-distance-left:9pt;mso-wrap-distance-top:0;mso-wrap-distance-right:9pt;mso-wrap-distance-bottom:0;mso-position-horizontal:absolute;mso-position-horizontal-relative:text;mso-position-vertical:absolute;mso-position-vertical-relative:text" o:gfxdata="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" adj="10800" strokecolor="#4472c4 [3204]" strokeweight=".5pt">
                 <v:stroke endarrow="block" joinstyle="miter"/>
@@ -18751,7 +18980,7 @@
               </wp:anchor>
             </w:drawing>
           </mc:Choice>
-          <mc:Fallback>
+          <mc:Fallback xmlns:w16sdtdh="http://schemas.microsoft.com/office/word/2020/wordml/sdtdatahash" xmlns:w16="http://schemas.microsoft.com/office/word/2018/wordml" xmlns:w16cid="http://schemas.microsoft.com/office/word/2016/wordml/cid" xmlns:w16cex="http://schemas.microsoft.com/office/word/2018/wordml/cex" xmlns:oel="http://schemas.microsoft.com/office/2019/extlst" xmlns:am3d="http://schemas.microsoft.com/office/drawing/2017/model3d" xmlns:aink="http://schemas.microsoft.com/office/drawing/2016/ink" xmlns:cx8="http://schemas.microsoft.com/office/drawing/2016/5/14/chartex" xmlns:cx7="http://schemas.microsoft.com/office/drawing/2016/5/13/chartex" xmlns:cx6="http://schemas.microsoft.com/office/drawing/2016/5/12/chartex" xmlns:cx5="http://schemas.microsoft.com/office/drawing/2016/5/11/chartex" xmlns:cx4="http://schemas.microsoft.com/office/drawing/2016/5/10/chartex" xmlns:cx3="http://schemas.microsoft.com/office/drawing/2016/5/9/chartex" xmlns:cx2="http://schemas.microsoft.com/office/drawing/2015/10/21/chartex">
             <w:pict>
               <v:shape w14:anchorId="6F7CAB0A" id="Connector: Curved 2082905064" o:spid="_x0000_s1026" type="#_x0000_t38" style="position:absolute;margin-left:168.75pt;margin-top:106.1pt;width:2.25pt;height:143.25pt;flip:x;z-index:251808768;visibility:visible;mso-wrap-style:square;mso-wrap-distance-left:9pt;mso-wrap-distance-top:0;mso-wrap-distance-right:9pt;mso-wrap-distance-bottom:0;mso-position-horizontal:absolute;mso-position-horizontal-relative:text;mso-position-vertical:absolute;mso-position-vertical-relative:text" o:gfxdata="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" adj="1285200" strokecolor="#4472c4 [3204]" strokeweight=".5pt">
                 <v:stroke endarrow="block" joinstyle="miter"/>
@@ -18822,7 +19051,7 @@
               </wp:anchor>
             </w:drawing>
           </mc:Choice>
-          <mc:Fallback>
+          <mc:Fallback xmlns:w16sdtdh="http://schemas.microsoft.com/office/word/2020/wordml/sdtdatahash" xmlns:w16="http://schemas.microsoft.com/office/word/2018/wordml" xmlns:w16cid="http://schemas.microsoft.com/office/word/2016/wordml/cid" xmlns:w16cex="http://schemas.microsoft.com/office/word/2018/wordml/cex" xmlns:oel="http://schemas.microsoft.com/office/2019/extlst" xmlns:am3d="http://schemas.microsoft.com/office/drawing/2017/model3d" xmlns:aink="http://schemas.microsoft.com/office/drawing/2016/ink" xmlns:cx8="http://schemas.microsoft.com/office/drawing/2016/5/14/chartex" xmlns:cx7="http://schemas.microsoft.com/office/drawing/2016/5/13/chartex" xmlns:cx6="http://schemas.microsoft.com/office/drawing/2016/5/12/chartex" xmlns:cx5="http://schemas.microsoft.com/office/drawing/2016/5/11/chartex" xmlns:cx4="http://schemas.microsoft.com/office/drawing/2016/5/10/chartex" xmlns:cx3="http://schemas.microsoft.com/office/drawing/2016/5/9/chartex" xmlns:cx2="http://schemas.microsoft.com/office/drawing/2015/10/21/chartex">
             <w:pict>
               <v:shape w14:anchorId="41DFF503" id="Connector: Curved 2082905063" o:spid="_x0000_s1026" type="#_x0000_t38" style="position:absolute;margin-left:257.25pt;margin-top:108.35pt;width:1.5pt;height:141.75pt;flip:y;z-index:251807744;visibility:visible;mso-wrap-style:square;mso-wrap-distance-left:9pt;mso-wrap-distance-top:0;mso-wrap-distance-right:9pt;mso-wrap-distance-bottom:0;mso-position-horizontal:absolute;mso-position-horizontal-relative:text;mso-position-vertical:absolute;mso-position-vertical-relative:text" o:gfxdata="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" adj="1976400" strokecolor="#4472c4 [3204]" strokeweight=".5pt">
                 <v:stroke endarrow="block" joinstyle="miter"/>
@@ -18907,7 +19136,7 @@
           </mc:Choice>
           <mc:Fallback>
             <w:pict>
-              <v:rect w14:anchorId="4DB57FF7" id="Rectangle 2082905062" o:spid="_x0000_s1057" style="position:absolute;margin-left:49.5pt;margin-top:370.45pt;width:87.75pt;height:40.5pt;z-index:251806720;visibility:visible;mso-wrap-style:square;mso-wrap-distance-left:9pt;mso-wrap-distance-top:0;mso-wrap-distance-right:9pt;mso-wrap-distance-bottom:0;mso-position-horizontal:absolute;mso-position-horizontal-relative:text;mso-position-vertical:absolute;mso-position-vertical-relative:text;v-text-anchor:middle" o:gfxdata="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" fillcolor="white [3201]" strokecolor="black [3200]" strokeweight="1pt">
+              <v:rect w14:anchorId="4DB57FF7" id="Rectangle 2082905062" o:spid="_x0000_s1057" style="position:absolute;margin-left:49.5pt;margin-top:370.45pt;width:87.75pt;height:40.5pt;z-index:251806720;visibility:visible;mso-wrap-style:square;mso-wrap-distance-left:9pt;mso-wrap-distance-top:0;mso-wrap-distance-right:9pt;mso-wrap-distance-bottom:0;mso-position-horizontal:absolute;mso-position-horizontal-relative:text;mso-position-vertical:absolute;mso-position-vertical-relative:text;v-text-anchor:middle" o:gfxdata="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" fillcolor="white [3201]" strokecolor="black [3200]" strokeweight="1pt">
                 <v:textbox>
                   <w:txbxContent>
                     <w:p>
@@ -19001,7 +19230,7 @@
           </mc:Choice>
           <mc:Fallback>
             <w:pict>
-              <v:rect w14:anchorId="248B8725" id="Rectangle 2082905061" o:spid="_x0000_s1058" style="position:absolute;margin-left:289.5pt;margin-top:373.45pt;width:87.75pt;height:40.5pt;z-index:251804672;visibility:visible;mso-wrap-style:square;mso-wrap-distance-left:9pt;mso-wrap-distance-top:0;mso-wrap-distance-right:9pt;mso-wrap-distance-bottom:0;mso-position-horizontal:absolute;mso-position-horizontal-relative:text;mso-position-vertical:absolute;mso-position-vertical-relative:text;v-text-anchor:middle" o:gfxdata="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" fillcolor="white [3201]" strokecolor="black [3200]" strokeweight="1pt">
+              <v:rect w14:anchorId="248B8725" id="Rectangle 2082905061" o:spid="_x0000_s1058" style="position:absolute;margin-left:289.5pt;margin-top:373.45pt;width:87.75pt;height:40.5pt;z-index:251804672;visibility:visible;mso-wrap-style:square;mso-wrap-distance-left:9pt;mso-wrap-distance-top:0;mso-wrap-distance-right:9pt;mso-wrap-distance-bottom:0;mso-position-horizontal:absolute;mso-position-horizontal-relative:text;mso-position-vertical:absolute;mso-position-vertical-relative:text;v-text-anchor:middle" o:gfxdata="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" fillcolor="white [3201]" strokecolor="black [3200]" strokeweight="1pt">
                 <v:textbox>
                   <w:txbxContent>
                     <w:p>
@@ -19095,7 +19324,7 @@
           </mc:Choice>
           <mc:Fallback>
             <w:pict>
-              <v:rect w14:anchorId="18C2CE6B" id="Rectangle 2082905060" o:spid="_x0000_s1059" style="position:absolute;margin-left:169.5pt;margin-top:228.7pt;width:87.75pt;height:40.5pt;z-index:251802624;visibility:visible;mso-wrap-style:square;mso-wrap-distance-left:9pt;mso-wrap-distance-top:0;mso-wrap-distance-right:9pt;mso-wrap-distance-bottom:0;mso-position-horizontal:absolute;mso-position-horizontal-relative:text;mso-position-vertical:absolute;mso-position-vertical-relative:text;v-text-anchor:middle" o:gfxdata="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" fillcolor="white [3201]" strokecolor="black [3200]" strokeweight="1pt">
+              <v:rect w14:anchorId="18C2CE6B" id="Rectangle 2082905060" o:spid="_x0000_s1059" style="position:absolute;margin-left:169.5pt;margin-top:228.7pt;width:87.75pt;height:40.5pt;z-index:251802624;visibility:visible;mso-wrap-style:square;mso-wrap-distance-left:9pt;mso-wrap-distance-top:0;mso-wrap-distance-right:9pt;mso-wrap-distance-bottom:0;mso-position-horizontal:absolute;mso-position-horizontal-relative:text;mso-position-vertical:absolute;mso-position-vertical-relative:text;v-text-anchor:middle" o:gfxdata="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" fillcolor="white [3201]" strokecolor="black [3200]" strokeweight="1pt">
                 <v:textbox>
                   <w:txbxContent>
                     <w:p>
@@ -19189,7 +19418,7 @@
           </mc:Choice>
           <mc:Fallback>
             <w:pict>
-              <v:rect w14:anchorId="2E4568F4" id="Rectangle 2082905059" o:spid="_x0000_s1060" style="position:absolute;margin-left:170.25pt;margin-top:87.35pt;width:87.75pt;height:40.5pt;z-index:251800576;visibility:visible;mso-wrap-style:square;mso-wrap-distance-left:9pt;mso-wrap-distance-top:0;mso-wrap-distance-right:9pt;mso-wrap-distance-bottom:0;mso-position-horizontal:absolute;mso-position-horizontal-relative:text;mso-position-vertical:absolute;mso-position-vertical-relative:text;v-text-anchor:middle" o:gfxdata="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" fillcolor="white [3201]" strokecolor="black [3200]" strokeweight="1pt">
+              <v:rect w14:anchorId="2E4568F4" id="Rectangle 2082905059" o:spid="_x0000_s1060" style="position:absolute;margin-left:170.25pt;margin-top:87.35pt;width:87.75pt;height:40.5pt;z-index:251800576;visibility:visible;mso-wrap-style:square;mso-wrap-distance-left:9pt;mso-wrap-distance-top:0;mso-wrap-distance-right:9pt;mso-wrap-distance-bottom:0;mso-position-horizontal:absolute;mso-position-horizontal-relative:text;mso-position-vertical:absolute;mso-position-vertical-relative:text;v-text-anchor:middle" o:gfxdata="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" fillcolor="white [3201]" strokecolor="black [3200]" strokeweight="1pt">
                 <v:textbox>
                   <w:txbxContent>
                     <w:p>
@@ -19241,6 +19470,24 @@
           <w:szCs w:val="28"/>
         </w:rPr>
         <w:lastRenderedPageBreak/>
+        <w:t>4.2.5</w:t>
+      </w:r>
+      <w:r>
+        <w:rPr>
+          <w:rFonts w:ascii="Times New Roman" w:hAnsi="Times New Roman" w:cs="Times New Roman"/>
+          <w:b/>
+          <w:sz w:val="28"/>
+          <w:szCs w:val="28"/>
+        </w:rPr>
+        <w:t xml:space="preserve"> </w:t>
+      </w:r>
+      <w:r>
+        <w:rPr>
+          <w:rFonts w:ascii="Times New Roman" w:hAnsi="Times New Roman" w:cs="Times New Roman"/>
+          <w:b/>
+          <w:sz w:val="28"/>
+          <w:szCs w:val="28"/>
+        </w:rPr>
         <w:t>Activity Diagram</w:t>
       </w:r>
     </w:p>
@@ -19318,7 +19565,15 @@
                                 <w:sz w:val="24"/>
                                 <w:szCs w:val="24"/>
                               </w:rPr>
-                              <w:t>View Lab &amp;Tele</w:t>
+                              <w:t>View Lab &amp;</w:t>
+                            </w:r>
+                            <w:proofErr w:type="spellStart"/>
+                            <w:r>
+                              <w:rPr>
+                                <w:sz w:val="24"/>
+                                <w:szCs w:val="24"/>
+                              </w:rPr>
+                              <w:t>Tele</w:t>
                             </w:r>
                             <w:r>
                               <w:rPr>
@@ -19332,7 +19587,15 @@
                                 <w:sz w:val="24"/>
                                 <w:szCs w:val="24"/>
                               </w:rPr>
-                              <w:t>ed Advice</w:t>
+                              <w:t>ed</w:t>
+                            </w:r>
+                            <w:proofErr w:type="spellEnd"/>
+                            <w:r>
+                              <w:rPr>
+                                <w:sz w:val="24"/>
+                                <w:szCs w:val="24"/>
+                              </w:rPr>
+                              <w:t xml:space="preserve"> Advice</w:t>
                             </w:r>
                           </w:p>
                         </w:txbxContent>
@@ -19357,7 +19620,7 @@
           </mc:Choice>
           <mc:Fallback>
             <w:pict>
-              <v:rect w14:anchorId="79078D87" id="Rectangle 56" o:spid="_x0000_s1061" style="position:absolute;margin-left:296.25pt;margin-top:485.6pt;width:151.5pt;height:47.25pt;z-index:251756544;visibility:visible;mso-wrap-style:square;mso-width-percent:0;mso-height-percent:0;mso-wrap-distance-left:9pt;mso-wrap-distance-top:0;mso-wrap-distance-right:9pt;mso-wrap-distance-bottom:0;mso-position-horizontal:absolute;mso-position-horizontal-relative:margin;mso-position-vertical:absolute;mso-position-vertical-relative:text;mso-width-percent:0;mso-height-percent:0;mso-width-relative:margin;mso-height-relative:margin;v-text-anchor:middle" o:gfxdata="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" fillcolor="white [3201]" strokecolor="black [3200]" strokeweight="1pt">
+              <v:rect w14:anchorId="79078D87" id="Rectangle 56" o:spid="_x0000_s1061" style="position:absolute;margin-left:296.25pt;margin-top:485.6pt;width:151.5pt;height:47.25pt;z-index:251756544;visibility:visible;mso-wrap-style:square;mso-width-percent:0;mso-height-percent:0;mso-wrap-distance-left:9pt;mso-wrap-distance-top:0;mso-wrap-distance-right:9pt;mso-wrap-distance-bottom:0;mso-position-horizontal:absolute;mso-position-horizontal-relative:margin;mso-position-vertical:absolute;mso-position-vertical-relative:text;mso-width-percent:0;mso-height-percent:0;mso-width-relative:margin;mso-height-relative:margin;v-text-anchor:middle" o:gfxdata="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" fillcolor="white [3201]" strokecolor="black [3200]" strokeweight="1pt">
                 <v:textbox>
                   <w:txbxContent>
                     <w:p>
@@ -19373,7 +19636,15 @@
                           <w:sz w:val="24"/>
                           <w:szCs w:val="24"/>
                         </w:rPr>
-                        <w:t>View Lab &amp;Tele</w:t>
+                        <w:t>View Lab &amp;</w:t>
+                      </w:r>
+                      <w:proofErr w:type="spellStart"/>
+                      <w:r>
+                        <w:rPr>
+                          <w:sz w:val="24"/>
+                          <w:szCs w:val="24"/>
+                        </w:rPr>
+                        <w:t>Tele</w:t>
                       </w:r>
                       <w:r>
                         <w:rPr>
@@ -19387,7 +19658,15 @@
                           <w:sz w:val="24"/>
                           <w:szCs w:val="24"/>
                         </w:rPr>
-                        <w:t>ed Advice</w:t>
+                        <w:t>ed</w:t>
+                      </w:r>
+                      <w:proofErr w:type="spellEnd"/>
+                      <w:r>
+                        <w:rPr>
+                          <w:sz w:val="24"/>
+                          <w:szCs w:val="24"/>
+                        </w:rPr>
+                        <w:t xml:space="preserve"> Advice</w:t>
                       </w:r>
                     </w:p>
                   </w:txbxContent>
@@ -19464,7 +19743,7 @@
               </wp:anchor>
             </w:drawing>
           </mc:Choice>
-          <mc:Fallback>
+          <mc:Fallback xmlns:w16sdtdh="http://schemas.microsoft.com/office/word/2020/wordml/sdtdatahash" xmlns:w16="http://schemas.microsoft.com/office/word/2018/wordml" xmlns:w16cid="http://schemas.microsoft.com/office/word/2016/wordml/cid" xmlns:w16cex="http://schemas.microsoft.com/office/word/2018/wordml/cex" xmlns:oel="http://schemas.microsoft.com/office/2019/extlst" xmlns:am3d="http://schemas.microsoft.com/office/drawing/2017/model3d" xmlns:aink="http://schemas.microsoft.com/office/drawing/2016/ink" xmlns:cx8="http://schemas.microsoft.com/office/drawing/2016/5/14/chartex" xmlns:cx7="http://schemas.microsoft.com/office/drawing/2016/5/13/chartex" xmlns:cx6="http://schemas.microsoft.com/office/drawing/2016/5/12/chartex" xmlns:cx5="http://schemas.microsoft.com/office/drawing/2016/5/11/chartex" xmlns:cx4="http://schemas.microsoft.com/office/drawing/2016/5/10/chartex" xmlns:cx3="http://schemas.microsoft.com/office/drawing/2016/5/9/chartex" xmlns:cx2="http://schemas.microsoft.com/office/drawing/2015/10/21/chartex">
             <w:pict>
               <v:shape w14:anchorId="27CA9F22" id="Straight Arrow Connector 62" o:spid="_x0000_s1026" type="#_x0000_t32" style="position:absolute;margin-left:99.7pt;margin-top:254.2pt;width:3.6pt;height:54.75pt;z-index:251762688;visibility:visible;mso-wrap-style:square;mso-width-percent:0;mso-height-percent:0;mso-wrap-distance-left:9pt;mso-wrap-distance-top:0;mso-wrap-distance-right:9pt;mso-wrap-distance-bottom:0;mso-position-horizontal:absolute;mso-position-horizontal-relative:text;mso-position-vertical:absolute;mso-position-vertical-relative:text;mso-width-percent:0;mso-height-percent:0;mso-width-relative:margin;mso-height-relative:margin" o:gfxdata="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" strokecolor="#4472c4 [3204]" strokeweight=".5pt">
                 <v:stroke endarrow="block" joinstyle="miter"/>
@@ -19557,7 +19836,7 @@
           </mc:Choice>
           <mc:Fallback>
             <w:pict>
-              <v:oval w14:anchorId="61CE5836" id="Oval 58" o:spid="_x0000_s1062" style="position:absolute;margin-left:303pt;margin-top:216.7pt;width:142.5pt;height:69pt;z-index:251760640;visibility:visible;mso-wrap-style:square;mso-wrap-distance-left:9pt;mso-wrap-distance-top:0;mso-wrap-distance-right:9pt;mso-wrap-distance-bottom:0;mso-position-horizontal:absolute;mso-position-horizontal-relative:text;mso-position-vertical:absolute;mso-position-vertical-relative:text;v-text-anchor:middle" o:gfxdata="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" fillcolor="white [3201]" strokecolor="black [3200]" strokeweight="1pt">
+              <v:oval w14:anchorId="61CE5836" id="Oval 58" o:spid="_x0000_s1062" style="position:absolute;margin-left:303pt;margin-top:216.7pt;width:142.5pt;height:69pt;z-index:251760640;visibility:visible;mso-wrap-style:square;mso-wrap-distance-left:9pt;mso-wrap-distance-top:0;mso-wrap-distance-right:9pt;mso-wrap-distance-bottom:0;mso-position-horizontal:absolute;mso-position-horizontal-relative:text;mso-position-vertical:absolute;mso-position-vertical-relative:text;v-text-anchor:middle" o:gfxdata="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" fillcolor="white [3201]" strokecolor="black [3200]" strokeweight="1pt">
                 <v:stroke joinstyle="miter"/>
                 <v:textbox>
                   <w:txbxContent>
@@ -19644,7 +19923,7 @@
               </wp:anchor>
             </w:drawing>
           </mc:Choice>
-          <mc:Fallback>
+          <mc:Fallback xmlns:w16sdtdh="http://schemas.microsoft.com/office/word/2020/wordml/sdtdatahash" xmlns:w16="http://schemas.microsoft.com/office/word/2018/wordml" xmlns:w16cid="http://schemas.microsoft.com/office/word/2016/wordml/cid" xmlns:w16cex="http://schemas.microsoft.com/office/word/2018/wordml/cex" xmlns:oel="http://schemas.microsoft.com/office/2019/extlst" xmlns:am3d="http://schemas.microsoft.com/office/drawing/2017/model3d" xmlns:aink="http://schemas.microsoft.com/office/drawing/2016/ink" xmlns:cx8="http://schemas.microsoft.com/office/drawing/2016/5/14/chartex" xmlns:cx7="http://schemas.microsoft.com/office/drawing/2016/5/13/chartex" xmlns:cx6="http://schemas.microsoft.com/office/drawing/2016/5/12/chartex" xmlns:cx5="http://schemas.microsoft.com/office/drawing/2016/5/11/chartex" xmlns:cx4="http://schemas.microsoft.com/office/drawing/2016/5/10/chartex" xmlns:cx3="http://schemas.microsoft.com/office/drawing/2016/5/9/chartex" xmlns:cx2="http://schemas.microsoft.com/office/drawing/2015/10/21/chartex">
             <w:pict>
               <v:shape w14:anchorId="4CE81911" id="Straight Arrow Connector 2082905026" o:spid="_x0000_s1026" type="#_x0000_t32" style="position:absolute;margin-left:372.75pt;margin-top:287.2pt;width:0;height:54.75pt;flip:y;z-index:251766784;visibility:visible;mso-wrap-style:square;mso-wrap-distance-left:9pt;mso-wrap-distance-top:0;mso-wrap-distance-right:9pt;mso-wrap-distance-bottom:0;mso-position-horizontal:absolute;mso-position-horizontal-relative:text;mso-position-vertical:absolute;mso-position-vertical-relative:text" o:gfxdata="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" strokecolor="#4472c4 [3204]" strokeweight=".5pt">
                 <v:stroke endarrow="block" joinstyle="miter"/>
@@ -19719,7 +19998,7 @@
               </wp:anchor>
             </w:drawing>
           </mc:Choice>
-          <mc:Fallback>
+          <mc:Fallback xmlns:w16sdtdh="http://schemas.microsoft.com/office/word/2020/wordml/sdtdatahash" xmlns:w16="http://schemas.microsoft.com/office/word/2018/wordml" xmlns:w16cid="http://schemas.microsoft.com/office/word/2016/wordml/cid" xmlns:w16cex="http://schemas.microsoft.com/office/word/2018/wordml/cex" xmlns:oel="http://schemas.microsoft.com/office/2019/extlst" xmlns:am3d="http://schemas.microsoft.com/office/drawing/2017/model3d" xmlns:aink="http://schemas.microsoft.com/office/drawing/2016/ink" xmlns:cx8="http://schemas.microsoft.com/office/drawing/2016/5/14/chartex" xmlns:cx7="http://schemas.microsoft.com/office/drawing/2016/5/13/chartex" xmlns:cx6="http://schemas.microsoft.com/office/drawing/2016/5/12/chartex" xmlns:cx5="http://schemas.microsoft.com/office/drawing/2016/5/11/chartex" xmlns:cx4="http://schemas.microsoft.com/office/drawing/2016/5/10/chartex" xmlns:cx3="http://schemas.microsoft.com/office/drawing/2016/5/9/chartex" xmlns:cx2="http://schemas.microsoft.com/office/drawing/2015/10/21/chartex">
             <w:pict>
               <v:shape w14:anchorId="2471134C" id="Straight Arrow Connector 2082905025" o:spid="_x0000_s1026" type="#_x0000_t32" style="position:absolute;margin-left:371.25pt;margin-top:385.45pt;width:.75pt;height:100.5pt;flip:y;z-index:251765760;visibility:visible;mso-wrap-style:square;mso-wrap-distance-left:9pt;mso-wrap-distance-top:0;mso-wrap-distance-right:9pt;mso-wrap-distance-bottom:0;mso-position-horizontal:absolute;mso-position-horizontal-relative:text;mso-position-vertical:absolute;mso-position-vertical-relative:text" o:gfxdata="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" strokecolor="#4472c4 [3204]" strokeweight=".5pt">
                 <v:stroke endarrow="block" joinstyle="miter"/>
@@ -19788,7 +20067,7 @@
               </wp:anchor>
             </w:drawing>
           </mc:Choice>
-          <mc:Fallback>
+          <mc:Fallback xmlns:w16sdtdh="http://schemas.microsoft.com/office/word/2020/wordml/sdtdatahash" xmlns:w16="http://schemas.microsoft.com/office/word/2018/wordml" xmlns:w16cid="http://schemas.microsoft.com/office/word/2016/wordml/cid" xmlns:w16cex="http://schemas.microsoft.com/office/word/2018/wordml/cex" xmlns:oel="http://schemas.microsoft.com/office/2019/extlst" xmlns:am3d="http://schemas.microsoft.com/office/drawing/2017/model3d" xmlns:aink="http://schemas.microsoft.com/office/drawing/2016/ink" xmlns:cx8="http://schemas.microsoft.com/office/drawing/2016/5/14/chartex" xmlns:cx7="http://schemas.microsoft.com/office/drawing/2016/5/13/chartex" xmlns:cx6="http://schemas.microsoft.com/office/drawing/2016/5/12/chartex" xmlns:cx5="http://schemas.microsoft.com/office/drawing/2016/5/11/chartex" xmlns:cx4="http://schemas.microsoft.com/office/drawing/2016/5/10/chartex" xmlns:cx3="http://schemas.microsoft.com/office/drawing/2016/5/9/chartex" xmlns:cx2="http://schemas.microsoft.com/office/drawing/2015/10/21/chartex">
             <w:pict>
               <v:shape w14:anchorId="1D70FCE3" id="Straight Arrow Connector 2082905024" o:spid="_x0000_s1026" type="#_x0000_t32" style="position:absolute;margin-left:171pt;margin-top:507.7pt;width:124.5pt;height:1.5pt;z-index:251764736;visibility:visible;mso-wrap-style:square;mso-wrap-distance-left:9pt;mso-wrap-distance-top:0;mso-wrap-distance-right:9pt;mso-wrap-distance-bottom:0;mso-position-horizontal:absolute;mso-position-horizontal-relative:text;mso-position-vertical:absolute;mso-position-vertical-relative:text" o:gfxdata="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" strokecolor="#4472c4 [3204]" strokeweight=".5pt">
                 <v:stroke endarrow="block" joinstyle="miter"/>
@@ -19863,7 +20142,7 @@
               </wp:anchor>
             </w:drawing>
           </mc:Choice>
-          <mc:Fallback>
+          <mc:Fallback xmlns:w16sdtdh="http://schemas.microsoft.com/office/word/2020/wordml/sdtdatahash" xmlns:w16="http://schemas.microsoft.com/office/word/2018/wordml" xmlns:w16cid="http://schemas.microsoft.com/office/word/2016/wordml/cid" xmlns:w16cex="http://schemas.microsoft.com/office/word/2018/wordml/cex" xmlns:oel="http://schemas.microsoft.com/office/2019/extlst" xmlns:am3d="http://schemas.microsoft.com/office/drawing/2017/model3d" xmlns:aink="http://schemas.microsoft.com/office/drawing/2016/ink" xmlns:cx8="http://schemas.microsoft.com/office/drawing/2016/5/14/chartex" xmlns:cx7="http://schemas.microsoft.com/office/drawing/2016/5/13/chartex" xmlns:cx6="http://schemas.microsoft.com/office/drawing/2016/5/12/chartex" xmlns:cx5="http://schemas.microsoft.com/office/drawing/2016/5/11/chartex" xmlns:cx4="http://schemas.microsoft.com/office/drawing/2016/5/10/chartex" xmlns:cx3="http://schemas.microsoft.com/office/drawing/2016/5/9/chartex" xmlns:cx2="http://schemas.microsoft.com/office/drawing/2015/10/21/chartex">
             <w:pict>
               <v:shape w14:anchorId="5AF52783" id="Straight Arrow Connector 63" o:spid="_x0000_s1026" type="#_x0000_t32" style="position:absolute;margin-left:101.25pt;margin-top:420.7pt;width:.75pt;height:66.75pt;z-index:251763712;visibility:visible;mso-wrap-style:square;mso-wrap-distance-left:9pt;mso-wrap-distance-top:0;mso-wrap-distance-right:9pt;mso-wrap-distance-bottom:0;mso-position-horizontal:absolute;mso-position-horizontal-relative:text;mso-position-vertical:absolute;mso-position-vertical-relative:text" o:gfxdata="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" strokecolor="#4472c4 [3204]" strokeweight=".5pt">
                 <v:stroke endarrow="block" joinstyle="miter"/>
@@ -19932,7 +20211,7 @@
               </wp:anchor>
             </w:drawing>
           </mc:Choice>
-          <mc:Fallback>
+          <mc:Fallback xmlns:w16sdtdh="http://schemas.microsoft.com/office/word/2020/wordml/sdtdatahash" xmlns:w16="http://schemas.microsoft.com/office/word/2018/wordml" xmlns:w16cid="http://schemas.microsoft.com/office/word/2016/wordml/cid" xmlns:w16cex="http://schemas.microsoft.com/office/word/2018/wordml/cex" xmlns:oel="http://schemas.microsoft.com/office/2019/extlst" xmlns:am3d="http://schemas.microsoft.com/office/drawing/2017/model3d" xmlns:aink="http://schemas.microsoft.com/office/drawing/2016/ink" xmlns:cx8="http://schemas.microsoft.com/office/drawing/2016/5/14/chartex" xmlns:cx7="http://schemas.microsoft.com/office/drawing/2016/5/13/chartex" xmlns:cx6="http://schemas.microsoft.com/office/drawing/2016/5/12/chartex" xmlns:cx5="http://schemas.microsoft.com/office/drawing/2016/5/11/chartex" xmlns:cx4="http://schemas.microsoft.com/office/drawing/2016/5/10/chartex" xmlns:cx3="http://schemas.microsoft.com/office/drawing/2016/5/9/chartex" xmlns:cx2="http://schemas.microsoft.com/office/drawing/2015/10/21/chartex">
             <w:pict>
               <v:shape w14:anchorId="7EF0A1D3" id="Straight Arrow Connector 59" o:spid="_x0000_s1026" type="#_x0000_t32" style="position:absolute;margin-left:100.5pt;margin-top:170.95pt;width:1.5pt;height:42.75pt;z-index:251761664;visibility:visible;mso-wrap-style:square;mso-wrap-distance-left:9pt;mso-wrap-distance-top:0;mso-wrap-distance-right:9pt;mso-wrap-distance-bottom:0;mso-position-horizontal:absolute;mso-position-horizontal-relative:text;mso-position-vertical:absolute;mso-position-vertical-relative:text" o:gfxdata="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" strokecolor="#4472c4 [3204]" strokeweight=".5pt">
                 <v:stroke endarrow="block" joinstyle="miter"/>
@@ -20064,7 +20343,7 @@
           </mc:Choice>
           <mc:Fallback>
             <w:pict>
-              <v:rect w14:anchorId="01A5076E" id="Rectangle 57" o:spid="_x0000_s1063" style="position:absolute;margin-left:297pt;margin-top:286.7pt;width:148.5pt;height:43.5pt;z-index:251758592;visibility:visible;mso-wrap-style:square;mso-height-percent:0;mso-wrap-distance-left:9pt;mso-wrap-distance-top:0;mso-wrap-distance-right:9pt;mso-wrap-distance-bottom:0;mso-position-horizontal:absolute;mso-position-horizontal-relative:margin;mso-position-vertical:absolute;mso-position-vertical-relative:text;mso-height-percent:0;mso-height-relative:margin;v-text-anchor:middle" o:gfxdata="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" fillcolor="white [3201]" strokecolor="black [3200]" strokeweight="1pt">
+              <v:rect w14:anchorId="01A5076E" id="Rectangle 57" o:spid="_x0000_s1063" style="position:absolute;margin-left:297pt;margin-top:286.7pt;width:148.5pt;height:43.5pt;z-index:251758592;visibility:visible;mso-wrap-style:square;mso-height-percent:0;mso-wrap-distance-left:9pt;mso-wrap-distance-top:0;mso-wrap-distance-right:9pt;mso-wrap-distance-bottom:0;mso-position-horizontal:absolute;mso-position-horizontal-relative:margin;mso-position-vertical:absolute;mso-position-vertical-relative:text;mso-height-percent:0;mso-height-relative:margin;v-text-anchor:middle" o:gfxdata="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" fillcolor="white [3201]" strokecolor="black [3200]" strokeweight="1pt">
                 <v:textbox>
                   <w:txbxContent>
                     <w:p>
@@ -20175,7 +20454,7 @@
           </mc:Choice>
           <mc:Fallback>
             <w:pict>
-              <v:rect w14:anchorId="243F92FD" id="Rectangle 55" o:spid="_x0000_s1064" style="position:absolute;margin-left:19.5pt;margin-top:426.95pt;width:148.5pt;height:41.25pt;z-index:251754496;visibility:visible;mso-wrap-style:square;mso-wrap-distance-left:9pt;mso-wrap-distance-top:0;mso-wrap-distance-right:9pt;mso-wrap-distance-bottom:0;mso-position-horizontal:absolute;mso-position-horizontal-relative:text;mso-position-vertical:absolute;mso-position-vertical-relative:text;v-text-anchor:middle" o:gfxdata="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" fillcolor="white [3201]" strokecolor="black [3200]" strokeweight="1pt">
+              <v:rect w14:anchorId="243F92FD" id="Rectangle 55" o:spid="_x0000_s1064" style="position:absolute;margin-left:19.5pt;margin-top:426.95pt;width:148.5pt;height:41.25pt;z-index:251754496;visibility:visible;mso-wrap-style:square;mso-wrap-distance-left:9pt;mso-wrap-distance-top:0;mso-wrap-distance-right:9pt;mso-wrap-distance-bottom:0;mso-position-horizontal:absolute;mso-position-horizontal-relative:text;mso-position-vertical:absolute;mso-position-vertical-relative:text;v-text-anchor:middle" o:gfxdata="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" fillcolor="white [3201]" strokecolor="black [3200]" strokeweight="1pt">
                 <v:textbox>
                   <w:txbxContent>
                     <w:p>
@@ -20261,6 +20540,7 @@
                                 <w:szCs w:val="24"/>
                               </w:rPr>
                             </w:pPr>
+                            <w:proofErr w:type="gramStart"/>
                             <w:r>
                               <w:rPr>
                                 <w:sz w:val="24"/>
@@ -20268,6 +20548,7 @@
                               </w:rPr>
                               <w:t>Authenticated?</w:t>
                             </w:r>
+                            <w:proofErr w:type="gramEnd"/>
                           </w:p>
                         </w:txbxContent>
                       </wps:txbx>
@@ -20292,7 +20573,7 @@
                 <v:stroke joinstyle="miter"/>
                 <v:path gradientshapeok="t" o:connecttype="rect" textboxrect="5400,5400,16200,16200"/>
               </v:shapetype>
-              <v:shape id="Diamond 54" o:spid="_x0000_s1065" type="#_x0000_t4" style="position:absolute;margin-left:0;margin-top:251.45pt;width:207.75pt;height:112.5pt;z-index:251752448;visibility:visible;mso-wrap-style:square;mso-width-percent:0;mso-wrap-distance-left:9pt;mso-wrap-distance-top:0;mso-wrap-distance-right:9pt;mso-wrap-distance-bottom:0;mso-position-horizontal:left;mso-position-horizontal-relative:margin;mso-position-vertical:absolute;mso-position-vertical-relative:text;mso-width-percent:0;mso-width-relative:margin;v-text-anchor:middle" o:gfxdata="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" fillcolor="white [3201]" strokecolor="black [3200]" strokeweight="1pt">
+              <v:shape id="Diamond 54" o:spid="_x0000_s1065" type="#_x0000_t4" style="position:absolute;margin-left:0;margin-top:251.45pt;width:207.75pt;height:112.5pt;z-index:251752448;visibility:visible;mso-wrap-style:square;mso-width-percent:0;mso-wrap-distance-left:9pt;mso-wrap-distance-top:0;mso-wrap-distance-right:9pt;mso-wrap-distance-bottom:0;mso-position-horizontal:left;mso-position-horizontal-relative:margin;mso-position-vertical:absolute;mso-position-vertical-relative:text;mso-width-percent:0;mso-width-relative:margin;v-text-anchor:middle" o:gfxdata="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" fillcolor="white [3201]" strokecolor="black [3200]" strokeweight="1pt">
                 <v:textbox>
                   <w:txbxContent>
                     <w:p>
@@ -20303,6 +20584,7 @@
                           <w:szCs w:val="24"/>
                         </w:rPr>
                       </w:pPr>
+                      <w:proofErr w:type="gramStart"/>
                       <w:r>
                         <w:rPr>
                           <w:sz w:val="24"/>
@@ -20310,6 +20592,7 @@
                         </w:rPr>
                         <w:t>Authenticated?</w:t>
                       </w:r>
+                      <w:proofErr w:type="gramEnd"/>
                     </w:p>
                   </w:txbxContent>
                 </v:textbox>
@@ -20403,7 +20686,7 @@
           </mc:Choice>
           <mc:Fallback>
             <w:pict>
-              <v:rect w14:anchorId="315CD889" id="Rectangle 53" o:spid="_x0000_s1066" style="position:absolute;margin-left:27.75pt;margin-top:150.95pt;width:148.5pt;height:41.25pt;z-index:251751424;visibility:visible;mso-wrap-style:square;mso-wrap-distance-left:9pt;mso-wrap-distance-top:0;mso-wrap-distance-right:9pt;mso-wrap-distance-bottom:0;mso-position-horizontal:absolute;mso-position-horizontal-relative:text;mso-position-vertical:absolute;mso-position-vertical-relative:text;v-text-anchor:middle" o:gfxdata="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" fillcolor="white [3201]" strokecolor="black [3200]" strokeweight="1pt">
+              <v:rect w14:anchorId="315CD889" id="Rectangle 53" o:spid="_x0000_s1066" style="position:absolute;margin-left:27.75pt;margin-top:150.95pt;width:148.5pt;height:41.25pt;z-index:251751424;visibility:visible;mso-wrap-style:square;mso-wrap-distance-left:9pt;mso-wrap-distance-top:0;mso-wrap-distance-right:9pt;mso-wrap-distance-bottom:0;mso-position-horizontal:absolute;mso-position-horizontal-relative:text;mso-position-vertical:absolute;mso-position-vertical-relative:text;v-text-anchor:middle" o:gfxdata="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" fillcolor="white [3201]" strokecolor="black [3200]" strokeweight="1pt">
                 <v:textbox>
                   <w:txbxContent>
                     <w:p>
@@ -20513,7 +20796,7 @@
           </mc:Choice>
           <mc:Fallback>
             <w:pict>
-              <v:oval w14:anchorId="5DEB9FA8" id="Oval 52" o:spid="_x0000_s1067" style="position:absolute;margin-left:32.25pt;margin-top:36.2pt;width:142.5pt;height:69pt;z-index:251750400;visibility:visible;mso-wrap-style:square;mso-wrap-distance-left:9pt;mso-wrap-distance-top:0;mso-wrap-distance-right:9pt;mso-wrap-distance-bottom:0;mso-position-horizontal:absolute;mso-position-horizontal-relative:text;mso-position-vertical:absolute;mso-position-vertical-relative:text;v-text-anchor:middle" o:gfxdata="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" fillcolor="white [3201]" strokecolor="black [3200]" strokeweight="1pt">
+              <v:oval w14:anchorId="5DEB9FA8" id="Oval 52" o:spid="_x0000_s1067" style="position:absolute;margin-left:32.25pt;margin-top:36.2pt;width:142.5pt;height:69pt;z-index:251750400;visibility:visible;mso-wrap-style:square;mso-wrap-distance-left:9pt;mso-wrap-distance-top:0;mso-wrap-distance-right:9pt;mso-wrap-distance-bottom:0;mso-position-horizontal:absolute;mso-position-horizontal-relative:text;mso-position-vertical:absolute;mso-position-vertical-relative:text;v-text-anchor:middle" o:gfxdata="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" fillcolor="white [3201]" strokecolor="black [3200]" strokeweight="1pt">
                 <v:stroke joinstyle="miter"/>
                 <v:textbox>
                   <w:txbxContent>
@@ -20716,7 +20999,7 @@
       <w:r>
         <w:rPr>
           <w:noProof/>
-          <w:lang w:val="en-US"/>
+          <w:lang w:val="en-US" w:eastAsia="en-US"/>
         </w:rPr>
         <w:drawing>
           <wp:inline distT="0" distB="0" distL="0" distR="0" wp14:anchorId="4171D817" wp14:editId="477BCB50">
@@ -20811,7 +21094,7 @@
         <w:rPr>
           <w:b w:val="0"/>
           <w:noProof/>
-          <w:lang w:val="en-US"/>
+          <w:lang w:val="en-US" w:eastAsia="en-US"/>
         </w:rPr>
         <w:drawing>
           <wp:inline distT="0" distB="0" distL="0" distR="0" wp14:anchorId="7333978C" wp14:editId="4D9C807F">
@@ -20872,7 +21155,7 @@
       <w:r>
         <w:rPr>
           <w:noProof/>
-          <w:lang w:val="en-US"/>
+          <w:lang w:val="en-US" w:eastAsia="en-US"/>
         </w:rPr>
         <w:drawing>
           <wp:inline distT="0" distB="0" distL="0" distR="0" wp14:anchorId="3366E3D7" wp14:editId="256277D9">
@@ -20981,7 +21264,7 @@
         <w:rPr>
           <w:b w:val="0"/>
           <w:noProof/>
-          <w:lang w:val="en-US"/>
+          <w:lang w:val="en-US" w:eastAsia="en-US"/>
         </w:rPr>
         <w:drawing>
           <wp:inline distT="0" distB="0" distL="0" distR="0" wp14:anchorId="58F42368" wp14:editId="24E94E02">
@@ -21030,6 +21313,7 @@
           <w:noProof/>
           <w:sz w:val="28"/>
           <w:szCs w:val="28"/>
+          <w:lang w:val="en-US" w:eastAsia="en-US"/>
         </w:rPr>
         <w:drawing>
           <wp:inline distT="0" distB="0" distL="0" distR="0" wp14:anchorId="5E73DF33" wp14:editId="1C989719">
@@ -21337,7 +21621,7 @@
           <w:rFonts w:ascii="Times New Roman" w:eastAsia="Times New Roman" w:hAnsi="Times New Roman" w:cs="Times New Roman"/>
           <w:sz w:val="28"/>
           <w:szCs w:val="28"/>
-          <w:lang w:val="en-KE" w:eastAsia="en-KE"/>
+          <w:lang/>
         </w:rPr>
       </w:pPr>
       <w:r>
@@ -21345,7 +21629,7 @@
           <w:rFonts w:ascii="Times New Roman" w:eastAsia="Times New Roman" w:hAnsi="Times New Roman" w:cs="Times New Roman"/>
           <w:sz w:val="28"/>
           <w:szCs w:val="28"/>
-          <w:lang w:val="en-KE" w:eastAsia="en-KE"/>
+          <w:lang/>
         </w:rPr>
         <w:t xml:space="preserve">System coding involved translating the logical design and architectural specifications into executable code. The development followed the </w:t>
       </w:r>
@@ -21355,7 +21639,7 @@
           <w:bCs/>
           <w:sz w:val="28"/>
           <w:szCs w:val="28"/>
-          <w:lang w:val="en-KE" w:eastAsia="en-KE"/>
+          <w:lang/>
         </w:rPr>
         <w:t>Model-View-Controller (MVC)</w:t>
       </w:r>
@@ -21364,7 +21648,7 @@
           <w:rFonts w:ascii="Times New Roman" w:eastAsia="Times New Roman" w:hAnsi="Times New Roman" w:cs="Times New Roman"/>
           <w:sz w:val="28"/>
           <w:szCs w:val="28"/>
-          <w:lang w:val="en-KE" w:eastAsia="en-KE"/>
+          <w:lang/>
         </w:rPr>
         <w:t xml:space="preserve"> architectural pattern, ensuring a clean separation between data management, user interface, and business logic.</w:t>
       </w:r>
@@ -21379,7 +21663,7 @@
           <w:bCs/>
           <w:sz w:val="27"/>
           <w:szCs w:val="27"/>
-          <w:lang w:val="en-KE" w:eastAsia="en-KE"/>
+          <w:lang/>
         </w:rPr>
       </w:pPr>
       <w:r>
@@ -21389,7 +21673,7 @@
           <w:bCs/>
           <w:sz w:val="27"/>
           <w:szCs w:val="27"/>
-          <w:lang w:val="en-KE" w:eastAsia="en-KE"/>
+          <w:lang/>
         </w:rPr>
         <w:t>5.2.1 Development Environment and Tools</w:t>
       </w:r>
@@ -21401,7 +21685,7 @@
           <w:rFonts w:ascii="Times New Roman" w:eastAsia="Times New Roman" w:hAnsi="Times New Roman" w:cs="Times New Roman"/>
           <w:sz w:val="27"/>
           <w:szCs w:val="27"/>
-          <w:lang w:val="en-KE" w:eastAsia="en-KE"/>
+          <w:lang/>
         </w:rPr>
       </w:pPr>
       <w:r>
@@ -21409,7 +21693,7 @@
           <w:rFonts w:ascii="Times New Roman" w:eastAsia="Times New Roman" w:hAnsi="Times New Roman" w:cs="Times New Roman"/>
           <w:sz w:val="27"/>
           <w:szCs w:val="27"/>
-          <w:lang w:val="en-KE" w:eastAsia="en-KE"/>
+          <w:lang/>
         </w:rPr>
         <w:t>The selection of tools was driven by the need for scalability, data security, and rapid development.</w:t>
       </w:r>
@@ -21425,7 +21709,7 @@
           <w:rFonts w:ascii="Times New Roman" w:eastAsia="Times New Roman" w:hAnsi="Times New Roman" w:cs="Times New Roman"/>
           <w:sz w:val="27"/>
           <w:szCs w:val="27"/>
-          <w:lang w:val="en-KE" w:eastAsia="en-KE"/>
+          <w:lang/>
         </w:rPr>
       </w:pPr>
       <w:r>
@@ -21435,7 +21719,7 @@
           <w:bCs/>
           <w:sz w:val="27"/>
           <w:szCs w:val="27"/>
-          <w:lang w:val="en-KE" w:eastAsia="en-KE"/>
+          <w:lang/>
         </w:rPr>
         <w:t>Frontend (The View):</w:t>
       </w:r>
@@ -21444,7 +21728,7 @@
           <w:rFonts w:ascii="Times New Roman" w:eastAsia="Times New Roman" w:hAnsi="Times New Roman" w:cs="Times New Roman"/>
           <w:sz w:val="27"/>
           <w:szCs w:val="27"/>
-          <w:lang w:val="en-KE" w:eastAsia="en-KE"/>
+          <w:lang/>
         </w:rPr>
         <w:t xml:space="preserve"> HTML5, CSS3, JavaScript, and Bootstrap (for mobile responsiveness).</w:t>
       </w:r>
@@ -21460,7 +21744,7 @@
           <w:rFonts w:ascii="Times New Roman" w:eastAsia="Times New Roman" w:hAnsi="Times New Roman" w:cs="Times New Roman"/>
           <w:sz w:val="27"/>
           <w:szCs w:val="27"/>
-          <w:lang w:val="en-KE" w:eastAsia="en-KE"/>
+          <w:lang/>
         </w:rPr>
       </w:pPr>
       <w:r>
@@ -21470,7 +21754,7 @@
           <w:bCs/>
           <w:sz w:val="27"/>
           <w:szCs w:val="27"/>
-          <w:lang w:val="en-KE" w:eastAsia="en-KE"/>
+          <w:lang/>
         </w:rPr>
         <w:t>Backend (The Controller):</w:t>
       </w:r>
@@ -21479,7 +21763,7 @@
           <w:rFonts w:ascii="Times New Roman" w:eastAsia="Times New Roman" w:hAnsi="Times New Roman" w:cs="Times New Roman"/>
           <w:sz w:val="27"/>
           <w:szCs w:val="27"/>
-          <w:lang w:val="en-KE" w:eastAsia="en-KE"/>
+          <w:lang/>
         </w:rPr>
         <w:t xml:space="preserve"> Python 3.10 using the </w:t>
       </w:r>
@@ -21490,7 +21774,7 @@
           <w:bCs/>
           <w:sz w:val="27"/>
           <w:szCs w:val="27"/>
-          <w:lang w:val="en-KE" w:eastAsia="en-KE"/>
+          <w:lang/>
         </w:rPr>
         <w:t>Flask Microframework</w:t>
       </w:r>
@@ -21499,7 +21783,7 @@
           <w:rFonts w:ascii="Times New Roman" w:eastAsia="Times New Roman" w:hAnsi="Times New Roman" w:cs="Times New Roman"/>
           <w:sz w:val="27"/>
           <w:szCs w:val="27"/>
-          <w:lang w:val="en-KE" w:eastAsia="en-KE"/>
+          <w:lang/>
         </w:rPr>
         <w:t>.</w:t>
       </w:r>
@@ -21515,7 +21799,7 @@
           <w:rFonts w:ascii="Times New Roman" w:eastAsia="Times New Roman" w:hAnsi="Times New Roman" w:cs="Times New Roman"/>
           <w:sz w:val="27"/>
           <w:szCs w:val="27"/>
-          <w:lang w:val="en-KE" w:eastAsia="en-KE"/>
+          <w:lang/>
         </w:rPr>
       </w:pPr>
       <w:r>
@@ -21525,7 +21809,7 @@
           <w:bCs/>
           <w:sz w:val="27"/>
           <w:szCs w:val="27"/>
-          <w:lang w:val="en-KE" w:eastAsia="en-KE"/>
+          <w:lang/>
         </w:rPr>
         <w:t>Database (The Model):</w:t>
       </w:r>
@@ -21534,7 +21818,7 @@
           <w:rFonts w:ascii="Times New Roman" w:eastAsia="Times New Roman" w:hAnsi="Times New Roman" w:cs="Times New Roman"/>
           <w:sz w:val="27"/>
           <w:szCs w:val="27"/>
-          <w:lang w:val="en-KE" w:eastAsia="en-KE"/>
+          <w:lang/>
         </w:rPr>
         <w:t xml:space="preserve"> MySQL for relational data management.</w:t>
       </w:r>
@@ -21550,7 +21834,7 @@
           <w:rFonts w:ascii="Times New Roman" w:eastAsia="Times New Roman" w:hAnsi="Times New Roman" w:cs="Times New Roman"/>
           <w:sz w:val="27"/>
           <w:szCs w:val="27"/>
-          <w:lang w:val="en-KE" w:eastAsia="en-KE"/>
+          <w:lang/>
         </w:rPr>
       </w:pPr>
       <w:r>
@@ -21560,7 +21844,7 @@
           <w:bCs/>
           <w:sz w:val="27"/>
           <w:szCs w:val="27"/>
-          <w:lang w:val="en-KE" w:eastAsia="en-KE"/>
+          <w:lang/>
         </w:rPr>
         <w:t>AI</w:t>
       </w:r>
@@ -21571,7 +21855,7 @@
           <w:bCs/>
           <w:sz w:val="27"/>
           <w:szCs w:val="27"/>
-          <w:lang w:eastAsia="en-KE"/>
+          <w:lang/>
         </w:rPr>
         <w:t xml:space="preserve"> Agent</w:t>
       </w:r>
@@ -21582,7 +21866,7 @@
           <w:bCs/>
           <w:sz w:val="27"/>
           <w:szCs w:val="27"/>
-          <w:lang w:val="en-KE" w:eastAsia="en-KE"/>
+          <w:lang/>
         </w:rPr>
         <w:t xml:space="preserve"> &amp; Data Analysis:</w:t>
       </w:r>
@@ -21591,7 +21875,7 @@
           <w:rFonts w:ascii="Times New Roman" w:eastAsia="Times New Roman" w:hAnsi="Times New Roman" w:cs="Times New Roman"/>
           <w:sz w:val="27"/>
           <w:szCs w:val="27"/>
-          <w:lang w:val="en-KE" w:eastAsia="en-KE"/>
+          <w:lang/>
         </w:rPr>
         <w:t xml:space="preserve"> </w:t>
       </w:r>
@@ -21600,7 +21884,7 @@
           <w:rFonts w:ascii="Times New Roman" w:eastAsia="Times New Roman" w:hAnsi="Times New Roman" w:cs="Times New Roman"/>
           <w:sz w:val="27"/>
           <w:szCs w:val="27"/>
-          <w:lang w:eastAsia="en-KE"/>
+          <w:lang/>
         </w:rPr>
         <w:t xml:space="preserve">Gemini 2.5 lite </w:t>
       </w:r>
@@ -21609,7 +21893,7 @@
           <w:rFonts w:ascii="Times New Roman" w:eastAsia="Times New Roman" w:hAnsi="Times New Roman" w:cs="Times New Roman"/>
           <w:sz w:val="27"/>
           <w:szCs w:val="27"/>
-          <w:lang w:val="en-KE" w:eastAsia="en-KE"/>
+          <w:lang/>
         </w:rPr>
         <w:t>for the symptom trend analysis model.</w:t>
       </w:r>
@@ -21625,7 +21909,7 @@
           <w:rFonts w:ascii="Times New Roman" w:eastAsia="Times New Roman" w:hAnsi="Times New Roman" w:cs="Times New Roman"/>
           <w:sz w:val="27"/>
           <w:szCs w:val="27"/>
-          <w:lang w:val="en-KE" w:eastAsia="en-KE"/>
+          <w:lang/>
         </w:rPr>
       </w:pPr>
       <w:r>
@@ -21635,7 +21919,7 @@
           <w:bCs/>
           <w:sz w:val="27"/>
           <w:szCs w:val="27"/>
-          <w:lang w:val="en-KE" w:eastAsia="en-KE"/>
+          <w:lang/>
         </w:rPr>
         <w:t>Version Control:</w:t>
       </w:r>
@@ -21644,7 +21928,7 @@
           <w:rFonts w:ascii="Times New Roman" w:eastAsia="Times New Roman" w:hAnsi="Times New Roman" w:cs="Times New Roman"/>
           <w:sz w:val="27"/>
           <w:szCs w:val="27"/>
-          <w:lang w:val="en-KE" w:eastAsia="en-KE"/>
+          <w:lang/>
         </w:rPr>
         <w:t xml:space="preserve"> Git for source code management and GitHub for remote repository storage.</w:t>
       </w:r>
@@ -21660,7 +21944,7 @@
           <w:rFonts w:ascii="Times New Roman" w:eastAsia="Times New Roman" w:hAnsi="Times New Roman" w:cs="Times New Roman"/>
           <w:sz w:val="27"/>
           <w:szCs w:val="27"/>
-          <w:lang w:val="en-KE" w:eastAsia="en-KE"/>
+          <w:lang/>
         </w:rPr>
       </w:pPr>
       <w:r>
@@ -21670,7 +21954,7 @@
           <w:bCs/>
           <w:sz w:val="27"/>
           <w:szCs w:val="27"/>
-          <w:lang w:val="en-KE" w:eastAsia="en-KE"/>
+          <w:lang/>
         </w:rPr>
         <w:t xml:space="preserve">Virtual </w:t>
       </w:r>
@@ -21681,7 +21965,7 @@
           <w:bCs/>
           <w:sz w:val="27"/>
           <w:szCs w:val="27"/>
-          <w:lang w:val="en-KE" w:eastAsia="en-KE"/>
+          <w:lang/>
         </w:rPr>
         <w:t>Environment:</w:t>
       </w:r>
@@ -21690,7 +21974,7 @@
           <w:rFonts w:ascii="Times New Roman" w:eastAsia="Times New Roman" w:hAnsi="Times New Roman" w:cs="Times New Roman"/>
           <w:sz w:val="27"/>
           <w:szCs w:val="27"/>
-          <w:lang w:val="en-KE" w:eastAsia="en-KE"/>
+          <w:lang/>
         </w:rPr>
         <w:t xml:space="preserve"> venv</w:t>
       </w:r>
@@ -21699,7 +21983,7 @@
           <w:rFonts w:ascii="Times New Roman" w:eastAsia="Times New Roman" w:hAnsi="Times New Roman" w:cs="Times New Roman"/>
           <w:sz w:val="27"/>
           <w:szCs w:val="27"/>
-          <w:lang w:val="en-KE" w:eastAsia="en-KE"/>
+          <w:lang/>
         </w:rPr>
         <w:t xml:space="preserve"> was used to manage dependencies and isolate the project environment.</w:t>
       </w:r>
@@ -21714,7 +21998,7 @@
           <w:bCs/>
           <w:sz w:val="27"/>
           <w:szCs w:val="27"/>
-          <w:lang w:val="en-KE" w:eastAsia="en-KE"/>
+          <w:lang/>
         </w:rPr>
       </w:pPr>
       <w:r>
@@ -21724,7 +22008,7 @@
           <w:bCs/>
           <w:sz w:val="27"/>
           <w:szCs w:val="27"/>
-          <w:lang w:val="en-KE" w:eastAsia="en-KE"/>
+          <w:lang/>
         </w:rPr>
         <w:t>5.2.2 Backend Implementation (Logic Layer)</w:t>
       </w:r>
@@ -21736,7 +22020,7 @@
           <w:rFonts w:ascii="Times New Roman" w:eastAsia="Times New Roman" w:hAnsi="Times New Roman" w:cs="Times New Roman"/>
           <w:sz w:val="27"/>
           <w:szCs w:val="27"/>
-          <w:lang w:val="en-KE" w:eastAsia="en-KE"/>
+          <w:lang/>
         </w:rPr>
       </w:pPr>
       <w:r>
@@ -21744,7 +22028,7 @@
           <w:rFonts w:ascii="Times New Roman" w:eastAsia="Times New Roman" w:hAnsi="Times New Roman" w:cs="Times New Roman"/>
           <w:sz w:val="27"/>
           <w:szCs w:val="27"/>
-          <w:lang w:val="en-KE" w:eastAsia="en-KE"/>
+          <w:lang/>
         </w:rPr>
         <w:lastRenderedPageBreak/>
         <w:t>The backend was built using Flask, chosen for its flexibility and compatibility with machine learning libraries. Key implementation details include:</w:t>
@@ -21761,7 +22045,7 @@
           <w:rFonts w:ascii="Times New Roman" w:eastAsia="Times New Roman" w:hAnsi="Times New Roman" w:cs="Times New Roman"/>
           <w:sz w:val="27"/>
           <w:szCs w:val="27"/>
-          <w:lang w:val="en-KE" w:eastAsia="en-KE"/>
+          <w:lang/>
         </w:rPr>
       </w:pPr>
       <w:r>
@@ -21771,7 +22055,7 @@
           <w:bCs/>
           <w:sz w:val="27"/>
           <w:szCs w:val="27"/>
-          <w:lang w:val="en-KE" w:eastAsia="en-KE"/>
+          <w:lang/>
         </w:rPr>
         <w:t>Modular Routing:</w:t>
       </w:r>
@@ -21780,7 +22064,7 @@
           <w:rFonts w:ascii="Times New Roman" w:eastAsia="Times New Roman" w:hAnsi="Times New Roman" w:cs="Times New Roman"/>
           <w:sz w:val="27"/>
           <w:szCs w:val="27"/>
-          <w:lang w:val="en-KE" w:eastAsia="en-KE"/>
+          <w:lang/>
         </w:rPr>
         <w:t xml:space="preserve"> The application was structured using Flask Blueprints. This separated distinct logic handles</w:t>
       </w:r>
@@ -21789,7 +22073,7 @@
           <w:rFonts w:ascii="Times New Roman" w:eastAsia="Times New Roman" w:hAnsi="Times New Roman" w:cs="Times New Roman"/>
           <w:sz w:val="27"/>
           <w:szCs w:val="27"/>
-          <w:lang w:eastAsia="en-KE"/>
+          <w:lang/>
         </w:rPr>
         <w:t xml:space="preserve">: </w:t>
       </w:r>
@@ -21798,7 +22082,7 @@
           <w:rFonts w:ascii="Times New Roman" w:eastAsia="Times New Roman" w:hAnsi="Times New Roman" w:cs="Times New Roman"/>
           <w:sz w:val="27"/>
           <w:szCs w:val="27"/>
-          <w:lang w:val="en-KE" w:eastAsia="en-KE"/>
+          <w:lang/>
         </w:rPr>
         <w:t>such as auth_routes (login/register), doctor_routes, and patient_routes</w:t>
       </w:r>
@@ -21807,7 +22091,7 @@
           <w:rFonts w:ascii="Times New Roman" w:eastAsia="Times New Roman" w:hAnsi="Times New Roman" w:cs="Times New Roman"/>
           <w:sz w:val="27"/>
           <w:szCs w:val="27"/>
-          <w:lang w:eastAsia="en-KE"/>
+          <w:lang/>
         </w:rPr>
         <w:t xml:space="preserve"> to </w:t>
       </w:r>
@@ -21816,7 +22100,7 @@
           <w:rFonts w:ascii="Times New Roman" w:eastAsia="Times New Roman" w:hAnsi="Times New Roman" w:cs="Times New Roman"/>
           <w:sz w:val="27"/>
           <w:szCs w:val="27"/>
-          <w:lang w:val="en-KE" w:eastAsia="en-KE"/>
+          <w:lang/>
         </w:rPr>
         <w:t>improving code readability and maintainability.</w:t>
       </w:r>
@@ -21832,7 +22116,7 @@
           <w:rFonts w:ascii="Times New Roman" w:eastAsia="Times New Roman" w:hAnsi="Times New Roman" w:cs="Times New Roman"/>
           <w:sz w:val="27"/>
           <w:szCs w:val="27"/>
-          <w:lang w:val="en-KE" w:eastAsia="en-KE"/>
+          <w:lang/>
         </w:rPr>
       </w:pPr>
       <w:r>
@@ -21842,7 +22126,7 @@
           <w:bCs/>
           <w:sz w:val="27"/>
           <w:szCs w:val="27"/>
-          <w:lang w:val="en-KE" w:eastAsia="en-KE"/>
+          <w:lang/>
         </w:rPr>
         <w:t>Authentication &amp; Security:</w:t>
       </w:r>
@@ -21851,7 +22135,7 @@
           <w:rFonts w:ascii="Times New Roman" w:eastAsia="Times New Roman" w:hAnsi="Times New Roman" w:cs="Times New Roman"/>
           <w:sz w:val="27"/>
           <w:szCs w:val="27"/>
-          <w:lang w:val="en-KE" w:eastAsia="en-KE"/>
+          <w:lang/>
         </w:rPr>
         <w:t xml:space="preserve"> User sessions were managed using Flask-Login. Passwords were hashed using Werkzeug security functions before storage to ensure data privacy.</w:t>
       </w:r>
@@ -21867,7 +22151,7 @@
           <w:rFonts w:ascii="Times New Roman" w:eastAsia="Times New Roman" w:hAnsi="Times New Roman" w:cs="Times New Roman"/>
           <w:sz w:val="27"/>
           <w:szCs w:val="27"/>
-          <w:lang w:val="en-KE" w:eastAsia="en-KE"/>
+          <w:lang/>
         </w:rPr>
       </w:pPr>
       <w:r>
@@ -21877,7 +22161,7 @@
           <w:bCs/>
           <w:sz w:val="27"/>
           <w:szCs w:val="27"/>
-          <w:lang w:val="en-KE" w:eastAsia="en-KE"/>
+          <w:lang/>
         </w:rPr>
         <w:t>AI Integration:</w:t>
       </w:r>
@@ -21886,7 +22170,7 @@
           <w:rFonts w:ascii="Times New Roman" w:eastAsia="Times New Roman" w:hAnsi="Times New Roman" w:cs="Times New Roman"/>
           <w:sz w:val="27"/>
           <w:szCs w:val="27"/>
-          <w:lang w:val="en-KE" w:eastAsia="en-KE"/>
+          <w:lang/>
         </w:rPr>
         <w:t xml:space="preserve"> The </w:t>
       </w:r>
@@ -21895,7 +22179,7 @@
           <w:rFonts w:ascii="Times New Roman" w:eastAsia="Times New Roman" w:hAnsi="Times New Roman" w:cs="Times New Roman"/>
           <w:sz w:val="27"/>
           <w:szCs w:val="27"/>
-          <w:lang w:eastAsia="en-KE"/>
+          <w:lang/>
         </w:rPr>
         <w:t>AI agent (Gemini 2.5 flash lite)</w:t>
       </w:r>
@@ -21904,7 +22188,7 @@
           <w:rFonts w:ascii="Times New Roman" w:eastAsia="Times New Roman" w:hAnsi="Times New Roman" w:cs="Times New Roman"/>
           <w:sz w:val="27"/>
           <w:szCs w:val="27"/>
-          <w:lang w:val="en-KE" w:eastAsia="en-KE"/>
+          <w:lang/>
         </w:rPr>
         <w:t xml:space="preserve"> for symptom trend analysis was integrated directly into the backend routes. When a patient submits a health log, the Python backend preprocesses the data, passes it through the </w:t>
       </w:r>
@@ -21913,7 +22197,7 @@
           <w:rFonts w:ascii="Times New Roman" w:eastAsia="Times New Roman" w:hAnsi="Times New Roman" w:cs="Times New Roman"/>
           <w:sz w:val="27"/>
           <w:szCs w:val="27"/>
-          <w:lang w:eastAsia="en-KE"/>
+          <w:lang/>
         </w:rPr>
         <w:t>agent</w:t>
       </w:r>
@@ -21922,7 +22206,7 @@
           <w:rFonts w:ascii="Times New Roman" w:eastAsia="Times New Roman" w:hAnsi="Times New Roman" w:cs="Times New Roman"/>
           <w:sz w:val="27"/>
           <w:szCs w:val="27"/>
-          <w:lang w:val="en-KE" w:eastAsia="en-KE"/>
+          <w:lang/>
         </w:rPr>
         <w:t>, and returns the prediction to the doctor’s dashboard.</w:t>
       </w:r>
@@ -21938,7 +22222,7 @@
           <w:rFonts w:ascii="Times New Roman" w:eastAsia="Times New Roman" w:hAnsi="Times New Roman" w:cs="Times New Roman"/>
           <w:sz w:val="27"/>
           <w:szCs w:val="27"/>
-          <w:lang w:val="en-KE" w:eastAsia="en-KE"/>
+          <w:lang/>
         </w:rPr>
       </w:pPr>
       <w:r>
@@ -21948,7 +22232,7 @@
           <w:bCs/>
           <w:sz w:val="27"/>
           <w:szCs w:val="27"/>
-          <w:lang w:val="en-KE" w:eastAsia="en-KE"/>
+          <w:lang/>
         </w:rPr>
         <w:t>Notification Logic:</w:t>
       </w:r>
@@ -21957,7 +22241,7 @@
           <w:rFonts w:ascii="Times New Roman" w:eastAsia="Times New Roman" w:hAnsi="Times New Roman" w:cs="Times New Roman"/>
           <w:sz w:val="27"/>
           <w:szCs w:val="27"/>
-          <w:lang w:val="en-KE" w:eastAsia="en-KE"/>
+          <w:lang/>
         </w:rPr>
         <w:t xml:space="preserve"> A polling mechanism was implemented to handle in-dashboard notifications, alerting users to appointment updates instantly</w:t>
       </w:r>
@@ -21966,7 +22250,7 @@
           <w:rFonts w:ascii="Times New Roman" w:eastAsia="Times New Roman" w:hAnsi="Times New Roman" w:cs="Times New Roman"/>
           <w:sz w:val="27"/>
           <w:szCs w:val="27"/>
-          <w:lang w:eastAsia="en-KE"/>
+          <w:lang/>
         </w:rPr>
         <w:t xml:space="preserve"> on the cancellation of the appointments booked just in case there are</w:t>
       </w:r>
@@ -21975,7 +22259,7 @@
           <w:rFonts w:ascii="Times New Roman" w:eastAsia="Times New Roman" w:hAnsi="Times New Roman" w:cs="Times New Roman"/>
           <w:sz w:val="27"/>
           <w:szCs w:val="27"/>
-          <w:lang w:val="en-KE" w:eastAsia="en-KE"/>
+          <w:lang/>
         </w:rPr>
         <w:t>.</w:t>
       </w:r>
@@ -21990,7 +22274,7 @@
           <w:bCs/>
           <w:sz w:val="27"/>
           <w:szCs w:val="27"/>
-          <w:lang w:val="en-KE" w:eastAsia="en-KE"/>
+          <w:lang/>
         </w:rPr>
       </w:pPr>
       <w:r>
@@ -22000,7 +22284,7 @@
           <w:bCs/>
           <w:sz w:val="27"/>
           <w:szCs w:val="27"/>
-          <w:lang w:val="en-KE" w:eastAsia="en-KE"/>
+          <w:lang/>
         </w:rPr>
         <w:t>5.2.3 Frontend Implementation (Presentation Layer)</w:t>
       </w:r>
@@ -22012,7 +22296,7 @@
           <w:rFonts w:ascii="Times New Roman" w:eastAsia="Times New Roman" w:hAnsi="Times New Roman" w:cs="Times New Roman"/>
           <w:sz w:val="27"/>
           <w:szCs w:val="27"/>
-          <w:lang w:val="en-KE" w:eastAsia="en-KE"/>
+          <w:lang/>
         </w:rPr>
       </w:pPr>
       <w:r>
@@ -22020,7 +22304,7 @@
           <w:rFonts w:ascii="Times New Roman" w:eastAsia="Times New Roman" w:hAnsi="Times New Roman" w:cs="Times New Roman"/>
           <w:sz w:val="27"/>
           <w:szCs w:val="27"/>
-          <w:lang w:val="en-KE" w:eastAsia="en-KE"/>
+          <w:lang/>
         </w:rPr>
         <w:t>The frontend focused on accessibility and "Mobile-First" design, acknowledging that many patients would access the system via smartphones.</w:t>
       </w:r>
@@ -22036,7 +22320,7 @@
           <w:rFonts w:ascii="Times New Roman" w:eastAsia="Times New Roman" w:hAnsi="Times New Roman" w:cs="Times New Roman"/>
           <w:sz w:val="27"/>
           <w:szCs w:val="27"/>
-          <w:lang w:val="en-KE" w:eastAsia="en-KE"/>
+          <w:lang/>
         </w:rPr>
       </w:pPr>
       <w:r>
@@ -22046,7 +22330,7 @@
           <w:bCs/>
           <w:sz w:val="27"/>
           <w:szCs w:val="27"/>
-          <w:lang w:val="en-KE" w:eastAsia="en-KE"/>
+          <w:lang/>
         </w:rPr>
         <w:t>Responsive Interfaces:</w:t>
       </w:r>
@@ -22055,7 +22339,7 @@
           <w:rFonts w:ascii="Times New Roman" w:eastAsia="Times New Roman" w:hAnsi="Times New Roman" w:cs="Times New Roman"/>
           <w:sz w:val="27"/>
           <w:szCs w:val="27"/>
-          <w:lang w:val="en-KE" w:eastAsia="en-KE"/>
+          <w:lang/>
         </w:rPr>
         <w:t xml:space="preserve"> </w:t>
       </w:r>
@@ -22068,7 +22352,7 @@
           <w:rFonts w:ascii="Times New Roman" w:eastAsia="Times New Roman" w:hAnsi="Times New Roman" w:cs="Times New Roman"/>
           <w:sz w:val="27"/>
           <w:szCs w:val="27"/>
-          <w:lang w:val="en-KE" w:eastAsia="en-KE"/>
+          <w:lang/>
         </w:rPr>
       </w:pPr>
       <w:r>
@@ -22076,7 +22360,7 @@
           <w:rFonts w:ascii="Times New Roman" w:eastAsia="Times New Roman" w:hAnsi="Times New Roman" w:cs="Times New Roman"/>
           <w:sz w:val="27"/>
           <w:szCs w:val="27"/>
-          <w:lang w:val="en-KE" w:eastAsia="en-KE"/>
+          <w:lang/>
         </w:rPr>
         <w:t>Bootstrap grid systems were utilized to ensure the Patient and Doctor dashboards render correctly on devices of all screen sizes.</w:t>
       </w:r>
@@ -22092,7 +22376,7 @@
           <w:rFonts w:ascii="Times New Roman" w:eastAsia="Times New Roman" w:hAnsi="Times New Roman" w:cs="Times New Roman"/>
           <w:sz w:val="27"/>
           <w:szCs w:val="27"/>
-          <w:lang w:val="en-KE" w:eastAsia="en-KE"/>
+          <w:lang/>
         </w:rPr>
       </w:pPr>
       <w:r>
@@ -22102,7 +22386,7 @@
           <w:bCs/>
           <w:sz w:val="27"/>
           <w:szCs w:val="27"/>
-          <w:lang w:val="en-KE" w:eastAsia="en-KE"/>
+          <w:lang/>
         </w:rPr>
         <w:t>Dynamic Rendering:</w:t>
       </w:r>
@@ -22111,7 +22395,7 @@
           <w:rFonts w:ascii="Times New Roman" w:eastAsia="Times New Roman" w:hAnsi="Times New Roman" w:cs="Times New Roman"/>
           <w:sz w:val="27"/>
           <w:szCs w:val="27"/>
-          <w:lang w:val="en-KE" w:eastAsia="en-KE"/>
+          <w:lang/>
         </w:rPr>
         <w:t xml:space="preserve"> </w:t>
       </w:r>
@@ -22124,7 +22408,7 @@
           <w:rFonts w:ascii="Times New Roman" w:eastAsia="Times New Roman" w:hAnsi="Times New Roman" w:cs="Times New Roman"/>
           <w:sz w:val="27"/>
           <w:szCs w:val="27"/>
-          <w:lang w:val="en-KE" w:eastAsia="en-KE"/>
+          <w:lang/>
         </w:rPr>
       </w:pPr>
       <w:r>
@@ -22132,7 +22416,7 @@
           <w:rFonts w:ascii="Times New Roman" w:eastAsia="Times New Roman" w:hAnsi="Times New Roman" w:cs="Times New Roman"/>
           <w:sz w:val="27"/>
           <w:szCs w:val="27"/>
-          <w:lang w:val="en-KE" w:eastAsia="en-KE"/>
+          <w:lang/>
         </w:rPr>
         <w:t>The Jinja2 templating engine was used to dynamically populate HTML pages with data passed from the backend (e.g., displaying a specific patient's medical history).</w:t>
       </w:r>
@@ -22148,7 +22432,7 @@
           <w:rFonts w:ascii="Times New Roman" w:eastAsia="Times New Roman" w:hAnsi="Times New Roman" w:cs="Times New Roman"/>
           <w:sz w:val="27"/>
           <w:szCs w:val="27"/>
-          <w:lang w:val="en-KE" w:eastAsia="en-KE"/>
+          <w:lang/>
         </w:rPr>
       </w:pPr>
       <w:r>
@@ -22158,7 +22442,7 @@
           <w:bCs/>
           <w:sz w:val="27"/>
           <w:szCs w:val="27"/>
-          <w:lang w:val="en-KE" w:eastAsia="en-KE"/>
+          <w:lang/>
         </w:rPr>
         <w:t>Interactive Elements:</w:t>
       </w:r>
@@ -22167,7 +22451,7 @@
           <w:rFonts w:ascii="Times New Roman" w:eastAsia="Times New Roman" w:hAnsi="Times New Roman" w:cs="Times New Roman"/>
           <w:sz w:val="27"/>
           <w:szCs w:val="27"/>
-          <w:lang w:val="en-KE" w:eastAsia="en-KE"/>
+          <w:lang/>
         </w:rPr>
         <w:t xml:space="preserve"> </w:t>
       </w:r>
@@ -22180,7 +22464,7 @@
           <w:rFonts w:ascii="Times New Roman" w:eastAsia="Times New Roman" w:hAnsi="Times New Roman" w:cs="Times New Roman"/>
           <w:sz w:val="27"/>
           <w:szCs w:val="27"/>
-          <w:lang w:val="en-KE" w:eastAsia="en-KE"/>
+          <w:lang/>
         </w:rPr>
       </w:pPr>
       <w:r>
@@ -22188,7 +22472,7 @@
           <w:rFonts w:ascii="Times New Roman" w:eastAsia="Times New Roman" w:hAnsi="Times New Roman" w:cs="Times New Roman"/>
           <w:sz w:val="27"/>
           <w:szCs w:val="27"/>
-          <w:lang w:val="en-KE" w:eastAsia="en-KE"/>
+          <w:lang/>
         </w:rPr>
         <w:t>JavaScript was employed for client-side interactions, such as modal pop-ups for appointment booking and dynamic form validation.</w:t>
       </w:r>
@@ -22203,7 +22487,7 @@
           <w:bCs/>
           <w:sz w:val="27"/>
           <w:szCs w:val="27"/>
-          <w:lang w:val="en-KE" w:eastAsia="en-KE"/>
+          <w:lang/>
         </w:rPr>
       </w:pPr>
       <w:r>
@@ -22213,7 +22497,7 @@
           <w:bCs/>
           <w:sz w:val="27"/>
           <w:szCs w:val="27"/>
-          <w:lang w:val="en-KE" w:eastAsia="en-KE"/>
+          <w:lang/>
         </w:rPr>
         <w:t>5.2.4 Database Implementation (Data Layer)</w:t>
       </w:r>
@@ -22225,7 +22509,7 @@
           <w:rFonts w:ascii="Times New Roman" w:eastAsia="Times New Roman" w:hAnsi="Times New Roman" w:cs="Times New Roman"/>
           <w:sz w:val="27"/>
           <w:szCs w:val="27"/>
-          <w:lang w:val="en-KE" w:eastAsia="en-KE"/>
+          <w:lang/>
         </w:rPr>
       </w:pPr>
       <w:r>
@@ -22233,7 +22517,7 @@
           <w:rFonts w:ascii="Times New Roman" w:eastAsia="Times New Roman" w:hAnsi="Times New Roman" w:cs="Times New Roman"/>
           <w:sz w:val="27"/>
           <w:szCs w:val="27"/>
-          <w:lang w:val="en-KE" w:eastAsia="en-KE"/>
+          <w:lang/>
         </w:rPr>
         <w:lastRenderedPageBreak/>
         <w:t>MySQL was configured to handle structured medical data. The implementation focused on data integrity:</w:t>
@@ -22250,7 +22534,7 @@
           <w:rFonts w:ascii="Times New Roman" w:eastAsia="Times New Roman" w:hAnsi="Times New Roman" w:cs="Times New Roman"/>
           <w:sz w:val="27"/>
           <w:szCs w:val="27"/>
-          <w:lang w:val="en-KE" w:eastAsia="en-KE"/>
+          <w:lang/>
         </w:rPr>
       </w:pPr>
       <w:r>
@@ -22260,7 +22544,7 @@
           <w:bCs/>
           <w:sz w:val="27"/>
           <w:szCs w:val="27"/>
-          <w:lang w:val="en-KE" w:eastAsia="en-KE"/>
+          <w:lang/>
         </w:rPr>
         <w:t>Schema Design:</w:t>
       </w:r>
@@ -22273,7 +22557,7 @@
           <w:rFonts w:ascii="Times New Roman" w:eastAsia="Times New Roman" w:hAnsi="Times New Roman" w:cs="Times New Roman"/>
           <w:sz w:val="27"/>
           <w:szCs w:val="27"/>
-          <w:lang w:val="en-KE" w:eastAsia="en-KE"/>
+          <w:lang/>
         </w:rPr>
       </w:pPr>
       <w:r>
@@ -22281,7 +22565,7 @@
           <w:rFonts w:ascii="Times New Roman" w:eastAsia="Times New Roman" w:hAnsi="Times New Roman" w:cs="Times New Roman"/>
           <w:sz w:val="27"/>
           <w:szCs w:val="27"/>
-          <w:lang w:val="en-KE" w:eastAsia="en-KE"/>
+          <w:lang/>
         </w:rPr>
         <w:t xml:space="preserve"> Tables were created for Users, HealthLogs, Appointments, and Notifications.</w:t>
       </w:r>
@@ -22297,7 +22581,7 @@
           <w:rFonts w:ascii="Times New Roman" w:eastAsia="Times New Roman" w:hAnsi="Times New Roman" w:cs="Times New Roman"/>
           <w:sz w:val="27"/>
           <w:szCs w:val="27"/>
-          <w:lang w:val="en-KE" w:eastAsia="en-KE"/>
+          <w:lang/>
         </w:rPr>
       </w:pPr>
       <w:r>
@@ -22307,7 +22591,7 @@
           <w:bCs/>
           <w:sz w:val="27"/>
           <w:szCs w:val="27"/>
-          <w:lang w:val="en-KE" w:eastAsia="en-KE"/>
+          <w:lang/>
         </w:rPr>
         <w:t>Relationships:</w:t>
       </w:r>
@@ -22316,7 +22600,7 @@
           <w:rFonts w:ascii="Times New Roman" w:eastAsia="Times New Roman" w:hAnsi="Times New Roman" w:cs="Times New Roman"/>
           <w:sz w:val="27"/>
           <w:szCs w:val="27"/>
-          <w:lang w:val="en-KE" w:eastAsia="en-KE"/>
+          <w:lang/>
         </w:rPr>
         <w:t xml:space="preserve"> </w:t>
       </w:r>
@@ -22329,7 +22613,7 @@
           <w:rFonts w:ascii="Times New Roman" w:eastAsia="Times New Roman" w:hAnsi="Times New Roman" w:cs="Times New Roman"/>
           <w:sz w:val="27"/>
           <w:szCs w:val="27"/>
-          <w:lang w:val="en-KE" w:eastAsia="en-KE"/>
+          <w:lang/>
         </w:rPr>
       </w:pPr>
       <w:r>
@@ -22337,7 +22621,7 @@
           <w:rFonts w:ascii="Times New Roman" w:eastAsia="Times New Roman" w:hAnsi="Times New Roman" w:cs="Times New Roman"/>
           <w:sz w:val="27"/>
           <w:szCs w:val="27"/>
-          <w:lang w:val="en-KE" w:eastAsia="en-KE"/>
+          <w:lang/>
         </w:rPr>
         <w:t>Foreign keys were strictly enforced to maintain relationships (e.g., a HealthLog must belong to a valid PatientID).</w:t>
       </w:r>
@@ -22353,7 +22637,7 @@
           <w:rFonts w:ascii="Times New Roman" w:eastAsia="Times New Roman" w:hAnsi="Times New Roman" w:cs="Times New Roman"/>
           <w:sz w:val="27"/>
           <w:szCs w:val="27"/>
-          <w:lang w:val="en-KE" w:eastAsia="en-KE"/>
+          <w:lang/>
         </w:rPr>
       </w:pPr>
       <w:r>
@@ -22363,7 +22647,7 @@
           <w:bCs/>
           <w:sz w:val="27"/>
           <w:szCs w:val="27"/>
-          <w:lang w:val="en-KE" w:eastAsia="en-KE"/>
+          <w:lang/>
         </w:rPr>
         <w:t>Normalization:</w:t>
       </w:r>
@@ -22372,7 +22656,7 @@
           <w:rFonts w:ascii="Times New Roman" w:eastAsia="Times New Roman" w:hAnsi="Times New Roman" w:cs="Times New Roman"/>
           <w:sz w:val="27"/>
           <w:szCs w:val="27"/>
-          <w:lang w:val="en-KE" w:eastAsia="en-KE"/>
+          <w:lang/>
         </w:rPr>
         <w:t xml:space="preserve"> </w:t>
       </w:r>
@@ -22385,7 +22669,7 @@
           <w:rFonts w:ascii="Times New Roman" w:eastAsia="Times New Roman" w:hAnsi="Times New Roman" w:cs="Times New Roman"/>
           <w:sz w:val="27"/>
           <w:szCs w:val="27"/>
-          <w:lang w:val="en-KE" w:eastAsia="en-KE"/>
+          <w:lang/>
         </w:rPr>
       </w:pPr>
       <w:r>
@@ -22393,18 +22677,10 @@
           <w:rFonts w:ascii="Times New Roman" w:eastAsia="Times New Roman" w:hAnsi="Times New Roman" w:cs="Times New Roman"/>
           <w:sz w:val="27"/>
           <w:szCs w:val="27"/>
-          <w:lang w:val="en-KE" w:eastAsia="en-KE"/>
+          <w:lang/>
         </w:rPr>
         <w:t>The database was normalized to the third normal form (3NF) to reduce data redundancy.</w:t>
       </w:r>
-    </w:p>
-    <w:p>
-      <w:pPr>
-        <w:rPr>
-          <w:rFonts w:ascii="Times New Roman" w:hAnsi="Times New Roman" w:cs="Times New Roman"/>
-          <w:b/>
-        </w:rPr>
-      </w:pPr>
     </w:p>
     <w:p>
       <w:pPr>
@@ -22571,6 +22847,7 @@
           <w:szCs w:val="40"/>
           <w:lang w:val="en-US"/>
         </w:rPr>
+        <w:lastRenderedPageBreak/>
         <w:t>CHAPTER 6</w:t>
       </w:r>
     </w:p>
@@ -23386,7 +23663,6 @@
         </w:rPr>
         <w:t xml:space="preserve">Import the provided </w:t>
       </w:r>
-      <w:proofErr w:type="spellStart"/>
       <w:r>
         <w:rPr>
           <w:rStyle w:val="HTMLCode"/>
@@ -23396,7 +23672,6 @@
         </w:rPr>
         <w:t>telemed_db.sql</w:t>
       </w:r>
-      <w:proofErr w:type="spellEnd"/>
       <w:r>
         <w:rPr>
           <w:sz w:val="28"/>
@@ -24024,39 +24299,8 @@
           <w:sz w:val="28"/>
           <w:szCs w:val="28"/>
         </w:rPr>
-        <w:t xml:space="preserve">python -m </w:t>
-      </w:r>
-      <w:proofErr w:type="spellStart"/>
-      <w:r>
-        <w:rPr>
-          <w:rStyle w:val="HTMLCode"/>
-          <w:rFonts w:ascii="Times New Roman" w:hAnsi="Times New Roman" w:cs="Times New Roman"/>
-          <w:sz w:val="28"/>
-          <w:szCs w:val="28"/>
-        </w:rPr>
-        <w:t>venv</w:t>
-      </w:r>
-      <w:proofErr w:type="spellEnd"/>
-      <w:r>
-        <w:rPr>
-          <w:rStyle w:val="HTMLCode"/>
-          <w:rFonts w:ascii="Times New Roman" w:hAnsi="Times New Roman" w:cs="Times New Roman"/>
-          <w:sz w:val="28"/>
-          <w:szCs w:val="28"/>
-        </w:rPr>
-        <w:t xml:space="preserve"> </w:t>
-      </w:r>
-      <w:proofErr w:type="spellStart"/>
-      <w:r>
-        <w:rPr>
-          <w:rStyle w:val="HTMLCode"/>
-          <w:rFonts w:ascii="Times New Roman" w:hAnsi="Times New Roman" w:cs="Times New Roman"/>
-          <w:sz w:val="28"/>
-          <w:szCs w:val="28"/>
-        </w:rPr>
-        <w:t>venv</w:t>
-      </w:r>
-      <w:proofErr w:type="spellEnd"/>
+        <w:t>python -m venv venv</w:t>
+      </w:r>
     </w:p>
     <w:p>
       <w:pPr>
@@ -24228,7 +24472,6 @@
         </w:rPr>
         <w:t xml:space="preserve">Import the provided </w:t>
       </w:r>
-      <w:proofErr w:type="spellStart"/>
       <w:r>
         <w:rPr>
           <w:rStyle w:val="HTMLCode"/>
@@ -24238,7 +24481,6 @@
         </w:rPr>
         <w:t>telemed_db.sql</w:t>
       </w:r>
-      <w:proofErr w:type="spellEnd"/>
       <w:r>
         <w:rPr>
           <w:sz w:val="28"/>
@@ -25544,7 +25786,7 @@
           <w:rFonts w:ascii="Times New Roman" w:eastAsia="Times New Roman" w:hAnsi="Times New Roman" w:cs="Times New Roman"/>
           <w:sz w:val="28"/>
           <w:szCs w:val="28"/>
-          <w:lang w:val="en-KE" w:eastAsia="en-KE"/>
+          <w:lang/>
         </w:rPr>
       </w:pPr>
       <w:r>
@@ -25552,7 +25794,7 @@
           <w:rFonts w:ascii="Times New Roman" w:eastAsia="Times New Roman" w:hAnsi="Times New Roman" w:cs="Times New Roman"/>
           <w:sz w:val="28"/>
           <w:szCs w:val="28"/>
-          <w:lang w:val="en-KE" w:eastAsia="en-KE"/>
+          <w:lang/>
         </w:rPr>
         <w:t>Based on the development process and the feedback received during the testing phase, the following recommendations are made to enhance the system's effectiveness:</w:t>
       </w:r>
@@ -25568,7 +25810,7 @@
           <w:rFonts w:ascii="Times New Roman" w:eastAsia="Times New Roman" w:hAnsi="Times New Roman" w:cs="Times New Roman"/>
           <w:sz w:val="28"/>
           <w:szCs w:val="28"/>
-          <w:lang w:val="en-KE" w:eastAsia="en-KE"/>
+          <w:lang/>
         </w:rPr>
       </w:pPr>
       <w:r>
@@ -25578,7 +25820,7 @@
           <w:bCs/>
           <w:sz w:val="28"/>
           <w:szCs w:val="28"/>
-          <w:lang w:val="en-KE" w:eastAsia="en-KE"/>
+          <w:lang/>
         </w:rPr>
         <w:t>End-User Training:</w:t>
       </w:r>
@@ -25587,7 +25829,7 @@
           <w:rFonts w:ascii="Times New Roman" w:eastAsia="Times New Roman" w:hAnsi="Times New Roman" w:cs="Times New Roman"/>
           <w:sz w:val="28"/>
           <w:szCs w:val="28"/>
-          <w:lang w:val="en-KE" w:eastAsia="en-KE"/>
+          <w:lang/>
         </w:rPr>
         <w:t xml:space="preserve"> </w:t>
       </w:r>
@@ -25600,7 +25842,7 @@
           <w:rFonts w:ascii="Times New Roman" w:eastAsia="Times New Roman" w:hAnsi="Times New Roman" w:cs="Times New Roman"/>
           <w:sz w:val="28"/>
           <w:szCs w:val="28"/>
-          <w:lang w:val="en-KE" w:eastAsia="en-KE"/>
+          <w:lang/>
         </w:rPr>
       </w:pPr>
       <w:r>
@@ -25608,7 +25850,7 @@
           <w:rFonts w:ascii="Times New Roman" w:eastAsia="Times New Roman" w:hAnsi="Times New Roman" w:cs="Times New Roman"/>
           <w:sz w:val="28"/>
           <w:szCs w:val="28"/>
-          <w:lang w:val="en-KE" w:eastAsia="en-KE"/>
+          <w:lang/>
         </w:rPr>
         <w:t>To maximize the benefits of the AI trend analysis, brief training sessions or video tutorials should be provided to healthcare staff to help them interpret the system's predictive insights accurately.</w:t>
       </w:r>
@@ -25624,7 +25866,7 @@
           <w:rFonts w:ascii="Times New Roman" w:eastAsia="Times New Roman" w:hAnsi="Times New Roman" w:cs="Times New Roman"/>
           <w:sz w:val="28"/>
           <w:szCs w:val="28"/>
-          <w:lang w:val="en-KE" w:eastAsia="en-KE"/>
+          <w:lang/>
         </w:rPr>
       </w:pPr>
       <w:r>
@@ -25634,7 +25876,7 @@
           <w:bCs/>
           <w:sz w:val="28"/>
           <w:szCs w:val="28"/>
-          <w:lang w:val="en-KE" w:eastAsia="en-KE"/>
+          <w:lang/>
         </w:rPr>
         <w:t>Enhanced Security Protocols:</w:t>
       </w:r>
@@ -25643,7 +25885,7 @@
           <w:rFonts w:ascii="Times New Roman" w:eastAsia="Times New Roman" w:hAnsi="Times New Roman" w:cs="Times New Roman"/>
           <w:sz w:val="28"/>
           <w:szCs w:val="28"/>
-          <w:lang w:val="en-KE" w:eastAsia="en-KE"/>
+          <w:lang/>
         </w:rPr>
         <w:t xml:space="preserve"> </w:t>
       </w:r>
@@ -25656,7 +25898,7 @@
           <w:rFonts w:ascii="Times New Roman" w:eastAsia="Times New Roman" w:hAnsi="Times New Roman" w:cs="Times New Roman"/>
           <w:sz w:val="28"/>
           <w:szCs w:val="28"/>
-          <w:lang w:val="en-KE" w:eastAsia="en-KE"/>
+          <w:lang/>
         </w:rPr>
       </w:pPr>
       <w:r>
@@ -25664,7 +25906,7 @@
           <w:rFonts w:ascii="Times New Roman" w:eastAsia="Times New Roman" w:hAnsi="Times New Roman" w:cs="Times New Roman"/>
           <w:sz w:val="28"/>
           <w:szCs w:val="28"/>
-          <w:lang w:val="en-KE" w:eastAsia="en-KE"/>
+          <w:lang/>
         </w:rPr>
         <w:t xml:space="preserve">For a full-scale clinical rollout, it is recommended to implement </w:t>
       </w:r>
@@ -25674,7 +25916,7 @@
           <w:bCs/>
           <w:sz w:val="28"/>
           <w:szCs w:val="28"/>
-          <w:lang w:val="en-KE" w:eastAsia="en-KE"/>
+          <w:lang/>
         </w:rPr>
         <w:t>Two-Factor Authentication (2FA</w:t>
       </w:r>
@@ -25685,7 +25927,7 @@
           <w:bCs/>
           <w:sz w:val="28"/>
           <w:szCs w:val="28"/>
-          <w:lang w:val="en-KE" w:eastAsia="en-KE"/>
+          <w:lang/>
         </w:rPr>
         <w:t>)</w:t>
       </w:r>
@@ -25694,7 +25936,7 @@
           <w:rFonts w:ascii="Times New Roman" w:eastAsia="Times New Roman" w:hAnsi="Times New Roman" w:cs="Times New Roman"/>
           <w:sz w:val="28"/>
           <w:szCs w:val="28"/>
-          <w:lang w:val="en-KE" w:eastAsia="en-KE"/>
+          <w:lang/>
         </w:rPr>
         <w:t xml:space="preserve"> and end-to-end encryption for data in transit to ensure compliance with global health data standards (such as HIPAA or GDPR).</w:t>
       </w:r>
@@ -25710,7 +25952,7 @@
           <w:rFonts w:ascii="Times New Roman" w:eastAsia="Times New Roman" w:hAnsi="Times New Roman" w:cs="Times New Roman"/>
           <w:sz w:val="28"/>
           <w:szCs w:val="28"/>
-          <w:lang w:val="en-KE" w:eastAsia="en-KE"/>
+          <w:lang/>
         </w:rPr>
       </w:pPr>
       <w:r>
@@ -25720,7 +25962,7 @@
           <w:bCs/>
           <w:sz w:val="28"/>
           <w:szCs w:val="28"/>
-          <w:lang w:val="en-KE" w:eastAsia="en-KE"/>
+          <w:lang/>
         </w:rPr>
         <w:t>Data Diversification:</w:t>
       </w:r>
@@ -25729,7 +25971,7 @@
           <w:rFonts w:ascii="Times New Roman" w:eastAsia="Times New Roman" w:hAnsi="Times New Roman" w:cs="Times New Roman"/>
           <w:sz w:val="28"/>
           <w:szCs w:val="28"/>
-          <w:lang w:val="en-KE" w:eastAsia="en-KE"/>
+          <w:lang/>
         </w:rPr>
         <w:t xml:space="preserve"> </w:t>
       </w:r>
@@ -25742,7 +25984,7 @@
           <w:rFonts w:ascii="Times New Roman" w:eastAsia="Times New Roman" w:hAnsi="Times New Roman" w:cs="Times New Roman"/>
           <w:sz w:val="28"/>
           <w:szCs w:val="28"/>
-          <w:lang w:val="en-KE" w:eastAsia="en-KE"/>
+          <w:lang/>
         </w:rPr>
       </w:pPr>
       <w:r>
@@ -25750,7 +25992,7 @@
           <w:rFonts w:ascii="Times New Roman" w:eastAsia="Times New Roman" w:hAnsi="Times New Roman" w:cs="Times New Roman"/>
           <w:sz w:val="28"/>
           <w:szCs w:val="28"/>
-          <w:lang w:val="en-KE" w:eastAsia="en-KE"/>
+          <w:lang/>
         </w:rPr>
         <w:lastRenderedPageBreak/>
         <w:t>The AI model's accuracy can be further improved by training it on a wider variety of localized datasets to ensure it accounts for regional health trends and demographics.</w:t>
@@ -25767,7 +26009,7 @@
           <w:rFonts w:ascii="Times New Roman" w:eastAsia="Times New Roman" w:hAnsi="Times New Roman" w:cs="Times New Roman"/>
           <w:sz w:val="24"/>
           <w:szCs w:val="24"/>
-          <w:lang w:val="en-KE" w:eastAsia="en-KE"/>
+          <w:lang/>
         </w:rPr>
       </w:pPr>
       <w:r>
@@ -25777,7 +26019,7 @@
           <w:bCs/>
           <w:sz w:val="28"/>
           <w:szCs w:val="28"/>
-          <w:lang w:val="en-KE" w:eastAsia="en-KE"/>
+          <w:lang/>
         </w:rPr>
         <w:t>Stakeholder Feedback Loop:</w:t>
       </w:r>
@@ -25786,7 +26028,7 @@
           <w:rFonts w:ascii="Times New Roman" w:eastAsia="Times New Roman" w:hAnsi="Times New Roman" w:cs="Times New Roman"/>
           <w:sz w:val="28"/>
           <w:szCs w:val="28"/>
-          <w:lang w:val="en-KE" w:eastAsia="en-KE"/>
+          <w:lang/>
         </w:rPr>
         <w:t xml:space="preserve"> </w:t>
       </w:r>
@@ -25799,7 +26041,7 @@
           <w:rFonts w:ascii="Times New Roman" w:eastAsia="Times New Roman" w:hAnsi="Times New Roman" w:cs="Times New Roman"/>
           <w:sz w:val="24"/>
           <w:szCs w:val="24"/>
-          <w:lang w:val="en-KE" w:eastAsia="en-KE"/>
+          <w:lang/>
         </w:rPr>
       </w:pPr>
       <w:r>
@@ -25807,7 +26049,7 @@
           <w:rFonts w:ascii="Times New Roman" w:eastAsia="Times New Roman" w:hAnsi="Times New Roman" w:cs="Times New Roman"/>
           <w:sz w:val="28"/>
           <w:szCs w:val="28"/>
-          <w:lang w:val="en-KE" w:eastAsia="en-KE"/>
+          <w:lang/>
         </w:rPr>
         <w:t>Continuous feedback from both doctors and patients should be integrated into the maintenance cycle to ensure the user interface remains intuitive and addresses real-world pain points</w:t>
       </w:r>
@@ -25816,7 +26058,7 @@
           <w:rFonts w:ascii="Times New Roman" w:eastAsia="Times New Roman" w:hAnsi="Times New Roman" w:cs="Times New Roman"/>
           <w:sz w:val="24"/>
           <w:szCs w:val="24"/>
-          <w:lang w:val="en-KE" w:eastAsia="en-KE"/>
+          <w:lang/>
         </w:rPr>
         <w:t>.</w:t>
       </w:r>
@@ -25849,7 +26091,7 @@
           <w:rFonts w:ascii="Times New Roman" w:eastAsia="Times New Roman" w:hAnsi="Times New Roman" w:cs="Times New Roman"/>
           <w:sz w:val="28"/>
           <w:szCs w:val="28"/>
-          <w:lang w:val="en-KE" w:eastAsia="en-KE"/>
+          <w:lang/>
         </w:rPr>
       </w:pPr>
       <w:r>
@@ -25857,7 +26099,7 @@
           <w:rFonts w:ascii="Times New Roman" w:eastAsia="Times New Roman" w:hAnsi="Times New Roman" w:cs="Times New Roman"/>
           <w:sz w:val="28"/>
           <w:szCs w:val="28"/>
-          <w:lang w:val="en-KE" w:eastAsia="en-KE"/>
+          <w:lang/>
         </w:rPr>
         <w:t>While the current version of TeleMed is a functional and effective tool, the following areas have been identified for future development:</w:t>
       </w:r>
@@ -25873,7 +26115,7 @@
           <w:rFonts w:ascii="Times New Roman" w:eastAsia="Times New Roman" w:hAnsi="Times New Roman" w:cs="Times New Roman"/>
           <w:sz w:val="28"/>
           <w:szCs w:val="28"/>
-          <w:lang w:val="en-KE" w:eastAsia="en-KE"/>
+          <w:lang/>
         </w:rPr>
       </w:pPr>
       <w:r>
@@ -25883,7 +26125,7 @@
           <w:bCs/>
           <w:sz w:val="28"/>
           <w:szCs w:val="28"/>
-          <w:lang w:val="en-KE" w:eastAsia="en-KE"/>
+          <w:lang/>
         </w:rPr>
         <w:t>Native Mobile Applications:</w:t>
       </w:r>
@@ -25892,7 +26134,7 @@
           <w:rFonts w:ascii="Times New Roman" w:eastAsia="Times New Roman" w:hAnsi="Times New Roman" w:cs="Times New Roman"/>
           <w:sz w:val="28"/>
           <w:szCs w:val="28"/>
-          <w:lang w:val="en-KE" w:eastAsia="en-KE"/>
+          <w:lang/>
         </w:rPr>
         <w:t xml:space="preserve"> </w:t>
       </w:r>
@@ -25905,7 +26147,7 @@
           <w:rFonts w:ascii="Times New Roman" w:eastAsia="Times New Roman" w:hAnsi="Times New Roman" w:cs="Times New Roman"/>
           <w:sz w:val="28"/>
           <w:szCs w:val="28"/>
-          <w:lang w:val="en-KE" w:eastAsia="en-KE"/>
+          <w:lang/>
         </w:rPr>
       </w:pPr>
       <w:r>
@@ -25913,7 +26155,7 @@
           <w:rFonts w:ascii="Times New Roman" w:eastAsia="Times New Roman" w:hAnsi="Times New Roman" w:cs="Times New Roman"/>
           <w:sz w:val="28"/>
           <w:szCs w:val="28"/>
-          <w:lang w:val="en-KE" w:eastAsia="en-KE"/>
+          <w:lang/>
         </w:rPr>
         <w:t>Developing dedicated Android and iOS applications using the existing Flask API would allow for push notifications and better integration with mobile-specific health sensors.</w:t>
       </w:r>
@@ -25929,7 +26171,7 @@
           <w:rFonts w:ascii="Times New Roman" w:eastAsia="Times New Roman" w:hAnsi="Times New Roman" w:cs="Times New Roman"/>
           <w:sz w:val="28"/>
           <w:szCs w:val="28"/>
-          <w:lang w:val="en-KE" w:eastAsia="en-KE"/>
+          <w:lang/>
         </w:rPr>
       </w:pPr>
       <w:r>
@@ -25939,7 +26181,7 @@
           <w:bCs/>
           <w:sz w:val="28"/>
           <w:szCs w:val="28"/>
-          <w:lang w:val="en-KE" w:eastAsia="en-KE"/>
+          <w:lang/>
         </w:rPr>
         <w:t>Wearable Device Integration:</w:t>
       </w:r>
@@ -25952,7 +26194,7 @@
           <w:rFonts w:ascii="Times New Roman" w:eastAsia="Times New Roman" w:hAnsi="Times New Roman" w:cs="Times New Roman"/>
           <w:sz w:val="28"/>
           <w:szCs w:val="28"/>
-          <w:lang w:val="en-KE" w:eastAsia="en-KE"/>
+          <w:lang/>
         </w:rPr>
       </w:pPr>
       <w:r>
@@ -25960,7 +26202,7 @@
           <w:rFonts w:ascii="Times New Roman" w:eastAsia="Times New Roman" w:hAnsi="Times New Roman" w:cs="Times New Roman"/>
           <w:sz w:val="28"/>
           <w:szCs w:val="28"/>
-          <w:lang w:val="en-KE" w:eastAsia="en-KE"/>
+          <w:lang/>
         </w:rPr>
         <w:t xml:space="preserve"> Future iterations could include synchronization with wearable tech (e.g., Apple Watch, Fitbit) to automate the logging of vitals like heart rate, sleep patterns, and daily steps.</w:t>
       </w:r>
@@ -25976,7 +26218,7 @@
           <w:rFonts w:ascii="Times New Roman" w:eastAsia="Times New Roman" w:hAnsi="Times New Roman" w:cs="Times New Roman"/>
           <w:sz w:val="28"/>
           <w:szCs w:val="28"/>
-          <w:lang w:val="en-KE" w:eastAsia="en-KE"/>
+          <w:lang/>
         </w:rPr>
       </w:pPr>
       <w:r>
@@ -25986,7 +26228,7 @@
           <w:bCs/>
           <w:sz w:val="28"/>
           <w:szCs w:val="28"/>
-          <w:lang w:val="en-KE" w:eastAsia="en-KE"/>
+          <w:lang/>
         </w:rPr>
         <w:t>Teleconference Integration:</w:t>
       </w:r>
@@ -25995,7 +26237,7 @@
           <w:rFonts w:ascii="Times New Roman" w:eastAsia="Times New Roman" w:hAnsi="Times New Roman" w:cs="Times New Roman"/>
           <w:sz w:val="28"/>
           <w:szCs w:val="28"/>
-          <w:lang w:val="en-KE" w:eastAsia="en-KE"/>
+          <w:lang/>
         </w:rPr>
         <w:t xml:space="preserve"> </w:t>
       </w:r>
@@ -26008,7 +26250,7 @@
           <w:rFonts w:ascii="Times New Roman" w:eastAsia="Times New Roman" w:hAnsi="Times New Roman" w:cs="Times New Roman"/>
           <w:sz w:val="28"/>
           <w:szCs w:val="28"/>
-          <w:lang w:val="en-KE" w:eastAsia="en-KE"/>
+          <w:lang/>
         </w:rPr>
       </w:pPr>
       <w:r>
@@ -26016,7 +26258,7 @@
           <w:rFonts w:ascii="Times New Roman" w:eastAsia="Times New Roman" w:hAnsi="Times New Roman" w:cs="Times New Roman"/>
           <w:sz w:val="28"/>
           <w:szCs w:val="28"/>
-          <w:lang w:val="en-KE" w:eastAsia="en-KE"/>
+          <w:lang/>
         </w:rPr>
         <w:t>Incorporating a built-in video consultation feature (using WebRTC) would allow doctors to conduct virtual check-ups directly within the platform.</w:t>
       </w:r>
@@ -26032,7 +26274,7 @@
           <w:rFonts w:ascii="Times New Roman" w:eastAsia="Times New Roman" w:hAnsi="Times New Roman" w:cs="Times New Roman"/>
           <w:sz w:val="28"/>
           <w:szCs w:val="28"/>
-          <w:lang w:val="en-KE" w:eastAsia="en-KE"/>
+          <w:lang/>
         </w:rPr>
       </w:pPr>
       <w:r>
@@ -26042,7 +26284,7 @@
           <w:bCs/>
           <w:sz w:val="28"/>
           <w:szCs w:val="28"/>
-          <w:lang w:val="en-KE" w:eastAsia="en-KE"/>
+          <w:lang/>
         </w:rPr>
         <w:t>Pharmacy &amp; Lab Integration:</w:t>
       </w:r>
@@ -26051,7 +26293,7 @@
           <w:rFonts w:ascii="Times New Roman" w:eastAsia="Times New Roman" w:hAnsi="Times New Roman" w:cs="Times New Roman"/>
           <w:sz w:val="28"/>
           <w:szCs w:val="28"/>
-          <w:lang w:val="en-KE" w:eastAsia="en-KE"/>
+          <w:lang/>
         </w:rPr>
         <w:t xml:space="preserve"> </w:t>
       </w:r>
@@ -26064,7 +26306,7 @@
           <w:rFonts w:ascii="Times New Roman" w:eastAsia="Times New Roman" w:hAnsi="Times New Roman" w:cs="Times New Roman"/>
           <w:sz w:val="28"/>
           <w:szCs w:val="28"/>
-          <w:lang w:val="en-KE" w:eastAsia="en-KE"/>
+          <w:lang/>
         </w:rPr>
       </w:pPr>
       <w:r>
@@ -26072,7 +26314,7 @@
           <w:rFonts w:ascii="Times New Roman" w:eastAsia="Times New Roman" w:hAnsi="Times New Roman" w:cs="Times New Roman"/>
           <w:sz w:val="28"/>
           <w:szCs w:val="28"/>
-          <w:lang w:val="en-KE" w:eastAsia="en-KE"/>
+          <w:lang/>
         </w:rPr>
         <w:t>Expanding the system to include digital prescriptions and direct links to laboratory management systems would create a truly end-to-end healthcare ecosystem.</w:t>
       </w:r>
@@ -26085,7 +26327,7 @@
           <w:rFonts w:ascii="Times New Roman" w:eastAsia="Times New Roman" w:hAnsi="Times New Roman" w:cs="Times New Roman"/>
           <w:sz w:val="28"/>
           <w:szCs w:val="28"/>
-          <w:lang w:val="en-KE" w:eastAsia="en-KE"/>
+          <w:lang/>
         </w:rPr>
       </w:pPr>
     </w:p>
@@ -26097,7 +26339,7 @@
           <w:rFonts w:ascii="Times New Roman" w:eastAsia="Times New Roman" w:hAnsi="Times New Roman" w:cs="Times New Roman"/>
           <w:sz w:val="28"/>
           <w:szCs w:val="28"/>
-          <w:lang w:val="en-KE" w:eastAsia="en-KE"/>
+          <w:lang/>
         </w:rPr>
       </w:pPr>
     </w:p>
@@ -27174,6 +27416,7 @@
       <w:r>
         <w:rPr>
           <w:noProof/>
+          <w:lang w:val="en-US" w:eastAsia="en-US"/>
         </w:rPr>
         <w:drawing>
           <wp:inline distT="0" distB="0" distL="0" distR="0" wp14:anchorId="02D23DAE" wp14:editId="5694DC47">
@@ -27266,6 +27509,7 @@
           <w:b/>
           <w:bCs/>
           <w:noProof/>
+          <w:lang w:val="en-US" w:eastAsia="en-US"/>
         </w:rPr>
         <w:drawing>
           <wp:inline distT="0" distB="0" distL="0" distR="0" wp14:anchorId="27D3861C" wp14:editId="78CCA361">
@@ -27328,6 +27572,7 @@
       <w:r>
         <w:rPr>
           <w:noProof/>
+          <w:lang w:val="en-US" w:eastAsia="en-US"/>
         </w:rPr>
         <w:lastRenderedPageBreak/>
         <w:drawing>
@@ -27486,198 +27731,25 @@
           <w:rStyle w:val="Strong"/>
           <w:b/>
           <w:bCs/>
-        </w:rPr>
-      </w:pPr>
-      <w:r>
-        <w:rPr>
-          <w:noProof/>
+          <w:lang w:val="en-US"/>
+        </w:rPr>
+      </w:pPr>
+      <w:r>
+        <w:rPr>
+          <w:rStyle w:val="Strong"/>
+          <w:b/>
+          <w:bCs/>
         </w:rPr>
         <w:lastRenderedPageBreak/>
-        <w:drawing>
-          <wp:inline distT="0" distB="0" distL="0" distR="0" wp14:anchorId="33F1986D" wp14:editId="56714EB6">
-            <wp:extent cx="5943600" cy="3457441"/>
-            <wp:effectExtent l="0" t="0" r="0" b="0"/>
-            <wp:docPr id="1129" name="Picture 60"/>
-            <wp:cNvGraphicFramePr>
-              <a:graphicFrameLocks xmlns:a="http://schemas.openxmlformats.org/drawingml/2006/main"/>
-            </wp:cNvGraphicFramePr>
-            <a:graphic xmlns:a="http://schemas.openxmlformats.org/drawingml/2006/main">
-              <a:graphicData uri="http://schemas.openxmlformats.org/drawingml/2006/picture">
-                <pic:pic xmlns:pic="http://schemas.openxmlformats.org/drawingml/2006/picture">
-                  <pic:nvPicPr>
-                    <pic:cNvPr id="11" name="Picture 60"/>
-                    <pic:cNvPicPr/>
-                  </pic:nvPicPr>
-                  <pic:blipFill>
-                    <a:blip r:embed="rId19" cstate="print"/>
-                    <a:srcRect/>
-                    <a:stretch/>
-                  </pic:blipFill>
-                  <pic:spPr>
-                    <a:xfrm>
-                      <a:off x="0" y="0"/>
-                      <a:ext cx="5943600" cy="3457441"/>
-                    </a:xfrm>
-                    <a:prstGeom prst="rect">
-                      <a:avLst/>
-                    </a:prstGeom>
-                    <a:ln>
-                      <a:noFill/>
-                    </a:ln>
-                  </pic:spPr>
-                </pic:pic>
-              </a:graphicData>
-            </a:graphic>
-          </wp:inline>
-        </w:drawing>
-      </w:r>
-    </w:p>
-    <w:p>
-      <w:pPr>
-        <w:pStyle w:val="Heading3"/>
-        <w:rPr>
-          <w:rStyle w:val="Strong"/>
-          <w:b/>
-          <w:bCs/>
-        </w:rPr>
-      </w:pPr>
-    </w:p>
-    <w:p>
-      <w:pPr>
-        <w:pStyle w:val="Heading3"/>
-        <w:rPr>
-          <w:rStyle w:val="Strong"/>
-          <w:b/>
-          <w:bCs/>
-        </w:rPr>
-      </w:pPr>
-    </w:p>
-    <w:p>
-      <w:pPr>
-        <w:pStyle w:val="Heading3"/>
-        <w:rPr>
-          <w:rStyle w:val="Strong"/>
-          <w:b/>
-          <w:bCs/>
-        </w:rPr>
-      </w:pPr>
-    </w:p>
-    <w:p>
-      <w:pPr>
-        <w:pStyle w:val="Heading3"/>
-        <w:rPr>
-          <w:rStyle w:val="Strong"/>
-          <w:b/>
-          <w:bCs/>
-        </w:rPr>
-      </w:pPr>
-    </w:p>
-    <w:p>
-      <w:pPr>
-        <w:pStyle w:val="Heading3"/>
-        <w:rPr>
-          <w:rStyle w:val="Strong"/>
-          <w:b/>
-          <w:bCs/>
-        </w:rPr>
-      </w:pPr>
-    </w:p>
-    <w:p>
-      <w:pPr>
-        <w:pStyle w:val="Heading3"/>
-        <w:rPr>
-          <w:rStyle w:val="Strong"/>
-          <w:b/>
-          <w:bCs/>
-        </w:rPr>
-      </w:pPr>
-    </w:p>
-    <w:p>
-      <w:pPr>
-        <w:pStyle w:val="Heading3"/>
-        <w:rPr>
-          <w:rStyle w:val="Strong"/>
-          <w:b/>
-          <w:bCs/>
-        </w:rPr>
-      </w:pPr>
-    </w:p>
-    <w:p>
-      <w:pPr>
-        <w:pStyle w:val="Heading3"/>
-        <w:rPr>
-          <w:rStyle w:val="Strong"/>
-          <w:b/>
-          <w:bCs/>
-        </w:rPr>
-      </w:pPr>
-    </w:p>
-    <w:p>
-      <w:pPr>
-        <w:pStyle w:val="Heading3"/>
-        <w:rPr>
-          <w:rStyle w:val="Strong"/>
-          <w:b/>
-          <w:bCs/>
-        </w:rPr>
-      </w:pPr>
-    </w:p>
-    <w:p>
-      <w:pPr>
-        <w:pStyle w:val="Heading3"/>
-        <w:rPr>
-          <w:rStyle w:val="Strong"/>
-          <w:b/>
-          <w:bCs/>
-        </w:rPr>
-      </w:pPr>
-    </w:p>
-    <w:p>
-      <w:pPr>
-        <w:pStyle w:val="Heading3"/>
-        <w:rPr>
-          <w:rStyle w:val="Strong"/>
-          <w:b/>
-          <w:bCs/>
-        </w:rPr>
-      </w:pPr>
-    </w:p>
-    <w:p>
-      <w:pPr>
-        <w:pStyle w:val="Heading3"/>
-        <w:rPr>
-          <w:rStyle w:val="Strong"/>
-          <w:b/>
-          <w:bCs/>
-        </w:rPr>
-      </w:pPr>
-    </w:p>
-    <w:p>
-      <w:pPr>
-        <w:pStyle w:val="Heading3"/>
+        <w:t>4.1 R</w:t>
+      </w:r>
+      <w:r>
         <w:rPr>
           <w:rStyle w:val="Strong"/>
           <w:b/>
           <w:bCs/>
           <w:lang w:val="en-US"/>
         </w:rPr>
-      </w:pPr>
-      <w:r>
-        <w:rPr>
-          <w:rStyle w:val="Strong"/>
-          <w:b/>
-          <w:bCs/>
-        </w:rPr>
-        <w:lastRenderedPageBreak/>
-        <w:t>4.1 R</w:t>
-      </w:r>
-      <w:r>
-        <w:rPr>
-          <w:rStyle w:val="Strong"/>
-          <w:b/>
-          <w:bCs/>
-          <w:lang w:val="en-US"/>
-        </w:rPr>
         <w:t>EFERENCES</w:t>
       </w:r>
     </w:p>
@@ -27696,21 +27768,7 @@
         <w:rPr>
           <w:b w:val="0"/>
         </w:rPr>
-        <w:t xml:space="preserve">Silva, B. M., Rodrigues, J. J., de la Torre </w:t>
-      </w:r>
-      <w:proofErr w:type="spellStart"/>
-      <w:r>
-        <w:rPr>
-          <w:b w:val="0"/>
-        </w:rPr>
-        <w:t>Díez</w:t>
-      </w:r>
-      <w:proofErr w:type="spellEnd"/>
-      <w:r>
-        <w:rPr>
-          <w:b w:val="0"/>
-        </w:rPr>
-        <w:t xml:space="preserve">, I., López-Coronado, M., &amp; Saleem, K. (2015). </w:t>
+        <w:t xml:space="preserve">Silva, B. M., Rodrigues, J. J., de la Torre Díez, I., López-Coronado, M., &amp; Saleem, K. (2015). </w:t>
       </w:r>
       <w:r>
         <w:rPr>
@@ -27740,7 +27798,7 @@
       <w:r>
         <w:t xml:space="preserve"> </w:t>
       </w:r>
-      <w:hyperlink r:id="rId20" w:history="1">
+      <w:hyperlink r:id="rId19" w:history="1">
         <w:r>
           <w:rPr>
             <w:rStyle w:val="Hyperlink"/>
@@ -27778,23 +27836,7 @@
           <w:sz w:val="27"/>
           <w:szCs w:val="27"/>
         </w:rPr>
-        <w:t xml:space="preserve">Kumar, S., Nilsen, W. J., Abernethy, A., Atienza, A., Patrick, K., Pavel, M., ... &amp; </w:t>
-      </w:r>
-      <w:proofErr w:type="spellStart"/>
-      <w:r>
-        <w:rPr>
-          <w:sz w:val="27"/>
-          <w:szCs w:val="27"/>
-        </w:rPr>
-        <w:t>Hedeker</w:t>
-      </w:r>
-      <w:proofErr w:type="spellEnd"/>
-      <w:r>
-        <w:rPr>
-          <w:sz w:val="27"/>
-          <w:szCs w:val="27"/>
-        </w:rPr>
-        <w:t xml:space="preserve">, D. (2013). </w:t>
+        <w:t xml:space="preserve">Kumar, S., Nilsen, W. J., Abernethy, A., Atienza, A., Patrick, K., Pavel, M., ... &amp; Hedeker, D. (2013). </w:t>
       </w:r>
       <w:r>
         <w:rPr>
@@ -27850,39 +27892,7 @@
           <w:sz w:val="27"/>
           <w:szCs w:val="27"/>
         </w:rPr>
-        <w:t xml:space="preserve"> Maher, N. A., Senders, J. T., </w:t>
-      </w:r>
-      <w:proofErr w:type="spellStart"/>
-      <w:r>
-        <w:rPr>
-          <w:sz w:val="27"/>
-          <w:szCs w:val="27"/>
-        </w:rPr>
-        <w:t>Hulsbergen</w:t>
-      </w:r>
-      <w:proofErr w:type="spellEnd"/>
-      <w:r>
-        <w:rPr>
-          <w:sz w:val="27"/>
-          <w:szCs w:val="27"/>
-        </w:rPr>
-        <w:t xml:space="preserve">, A. F. C., Lamba, N., Parker, M., </w:t>
-      </w:r>
-      <w:proofErr w:type="spellStart"/>
-      <w:r>
-        <w:rPr>
-          <w:sz w:val="27"/>
-          <w:szCs w:val="27"/>
-        </w:rPr>
-        <w:t>Onnela</w:t>
-      </w:r>
-      <w:proofErr w:type="spellEnd"/>
-      <w:r>
-        <w:rPr>
-          <w:sz w:val="27"/>
-          <w:szCs w:val="27"/>
-        </w:rPr>
-        <w:t xml:space="preserve">, J. P., &amp; Smith, T. R. (2021). </w:t>
+        <w:t xml:space="preserve"> Maher, N. A., Senders, J. T., Hulsbergen, A. F. C., Lamba, N., Parker, M., Onnela, J. P., &amp; Smith, T. R. (2021). </w:t>
       </w:r>
       <w:r>
         <w:rPr>
@@ -27998,53 +28008,12 @@
         </w:rPr>
         <w:t>5.</w:t>
       </w:r>
-      <w:proofErr w:type="spellStart"/>
       <w:r>
         <w:rPr>
           <w:sz w:val="27"/>
           <w:szCs w:val="27"/>
         </w:rPr>
-        <w:t>Ghassemi</w:t>
-      </w:r>
-      <w:proofErr w:type="spellEnd"/>
-      <w:r>
-        <w:rPr>
-          <w:sz w:val="27"/>
-          <w:szCs w:val="27"/>
-        </w:rPr>
-        <w:t xml:space="preserve">, M., Naumann, T., </w:t>
-      </w:r>
-      <w:proofErr w:type="spellStart"/>
-      <w:r>
-        <w:rPr>
-          <w:sz w:val="27"/>
-          <w:szCs w:val="27"/>
-        </w:rPr>
-        <w:t>Schulam</w:t>
-      </w:r>
-      <w:proofErr w:type="spellEnd"/>
-      <w:r>
-        <w:rPr>
-          <w:sz w:val="27"/>
-          <w:szCs w:val="27"/>
-        </w:rPr>
-        <w:t xml:space="preserve">, P., Beam, A. L., Chen, I. Y., &amp; </w:t>
-      </w:r>
-      <w:proofErr w:type="spellStart"/>
-      <w:r>
-        <w:rPr>
-          <w:sz w:val="27"/>
-          <w:szCs w:val="27"/>
-        </w:rPr>
-        <w:t>Ranganath</w:t>
-      </w:r>
-      <w:proofErr w:type="spellEnd"/>
-      <w:r>
-        <w:rPr>
-          <w:sz w:val="27"/>
-          <w:szCs w:val="27"/>
-        </w:rPr>
-        <w:t xml:space="preserve">, R. (2018). </w:t>
+        <w:t xml:space="preserve">Ghassemi, M., Naumann, T., Schulam, P., Beam, A. L., Chen, I. Y., &amp; Ranganath, R. (2018). </w:t>
       </w:r>
       <w:r>
         <w:rPr>
@@ -28062,32 +28031,22 @@
         </w:rPr>
         <w:t xml:space="preserve">. </w:t>
       </w:r>
-      <w:proofErr w:type="spellStart"/>
       <w:r>
         <w:rPr>
           <w:rStyle w:val="Emphasis"/>
           <w:sz w:val="27"/>
           <w:szCs w:val="27"/>
         </w:rPr>
-        <w:t>arXiv</w:t>
-      </w:r>
-      <w:proofErr w:type="spellEnd"/>
-      <w:r>
-        <w:rPr>
-          <w:rStyle w:val="Emphasis"/>
+        <w:t>arXiv preprint arXiv:1806.00388.</w:t>
+      </w:r>
+      <w:r>
+        <w:rPr>
           <w:sz w:val="27"/>
           <w:szCs w:val="27"/>
         </w:rPr>
-        <w:t xml:space="preserve"> preprint arXiv:1806.00388.</w:t>
-      </w:r>
-      <w:r>
-        <w:rPr>
-          <w:sz w:val="27"/>
-          <w:szCs w:val="27"/>
-        </w:rPr>
         <w:t xml:space="preserve"> </w:t>
       </w:r>
-      <w:hyperlink r:id="rId21" w:tgtFrame="_new" w:history="1">
+      <w:hyperlink r:id="rId20" w:tgtFrame="_new" w:history="1">
         <w:r>
           <w:rPr>
             <w:rStyle w:val="Hyperlink"/>
@@ -28172,15 +28131,619 @@
     </w:p>
     <w:p>
       <w:pPr>
-        <w:spacing w:before="100" w:beforeAutospacing="1" w:after="100" w:afterAutospacing="1" w:line="240" w:lineRule="auto"/>
-        <w:ind w:left="720"/>
-        <w:rPr>
-          <w:rFonts w:ascii="Times New Roman" w:eastAsia="Times New Roman" w:hAnsi="Times New Roman" w:cs="Times New Roman"/>
-          <w:sz w:val="28"/>
-          <w:szCs w:val="28"/>
-          <w:lang w:val="en-KE" w:eastAsia="en-KE"/>
-        </w:rPr>
-      </w:pPr>
+        <w:pStyle w:val="NormalWeb"/>
+        <w:rPr>
+          <w:sz w:val="27"/>
+          <w:szCs w:val="27"/>
+        </w:rPr>
+      </w:pPr>
+    </w:p>
+    <w:p>
+      <w:pPr>
+        <w:pStyle w:val="Heading3"/>
+        <w:rPr>
+          <w:rStyle w:val="Strong"/>
+          <w:b/>
+          <w:bCs/>
+        </w:rPr>
+      </w:pPr>
+    </w:p>
+    <w:p>
+      <w:pPr>
+        <w:pStyle w:val="Heading3"/>
+        <w:rPr>
+          <w:rStyle w:val="Strong"/>
+          <w:b/>
+          <w:bCs/>
+          <w:lang w:val="en-US"/>
+        </w:rPr>
+      </w:pPr>
+      <w:r>
+        <w:rPr>
+          <w:rStyle w:val="Strong"/>
+          <w:b/>
+          <w:bCs/>
+        </w:rPr>
+        <w:lastRenderedPageBreak/>
+        <w:t xml:space="preserve">4.1 </w:t>
+      </w:r>
+      <w:r>
+        <w:rPr>
+          <w:rStyle w:val="Strong"/>
+          <w:b/>
+          <w:bCs/>
+          <w:lang w:val="en-US"/>
+        </w:rPr>
+        <w:t>APPENDIX</w:t>
+      </w:r>
+    </w:p>
+    <w:p>
+      <w:pPr>
+        <w:pStyle w:val="Heading3"/>
+        <w:rPr>
+          <w:rStyle w:val="Strong"/>
+          <w:b/>
+          <w:bCs/>
+          <w:lang w:val="en-US"/>
+        </w:rPr>
+      </w:pPr>
+      <w:r>
+        <w:rPr>
+          <w:rStyle w:val="Strong"/>
+          <w:b/>
+          <w:bCs/>
+          <w:lang w:val="en-US"/>
+        </w:rPr>
+        <w:t>A.1 Login Page</w:t>
+      </w:r>
+    </w:p>
+    <w:p>
+      <w:pPr>
+        <w:pStyle w:val="Heading3"/>
+        <w:rPr>
+          <w:rStyle w:val="Strong"/>
+          <w:bCs/>
+          <w:lang w:val="en-US"/>
+        </w:rPr>
+      </w:pPr>
+      <w:r>
+        <w:rPr>
+          <w:rStyle w:val="Strong"/>
+          <w:bCs/>
+          <w:lang w:val="en-US"/>
+        </w:rPr>
+        <w:t xml:space="preserve">The login page allows users to access the system based on their roles </w:t>
+      </w:r>
+      <w:proofErr w:type="spellStart"/>
+      <w:r>
+        <w:rPr>
+          <w:rStyle w:val="Strong"/>
+          <w:bCs/>
+          <w:lang w:val="en-US"/>
+        </w:rPr>
+        <w:t>ie</w:t>
+      </w:r>
+      <w:proofErr w:type="spellEnd"/>
+    </w:p>
+    <w:p>
+      <w:pPr>
+        <w:pStyle w:val="Heading3"/>
+        <w:numPr>
+          <w:ilvl w:val="0"/>
+          <w:numId w:val="49"/>
+        </w:numPr>
+        <w:rPr>
+          <w:rStyle w:val="Strong"/>
+          <w:bCs/>
+          <w:lang w:val="en-US"/>
+        </w:rPr>
+      </w:pPr>
+      <w:r>
+        <w:rPr>
+          <w:rStyle w:val="Strong"/>
+          <w:bCs/>
+          <w:lang w:val="en-US"/>
+        </w:rPr>
+        <w:t>Doctor</w:t>
+      </w:r>
+    </w:p>
+    <w:p>
+      <w:pPr>
+        <w:pStyle w:val="Heading3"/>
+        <w:numPr>
+          <w:ilvl w:val="0"/>
+          <w:numId w:val="49"/>
+        </w:numPr>
+        <w:rPr>
+          <w:rStyle w:val="Strong"/>
+          <w:bCs/>
+          <w:lang w:val="en-US"/>
+        </w:rPr>
+      </w:pPr>
+      <w:r>
+        <w:rPr>
+          <w:rStyle w:val="Strong"/>
+          <w:bCs/>
+          <w:lang w:val="en-US"/>
+        </w:rPr>
+        <w:t>Patient</w:t>
+      </w:r>
+    </w:p>
+    <w:p>
+      <w:pPr>
+        <w:pStyle w:val="Heading3"/>
+        <w:numPr>
+          <w:ilvl w:val="0"/>
+          <w:numId w:val="49"/>
+        </w:numPr>
+        <w:rPr>
+          <w:rStyle w:val="Strong"/>
+          <w:bCs/>
+          <w:lang w:val="en-US"/>
+        </w:rPr>
+      </w:pPr>
+      <w:r>
+        <w:rPr>
+          <w:rStyle w:val="Strong"/>
+          <w:bCs/>
+          <w:lang w:val="en-US"/>
+        </w:rPr>
+        <w:t>Caregiver</w:t>
+      </w:r>
+    </w:p>
+    <w:p>
+      <w:pPr>
+        <w:pStyle w:val="Heading3"/>
+        <w:numPr>
+          <w:ilvl w:val="0"/>
+          <w:numId w:val="49"/>
+        </w:numPr>
+        <w:rPr>
+          <w:rStyle w:val="Strong"/>
+          <w:bCs/>
+          <w:lang w:val="en-US"/>
+        </w:rPr>
+      </w:pPr>
+      <w:r>
+        <w:rPr>
+          <w:rStyle w:val="Strong"/>
+          <w:bCs/>
+          <w:lang w:val="en-US"/>
+        </w:rPr>
+        <w:t>Admin</w:t>
+      </w:r>
+    </w:p>
+    <w:p>
+      <w:pPr>
+        <w:pStyle w:val="Heading3"/>
+        <w:rPr>
+          <w:rStyle w:val="Strong"/>
+          <w:b/>
+          <w:bCs/>
+          <w:lang w:val="en-US"/>
+        </w:rPr>
+      </w:pPr>
+      <w:r>
+        <w:rPr>
+          <w:rStyle w:val="Strong"/>
+          <w:b/>
+          <w:bCs/>
+          <w:lang w:val="en-US"/>
+        </w:rPr>
+        <w:t>A.</w:t>
+      </w:r>
+      <w:r>
+        <w:rPr>
+          <w:rStyle w:val="Strong"/>
+          <w:b/>
+          <w:bCs/>
+          <w:lang w:val="en-US"/>
+        </w:rPr>
+        <w:t>2 Patient Dashboard</w:t>
+      </w:r>
+    </w:p>
+    <w:p>
+      <w:pPr>
+        <w:pStyle w:val="Heading3"/>
+        <w:numPr>
+          <w:ilvl w:val="0"/>
+          <w:numId w:val="50"/>
+        </w:numPr>
+        <w:rPr>
+          <w:rStyle w:val="Strong"/>
+          <w:bCs/>
+          <w:lang w:val="en-US"/>
+        </w:rPr>
+      </w:pPr>
+      <w:r>
+        <w:rPr>
+          <w:rStyle w:val="Strong"/>
+          <w:bCs/>
+          <w:lang w:val="en-US"/>
+        </w:rPr>
+        <w:t>The patient</w:t>
+      </w:r>
+      <w:r>
+        <w:rPr>
+          <w:rStyle w:val="Strong"/>
+          <w:bCs/>
+          <w:lang w:val="en-US"/>
+        </w:rPr>
+        <w:t>’</w:t>
+      </w:r>
+      <w:r>
+        <w:rPr>
+          <w:rStyle w:val="Strong"/>
+          <w:bCs/>
+          <w:lang w:val="en-US"/>
+        </w:rPr>
+        <w:t>s dashboard enables CKD patients to:</w:t>
+      </w:r>
+    </w:p>
+    <w:p>
+      <w:pPr>
+        <w:pStyle w:val="Heading3"/>
+        <w:numPr>
+          <w:ilvl w:val="0"/>
+          <w:numId w:val="50"/>
+        </w:numPr>
+        <w:rPr>
+          <w:rStyle w:val="Strong"/>
+          <w:bCs/>
+          <w:lang w:val="en-US"/>
+        </w:rPr>
+      </w:pPr>
+      <w:r>
+        <w:rPr>
+          <w:rStyle w:val="Strong"/>
+          <w:bCs/>
+          <w:lang w:val="en-US"/>
+        </w:rPr>
+        <w:t>Log daily symptoms</w:t>
+      </w:r>
+    </w:p>
+    <w:p>
+      <w:pPr>
+        <w:pStyle w:val="Heading3"/>
+        <w:numPr>
+          <w:ilvl w:val="0"/>
+          <w:numId w:val="50"/>
+        </w:numPr>
+        <w:rPr>
+          <w:rStyle w:val="Strong"/>
+          <w:bCs/>
+          <w:lang w:val="en-US"/>
+        </w:rPr>
+      </w:pPr>
+      <w:r>
+        <w:rPr>
+          <w:rStyle w:val="Strong"/>
+          <w:bCs/>
+          <w:lang w:val="en-US"/>
+        </w:rPr>
+        <w:t>Record medication taken</w:t>
+      </w:r>
+    </w:p>
+    <w:p>
+      <w:pPr>
+        <w:pStyle w:val="Heading3"/>
+        <w:numPr>
+          <w:ilvl w:val="0"/>
+          <w:numId w:val="50"/>
+        </w:numPr>
+        <w:rPr>
+          <w:rStyle w:val="Strong"/>
+          <w:bCs/>
+          <w:lang w:val="en-US"/>
+        </w:rPr>
+      </w:pPr>
+      <w:r>
+        <w:rPr>
+          <w:rStyle w:val="Strong"/>
+          <w:bCs/>
+          <w:lang w:val="en-US"/>
+        </w:rPr>
+        <w:t>View AI health analysis</w:t>
+      </w:r>
+    </w:p>
+    <w:p>
+      <w:pPr>
+        <w:pStyle w:val="Heading3"/>
+        <w:numPr>
+          <w:ilvl w:val="0"/>
+          <w:numId w:val="50"/>
+        </w:numPr>
+        <w:rPr>
+          <w:rStyle w:val="Strong"/>
+          <w:bCs/>
+          <w:lang w:val="en-US"/>
+        </w:rPr>
+      </w:pPr>
+      <w:r>
+        <w:rPr>
+          <w:rStyle w:val="Strong"/>
+          <w:bCs/>
+          <w:lang w:val="en-US"/>
+        </w:rPr>
+        <w:t>Monitor Trend charts</w:t>
+      </w:r>
+    </w:p>
+    <w:p>
+      <w:pPr>
+        <w:pStyle w:val="Heading3"/>
+        <w:rPr>
+          <w:rStyle w:val="Strong"/>
+          <w:b/>
+          <w:bCs/>
+          <w:lang w:val="en-US"/>
+        </w:rPr>
+      </w:pPr>
+      <w:r>
+        <w:rPr>
+          <w:rStyle w:val="Strong"/>
+          <w:b/>
+          <w:bCs/>
+          <w:lang w:val="en-US"/>
+        </w:rPr>
+        <w:t>A.</w:t>
+      </w:r>
+      <w:r>
+        <w:rPr>
+          <w:rStyle w:val="Strong"/>
+          <w:b/>
+          <w:bCs/>
+          <w:lang w:val="en-US"/>
+        </w:rPr>
+        <w:t>4 Appointment Booking Page</w:t>
+      </w:r>
+    </w:p>
+    <w:p>
+      <w:pPr>
+        <w:pStyle w:val="Heading3"/>
+        <w:rPr>
+          <w:rStyle w:val="Strong"/>
+          <w:bCs/>
+          <w:lang w:val="en-US"/>
+        </w:rPr>
+      </w:pPr>
+      <w:r>
+        <w:rPr>
+          <w:rStyle w:val="Strong"/>
+          <w:bCs/>
+          <w:lang w:val="en-US"/>
+        </w:rPr>
+        <w:t>The lab results section displays</w:t>
+      </w:r>
+      <w:r>
+        <w:rPr>
+          <w:rStyle w:val="Strong"/>
+          <w:bCs/>
+          <w:lang w:val="en-US"/>
+        </w:rPr>
+        <w:t>:</w:t>
+      </w:r>
+    </w:p>
+    <w:p>
+      <w:pPr>
+        <w:pStyle w:val="Heading3"/>
+        <w:numPr>
+          <w:ilvl w:val="0"/>
+          <w:numId w:val="51"/>
+        </w:numPr>
+        <w:rPr>
+          <w:rStyle w:val="Strong"/>
+          <w:bCs/>
+          <w:lang w:val="en-US"/>
+        </w:rPr>
+      </w:pPr>
+      <w:r>
+        <w:rPr>
+          <w:rStyle w:val="Strong"/>
+          <w:bCs/>
+          <w:lang w:val="en-US"/>
+        </w:rPr>
+        <w:t>Appointment Scheduling</w:t>
+      </w:r>
+    </w:p>
+    <w:p>
+      <w:pPr>
+        <w:pStyle w:val="Heading3"/>
+        <w:numPr>
+          <w:ilvl w:val="0"/>
+          <w:numId w:val="51"/>
+        </w:numPr>
+        <w:rPr>
+          <w:rStyle w:val="Strong"/>
+          <w:bCs/>
+          <w:lang w:val="en-US"/>
+        </w:rPr>
+      </w:pPr>
+      <w:r>
+        <w:rPr>
+          <w:rStyle w:val="Strong"/>
+          <w:bCs/>
+          <w:lang w:val="en-US"/>
+        </w:rPr>
+        <w:t>Real time Status</w:t>
+      </w:r>
+    </w:p>
+    <w:p>
+      <w:pPr>
+        <w:pStyle w:val="Heading3"/>
+        <w:numPr>
+          <w:ilvl w:val="0"/>
+          <w:numId w:val="51"/>
+        </w:numPr>
+        <w:rPr>
+          <w:rStyle w:val="Strong"/>
+          <w:bCs/>
+          <w:lang w:val="en-US"/>
+        </w:rPr>
+      </w:pPr>
+      <w:r>
+        <w:rPr>
+          <w:rStyle w:val="Strong"/>
+          <w:bCs/>
+          <w:lang w:val="en-US"/>
+        </w:rPr>
+        <w:t>Book consultations with assigned Doctors</w:t>
+      </w:r>
+    </w:p>
+    <w:p>
+      <w:pPr>
+        <w:pStyle w:val="Heading3"/>
+        <w:rPr>
+          <w:rStyle w:val="Strong"/>
+          <w:b/>
+          <w:bCs/>
+          <w:lang w:val="en-US"/>
+        </w:rPr>
+      </w:pPr>
+      <w:r>
+        <w:rPr>
+          <w:rStyle w:val="Strong"/>
+          <w:b/>
+          <w:bCs/>
+          <w:lang w:val="en-US"/>
+        </w:rPr>
+        <w:t>A.</w:t>
+      </w:r>
+      <w:r>
+        <w:rPr>
+          <w:rStyle w:val="Strong"/>
+          <w:b/>
+          <w:bCs/>
+          <w:lang w:val="en-US"/>
+        </w:rPr>
+        <w:t>5 Laboratory</w:t>
+      </w:r>
+      <w:r>
+        <w:rPr>
+          <w:rStyle w:val="Strong"/>
+          <w:b/>
+          <w:bCs/>
+          <w:lang w:val="en-US"/>
+        </w:rPr>
+        <w:t xml:space="preserve"> Page</w:t>
+      </w:r>
+    </w:p>
+    <w:p>
+      <w:pPr>
+        <w:pStyle w:val="Heading3"/>
+        <w:rPr>
+          <w:b w:val="0"/>
+          <w:lang w:val="en-US"/>
+        </w:rPr>
+      </w:pPr>
+      <w:r>
+        <w:rPr>
+          <w:b w:val="0"/>
+          <w:lang w:val="en-US"/>
+        </w:rPr>
+        <w:t>The lab section Displays</w:t>
+      </w:r>
+    </w:p>
+    <w:p>
+      <w:pPr>
+        <w:pStyle w:val="Heading3"/>
+        <w:numPr>
+          <w:ilvl w:val="0"/>
+          <w:numId w:val="52"/>
+        </w:numPr>
+        <w:rPr>
+          <w:b w:val="0"/>
+          <w:lang w:val="en-US"/>
+        </w:rPr>
+      </w:pPr>
+      <w:r>
+        <w:rPr>
+          <w:b w:val="0"/>
+          <w:lang w:val="en-US"/>
+        </w:rPr>
+        <w:t>Test names</w:t>
+      </w:r>
+    </w:p>
+    <w:p>
+      <w:pPr>
+        <w:pStyle w:val="Heading3"/>
+        <w:numPr>
+          <w:ilvl w:val="0"/>
+          <w:numId w:val="52"/>
+        </w:numPr>
+        <w:rPr>
+          <w:b w:val="0"/>
+          <w:lang w:val="en-US"/>
+        </w:rPr>
+      </w:pPr>
+      <w:r>
+        <w:rPr>
+          <w:b w:val="0"/>
+          <w:lang w:val="en-US"/>
+        </w:rPr>
+        <w:t>Results value</w:t>
+      </w:r>
+    </w:p>
+    <w:p>
+      <w:pPr>
+        <w:pStyle w:val="Heading3"/>
+        <w:numPr>
+          <w:ilvl w:val="0"/>
+          <w:numId w:val="52"/>
+        </w:numPr>
+        <w:rPr>
+          <w:b w:val="0"/>
+          <w:lang w:val="en-US"/>
+        </w:rPr>
+      </w:pPr>
+      <w:r>
+        <w:rPr>
+          <w:b w:val="0"/>
+          <w:lang w:val="en-US"/>
+        </w:rPr>
+        <w:t>Reference ranges</w:t>
+      </w:r>
+    </w:p>
+    <w:p>
+      <w:pPr>
+        <w:pStyle w:val="Heading3"/>
+        <w:numPr>
+          <w:ilvl w:val="0"/>
+          <w:numId w:val="52"/>
+        </w:numPr>
+        <w:rPr>
+          <w:b w:val="0"/>
+          <w:lang w:val="en-US"/>
+        </w:rPr>
+      </w:pPr>
+      <w:r>
+        <w:rPr>
+          <w:b w:val="0"/>
+          <w:lang w:val="en-US"/>
+        </w:rPr>
+        <w:t>Clinical notes</w:t>
+      </w:r>
+    </w:p>
+    <w:p>
+      <w:pPr>
+        <w:pStyle w:val="Heading3"/>
+        <w:numPr>
+          <w:ilvl w:val="0"/>
+          <w:numId w:val="52"/>
+        </w:numPr>
+        <w:rPr>
+          <w:b w:val="0"/>
+          <w:lang w:val="en-US"/>
+        </w:rPr>
+      </w:pPr>
+      <w:r>
+        <w:rPr>
+          <w:b w:val="0"/>
+          <w:lang w:val="en-US"/>
+        </w:rPr>
+        <w:t>Test status</w:t>
+      </w:r>
+      <w:bookmarkStart w:id="3" w:name="_GoBack"/>
+      <w:bookmarkEnd w:id="3"/>
     </w:p>
     <w:p>
       <w:pPr>
@@ -28192,7 +28755,7 @@
       </w:pPr>
     </w:p>
     <w:sectPr>
-      <w:footerReference w:type="default" r:id="rId22"/>
+      <w:footerReference w:type="default" r:id="rId21"/>
       <w:pgSz w:w="12240" w:h="15840"/>
       <w:pgMar w:top="1440" w:right="1440" w:bottom="1440" w:left="1440" w:header="708" w:footer="708" w:gutter="0"/>
       <w:cols w:space="708"/>
@@ -28203,7 +28766,7 @@
 </file>
 
 <file path=word/endnotes.xml><?xml version="1.0" encoding="utf-8"?>
-<w:endnotes xmlns:wpc="http://schemas.microsoft.com/office/word/2010/wordprocessingCanvas" xmlns:cx="http://schemas.microsoft.com/office/drawing/2014/chartex" xmlns:cx1="http://schemas.microsoft.com/office/drawing/2015/9/8/chartex" xmlns:cx2="http://schemas.microsoft.com/office/drawing/2015/10/21/chartex" xmlns:cx3="http://schemas.microsoft.com/office/drawing/2016/5/9/chartex" xmlns:cx4="http://schemas.microsoft.com/office/drawing/2016/5/10/chartex" xmlns:cx5="http://schemas.microsoft.com/office/drawing/2016/5/11/chartex" xmlns:cx6="http://schemas.microsoft.com/office/drawing/2016/5/12/chartex" xmlns:cx7="http://schemas.microsoft.com/office/drawing/2016/5/13/chartex" xmlns:cx8="http://schemas.microsoft.com/office/drawing/2016/5/14/chartex" xmlns:mc="http://schemas.openxmlformats.org/markup-compatibility/2006" xmlns:aink="http://schemas.microsoft.com/office/drawing/2016/ink" xmlns:am3d="http://schemas.microsoft.com/office/drawing/2017/model3d" xmlns:o="urn:schemas-microsoft-com:office:office" xmlns:oel="http://schemas.microsoft.com/office/2019/extlst" xmlns:r="http://schemas.openxmlformats.org/officeDocument/2006/relationships" xmlns:m="http://schemas.openxmlformats.org/officeDocument/2006/math" xmlns:v="urn:schemas-microsoft-com:vml" xmlns:wp14="http://schemas.microsoft.com/office/word/2010/wordprocessingDrawing" xmlns:wp="http://schemas.openxmlformats.org/drawingml/2006/wordprocessingDrawing" xmlns:w10="urn:schemas-microsoft-com:office:word" xmlns:w="http://schemas.openxmlformats.org/wordprocessingml/2006/main" xmlns:w14="http://schemas.microsoft.com/office/word/2010/wordml" xmlns:w15="http://schemas.microsoft.com/office/word/2012/wordml" xmlns:w16cex="http://schemas.microsoft.com/office/word/2018/wordml/cex" xmlns:w16cid="http://schemas.microsoft.com/office/word/2016/wordml/cid" xmlns:w16="http://schemas.microsoft.com/office/word/2018/wordml" xmlns:w16sdtdh="http://schemas.microsoft.com/office/word/2020/wordml/sdtdatahash" xmlns:w16se="http://schemas.microsoft.com/office/word/2015/wordml/symex" xmlns:wpg="http://schemas.microsoft.com/office/word/2010/wordprocessingGroup" xmlns:wpi="http://schemas.microsoft.com/office/word/2010/wordprocessingInk" xmlns:wne="http://schemas.microsoft.com/office/word/2006/wordml" xmlns:wps="http://schemas.microsoft.com/office/word/2010/wordprocessingShape" mc:Ignorable="w14 w15 w16se w16cid w16 w16cex w16sdtdh wp14">
+<w:endnotes xmlns:wpc="http://schemas.microsoft.com/office/word/2010/wordprocessingCanvas" xmlns:cx="http://schemas.microsoft.com/office/drawing/2014/chartex" xmlns:cx1="http://schemas.microsoft.com/office/drawing/2015/9/8/chartex" xmlns:mc="http://schemas.openxmlformats.org/markup-compatibility/2006" xmlns:o="urn:schemas-microsoft-com:office:office" xmlns:r="http://schemas.openxmlformats.org/officeDocument/2006/relationships" xmlns:m="http://schemas.openxmlformats.org/officeDocument/2006/math" xmlns:v="urn:schemas-microsoft-com:vml" xmlns:wp14="http://schemas.microsoft.com/office/word/2010/wordprocessingDrawing" xmlns:wp="http://schemas.openxmlformats.org/drawingml/2006/wordprocessingDrawing" xmlns:w10="urn:schemas-microsoft-com:office:word" xmlns:w="http://schemas.openxmlformats.org/wordprocessingml/2006/main" xmlns:w14="http://schemas.microsoft.com/office/word/2010/wordml" xmlns:w15="http://schemas.microsoft.com/office/word/2012/wordml" xmlns:w16se="http://schemas.microsoft.com/office/word/2015/wordml/symex" xmlns:wpg="http://schemas.microsoft.com/office/word/2010/wordprocessingGroup" xmlns:wpi="http://schemas.microsoft.com/office/word/2010/wordprocessingInk" xmlns:wne="http://schemas.microsoft.com/office/word/2006/wordml" xmlns:wps="http://schemas.microsoft.com/office/word/2010/wordprocessingShape" mc:Ignorable="w14 w15 w16se wp14">
   <w:endnote w:type="separator" w:id="-1">
     <w:p>
       <w:pPr>
@@ -28228,7 +28791,7 @@
 </file>
 
 <file path=word/footer1.xml><?xml version="1.0" encoding="utf-8"?>
-<w:ftr xmlns:wpc="http://schemas.microsoft.com/office/word/2010/wordprocessingCanvas" xmlns:cx="http://schemas.microsoft.com/office/drawing/2014/chartex" xmlns:cx1="http://schemas.microsoft.com/office/drawing/2015/9/8/chartex" xmlns:cx2="http://schemas.microsoft.com/office/drawing/2015/10/21/chartex" xmlns:cx3="http://schemas.microsoft.com/office/drawing/2016/5/9/chartex" xmlns:cx4="http://schemas.microsoft.com/office/drawing/2016/5/10/chartex" xmlns:cx5="http://schemas.microsoft.com/office/drawing/2016/5/11/chartex" xmlns:cx6="http://schemas.microsoft.com/office/drawing/2016/5/12/chartex" xmlns:cx7="http://schemas.microsoft.com/office/drawing/2016/5/13/chartex" xmlns:cx8="http://schemas.microsoft.com/office/drawing/2016/5/14/chartex" xmlns:mc="http://schemas.openxmlformats.org/markup-compatibility/2006" xmlns:aink="http://schemas.microsoft.com/office/drawing/2016/ink" xmlns:am3d="http://schemas.microsoft.com/office/drawing/2017/model3d" xmlns:o="urn:schemas-microsoft-com:office:office" xmlns:oel="http://schemas.microsoft.com/office/2019/extlst" xmlns:r="http://schemas.openxmlformats.org/officeDocument/2006/relationships" xmlns:m="http://schemas.openxmlformats.org/officeDocument/2006/math" xmlns:v="urn:schemas-microsoft-com:vml" xmlns:wp14="http://schemas.microsoft.com/office/word/2010/wordprocessingDrawing" xmlns:wp="http://schemas.openxmlformats.org/drawingml/2006/wordprocessingDrawing" xmlns:w10="urn:schemas-microsoft-com:office:word" xmlns:w="http://schemas.openxmlformats.org/wordprocessingml/2006/main" xmlns:w14="http://schemas.microsoft.com/office/word/2010/wordml" xmlns:w15="http://schemas.microsoft.com/office/word/2012/wordml" xmlns:w16cex="http://schemas.microsoft.com/office/word/2018/wordml/cex" xmlns:w16cid="http://schemas.microsoft.com/office/word/2016/wordml/cid" xmlns:w16="http://schemas.microsoft.com/office/word/2018/wordml" xmlns:w16sdtdh="http://schemas.microsoft.com/office/word/2020/wordml/sdtdatahash" xmlns:w16se="http://schemas.microsoft.com/office/word/2015/wordml/symex" xmlns:wpg="http://schemas.microsoft.com/office/word/2010/wordprocessingGroup" xmlns:wpi="http://schemas.microsoft.com/office/word/2010/wordprocessingInk" xmlns:wne="http://schemas.microsoft.com/office/word/2006/wordml" xmlns:wps="http://schemas.microsoft.com/office/word/2010/wordprocessingShape" mc:Ignorable="w14 w15 w16se w16cid w16 w16cex w16sdtdh wp14">
+<w:ftr xmlns:wpc="http://schemas.microsoft.com/office/word/2010/wordprocessingCanvas" xmlns:cx="http://schemas.microsoft.com/office/drawing/2014/chartex" xmlns:cx1="http://schemas.microsoft.com/office/drawing/2015/9/8/chartex" xmlns:mc="http://schemas.openxmlformats.org/markup-compatibility/2006" xmlns:o="urn:schemas-microsoft-com:office:office" xmlns:r="http://schemas.openxmlformats.org/officeDocument/2006/relationships" xmlns:m="http://schemas.openxmlformats.org/officeDocument/2006/math" xmlns:v="urn:schemas-microsoft-com:vml" xmlns:wp14="http://schemas.microsoft.com/office/word/2010/wordprocessingDrawing" xmlns:wp="http://schemas.openxmlformats.org/drawingml/2006/wordprocessingDrawing" xmlns:w10="urn:schemas-microsoft-com:office:word" xmlns:w="http://schemas.openxmlformats.org/wordprocessingml/2006/main" xmlns:w14="http://schemas.microsoft.com/office/word/2010/wordml" xmlns:w15="http://schemas.microsoft.com/office/word/2012/wordml" xmlns:w16se="http://schemas.microsoft.com/office/word/2015/wordml/symex" xmlns:wpg="http://schemas.microsoft.com/office/word/2010/wordprocessingGroup" xmlns:wpi="http://schemas.microsoft.com/office/word/2010/wordprocessingInk" xmlns:wne="http://schemas.microsoft.com/office/word/2006/wordml" xmlns:wps="http://schemas.microsoft.com/office/word/2010/wordprocessingShape" mc:Ignorable="w14 w15 w16se wp14">
   <w:sdt>
     <w:sdtPr>
       <w:id w:val="1064843233"/>
@@ -28270,7 +28833,7 @@
             <w:bCs/>
             <w:noProof/>
           </w:rPr>
-          <w:t>2</w:t>
+          <w:t>22</w:t>
         </w:r>
         <w:r>
           <w:rPr>
@@ -28306,7 +28869,7 @@
 </file>
 
 <file path=word/footnotes.xml><?xml version="1.0" encoding="utf-8"?>
-<w:footnotes xmlns:wpc="http://schemas.microsoft.com/office/word/2010/wordprocessingCanvas" xmlns:cx="http://schemas.microsoft.com/office/drawing/2014/chartex" xmlns:cx1="http://schemas.microsoft.com/office/drawing/2015/9/8/chartex" xmlns:cx2="http://schemas.microsoft.com/office/drawing/2015/10/21/chartex" xmlns:cx3="http://schemas.microsoft.com/office/drawing/2016/5/9/chartex" xmlns:cx4="http://schemas.microsoft.com/office/drawing/2016/5/10/chartex" xmlns:cx5="http://schemas.microsoft.com/office/drawing/2016/5/11/chartex" xmlns:cx6="http://schemas.microsoft.com/office/drawing/2016/5/12/chartex" xmlns:cx7="http://schemas.microsoft.com/office/drawing/2016/5/13/chartex" xmlns:cx8="http://schemas.microsoft.com/office/drawing/2016/5/14/chartex" xmlns:mc="http://schemas.openxmlformats.org/markup-compatibility/2006" xmlns:aink="http://schemas.microsoft.com/office/drawing/2016/ink" xmlns:am3d="http://schemas.microsoft.com/office/drawing/2017/model3d" xmlns:o="urn:schemas-microsoft-com:office:office" xmlns:oel="http://schemas.microsoft.com/office/2019/extlst" xmlns:r="http://schemas.openxmlformats.org/officeDocument/2006/relationships" xmlns:m="http://schemas.openxmlformats.org/officeDocument/2006/math" xmlns:v="urn:schemas-microsoft-com:vml" xmlns:wp14="http://schemas.microsoft.com/office/word/2010/wordprocessingDrawing" xmlns:wp="http://schemas.openxmlformats.org/drawingml/2006/wordprocessingDrawing" xmlns:w10="urn:schemas-microsoft-com:office:word" xmlns:w="http://schemas.openxmlformats.org/wordprocessingml/2006/main" xmlns:w14="http://schemas.microsoft.com/office/word/2010/wordml" xmlns:w15="http://schemas.microsoft.com/office/word/2012/wordml" xmlns:w16cex="http://schemas.microsoft.com/office/word/2018/wordml/cex" xmlns:w16cid="http://schemas.microsoft.com/office/word/2016/wordml/cid" xmlns:w16="http://schemas.microsoft.com/office/word/2018/wordml" xmlns:w16sdtdh="http://schemas.microsoft.com/office/word/2020/wordml/sdtdatahash" xmlns:w16se="http://schemas.microsoft.com/office/word/2015/wordml/symex" xmlns:wpg="http://schemas.microsoft.com/office/word/2010/wordprocessingGroup" xmlns:wpi="http://schemas.microsoft.com/office/word/2010/wordprocessingInk" xmlns:wne="http://schemas.microsoft.com/office/word/2006/wordml" xmlns:wps="http://schemas.microsoft.com/office/word/2010/wordprocessingShape" mc:Ignorable="w14 w15 w16se w16cid w16 w16cex w16sdtdh wp14">
+<w:footnotes xmlns:wpc="http://schemas.microsoft.com/office/word/2010/wordprocessingCanvas" xmlns:cx="http://schemas.microsoft.com/office/drawing/2014/chartex" xmlns:cx1="http://schemas.microsoft.com/office/drawing/2015/9/8/chartex" xmlns:mc="http://schemas.openxmlformats.org/markup-compatibility/2006" xmlns:o="urn:schemas-microsoft-com:office:office" xmlns:r="http://schemas.openxmlformats.org/officeDocument/2006/relationships" xmlns:m="http://schemas.openxmlformats.org/officeDocument/2006/math" xmlns:v="urn:schemas-microsoft-com:vml" xmlns:wp14="http://schemas.microsoft.com/office/word/2010/wordprocessingDrawing" xmlns:wp="http://schemas.openxmlformats.org/drawingml/2006/wordprocessingDrawing" xmlns:w10="urn:schemas-microsoft-com:office:word" xmlns:w="http://schemas.openxmlformats.org/wordprocessingml/2006/main" xmlns:w14="http://schemas.microsoft.com/office/word/2010/wordml" xmlns:w15="http://schemas.microsoft.com/office/word/2012/wordml" xmlns:w16se="http://schemas.microsoft.com/office/word/2015/wordml/symex" xmlns:wpg="http://schemas.microsoft.com/office/word/2010/wordprocessingGroup" xmlns:wpi="http://schemas.microsoft.com/office/word/2010/wordprocessingInk" xmlns:wne="http://schemas.microsoft.com/office/word/2006/wordml" xmlns:wps="http://schemas.microsoft.com/office/word/2010/wordprocessingShape" mc:Ignorable="w14 w15 w16se wp14">
   <w:footnote w:type="separator" w:id="-1">
     <w:p>
       <w:pPr>
@@ -28331,7 +28894,7 @@
 </file>
 
 <file path=word/numbering.xml><?xml version="1.0" encoding="utf-8"?>
-<w:numbering xmlns:wpc="http://schemas.microsoft.com/office/word/2010/wordprocessingCanvas" xmlns:cx="http://schemas.microsoft.com/office/drawing/2014/chartex" xmlns:cx1="http://schemas.microsoft.com/office/drawing/2015/9/8/chartex" xmlns:cx2="http://schemas.microsoft.com/office/drawing/2015/10/21/chartex" xmlns:cx3="http://schemas.microsoft.com/office/drawing/2016/5/9/chartex" xmlns:cx4="http://schemas.microsoft.com/office/drawing/2016/5/10/chartex" xmlns:cx5="http://schemas.microsoft.com/office/drawing/2016/5/11/chartex" xmlns:cx6="http://schemas.microsoft.com/office/drawing/2016/5/12/chartex" xmlns:cx7="http://schemas.microsoft.com/office/drawing/2016/5/13/chartex" xmlns:cx8="http://schemas.microsoft.com/office/drawing/2016/5/14/chartex" xmlns:mc="http://schemas.openxmlformats.org/markup-compatibility/2006" xmlns:aink="http://schemas.microsoft.com/office/drawing/2016/ink" xmlns:am3d="http://schemas.microsoft.com/office/drawing/2017/model3d" xmlns:o="urn:schemas-microsoft-com:office:office" xmlns:oel="http://schemas.microsoft.com/office/2019/extlst" xmlns:r="http://schemas.openxmlformats.org/officeDocument/2006/relationships" xmlns:m="http://schemas.openxmlformats.org/officeDocument/2006/math" xmlns:v="urn:schemas-microsoft-com:vml" xmlns:wp14="http://schemas.microsoft.com/office/word/2010/wordprocessingDrawing" xmlns:wp="http://schemas.openxmlformats.org/drawingml/2006/wordprocessingDrawing" xmlns:w10="urn:schemas-microsoft-com:office:word" xmlns:w="http://schemas.openxmlformats.org/wordprocessingml/2006/main" xmlns:w14="http://schemas.microsoft.com/office/word/2010/wordml" xmlns:w15="http://schemas.microsoft.com/office/word/2012/wordml" xmlns:w16cex="http://schemas.microsoft.com/office/word/2018/wordml/cex" xmlns:w16cid="http://schemas.microsoft.com/office/word/2016/wordml/cid" xmlns:w16="http://schemas.microsoft.com/office/word/2018/wordml" xmlns:w16sdtdh="http://schemas.microsoft.com/office/word/2020/wordml/sdtdatahash" xmlns:w16se="http://schemas.microsoft.com/office/word/2015/wordml/symex" xmlns:wpg="http://schemas.microsoft.com/office/word/2010/wordprocessingGroup" xmlns:wpi="http://schemas.microsoft.com/office/word/2010/wordprocessingInk" xmlns:wne="http://schemas.microsoft.com/office/word/2006/wordml" xmlns:wps="http://schemas.microsoft.com/office/word/2010/wordprocessingShape" mc:Ignorable="w14 w15 w16se w16cid w16 w16cex w16sdtdh wp14">
+<w:numbering xmlns:wpc="http://schemas.microsoft.com/office/word/2010/wordprocessingCanvas" xmlns:cx="http://schemas.microsoft.com/office/drawing/2014/chartex" xmlns:cx1="http://schemas.microsoft.com/office/drawing/2015/9/8/chartex" xmlns:mc="http://schemas.openxmlformats.org/markup-compatibility/2006" xmlns:o="urn:schemas-microsoft-com:office:office" xmlns:r="http://schemas.openxmlformats.org/officeDocument/2006/relationships" xmlns:m="http://schemas.openxmlformats.org/officeDocument/2006/math" xmlns:v="urn:schemas-microsoft-com:vml" xmlns:wp14="http://schemas.microsoft.com/office/word/2010/wordprocessingDrawing" xmlns:wp="http://schemas.openxmlformats.org/drawingml/2006/wordprocessingDrawing" xmlns:w10="urn:schemas-microsoft-com:office:word" xmlns:w="http://schemas.openxmlformats.org/wordprocessingml/2006/main" xmlns:w14="http://schemas.microsoft.com/office/word/2010/wordml" xmlns:w15="http://schemas.microsoft.com/office/word/2012/wordml" xmlns:w16se="http://schemas.microsoft.com/office/word/2015/wordml/symex" xmlns:wpg="http://schemas.microsoft.com/office/word/2010/wordprocessingGroup" xmlns:wpi="http://schemas.microsoft.com/office/word/2010/wordprocessingInk" xmlns:wne="http://schemas.microsoft.com/office/word/2006/wordml" xmlns:wps="http://schemas.microsoft.com/office/word/2010/wordprocessingShape" mc:Ignorable="w14 w15 w16se wp14">
   <w:abstractNum w:abstractNumId="0" w15:restartNumberingAfterBreak="0">
     <w:nsid w:val="02E95C08"/>
     <w:multiLevelType w:val="multilevel"/>
@@ -29191,6 +29754,119 @@
     </w:lvl>
   </w:abstractNum>
   <w:abstractNum w:abstractNumId="6" w15:restartNumberingAfterBreak="0">
+    <w:nsid w:val="111C1EBB"/>
+    <w:multiLevelType w:val="hybridMultilevel"/>
+    <w:tmpl w:val="33E40CF2"/>
+    <w:lvl w:ilvl="0" w:tplc="04090009">
+      <w:start w:val="1"/>
+      <w:numFmt w:val="bullet"/>
+      <w:lvlText w:val=""/>
+      <w:lvlJc w:val="left"/>
+      <w:pPr>
+        <w:ind w:left="720" w:hanging="360"/>
+      </w:pPr>
+      <w:rPr>
+        <w:rFonts w:ascii="Wingdings" w:hAnsi="Wingdings" w:hint="default"/>
+      </w:rPr>
+    </w:lvl>
+    <w:lvl w:ilvl="1" w:tplc="04090003" w:tentative="1">
+      <w:start w:val="1"/>
+      <w:numFmt w:val="bullet"/>
+      <w:lvlText w:val="o"/>
+      <w:lvlJc w:val="left"/>
+      <w:pPr>
+        <w:ind w:left="1440" w:hanging="360"/>
+      </w:pPr>
+      <w:rPr>
+        <w:rFonts w:ascii="Courier New" w:hAnsi="Courier New" w:cs="Courier New" w:hint="default"/>
+      </w:rPr>
+    </w:lvl>
+    <w:lvl w:ilvl="2" w:tplc="04090005" w:tentative="1">
+      <w:start w:val="1"/>
+      <w:numFmt w:val="bullet"/>
+      <w:lvlText w:val=""/>
+      <w:lvlJc w:val="left"/>
+      <w:pPr>
+        <w:ind w:left="2160" w:hanging="360"/>
+      </w:pPr>
+      <w:rPr>
+        <w:rFonts w:ascii="Wingdings" w:hAnsi="Wingdings" w:hint="default"/>
+      </w:rPr>
+    </w:lvl>
+    <w:lvl w:ilvl="3" w:tplc="04090001" w:tentative="1">
+      <w:start w:val="1"/>
+      <w:numFmt w:val="bullet"/>
+      <w:lvlText w:val=""/>
+      <w:lvlJc w:val="left"/>
+      <w:pPr>
+        <w:ind w:left="2880" w:hanging="360"/>
+      </w:pPr>
+      <w:rPr>
+        <w:rFonts w:ascii="Symbol" w:hAnsi="Symbol" w:hint="default"/>
+      </w:rPr>
+    </w:lvl>
+    <w:lvl w:ilvl="4" w:tplc="04090003" w:tentative="1">
+      <w:start w:val="1"/>
+      <w:numFmt w:val="bullet"/>
+      <w:lvlText w:val="o"/>
+      <w:lvlJc w:val="left"/>
+      <w:pPr>
+        <w:ind w:left="3600" w:hanging="360"/>
+      </w:pPr>
+      <w:rPr>
+        <w:rFonts w:ascii="Courier New" w:hAnsi="Courier New" w:cs="Courier New" w:hint="default"/>
+      </w:rPr>
+    </w:lvl>
+    <w:lvl w:ilvl="5" w:tplc="04090005" w:tentative="1">
+      <w:start w:val="1"/>
+      <w:numFmt w:val="bullet"/>
+      <w:lvlText w:val=""/>
+      <w:lvlJc w:val="left"/>
+      <w:pPr>
+        <w:ind w:left="4320" w:hanging="360"/>
+      </w:pPr>
+      <w:rPr>
+        <w:rFonts w:ascii="Wingdings" w:hAnsi="Wingdings" w:hint="default"/>
+      </w:rPr>
+    </w:lvl>
+    <w:lvl w:ilvl="6" w:tplc="04090001" w:tentative="1">
+      <w:start w:val="1"/>
+      <w:numFmt w:val="bullet"/>
+      <w:lvlText w:val=""/>
+      <w:lvlJc w:val="left"/>
+      <w:pPr>
+        <w:ind w:left="5040" w:hanging="360"/>
+      </w:pPr>
+      <w:rPr>
+        <w:rFonts w:ascii="Symbol" w:hAnsi="Symbol" w:hint="default"/>
+      </w:rPr>
+    </w:lvl>
+    <w:lvl w:ilvl="7" w:tplc="04090003" w:tentative="1">
+      <w:start w:val="1"/>
+      <w:numFmt w:val="bullet"/>
+      <w:lvlText w:val="o"/>
+      <w:lvlJc w:val="left"/>
+      <w:pPr>
+        <w:ind w:left="5760" w:hanging="360"/>
+      </w:pPr>
+      <w:rPr>
+        <w:rFonts w:ascii="Courier New" w:hAnsi="Courier New" w:cs="Courier New" w:hint="default"/>
+      </w:rPr>
+    </w:lvl>
+    <w:lvl w:ilvl="8" w:tplc="04090005" w:tentative="1">
+      <w:start w:val="1"/>
+      <w:numFmt w:val="bullet"/>
+      <w:lvlText w:val=""/>
+      <w:lvlJc w:val="left"/>
+      <w:pPr>
+        <w:ind w:left="6480" w:hanging="360"/>
+      </w:pPr>
+      <w:rPr>
+        <w:rFonts w:ascii="Wingdings" w:hAnsi="Wingdings" w:hint="default"/>
+      </w:rPr>
+    </w:lvl>
+  </w:abstractNum>
+  <w:abstractNum w:abstractNumId="7" w15:restartNumberingAfterBreak="0">
     <w:nsid w:val="11D4245C"/>
     <w:multiLevelType w:val="multilevel"/>
     <w:tmpl w:val="17B6F71A"/>
@@ -29339,7 +30015,7 @@
       </w:rPr>
     </w:lvl>
   </w:abstractNum>
-  <w:abstractNum w:abstractNumId="7" w15:restartNumberingAfterBreak="0">
+  <w:abstractNum w:abstractNumId="8" w15:restartNumberingAfterBreak="0">
     <w:nsid w:val="155B689B"/>
     <w:multiLevelType w:val="multilevel"/>
     <w:tmpl w:val="722433A6"/>
@@ -29488,7 +30164,7 @@
       </w:rPr>
     </w:lvl>
   </w:abstractNum>
-  <w:abstractNum w:abstractNumId="8" w15:restartNumberingAfterBreak="0">
+  <w:abstractNum w:abstractNumId="9" w15:restartNumberingAfterBreak="0">
     <w:nsid w:val="1842413B"/>
     <w:multiLevelType w:val="multilevel"/>
     <w:tmpl w:val="0352BABA"/>
@@ -29637,7 +30313,7 @@
       </w:rPr>
     </w:lvl>
   </w:abstractNum>
-  <w:abstractNum w:abstractNumId="9" w15:restartNumberingAfterBreak="0">
+  <w:abstractNum w:abstractNumId="10" w15:restartNumberingAfterBreak="0">
     <w:nsid w:val="1C9D6160"/>
     <w:multiLevelType w:val="multilevel"/>
     <w:tmpl w:val="C1D6E662"/>
@@ -29786,7 +30462,7 @@
       </w:rPr>
     </w:lvl>
   </w:abstractNum>
-  <w:abstractNum w:abstractNumId="10" w15:restartNumberingAfterBreak="0">
+  <w:abstractNum w:abstractNumId="11" w15:restartNumberingAfterBreak="0">
     <w:nsid w:val="1D8819D2"/>
     <w:multiLevelType w:val="multilevel"/>
     <w:tmpl w:val="3F0AD1EC"/>
@@ -29935,7 +30611,7 @@
       </w:rPr>
     </w:lvl>
   </w:abstractNum>
-  <w:abstractNum w:abstractNumId="11" w15:restartNumberingAfterBreak="0">
+  <w:abstractNum w:abstractNumId="12" w15:restartNumberingAfterBreak="0">
     <w:nsid w:val="1FA70045"/>
     <w:multiLevelType w:val="multilevel"/>
     <w:tmpl w:val="297A7578"/>
@@ -30052,7 +30728,120 @@
       </w:pPr>
     </w:lvl>
   </w:abstractNum>
-  <w:abstractNum w:abstractNumId="12" w15:restartNumberingAfterBreak="0">
+  <w:abstractNum w:abstractNumId="13" w15:restartNumberingAfterBreak="0">
+    <w:nsid w:val="239B337A"/>
+    <w:multiLevelType w:val="hybridMultilevel"/>
+    <w:tmpl w:val="0360E56A"/>
+    <w:lvl w:ilvl="0" w:tplc="04090009">
+      <w:start w:val="1"/>
+      <w:numFmt w:val="bullet"/>
+      <w:lvlText w:val=""/>
+      <w:lvlJc w:val="left"/>
+      <w:pPr>
+        <w:ind w:left="720" w:hanging="360"/>
+      </w:pPr>
+      <w:rPr>
+        <w:rFonts w:ascii="Wingdings" w:hAnsi="Wingdings" w:hint="default"/>
+      </w:rPr>
+    </w:lvl>
+    <w:lvl w:ilvl="1" w:tplc="04090003" w:tentative="1">
+      <w:start w:val="1"/>
+      <w:numFmt w:val="bullet"/>
+      <w:lvlText w:val="o"/>
+      <w:lvlJc w:val="left"/>
+      <w:pPr>
+        <w:ind w:left="1440" w:hanging="360"/>
+      </w:pPr>
+      <w:rPr>
+        <w:rFonts w:ascii="Courier New" w:hAnsi="Courier New" w:cs="Courier New" w:hint="default"/>
+      </w:rPr>
+    </w:lvl>
+    <w:lvl w:ilvl="2" w:tplc="04090005" w:tentative="1">
+      <w:start w:val="1"/>
+      <w:numFmt w:val="bullet"/>
+      <w:lvlText w:val=""/>
+      <w:lvlJc w:val="left"/>
+      <w:pPr>
+        <w:ind w:left="2160" w:hanging="360"/>
+      </w:pPr>
+      <w:rPr>
+        <w:rFonts w:ascii="Wingdings" w:hAnsi="Wingdings" w:hint="default"/>
+      </w:rPr>
+    </w:lvl>
+    <w:lvl w:ilvl="3" w:tplc="04090001" w:tentative="1">
+      <w:start w:val="1"/>
+      <w:numFmt w:val="bullet"/>
+      <w:lvlText w:val=""/>
+      <w:lvlJc w:val="left"/>
+      <w:pPr>
+        <w:ind w:left="2880" w:hanging="360"/>
+      </w:pPr>
+      <w:rPr>
+        <w:rFonts w:ascii="Symbol" w:hAnsi="Symbol" w:hint="default"/>
+      </w:rPr>
+    </w:lvl>
+    <w:lvl w:ilvl="4" w:tplc="04090003" w:tentative="1">
+      <w:start w:val="1"/>
+      <w:numFmt w:val="bullet"/>
+      <w:lvlText w:val="o"/>
+      <w:lvlJc w:val="left"/>
+      <w:pPr>
+        <w:ind w:left="3600" w:hanging="360"/>
+      </w:pPr>
+      <w:rPr>
+        <w:rFonts w:ascii="Courier New" w:hAnsi="Courier New" w:cs="Courier New" w:hint="default"/>
+      </w:rPr>
+    </w:lvl>
+    <w:lvl w:ilvl="5" w:tplc="04090005" w:tentative="1">
+      <w:start w:val="1"/>
+      <w:numFmt w:val="bullet"/>
+      <w:lvlText w:val=""/>
+      <w:lvlJc w:val="left"/>
+      <w:pPr>
+        <w:ind w:left="4320" w:hanging="360"/>
+      </w:pPr>
+      <w:rPr>
+        <w:rFonts w:ascii="Wingdings" w:hAnsi="Wingdings" w:hint="default"/>
+      </w:rPr>
+    </w:lvl>
+    <w:lvl w:ilvl="6" w:tplc="04090001" w:tentative="1">
+      <w:start w:val="1"/>
+      <w:numFmt w:val="bullet"/>
+      <w:lvlText w:val=""/>
+      <w:lvlJc w:val="left"/>
+      <w:pPr>
+        <w:ind w:left="5040" w:hanging="360"/>
+      </w:pPr>
+      <w:rPr>
+        <w:rFonts w:ascii="Symbol" w:hAnsi="Symbol" w:hint="default"/>
+      </w:rPr>
+    </w:lvl>
+    <w:lvl w:ilvl="7" w:tplc="04090003" w:tentative="1">
+      <w:start w:val="1"/>
+      <w:numFmt w:val="bullet"/>
+      <w:lvlText w:val="o"/>
+      <w:lvlJc w:val="left"/>
+      <w:pPr>
+        <w:ind w:left="5760" w:hanging="360"/>
+      </w:pPr>
+      <w:rPr>
+        <w:rFonts w:ascii="Courier New" w:hAnsi="Courier New" w:cs="Courier New" w:hint="default"/>
+      </w:rPr>
+    </w:lvl>
+    <w:lvl w:ilvl="8" w:tplc="04090005" w:tentative="1">
+      <w:start w:val="1"/>
+      <w:numFmt w:val="bullet"/>
+      <w:lvlText w:val=""/>
+      <w:lvlJc w:val="left"/>
+      <w:pPr>
+        <w:ind w:left="6480" w:hanging="360"/>
+      </w:pPr>
+      <w:rPr>
+        <w:rFonts w:ascii="Wingdings" w:hAnsi="Wingdings" w:hint="default"/>
+      </w:rPr>
+    </w:lvl>
+  </w:abstractNum>
+  <w:abstractNum w:abstractNumId="14" w15:restartNumberingAfterBreak="0">
     <w:nsid w:val="25ED1D33"/>
     <w:multiLevelType w:val="multilevel"/>
     <w:tmpl w:val="056C7DD2"/>
@@ -30201,7 +30990,7 @@
       </w:rPr>
     </w:lvl>
   </w:abstractNum>
-  <w:abstractNum w:abstractNumId="13" w15:restartNumberingAfterBreak="0">
+  <w:abstractNum w:abstractNumId="15" w15:restartNumberingAfterBreak="0">
     <w:nsid w:val="29D9131E"/>
     <w:multiLevelType w:val="multilevel"/>
     <w:tmpl w:val="E318D458"/>
@@ -30350,7 +31139,7 @@
       </w:rPr>
     </w:lvl>
   </w:abstractNum>
-  <w:abstractNum w:abstractNumId="14" w15:restartNumberingAfterBreak="0">
+  <w:abstractNum w:abstractNumId="16" w15:restartNumberingAfterBreak="0">
     <w:nsid w:val="2C83669E"/>
     <w:multiLevelType w:val="multilevel"/>
     <w:tmpl w:val="2FAC4F58"/>
@@ -30499,7 +31288,7 @@
       </w:rPr>
     </w:lvl>
   </w:abstractNum>
-  <w:abstractNum w:abstractNumId="15" w15:restartNumberingAfterBreak="0">
+  <w:abstractNum w:abstractNumId="17" w15:restartNumberingAfterBreak="0">
     <w:nsid w:val="2D78122A"/>
     <w:multiLevelType w:val="multilevel"/>
     <w:tmpl w:val="33D28B58"/>
@@ -30612,7 +31401,7 @@
       </w:rPr>
     </w:lvl>
   </w:abstractNum>
-  <w:abstractNum w:abstractNumId="16" w15:restartNumberingAfterBreak="0">
+  <w:abstractNum w:abstractNumId="18" w15:restartNumberingAfterBreak="0">
     <w:nsid w:val="2F62043D"/>
     <w:multiLevelType w:val="multilevel"/>
     <w:tmpl w:val="9D508A1C"/>
@@ -30761,7 +31550,7 @@
       </w:rPr>
     </w:lvl>
   </w:abstractNum>
-  <w:abstractNum w:abstractNumId="17" w15:restartNumberingAfterBreak="0">
+  <w:abstractNum w:abstractNumId="19" w15:restartNumberingAfterBreak="0">
     <w:nsid w:val="2FB4370B"/>
     <w:multiLevelType w:val="multilevel"/>
     <w:tmpl w:val="496C05C4"/>
@@ -30910,7 +31699,7 @@
       </w:rPr>
     </w:lvl>
   </w:abstractNum>
-  <w:abstractNum w:abstractNumId="18" w15:restartNumberingAfterBreak="0">
+  <w:abstractNum w:abstractNumId="20" w15:restartNumberingAfterBreak="0">
     <w:nsid w:val="304E6209"/>
     <w:multiLevelType w:val="multilevel"/>
     <w:tmpl w:val="8D1030DC"/>
@@ -31059,7 +31848,7 @@
       </w:rPr>
     </w:lvl>
   </w:abstractNum>
-  <w:abstractNum w:abstractNumId="19" w15:restartNumberingAfterBreak="0">
+  <w:abstractNum w:abstractNumId="21" w15:restartNumberingAfterBreak="0">
     <w:nsid w:val="329F3C5A"/>
     <w:multiLevelType w:val="multilevel"/>
     <w:tmpl w:val="F26A5C20"/>
@@ -31208,7 +31997,7 @@
       </w:rPr>
     </w:lvl>
   </w:abstractNum>
-  <w:abstractNum w:abstractNumId="20" w15:restartNumberingAfterBreak="0">
+  <w:abstractNum w:abstractNumId="22" w15:restartNumberingAfterBreak="0">
     <w:nsid w:val="32B058CC"/>
     <w:multiLevelType w:val="multilevel"/>
     <w:tmpl w:val="0D8E7D82"/>
@@ -31357,7 +32146,7 @@
       </w:rPr>
     </w:lvl>
   </w:abstractNum>
-  <w:abstractNum w:abstractNumId="21" w15:restartNumberingAfterBreak="0">
+  <w:abstractNum w:abstractNumId="23" w15:restartNumberingAfterBreak="0">
     <w:nsid w:val="32F23BC7"/>
     <w:multiLevelType w:val="multilevel"/>
     <w:tmpl w:val="1412446C"/>
@@ -31506,7 +32295,120 @@
       </w:rPr>
     </w:lvl>
   </w:abstractNum>
-  <w:abstractNum w:abstractNumId="22" w15:restartNumberingAfterBreak="0">
+  <w:abstractNum w:abstractNumId="24" w15:restartNumberingAfterBreak="0">
+    <w:nsid w:val="34624605"/>
+    <w:multiLevelType w:val="hybridMultilevel"/>
+    <w:tmpl w:val="D6E6E0DE"/>
+    <w:lvl w:ilvl="0" w:tplc="04090009">
+      <w:start w:val="1"/>
+      <w:numFmt w:val="bullet"/>
+      <w:lvlText w:val=""/>
+      <w:lvlJc w:val="left"/>
+      <w:pPr>
+        <w:ind w:left="720" w:hanging="360"/>
+      </w:pPr>
+      <w:rPr>
+        <w:rFonts w:ascii="Wingdings" w:hAnsi="Wingdings" w:hint="default"/>
+      </w:rPr>
+    </w:lvl>
+    <w:lvl w:ilvl="1" w:tplc="04090003" w:tentative="1">
+      <w:start w:val="1"/>
+      <w:numFmt w:val="bullet"/>
+      <w:lvlText w:val="o"/>
+      <w:lvlJc w:val="left"/>
+      <w:pPr>
+        <w:ind w:left="1440" w:hanging="360"/>
+      </w:pPr>
+      <w:rPr>
+        <w:rFonts w:ascii="Courier New" w:hAnsi="Courier New" w:cs="Courier New" w:hint="default"/>
+      </w:rPr>
+    </w:lvl>
+    <w:lvl w:ilvl="2" w:tplc="04090005" w:tentative="1">
+      <w:start w:val="1"/>
+      <w:numFmt w:val="bullet"/>
+      <w:lvlText w:val=""/>
+      <w:lvlJc w:val="left"/>
+      <w:pPr>
+        <w:ind w:left="2160" w:hanging="360"/>
+      </w:pPr>
+      <w:rPr>
+        <w:rFonts w:ascii="Wingdings" w:hAnsi="Wingdings" w:hint="default"/>
+      </w:rPr>
+    </w:lvl>
+    <w:lvl w:ilvl="3" w:tplc="04090001" w:tentative="1">
+      <w:start w:val="1"/>
+      <w:numFmt w:val="bullet"/>
+      <w:lvlText w:val=""/>
+      <w:lvlJc w:val="left"/>
+      <w:pPr>
+        <w:ind w:left="2880" w:hanging="360"/>
+      </w:pPr>
+      <w:rPr>
+        <w:rFonts w:ascii="Symbol" w:hAnsi="Symbol" w:hint="default"/>
+      </w:rPr>
+    </w:lvl>
+    <w:lvl w:ilvl="4" w:tplc="04090003" w:tentative="1">
+      <w:start w:val="1"/>
+      <w:numFmt w:val="bullet"/>
+      <w:lvlText w:val="o"/>
+      <w:lvlJc w:val="left"/>
+      <w:pPr>
+        <w:ind w:left="3600" w:hanging="360"/>
+      </w:pPr>
+      <w:rPr>
+        <w:rFonts w:ascii="Courier New" w:hAnsi="Courier New" w:cs="Courier New" w:hint="default"/>
+      </w:rPr>
+    </w:lvl>
+    <w:lvl w:ilvl="5" w:tplc="04090005" w:tentative="1">
+      <w:start w:val="1"/>
+      <w:numFmt w:val="bullet"/>
+      <w:lvlText w:val=""/>
+      <w:lvlJc w:val="left"/>
+      <w:pPr>
+        <w:ind w:left="4320" w:hanging="360"/>
+      </w:pPr>
+      <w:rPr>
+        <w:rFonts w:ascii="Wingdings" w:hAnsi="Wingdings" w:hint="default"/>
+      </w:rPr>
+    </w:lvl>
+    <w:lvl w:ilvl="6" w:tplc="04090001" w:tentative="1">
+      <w:start w:val="1"/>
+      <w:numFmt w:val="bullet"/>
+      <w:lvlText w:val=""/>
+      <w:lvlJc w:val="left"/>
+      <w:pPr>
+        <w:ind w:left="5040" w:hanging="360"/>
+      </w:pPr>
+      <w:rPr>
+        <w:rFonts w:ascii="Symbol" w:hAnsi="Symbol" w:hint="default"/>
+      </w:rPr>
+    </w:lvl>
+    <w:lvl w:ilvl="7" w:tplc="04090003" w:tentative="1">
+      <w:start w:val="1"/>
+      <w:numFmt w:val="bullet"/>
+      <w:lvlText w:val="o"/>
+      <w:lvlJc w:val="left"/>
+      <w:pPr>
+        <w:ind w:left="5760" w:hanging="360"/>
+      </w:pPr>
+      <w:rPr>
+        <w:rFonts w:ascii="Courier New" w:hAnsi="Courier New" w:cs="Courier New" w:hint="default"/>
+      </w:rPr>
+    </w:lvl>
+    <w:lvl w:ilvl="8" w:tplc="04090005" w:tentative="1">
+      <w:start w:val="1"/>
+      <w:numFmt w:val="bullet"/>
+      <w:lvlText w:val=""/>
+      <w:lvlJc w:val="left"/>
+      <w:pPr>
+        <w:ind w:left="6480" w:hanging="360"/>
+      </w:pPr>
+      <w:rPr>
+        <w:rFonts w:ascii="Wingdings" w:hAnsi="Wingdings" w:hint="default"/>
+      </w:rPr>
+    </w:lvl>
+  </w:abstractNum>
+  <w:abstractNum w:abstractNumId="25" w15:restartNumberingAfterBreak="0">
     <w:nsid w:val="36C42B86"/>
     <w:multiLevelType w:val="multilevel"/>
     <w:tmpl w:val="D3EA3EE2"/>
@@ -31655,7 +32557,7 @@
       </w:rPr>
     </w:lvl>
   </w:abstractNum>
-  <w:abstractNum w:abstractNumId="23" w15:restartNumberingAfterBreak="0">
+  <w:abstractNum w:abstractNumId="26" w15:restartNumberingAfterBreak="0">
     <w:nsid w:val="3A3C4B43"/>
     <w:multiLevelType w:val="multilevel"/>
     <w:tmpl w:val="5C742A4A"/>
@@ -31772,7 +32674,7 @@
       </w:pPr>
     </w:lvl>
   </w:abstractNum>
-  <w:abstractNum w:abstractNumId="24" w15:restartNumberingAfterBreak="0">
+  <w:abstractNum w:abstractNumId="27" w15:restartNumberingAfterBreak="0">
     <w:nsid w:val="3BDC25EA"/>
     <w:multiLevelType w:val="multilevel"/>
     <w:tmpl w:val="68AA9910"/>
@@ -31921,7 +32823,7 @@
       </w:rPr>
     </w:lvl>
   </w:abstractNum>
-  <w:abstractNum w:abstractNumId="25" w15:restartNumberingAfterBreak="0">
+  <w:abstractNum w:abstractNumId="28" w15:restartNumberingAfterBreak="0">
     <w:nsid w:val="3DBF1B37"/>
     <w:multiLevelType w:val="multilevel"/>
     <w:tmpl w:val="9E4C7B82"/>
@@ -32070,7 +32972,7 @@
       </w:rPr>
     </w:lvl>
   </w:abstractNum>
-  <w:abstractNum w:abstractNumId="26" w15:restartNumberingAfterBreak="0">
+  <w:abstractNum w:abstractNumId="29" w15:restartNumberingAfterBreak="0">
     <w:nsid w:val="46CB152A"/>
     <w:multiLevelType w:val="hybridMultilevel"/>
     <w:tmpl w:val="ECD6957E"/>
@@ -32159,7 +33061,7 @@
       </w:pPr>
     </w:lvl>
   </w:abstractNum>
-  <w:abstractNum w:abstractNumId="27" w15:restartNumberingAfterBreak="0">
+  <w:abstractNum w:abstractNumId="30" w15:restartNumberingAfterBreak="0">
     <w:nsid w:val="47A82E97"/>
     <w:multiLevelType w:val="multilevel"/>
     <w:tmpl w:val="C510A9AC"/>
@@ -32308,7 +33210,7 @@
       </w:rPr>
     </w:lvl>
   </w:abstractNum>
-  <w:abstractNum w:abstractNumId="28" w15:restartNumberingAfterBreak="0">
+  <w:abstractNum w:abstractNumId="31" w15:restartNumberingAfterBreak="0">
     <w:nsid w:val="4BA0700B"/>
     <w:multiLevelType w:val="multilevel"/>
     <w:tmpl w:val="C8CCDDAC"/>
@@ -32457,7 +33359,7 @@
       </w:rPr>
     </w:lvl>
   </w:abstractNum>
-  <w:abstractNum w:abstractNumId="29" w15:restartNumberingAfterBreak="0">
+  <w:abstractNum w:abstractNumId="32" w15:restartNumberingAfterBreak="0">
     <w:nsid w:val="4CA22F7B"/>
     <w:multiLevelType w:val="multilevel"/>
     <w:tmpl w:val="DD4C6FD2"/>
@@ -32606,7 +33508,7 @@
       </w:rPr>
     </w:lvl>
   </w:abstractNum>
-  <w:abstractNum w:abstractNumId="30" w15:restartNumberingAfterBreak="0">
+  <w:abstractNum w:abstractNumId="33" w15:restartNumberingAfterBreak="0">
     <w:nsid w:val="52624FB8"/>
     <w:multiLevelType w:val="multilevel"/>
     <w:tmpl w:val="F8465A5E"/>
@@ -32755,7 +33657,7 @@
       </w:rPr>
     </w:lvl>
   </w:abstractNum>
-  <w:abstractNum w:abstractNumId="31" w15:restartNumberingAfterBreak="0">
+  <w:abstractNum w:abstractNumId="34" w15:restartNumberingAfterBreak="0">
     <w:nsid w:val="527F0699"/>
     <w:multiLevelType w:val="multilevel"/>
     <w:tmpl w:val="4F6AF69E"/>
@@ -32904,7 +33806,7 @@
       </w:rPr>
     </w:lvl>
   </w:abstractNum>
-  <w:abstractNum w:abstractNumId="32" w15:restartNumberingAfterBreak="0">
+  <w:abstractNum w:abstractNumId="35" w15:restartNumberingAfterBreak="0">
     <w:nsid w:val="52E5670B"/>
     <w:multiLevelType w:val="multilevel"/>
     <w:tmpl w:val="B23885B8"/>
@@ -33053,7 +33955,7 @@
       </w:rPr>
     </w:lvl>
   </w:abstractNum>
-  <w:abstractNum w:abstractNumId="33" w15:restartNumberingAfterBreak="0">
+  <w:abstractNum w:abstractNumId="36" w15:restartNumberingAfterBreak="0">
     <w:nsid w:val="5BF511E8"/>
     <w:multiLevelType w:val="multilevel"/>
     <w:tmpl w:val="630887B4"/>
@@ -33202,7 +34104,7 @@
       </w:rPr>
     </w:lvl>
   </w:abstractNum>
-  <w:abstractNum w:abstractNumId="34" w15:restartNumberingAfterBreak="0">
+  <w:abstractNum w:abstractNumId="37" w15:restartNumberingAfterBreak="0">
     <w:nsid w:val="5C381691"/>
     <w:multiLevelType w:val="multilevel"/>
     <w:tmpl w:val="B55AEAC6"/>
@@ -33351,7 +34253,7 @@
       </w:rPr>
     </w:lvl>
   </w:abstractNum>
-  <w:abstractNum w:abstractNumId="35" w15:restartNumberingAfterBreak="0">
+  <w:abstractNum w:abstractNumId="38" w15:restartNumberingAfterBreak="0">
     <w:nsid w:val="5EA10DBA"/>
     <w:multiLevelType w:val="multilevel"/>
     <w:tmpl w:val="32CAE65A"/>
@@ -33500,7 +34402,7 @@
       </w:rPr>
     </w:lvl>
   </w:abstractNum>
-  <w:abstractNum w:abstractNumId="36" w15:restartNumberingAfterBreak="0">
+  <w:abstractNum w:abstractNumId="39" w15:restartNumberingAfterBreak="0">
     <w:nsid w:val="5EA34AF5"/>
     <w:multiLevelType w:val="multilevel"/>
     <w:tmpl w:val="C15ED620"/>
@@ -33613,7 +34515,7 @@
       </w:pPr>
     </w:lvl>
   </w:abstractNum>
-  <w:abstractNum w:abstractNumId="37" w15:restartNumberingAfterBreak="0">
+  <w:abstractNum w:abstractNumId="40" w15:restartNumberingAfterBreak="0">
     <w:nsid w:val="60CF3838"/>
     <w:multiLevelType w:val="multilevel"/>
     <w:tmpl w:val="D12E7376"/>
@@ -33726,7 +34628,7 @@
       </w:pPr>
     </w:lvl>
   </w:abstractNum>
-  <w:abstractNum w:abstractNumId="38" w15:restartNumberingAfterBreak="0">
+  <w:abstractNum w:abstractNumId="41" w15:restartNumberingAfterBreak="0">
     <w:nsid w:val="61DE5976"/>
     <w:multiLevelType w:val="multilevel"/>
     <w:tmpl w:val="838AD658"/>
@@ -33847,7 +34749,7 @@
       </w:pPr>
     </w:lvl>
   </w:abstractNum>
-  <w:abstractNum w:abstractNumId="39" w15:restartNumberingAfterBreak="0">
+  <w:abstractNum w:abstractNumId="42" w15:restartNumberingAfterBreak="0">
     <w:nsid w:val="622F73BB"/>
     <w:multiLevelType w:val="multilevel"/>
     <w:tmpl w:val="3C8E7392"/>
@@ -33996,7 +34898,7 @@
       </w:rPr>
     </w:lvl>
   </w:abstractNum>
-  <w:abstractNum w:abstractNumId="40" w15:restartNumberingAfterBreak="0">
+  <w:abstractNum w:abstractNumId="43" w15:restartNumberingAfterBreak="0">
     <w:nsid w:val="62B91E5D"/>
     <w:multiLevelType w:val="multilevel"/>
     <w:tmpl w:val="B136D40E"/>
@@ -34145,7 +35047,7 @@
       </w:rPr>
     </w:lvl>
   </w:abstractNum>
-  <w:abstractNum w:abstractNumId="41" w15:restartNumberingAfterBreak="0">
+  <w:abstractNum w:abstractNumId="44" w15:restartNumberingAfterBreak="0">
     <w:nsid w:val="64A716C0"/>
     <w:multiLevelType w:val="multilevel"/>
     <w:tmpl w:val="93BAC1CE"/>
@@ -34294,7 +35196,7 @@
       </w:rPr>
     </w:lvl>
   </w:abstractNum>
-  <w:abstractNum w:abstractNumId="42" w15:restartNumberingAfterBreak="0">
+  <w:abstractNum w:abstractNumId="45" w15:restartNumberingAfterBreak="0">
     <w:nsid w:val="66661BC2"/>
     <w:multiLevelType w:val="multilevel"/>
     <w:tmpl w:val="1C66F08E"/>
@@ -34443,7 +35345,7 @@
       </w:rPr>
     </w:lvl>
   </w:abstractNum>
-  <w:abstractNum w:abstractNumId="43" w15:restartNumberingAfterBreak="0">
+  <w:abstractNum w:abstractNumId="46" w15:restartNumberingAfterBreak="0">
     <w:nsid w:val="67126ED8"/>
     <w:multiLevelType w:val="multilevel"/>
     <w:tmpl w:val="627E07C0"/>
@@ -34556,7 +35458,7 @@
       </w:pPr>
     </w:lvl>
   </w:abstractNum>
-  <w:abstractNum w:abstractNumId="44" w15:restartNumberingAfterBreak="0">
+  <w:abstractNum w:abstractNumId="47" w15:restartNumberingAfterBreak="0">
     <w:nsid w:val="6B014E75"/>
     <w:multiLevelType w:val="multilevel"/>
     <w:tmpl w:val="324E544E"/>
@@ -34673,7 +35575,7 @@
       </w:pPr>
     </w:lvl>
   </w:abstractNum>
-  <w:abstractNum w:abstractNumId="45" w15:restartNumberingAfterBreak="0">
+  <w:abstractNum w:abstractNumId="48" w15:restartNumberingAfterBreak="0">
     <w:nsid w:val="6CB10860"/>
     <w:multiLevelType w:val="multilevel"/>
     <w:tmpl w:val="DB08641C"/>
@@ -34822,7 +35724,120 @@
       </w:rPr>
     </w:lvl>
   </w:abstractNum>
-  <w:abstractNum w:abstractNumId="46" w15:restartNumberingAfterBreak="0">
+  <w:abstractNum w:abstractNumId="49" w15:restartNumberingAfterBreak="0">
+    <w:nsid w:val="752C6E2E"/>
+    <w:multiLevelType w:val="hybridMultilevel"/>
+    <w:tmpl w:val="32509CDE"/>
+    <w:lvl w:ilvl="0" w:tplc="04090009">
+      <w:start w:val="1"/>
+      <w:numFmt w:val="bullet"/>
+      <w:lvlText w:val=""/>
+      <w:lvlJc w:val="left"/>
+      <w:pPr>
+        <w:ind w:left="720" w:hanging="360"/>
+      </w:pPr>
+      <w:rPr>
+        <w:rFonts w:ascii="Wingdings" w:hAnsi="Wingdings" w:hint="default"/>
+      </w:rPr>
+    </w:lvl>
+    <w:lvl w:ilvl="1" w:tplc="04090003" w:tentative="1">
+      <w:start w:val="1"/>
+      <w:numFmt w:val="bullet"/>
+      <w:lvlText w:val="o"/>
+      <w:lvlJc w:val="left"/>
+      <w:pPr>
+        <w:ind w:left="1440" w:hanging="360"/>
+      </w:pPr>
+      <w:rPr>
+        <w:rFonts w:ascii="Courier New" w:hAnsi="Courier New" w:cs="Courier New" w:hint="default"/>
+      </w:rPr>
+    </w:lvl>
+    <w:lvl w:ilvl="2" w:tplc="04090005" w:tentative="1">
+      <w:start w:val="1"/>
+      <w:numFmt w:val="bullet"/>
+      <w:lvlText w:val=""/>
+      <w:lvlJc w:val="left"/>
+      <w:pPr>
+        <w:ind w:left="2160" w:hanging="360"/>
+      </w:pPr>
+      <w:rPr>
+        <w:rFonts w:ascii="Wingdings" w:hAnsi="Wingdings" w:hint="default"/>
+      </w:rPr>
+    </w:lvl>
+    <w:lvl w:ilvl="3" w:tplc="04090001" w:tentative="1">
+      <w:start w:val="1"/>
+      <w:numFmt w:val="bullet"/>
+      <w:lvlText w:val=""/>
+      <w:lvlJc w:val="left"/>
+      <w:pPr>
+        <w:ind w:left="2880" w:hanging="360"/>
+      </w:pPr>
+      <w:rPr>
+        <w:rFonts w:ascii="Symbol" w:hAnsi="Symbol" w:hint="default"/>
+      </w:rPr>
+    </w:lvl>
+    <w:lvl w:ilvl="4" w:tplc="04090003" w:tentative="1">
+      <w:start w:val="1"/>
+      <w:numFmt w:val="bullet"/>
+      <w:lvlText w:val="o"/>
+      <w:lvlJc w:val="left"/>
+      <w:pPr>
+        <w:ind w:left="3600" w:hanging="360"/>
+      </w:pPr>
+      <w:rPr>
+        <w:rFonts w:ascii="Courier New" w:hAnsi="Courier New" w:cs="Courier New" w:hint="default"/>
+      </w:rPr>
+    </w:lvl>
+    <w:lvl w:ilvl="5" w:tplc="04090005" w:tentative="1">
+      <w:start w:val="1"/>
+      <w:numFmt w:val="bullet"/>
+      <w:lvlText w:val=""/>
+      <w:lvlJc w:val="left"/>
+      <w:pPr>
+        <w:ind w:left="4320" w:hanging="360"/>
+      </w:pPr>
+      <w:rPr>
+        <w:rFonts w:ascii="Wingdings" w:hAnsi="Wingdings" w:hint="default"/>
+      </w:rPr>
+    </w:lvl>
+    <w:lvl w:ilvl="6" w:tplc="04090001" w:tentative="1">
+      <w:start w:val="1"/>
+      <w:numFmt w:val="bullet"/>
+      <w:lvlText w:val=""/>
+      <w:lvlJc w:val="left"/>
+      <w:pPr>
+        <w:ind w:left="5040" w:hanging="360"/>
+      </w:pPr>
+      <w:rPr>
+        <w:rFonts w:ascii="Symbol" w:hAnsi="Symbol" w:hint="default"/>
+      </w:rPr>
+    </w:lvl>
+    <w:lvl w:ilvl="7" w:tplc="04090003" w:tentative="1">
+      <w:start w:val="1"/>
+      <w:numFmt w:val="bullet"/>
+      <w:lvlText w:val="o"/>
+      <w:lvlJc w:val="left"/>
+      <w:pPr>
+        <w:ind w:left="5760" w:hanging="360"/>
+      </w:pPr>
+      <w:rPr>
+        <w:rFonts w:ascii="Courier New" w:hAnsi="Courier New" w:cs="Courier New" w:hint="default"/>
+      </w:rPr>
+    </w:lvl>
+    <w:lvl w:ilvl="8" w:tplc="04090005" w:tentative="1">
+      <w:start w:val="1"/>
+      <w:numFmt w:val="bullet"/>
+      <w:lvlText w:val=""/>
+      <w:lvlJc w:val="left"/>
+      <w:pPr>
+        <w:ind w:left="6480" w:hanging="360"/>
+      </w:pPr>
+      <w:rPr>
+        <w:rFonts w:ascii="Wingdings" w:hAnsi="Wingdings" w:hint="default"/>
+      </w:rPr>
+    </w:lvl>
+  </w:abstractNum>
+  <w:abstractNum w:abstractNumId="50" w15:restartNumberingAfterBreak="0">
     <w:nsid w:val="77F65BD9"/>
     <w:multiLevelType w:val="multilevel"/>
     <w:tmpl w:val="DF8A2BB0"/>
@@ -34935,7 +35950,7 @@
       </w:pPr>
     </w:lvl>
   </w:abstractNum>
-  <w:abstractNum w:abstractNumId="47" w15:restartNumberingAfterBreak="0">
+  <w:abstractNum w:abstractNumId="51" w15:restartNumberingAfterBreak="0">
     <w:nsid w:val="7C691007"/>
     <w:multiLevelType w:val="multilevel"/>
     <w:tmpl w:val="1110D0CC"/>
@@ -35056,156 +36071,168 @@
       </w:pPr>
     </w:lvl>
   </w:abstractNum>
-  <w:num w:numId="1" w16cid:durableId="801195287">
+  <w:num w:numId="1">
+    <w:abstractNumId w:val="29"/>
+  </w:num>
+  <w:num w:numId="2">
+    <w:abstractNumId w:val="2"/>
+  </w:num>
+  <w:num w:numId="3">
+    <w:abstractNumId w:val="50"/>
+  </w:num>
+  <w:num w:numId="4">
     <w:abstractNumId w:val="26"/>
   </w:num>
-  <w:num w:numId="2" w16cid:durableId="1219434419">
-    <w:abstractNumId w:val="2"/>
+  <w:num w:numId="5">
+    <w:abstractNumId w:val="4"/>
   </w:num>
-  <w:num w:numId="3" w16cid:durableId="1206480592">
+  <w:num w:numId="6">
+    <w:abstractNumId w:val="20"/>
+  </w:num>
+  <w:num w:numId="7">
+    <w:abstractNumId w:val="43"/>
+  </w:num>
+  <w:num w:numId="8">
+    <w:abstractNumId w:val="11"/>
+  </w:num>
+  <w:num w:numId="9">
+    <w:abstractNumId w:val="31"/>
+  </w:num>
+  <w:num w:numId="10">
+    <w:abstractNumId w:val="30"/>
+  </w:num>
+  <w:num w:numId="11">
+    <w:abstractNumId w:val="19"/>
+  </w:num>
+  <w:num w:numId="12">
+    <w:abstractNumId w:val="22"/>
+  </w:num>
+  <w:num w:numId="13">
+    <w:abstractNumId w:val="18"/>
+  </w:num>
+  <w:num w:numId="14">
+    <w:abstractNumId w:val="34"/>
+  </w:num>
+  <w:num w:numId="15">
+    <w:abstractNumId w:val="3"/>
+  </w:num>
+  <w:num w:numId="16">
+    <w:abstractNumId w:val="1"/>
+  </w:num>
+  <w:num w:numId="17">
+    <w:abstractNumId w:val="44"/>
+  </w:num>
+  <w:num w:numId="18">
+    <w:abstractNumId w:val="14"/>
+  </w:num>
+  <w:num w:numId="19">
+    <w:abstractNumId w:val="9"/>
+  </w:num>
+  <w:num w:numId="20">
+    <w:abstractNumId w:val="7"/>
+  </w:num>
+  <w:num w:numId="21">
+    <w:abstractNumId w:val="15"/>
+  </w:num>
+  <w:num w:numId="22">
+    <w:abstractNumId w:val="32"/>
+  </w:num>
+  <w:num w:numId="23">
+    <w:abstractNumId w:val="28"/>
+  </w:num>
+  <w:num w:numId="24">
     <w:abstractNumId w:val="46"/>
   </w:num>
-  <w:num w:numId="4" w16cid:durableId="937252079">
+  <w:num w:numId="25">
+    <w:abstractNumId w:val="39"/>
+  </w:num>
+  <w:num w:numId="26">
+    <w:abstractNumId w:val="37"/>
+  </w:num>
+  <w:num w:numId="27">
+    <w:abstractNumId w:val="38"/>
+  </w:num>
+  <w:num w:numId="28">
+    <w:abstractNumId w:val="8"/>
+  </w:num>
+  <w:num w:numId="29">
+    <w:abstractNumId w:val="5"/>
+  </w:num>
+  <w:num w:numId="30">
+    <w:abstractNumId w:val="33"/>
+  </w:num>
+  <w:num w:numId="31">
+    <w:abstractNumId w:val="16"/>
+  </w:num>
+  <w:num w:numId="32">
+    <w:abstractNumId w:val="21"/>
+  </w:num>
+  <w:num w:numId="33">
+    <w:abstractNumId w:val="35"/>
+  </w:num>
+  <w:num w:numId="34">
+    <w:abstractNumId w:val="40"/>
+  </w:num>
+  <w:num w:numId="35">
+    <w:abstractNumId w:val="42"/>
+  </w:num>
+  <w:num w:numId="36">
+    <w:abstractNumId w:val="10"/>
+  </w:num>
+  <w:num w:numId="37">
+    <w:abstractNumId w:val="41"/>
+  </w:num>
+  <w:num w:numId="38">
     <w:abstractNumId w:val="23"/>
   </w:num>
-  <w:num w:numId="5" w16cid:durableId="2113668458">
-    <w:abstractNumId w:val="4"/>
+  <w:num w:numId="39">
+    <w:abstractNumId w:val="25"/>
   </w:num>
-  <w:num w:numId="6" w16cid:durableId="718896030">
-    <w:abstractNumId w:val="18"/>
+  <w:num w:numId="40">
+    <w:abstractNumId w:val="51"/>
   </w:num>
-  <w:num w:numId="7" w16cid:durableId="1811482555">
-    <w:abstractNumId w:val="40"/>
+  <w:num w:numId="41">
+    <w:abstractNumId w:val="45"/>
   </w:num>
-  <w:num w:numId="8" w16cid:durableId="509756567">
-    <w:abstractNumId w:val="10"/>
+  <w:num w:numId="42">
+    <w:abstractNumId w:val="0"/>
   </w:num>
-  <w:num w:numId="9" w16cid:durableId="539439305">
-    <w:abstractNumId w:val="28"/>
+  <w:num w:numId="43">
+    <w:abstractNumId w:val="12"/>
   </w:num>
-  <w:num w:numId="10" w16cid:durableId="1317032328">
+  <w:num w:numId="44">
+    <w:abstractNumId w:val="47"/>
+  </w:num>
+  <w:num w:numId="45">
+    <w:abstractNumId w:val="36"/>
+  </w:num>
+  <w:num w:numId="46">
+    <w:abstractNumId w:val="48"/>
+  </w:num>
+  <w:num w:numId="47">
     <w:abstractNumId w:val="27"/>
   </w:num>
-  <w:num w:numId="11" w16cid:durableId="2083789307">
+  <w:num w:numId="48">
     <w:abstractNumId w:val="17"/>
   </w:num>
-  <w:num w:numId="12" w16cid:durableId="399987100">
-    <w:abstractNumId w:val="20"/>
-  </w:num>
-  <w:num w:numId="13" w16cid:durableId="597371304">
-    <w:abstractNumId w:val="16"/>
-  </w:num>
-  <w:num w:numId="14" w16cid:durableId="549145712">
-    <w:abstractNumId w:val="31"/>
-  </w:num>
-  <w:num w:numId="15" w16cid:durableId="548809553">
-    <w:abstractNumId w:val="3"/>
-  </w:num>
-  <w:num w:numId="16" w16cid:durableId="1811361062">
-    <w:abstractNumId w:val="1"/>
-  </w:num>
-  <w:num w:numId="17" w16cid:durableId="1032805257">
-    <w:abstractNumId w:val="41"/>
-  </w:num>
-  <w:num w:numId="18" w16cid:durableId="92209766">
-    <w:abstractNumId w:val="12"/>
-  </w:num>
-  <w:num w:numId="19" w16cid:durableId="196741165">
-    <w:abstractNumId w:val="8"/>
-  </w:num>
-  <w:num w:numId="20" w16cid:durableId="1818060875">
-    <w:abstractNumId w:val="6"/>
-  </w:num>
-  <w:num w:numId="21" w16cid:durableId="241722941">
+  <w:num w:numId="49">
     <w:abstractNumId w:val="13"/>
   </w:num>
-  <w:num w:numId="22" w16cid:durableId="817456559">
-    <w:abstractNumId w:val="29"/>
-  </w:num>
-  <w:num w:numId="23" w16cid:durableId="10498938">
-    <w:abstractNumId w:val="25"/>
-  </w:num>
-  <w:num w:numId="24" w16cid:durableId="770008516">
-    <w:abstractNumId w:val="43"/>
-  </w:num>
-  <w:num w:numId="25" w16cid:durableId="196939804">
-    <w:abstractNumId w:val="36"/>
-  </w:num>
-  <w:num w:numId="26" w16cid:durableId="691106295">
-    <w:abstractNumId w:val="34"/>
-  </w:num>
-  <w:num w:numId="27" w16cid:durableId="969089410">
-    <w:abstractNumId w:val="35"/>
-  </w:num>
-  <w:num w:numId="28" w16cid:durableId="643702490">
-    <w:abstractNumId w:val="7"/>
-  </w:num>
-  <w:num w:numId="29" w16cid:durableId="1918436160">
-    <w:abstractNumId w:val="5"/>
-  </w:num>
-  <w:num w:numId="30" w16cid:durableId="204371866">
-    <w:abstractNumId w:val="30"/>
-  </w:num>
-  <w:num w:numId="31" w16cid:durableId="243297652">
-    <w:abstractNumId w:val="14"/>
-  </w:num>
-  <w:num w:numId="32" w16cid:durableId="329797391">
-    <w:abstractNumId w:val="19"/>
-  </w:num>
-  <w:num w:numId="33" w16cid:durableId="1269579941">
-    <w:abstractNumId w:val="32"/>
-  </w:num>
-  <w:num w:numId="34" w16cid:durableId="1763914123">
-    <w:abstractNumId w:val="37"/>
-  </w:num>
-  <w:num w:numId="35" w16cid:durableId="709451203">
-    <w:abstractNumId w:val="39"/>
-  </w:num>
-  <w:num w:numId="36" w16cid:durableId="397479932">
-    <w:abstractNumId w:val="9"/>
-  </w:num>
-  <w:num w:numId="37" w16cid:durableId="432821689">
-    <w:abstractNumId w:val="38"/>
-  </w:num>
-  <w:num w:numId="38" w16cid:durableId="1418748403">
-    <w:abstractNumId w:val="21"/>
-  </w:num>
-  <w:num w:numId="39" w16cid:durableId="1071856153">
-    <w:abstractNumId w:val="22"/>
-  </w:num>
-  <w:num w:numId="40" w16cid:durableId="1212763373">
-    <w:abstractNumId w:val="47"/>
-  </w:num>
-  <w:num w:numId="41" w16cid:durableId="604388246">
-    <w:abstractNumId w:val="42"/>
-  </w:num>
-  <w:num w:numId="42" w16cid:durableId="1787196852">
-    <w:abstractNumId w:val="0"/>
-  </w:num>
-  <w:num w:numId="43" w16cid:durableId="1148590740">
-    <w:abstractNumId w:val="11"/>
-  </w:num>
-  <w:num w:numId="44" w16cid:durableId="225532680">
-    <w:abstractNumId w:val="44"/>
-  </w:num>
-  <w:num w:numId="45" w16cid:durableId="871771999">
-    <w:abstractNumId w:val="33"/>
-  </w:num>
-  <w:num w:numId="46" w16cid:durableId="1794591128">
-    <w:abstractNumId w:val="45"/>
-  </w:num>
-  <w:num w:numId="47" w16cid:durableId="1130978296">
+  <w:num w:numId="50">
     <w:abstractNumId w:val="24"/>
   </w:num>
-  <w:num w:numId="48" w16cid:durableId="709913467">
-    <w:abstractNumId w:val="15"/>
+  <w:num w:numId="51">
+    <w:abstractNumId w:val="49"/>
+  </w:num>
+  <w:num w:numId="52">
+    <w:abstractNumId w:val="6"/>
   </w:num>
   <w:numIdMacAtCleanup w:val="47"/>
 </w:numbering>
 </file>
 
 <file path=word/styles.xml><?xml version="1.0" encoding="utf-8"?>
-<w:styles xmlns:mc="http://schemas.openxmlformats.org/markup-compatibility/2006" xmlns:r="http://schemas.openxmlformats.org/officeDocument/2006/relationships" xmlns:w="http://schemas.openxmlformats.org/wordprocessingml/2006/main" xmlns:w14="http://schemas.microsoft.com/office/word/2010/wordml" xmlns:w15="http://schemas.microsoft.com/office/word/2012/wordml" xmlns:w16cex="http://schemas.microsoft.com/office/word/2018/wordml/cex" xmlns:w16cid="http://schemas.microsoft.com/office/word/2016/wordml/cid" xmlns:w16="http://schemas.microsoft.com/office/word/2018/wordml" xmlns:w16sdtdh="http://schemas.microsoft.com/office/word/2020/wordml/sdtdatahash" xmlns:w16se="http://schemas.microsoft.com/office/word/2015/wordml/symex" mc:Ignorable="w14 w15 w16se w16cid w16 w16cex w16sdtdh">
+<w:styles xmlns:mc="http://schemas.openxmlformats.org/markup-compatibility/2006" xmlns:r="http://schemas.openxmlformats.org/officeDocument/2006/relationships" xmlns:w="http://schemas.openxmlformats.org/wordprocessingml/2006/main" xmlns:w14="http://schemas.microsoft.com/office/word/2010/wordml" xmlns:w15="http://schemas.microsoft.com/office/word/2012/wordml" xmlns:w16se="http://schemas.microsoft.com/office/word/2015/wordml/symex" mc:Ignorable="w14 w15 w16se">
   <w:docDefaults>
     <w:rPrDefault>
       <w:rPr>
@@ -35221,7 +36248,7 @@
       </w:pPr>
     </w:pPrDefault>
   </w:docDefaults>
-  <w:latentStyles w:defLockedState="0" w:defUIPriority="99" w:defSemiHidden="0" w:defUnhideWhenUsed="0" w:defQFormat="0" w:count="376">
+  <w:latentStyles w:defLockedState="0" w:defUIPriority="99" w:defSemiHidden="0" w:defUnhideWhenUsed="0" w:defQFormat="0" w:count="371">
     <w:lsdException w:name="Normal" w:uiPriority="0" w:qFormat="1"/>
     <w:lsdException w:name="heading 1" w:uiPriority="9" w:qFormat="1"/>
     <w:lsdException w:name="heading 2" w:semiHidden="1" w:uiPriority="9" w:unhideWhenUsed="1" w:qFormat="1"/>
@@ -35593,11 +36620,6 @@
     <w:lsdException w:name="List Table 5 Dark Accent 6" w:uiPriority="50"/>
     <w:lsdException w:name="List Table 6 Colorful Accent 6" w:uiPriority="51"/>
     <w:lsdException w:name="List Table 7 Colorful Accent 6" w:uiPriority="52"/>
-    <w:lsdException w:name="Mention" w:semiHidden="1" w:unhideWhenUsed="1"/>
-    <w:lsdException w:name="Smart Hyperlink" w:semiHidden="1" w:unhideWhenUsed="1"/>
-    <w:lsdException w:name="Hashtag" w:semiHidden="1" w:unhideWhenUsed="1"/>
-    <w:lsdException w:name="Unresolved Mention" w:semiHidden="1" w:unhideWhenUsed="1"/>
-    <w:lsdException w:name="Smart Link" w:semiHidden="1" w:unhideWhenUsed="1"/>
   </w:latentStyles>
   <w:style w:type="paragraph" w:default="1" w:styleId="Normal">
     <w:name w:val="Normal"/>
@@ -35665,7 +36687,7 @@
       <w:bCs/>
       <w:sz w:val="27"/>
       <w:szCs w:val="27"/>
-      <w:lang w:val="en-KE" w:eastAsia="en-KE"/>
+      <w:lang/>
     </w:rPr>
   </w:style>
   <w:style w:type="paragraph" w:styleId="Heading4">
@@ -35694,6 +36716,7 @@
   <w:style w:type="character" w:default="1" w:styleId="DefaultParagraphFont">
     <w:name w:val="Default Paragraph Font"/>
     <w:uiPriority w:val="1"/>
+    <w:semiHidden/>
     <w:unhideWhenUsed/>
   </w:style>
   <w:style w:type="table" w:default="1" w:styleId="TableNormal">
@@ -35729,7 +36752,7 @@
       <w:bCs/>
       <w:sz w:val="27"/>
       <w:szCs w:val="27"/>
-      <w:lang w:val="en-KE" w:eastAsia="en-KE"/>
+      <w:lang/>
     </w:rPr>
   </w:style>
   <w:style w:type="character" w:styleId="Strong">
@@ -35756,7 +36779,7 @@
       <w:rFonts w:ascii="Times New Roman" w:eastAsia="Times New Roman" w:hAnsi="Times New Roman" w:cs="Times New Roman"/>
       <w:sz w:val="24"/>
       <w:szCs w:val="24"/>
-      <w:lang w:val="en-KE" w:eastAsia="en-KE"/>
+      <w:lang/>
     </w:rPr>
   </w:style>
   <w:style w:type="paragraph" w:styleId="ListParagraph">
@@ -35987,7 +37010,7 @@
       <w:u w:val="single"/>
     </w:rPr>
   </w:style>
-  <w:style w:type="character" w:styleId="UnresolvedMention">
+  <w:style w:type="character" w:customStyle="1" w:styleId="UnresolvedMention">
     <w:name w:val="Unresolved Mention"/>
     <w:basedOn w:val="DefaultParagraphFont"/>
     <w:uiPriority w:val="99"/>
@@ -36135,6 +37158,558 @@
     <w:rsid w:val="00146816"/>
   </w:style>
 </w:styles>
+</file>
+
+<file path=word/glossary/document.xml><?xml version="1.0" encoding="utf-8"?>
+<w:glossaryDocument xmlns:wpc="http://schemas.microsoft.com/office/word/2010/wordprocessingCanvas" xmlns:cx="http://schemas.microsoft.com/office/drawing/2014/chartex" xmlns:cx1="http://schemas.microsoft.com/office/drawing/2015/9/8/chartex" xmlns:mc="http://schemas.openxmlformats.org/markup-compatibility/2006" xmlns:o="urn:schemas-microsoft-com:office:office" xmlns:r="http://schemas.openxmlformats.org/officeDocument/2006/relationships" xmlns:m="http://schemas.openxmlformats.org/officeDocument/2006/math" xmlns:v="urn:schemas-microsoft-com:vml" xmlns:wp14="http://schemas.microsoft.com/office/word/2010/wordprocessingDrawing" xmlns:wp="http://schemas.openxmlformats.org/drawingml/2006/wordprocessingDrawing" xmlns:w10="urn:schemas-microsoft-com:office:word" xmlns:w="http://schemas.openxmlformats.org/wordprocessingml/2006/main" xmlns:w14="http://schemas.microsoft.com/office/word/2010/wordml" xmlns:w15="http://schemas.microsoft.com/office/word/2012/wordml" xmlns:w16se="http://schemas.microsoft.com/office/word/2015/wordml/symex" xmlns:wpg="http://schemas.microsoft.com/office/word/2010/wordprocessingGroup" xmlns:wpi="http://schemas.microsoft.com/office/word/2010/wordprocessingInk" xmlns:wne="http://schemas.microsoft.com/office/word/2006/wordml" xmlns:wps="http://schemas.microsoft.com/office/word/2010/wordprocessingShape" mc:Ignorable="w14 w15 w16se wp14"/>
+</file>
+
+<file path=word/glossary/fontTable.xml><?xml version="1.0" encoding="utf-8"?>
+<w:fonts xmlns:mc="http://schemas.openxmlformats.org/markup-compatibility/2006" xmlns:r="http://schemas.openxmlformats.org/officeDocument/2006/relationships" xmlns:w="http://schemas.openxmlformats.org/wordprocessingml/2006/main" xmlns:w14="http://schemas.microsoft.com/office/word/2010/wordml" xmlns:w15="http://schemas.microsoft.com/office/word/2012/wordml" xmlns:w16se="http://schemas.microsoft.com/office/word/2015/wordml/symex" mc:Ignorable="w14 w15 w16se">
+  <w:font w:name="Symbol">
+    <w:panose1 w:val="05050102010706020507"/>
+    <w:charset w:val="02"/>
+    <w:family w:val="roman"/>
+    <w:pitch w:val="variable"/>
+    <w:sig w:usb0="00000000" w:usb1="10000000" w:usb2="00000000" w:usb3="00000000" w:csb0="80000000" w:csb1="00000000"/>
+  </w:font>
+  <w:font w:name="Times New Roman">
+    <w:panose1 w:val="02020603050405020304"/>
+    <w:charset w:val="00"/>
+    <w:family w:val="roman"/>
+    <w:pitch w:val="variable"/>
+    <w:sig w:usb0="E0002EFF" w:usb1="C000785B" w:usb2="00000009" w:usb3="00000000" w:csb0="000001FF" w:csb1="00000000"/>
+  </w:font>
+  <w:font w:name="Courier New">
+    <w:panose1 w:val="02070309020205020404"/>
+    <w:charset w:val="00"/>
+    <w:family w:val="modern"/>
+    <w:pitch w:val="fixed"/>
+    <w:sig w:usb0="E0002EFF" w:usb1="C0007843" w:usb2="00000009" w:usb3="00000000" w:csb0="000001FF" w:csb1="00000000"/>
+  </w:font>
+  <w:font w:name="Wingdings">
+    <w:panose1 w:val="05000000000000000000"/>
+    <w:charset w:val="02"/>
+    <w:family w:val="auto"/>
+    <w:pitch w:val="variable"/>
+    <w:sig w:usb0="00000000" w:usb1="10000000" w:usb2="00000000" w:usb3="00000000" w:csb0="80000000" w:csb1="00000000"/>
+  </w:font>
+  <w:font w:name="Calibri">
+    <w:panose1 w:val="020F0502020204030204"/>
+    <w:charset w:val="00"/>
+    <w:family w:val="swiss"/>
+    <w:pitch w:val="variable"/>
+    <w:sig w:usb0="E4002EFF" w:usb1="C000247B" w:usb2="00000009" w:usb3="00000000" w:csb0="000001FF" w:csb1="00000000"/>
+  </w:font>
+  <w:font w:name="Calibri Light">
+    <w:panose1 w:val="020F0302020204030204"/>
+    <w:charset w:val="00"/>
+    <w:family w:val="swiss"/>
+    <w:pitch w:val="variable"/>
+    <w:sig w:usb0="E4002EFF" w:usb1="C000247B" w:usb2="00000009" w:usb3="00000000" w:csb0="000001FF" w:csb1="00000000"/>
+  </w:font>
+  <w:font w:name="Segoe UI">
+    <w:altName w:val="Segoe UI"/>
+    <w:panose1 w:val="020B0502040204020203"/>
+    <w:charset w:val="00"/>
+    <w:family w:val="swiss"/>
+    <w:pitch w:val="variable"/>
+    <w:sig w:usb0="E4002EFF" w:usb1="C000E47F" w:usb2="00000009" w:usb3="00000000" w:csb0="000001FF" w:csb1="00000000"/>
+  </w:font>
+</w:fonts>
+</file>
+
+<file path=word/glossary/settings.xml><?xml version="1.0" encoding="utf-8"?>
+<w:settings xmlns:mc="http://schemas.openxmlformats.org/markup-compatibility/2006" xmlns:o="urn:schemas-microsoft-com:office:office" xmlns:r="http://schemas.openxmlformats.org/officeDocument/2006/relationships" xmlns:m="http://schemas.openxmlformats.org/officeDocument/2006/math" xmlns:v="urn:schemas-microsoft-com:vml" xmlns:w10="urn:schemas-microsoft-com:office:word" xmlns:w="http://schemas.openxmlformats.org/wordprocessingml/2006/main" xmlns:w14="http://schemas.microsoft.com/office/word/2010/wordml" xmlns:w15="http://schemas.microsoft.com/office/word/2012/wordml" xmlns:w16se="http://schemas.microsoft.com/office/word/2015/wordml/symex" xmlns:sl="http://schemas.openxmlformats.org/schemaLibrary/2006/main" mc:Ignorable="w14 w15 w16se">
+  <w:view w:val="normal"/>
+  <w:defaultTabStop w:val="720"/>
+  <w:characterSpacingControl w:val="doNotCompress"/>
+  <w:compat>
+    <w:useFELayout/>
+    <w:compatSetting w:name="compatibilityMode" w:uri="http://schemas.microsoft.com/office/word" w:val="15"/>
+    <w:compatSetting w:name="overrideTableStyleFontSizeAndJustification" w:uri="http://schemas.microsoft.com/office/word" w:val="1"/>
+    <w:compatSetting w:name="enableOpenTypeFeatures" w:uri="http://schemas.microsoft.com/office/word" w:val="1"/>
+    <w:compatSetting w:name="doNotFlipMirrorIndents" w:uri="http://schemas.microsoft.com/office/word" w:val="1"/>
+    <w:compatSetting w:name="differentiateMultirowTableHeaders" w:uri="http://schemas.microsoft.com/office/word" w:val="1"/>
+  </w:compat>
+  <w:rsids>
+    <w:rsidRoot w:val="002A3291"/>
+    <w:rsid w:val="002A3291"/>
+  </w:rsids>
+  <m:mathPr>
+    <m:mathFont m:val="Cambria Math"/>
+    <m:brkBin m:val="before"/>
+    <m:brkBinSub m:val="--"/>
+    <m:smallFrac m:val="0"/>
+    <m:dispDef/>
+    <m:lMargin m:val="0"/>
+    <m:rMargin m:val="0"/>
+    <m:defJc m:val="centerGroup"/>
+    <m:wrapIndent m:val="1440"/>
+    <m:intLim m:val="subSup"/>
+    <m:naryLim m:val="undOvr"/>
+  </m:mathPr>
+  <w:themeFontLang w:val="en-US"/>
+  <w:clrSchemeMapping w:bg1="light1" w:t1="dark1" w:bg2="light2" w:t2="dark2" w:accent1="accent1" w:accent2="accent2" w:accent3="accent3" w:accent4="accent4" w:accent5="accent5" w:accent6="accent6" w:hyperlink="hyperlink" w:followedHyperlink="followedHyperlink"/>
+  <w:decimalSymbol w:val="."/>
+  <w:listSeparator w:val=","/>
+  <w15:chartTrackingRefBased/>
+</w:settings>
+</file>
+
+<file path=word/glossary/styles.xml><?xml version="1.0" encoding="utf-8"?>
+<w:styles xmlns:mc="http://schemas.openxmlformats.org/markup-compatibility/2006" xmlns:r="http://schemas.openxmlformats.org/officeDocument/2006/relationships" xmlns:w="http://schemas.openxmlformats.org/wordprocessingml/2006/main" xmlns:w14="http://schemas.microsoft.com/office/word/2010/wordml" xmlns:w15="http://schemas.microsoft.com/office/word/2012/wordml" xmlns:w16se="http://schemas.microsoft.com/office/word/2015/wordml/symex" mc:Ignorable="w14 w15 w16se">
+  <w:docDefaults>
+    <w:rPrDefault>
+      <w:rPr>
+        <w:rFonts w:asciiTheme="minorHAnsi" w:eastAsiaTheme="minorEastAsia" w:hAnsiTheme="minorHAnsi" w:cstheme="minorBidi"/>
+        <w:sz w:val="22"/>
+        <w:szCs w:val="22"/>
+        <w:lang w:val="en-US" w:eastAsia="en-US" w:bidi="ar-SA"/>
+      </w:rPr>
+    </w:rPrDefault>
+    <w:pPrDefault>
+      <w:pPr>
+        <w:spacing w:after="160" w:line="259" w:lineRule="auto"/>
+      </w:pPr>
+    </w:pPrDefault>
+  </w:docDefaults>
+  <w:latentStyles w:defLockedState="0" w:defUIPriority="99" w:defSemiHidden="0" w:defUnhideWhenUsed="0" w:defQFormat="0" w:count="371">
+    <w:lsdException w:name="Normal" w:uiPriority="0" w:qFormat="1"/>
+    <w:lsdException w:name="heading 1" w:uiPriority="9" w:qFormat="1"/>
+    <w:lsdException w:name="heading 2" w:semiHidden="1" w:uiPriority="9" w:unhideWhenUsed="1" w:qFormat="1"/>
+    <w:lsdException w:name="heading 3" w:semiHidden="1" w:uiPriority="9" w:unhideWhenUsed="1" w:qFormat="1"/>
+    <w:lsdException w:name="heading 4" w:semiHidden="1" w:uiPriority="9" w:unhideWhenUsed="1" w:qFormat="1"/>
+    <w:lsdException w:name="heading 5" w:semiHidden="1" w:uiPriority="9" w:unhideWhenUsed="1" w:qFormat="1"/>
+    <w:lsdException w:name="heading 6" w:semiHidden="1" w:uiPriority="9" w:unhideWhenUsed="1" w:qFormat="1"/>
+    <w:lsdException w:name="heading 7" w:semiHidden="1" w:uiPriority="9" w:unhideWhenUsed="1" w:qFormat="1"/>
+    <w:lsdException w:name="heading 8" w:semiHidden="1" w:uiPriority="9" w:unhideWhenUsed="1" w:qFormat="1"/>
+    <w:lsdException w:name="heading 9" w:semiHidden="1" w:uiPriority="9" w:unhideWhenUsed="1" w:qFormat="1"/>
+    <w:lsdException w:name="index 1" w:semiHidden="1" w:unhideWhenUsed="1"/>
+    <w:lsdException w:name="index 2" w:semiHidden="1" w:unhideWhenUsed="1"/>
+    <w:lsdException w:name="index 3" w:semiHidden="1" w:unhideWhenUsed="1"/>
+    <w:lsdException w:name="index 4" w:semiHidden="1" w:unhideWhenUsed="1"/>
+    <w:lsdException w:name="index 5" w:semiHidden="1" w:unhideWhenUsed="1"/>
+    <w:lsdException w:name="index 6" w:semiHidden="1" w:unhideWhenUsed="1"/>
+    <w:lsdException w:name="index 7" w:semiHidden="1" w:unhideWhenUsed="1"/>
+    <w:lsdException w:name="index 8" w:semiHidden="1" w:unhideWhenUsed="1"/>
+    <w:lsdException w:name="index 9" w:semiHidden="1" w:unhideWhenUsed="1"/>
+    <w:lsdException w:name="toc 1" w:semiHidden="1" w:uiPriority="39" w:unhideWhenUsed="1"/>
+    <w:lsdException w:name="toc 2" w:semiHidden="1" w:uiPriority="39" w:unhideWhenUsed="1"/>
+    <w:lsdException w:name="toc 3" w:semiHidden="1" w:uiPriority="39" w:unhideWhenUsed="1"/>
+    <w:lsdException w:name="toc 4" w:semiHidden="1" w:uiPriority="39" w:unhideWhenUsed="1"/>
+    <w:lsdException w:name="toc 5" w:semiHidden="1" w:uiPriority="39" w:unhideWhenUsed="1"/>
+    <w:lsdException w:name="toc 6" w:semiHidden="1" w:uiPriority="39" w:unhideWhenUsed="1"/>
+    <w:lsdException w:name="toc 7" w:semiHidden="1" w:uiPriority="39" w:unhideWhenUsed="1"/>
+    <w:lsdException w:name="toc 8" w:semiHidden="1" w:uiPriority="39" w:unhideWhenUsed="1"/>
+    <w:lsdException w:name="toc 9" w:semiHidden="1" w:uiPriority="39" w:unhideWhenUsed="1"/>
+    <w:lsdException w:name="Normal Indent" w:semiHidden="1" w:unhideWhenUsed="1"/>
+    <w:lsdException w:name="footnote text" w:semiHidden="1" w:unhideWhenUsed="1"/>
+    <w:lsdException w:name="annotation text" w:semiHidden="1" w:unhideWhenUsed="1"/>
+    <w:lsdException w:name="header" w:semiHidden="1" w:unhideWhenUsed="1"/>
+    <w:lsdException w:name="footer" w:semiHidden="1" w:unhideWhenUsed="1"/>
+    <w:lsdException w:name="index heading" w:semiHidden="1" w:unhideWhenUsed="1"/>
+    <w:lsdException w:name="caption" w:semiHidden="1" w:uiPriority="35" w:unhideWhenUsed="1" w:qFormat="1"/>
+    <w:lsdException w:name="table of figures" w:semiHidden="1" w:unhideWhenUsed="1"/>
+    <w:lsdException w:name="envelope address" w:semiHidden="1" w:unhideWhenUsed="1"/>
+    <w:lsdException w:name="envelope return" w:semiHidden="1" w:unhideWhenUsed="1"/>
+    <w:lsdException w:name="footnote reference" w:semiHidden="1" w:unhideWhenUsed="1"/>
+    <w:lsdException w:name="annotation reference" w:semiHidden="1" w:unhideWhenUsed="1"/>
+    <w:lsdException w:name="line number" w:semiHidden="1" w:unhideWhenUsed="1"/>
+    <w:lsdException w:name="page number" w:semiHidden="1" w:unhideWhenUsed="1"/>
+    <w:lsdException w:name="endnote reference" w:semiHidden="1" w:unhideWhenUsed="1"/>
+    <w:lsdException w:name="endnote text" w:semiHidden="1" w:unhideWhenUsed="1"/>
+    <w:lsdException w:name="table of authorities" w:semiHidden="1" w:unhideWhenUsed="1"/>
+    <w:lsdException w:name="macro" w:semiHidden="1" w:unhideWhenUsed="1"/>
+    <w:lsdException w:name="toa heading" w:semiHidden="1" w:unhideWhenUsed="1"/>
+    <w:lsdException w:name="List" w:semiHidden="1" w:unhideWhenUsed="1"/>
+    <w:lsdException w:name="List Bullet" w:semiHidden="1" w:unhideWhenUsed="1"/>
+    <w:lsdException w:name="List Number" w:semiHidden="1" w:unhideWhenUsed="1"/>
+    <w:lsdException w:name="List 2" w:semiHidden="1" w:unhideWhenUsed="1"/>
+    <w:lsdException w:name="List 3" w:semiHidden="1" w:unhideWhenUsed="1"/>
+    <w:lsdException w:name="List 4" w:semiHidden="1" w:unhideWhenUsed="1"/>
+    <w:lsdException w:name="List 5" w:semiHidden="1" w:unhideWhenUsed="1"/>
+    <w:lsdException w:name="List Bullet 2" w:semiHidden="1" w:unhideWhenUsed="1"/>
+    <w:lsdException w:name="List Bullet 3" w:semiHidden="1" w:unhideWhenUsed="1"/>
+    <w:lsdException w:name="List Bullet 4" w:semiHidden="1" w:unhideWhenUsed="1"/>
+    <w:lsdException w:name="List Bullet 5" w:semiHidden="1" w:unhideWhenUsed="1"/>
+    <w:lsdException w:name="List Number 2" w:semiHidden="1" w:unhideWhenUsed="1"/>
+    <w:lsdException w:name="List Number 3" w:semiHidden="1" w:unhideWhenUsed="1"/>
+    <w:lsdException w:name="List Number 4" w:semiHidden="1" w:unhideWhenUsed="1"/>
+    <w:lsdException w:name="List Number 5" w:semiHidden="1" w:unhideWhenUsed="1"/>
+    <w:lsdException w:name="Title" w:uiPriority="10" w:qFormat="1"/>
+    <w:lsdException w:name="Closing" w:semiHidden="1" w:unhideWhenUsed="1"/>
+    <w:lsdException w:name="Signature" w:semiHidden="1" w:unhideWhenUsed="1"/>
+    <w:lsdException w:name="Default Paragraph Font" w:semiHidden="1" w:uiPriority="1" w:unhideWhenUsed="1"/>
+    <w:lsdException w:name="Body Text" w:semiHidden="1" w:unhideWhenUsed="1"/>
+    <w:lsdException w:name="Body Text Indent" w:semiHidden="1" w:unhideWhenUsed="1"/>
+    <w:lsdException w:name="List Continue" w:semiHidden="1" w:unhideWhenUsed="1"/>
+    <w:lsdException w:name="List Continue 2" w:semiHidden="1" w:unhideWhenUsed="1"/>
+    <w:lsdException w:name="List Continue 3" w:semiHidden="1" w:unhideWhenUsed="1"/>
+    <w:lsdException w:name="List Continue 4" w:semiHidden="1" w:unhideWhenUsed="1"/>
+    <w:lsdException w:name="List Continue 5" w:semiHidden="1" w:unhideWhenUsed="1"/>
+    <w:lsdException w:name="Message Header" w:semiHidden="1" w:unhideWhenUsed="1"/>
+    <w:lsdException w:name="Subtitle" w:uiPriority="11" w:qFormat="1"/>
+    <w:lsdException w:name="Salutation" w:semiHidden="1" w:unhideWhenUsed="1"/>
+    <w:lsdException w:name="Date" w:semiHidden="1" w:unhideWhenUsed="1"/>
+    <w:lsdException w:name="Body Text First Indent" w:semiHidden="1" w:unhideWhenUsed="1"/>
+    <w:lsdException w:name="Body Text First Indent 2" w:semiHidden="1" w:unhideWhenUsed="1"/>
+    <w:lsdException w:name="Note Heading" w:semiHidden="1" w:unhideWhenUsed="1"/>
+    <w:lsdException w:name="Body Text 2" w:semiHidden="1" w:unhideWhenUsed="1"/>
+    <w:lsdException w:name="Body Text 3" w:semiHidden="1" w:unhideWhenUsed="1"/>
+    <w:lsdException w:name="Body Text Indent 2" w:semiHidden="1" w:unhideWhenUsed="1"/>
+    <w:lsdException w:name="Body Text Indent 3" w:semiHidden="1" w:unhideWhenUsed="1"/>
+    <w:lsdException w:name="Block Text" w:semiHidden="1" w:unhideWhenUsed="1"/>
+    <w:lsdException w:name="Hyperlink" w:semiHidden="1" w:unhideWhenUsed="1"/>
+    <w:lsdException w:name="FollowedHyperlink" w:semiHidden="1" w:unhideWhenUsed="1"/>
+    <w:lsdException w:name="Strong" w:uiPriority="22" w:qFormat="1"/>
+    <w:lsdException w:name="Emphasis" w:uiPriority="20" w:qFormat="1"/>
+    <w:lsdException w:name="Document Map" w:semiHidden="1" w:unhideWhenUsed="1"/>
+    <w:lsdException w:name="Plain Text" w:semiHidden="1" w:unhideWhenUsed="1"/>
+    <w:lsdException w:name="E-mail Signature" w:semiHidden="1" w:unhideWhenUsed="1"/>
+    <w:lsdException w:name="HTML Top of Form" w:semiHidden="1" w:unhideWhenUsed="1"/>
+    <w:lsdException w:name="HTML Bottom of Form" w:semiHidden="1" w:unhideWhenUsed="1"/>
+    <w:lsdException w:name="Normal (Web)" w:semiHidden="1" w:unhideWhenUsed="1"/>
+    <w:lsdException w:name="HTML Acronym" w:semiHidden="1" w:unhideWhenUsed="1"/>
+    <w:lsdException w:name="HTML Address" w:semiHidden="1" w:unhideWhenUsed="1"/>
+    <w:lsdException w:name="HTML Cite" w:semiHidden="1" w:unhideWhenUsed="1"/>
+    <w:lsdException w:name="HTML Code" w:semiHidden="1" w:unhideWhenUsed="1"/>
+    <w:lsdException w:name="HTML Definition" w:semiHidden="1" w:unhideWhenUsed="1"/>
+    <w:lsdException w:name="HTML Keyboard" w:semiHidden="1" w:unhideWhenUsed="1"/>
+    <w:lsdException w:name="HTML Preformatted" w:semiHidden="1" w:unhideWhenUsed="1"/>
+    <w:lsdException w:name="HTML Sample" w:semiHidden="1" w:unhideWhenUsed="1"/>
+    <w:lsdException w:name="HTML Typewriter" w:semiHidden="1" w:unhideWhenUsed="1"/>
+    <w:lsdException w:name="HTML Variable" w:semiHidden="1" w:unhideWhenUsed="1"/>
+    <w:lsdException w:name="Normal Table" w:semiHidden="1" w:unhideWhenUsed="1"/>
+    <w:lsdException w:name="annotation subject" w:semiHidden="1" w:unhideWhenUsed="1"/>
+    <w:lsdException w:name="No List" w:semiHidden="1" w:unhideWhenUsed="1"/>
+    <w:lsdException w:name="Outline List 1" w:semiHidden="1" w:unhideWhenUsed="1"/>
+    <w:lsdException w:name="Outline List 2" w:semiHidden="1" w:unhideWhenUsed="1"/>
+    <w:lsdException w:name="Outline List 3" w:semiHidden="1" w:unhideWhenUsed="1"/>
+    <w:lsdException w:name="Table Simple 1" w:semiHidden="1" w:unhideWhenUsed="1"/>
+    <w:lsdException w:name="Table Simple 2" w:semiHidden="1" w:unhideWhenUsed="1"/>
+    <w:lsdException w:name="Table Simple 3" w:semiHidden="1" w:unhideWhenUsed="1"/>
+    <w:lsdException w:name="Table Classic 1" w:semiHidden="1" w:unhideWhenUsed="1"/>
+    <w:lsdException w:name="Table Classic 2" w:semiHidden="1" w:unhideWhenUsed="1"/>
+    <w:lsdException w:name="Table Classic 3" w:semiHidden="1" w:unhideWhenUsed="1"/>
+    <w:lsdException w:name="Table Classic 4" w:semiHidden="1" w:unhideWhenUsed="1"/>
+    <w:lsdException w:name="Table Colorful 1" w:semiHidden="1" w:unhideWhenUsed="1"/>
+    <w:lsdException w:name="Table Colorful 2" w:semiHidden="1" w:unhideWhenUsed="1"/>
+    <w:lsdException w:name="Table Colorful 3" w:semiHidden="1" w:unhideWhenUsed="1"/>
+    <w:lsdException w:name="Table Columns 1" w:semiHidden="1" w:unhideWhenUsed="1"/>
+    <w:lsdException w:name="Table Columns 2" w:semiHidden="1" w:unhideWhenUsed="1"/>
+    <w:lsdException w:name="Table Columns 3" w:semiHidden="1" w:unhideWhenUsed="1"/>
+    <w:lsdException w:name="Table Columns 4" w:semiHidden="1" w:unhideWhenUsed="1"/>
+    <w:lsdException w:name="Table Columns 5" w:semiHidden="1" w:unhideWhenUsed="1"/>
+    <w:lsdException w:name="Table Grid 1" w:semiHidden="1" w:unhideWhenUsed="1"/>
+    <w:lsdException w:name="Table Grid 2" w:semiHidden="1" w:unhideWhenUsed="1"/>
+    <w:lsdException w:name="Table Grid 3" w:semiHidden="1" w:unhideWhenUsed="1"/>
+    <w:lsdException w:name="Table Grid 4" w:semiHidden="1" w:unhideWhenUsed="1"/>
+    <w:lsdException w:name="Table Grid 5" w:semiHidden="1" w:unhideWhenUsed="1"/>
+    <w:lsdException w:name="Table Grid 6" w:semiHidden="1" w:unhideWhenUsed="1"/>
+    <w:lsdException w:name="Table Grid 7" w:semiHidden="1" w:unhideWhenUsed="1"/>
+    <w:lsdException w:name="Table Grid 8" w:semiHidden="1" w:unhideWhenUsed="1"/>
+    <w:lsdException w:name="Table List 1" w:semiHidden="1" w:unhideWhenUsed="1"/>
+    <w:lsdException w:name="Table List 2" w:semiHidden="1" w:unhideWhenUsed="1"/>
+    <w:lsdException w:name="Table List 3" w:semiHidden="1" w:unhideWhenUsed="1"/>
+    <w:lsdException w:name="Table List 4" w:semiHidden="1" w:unhideWhenUsed="1"/>
+    <w:lsdException w:name="Table List 5" w:semiHidden="1" w:unhideWhenUsed="1"/>
+    <w:lsdException w:name="Table List 6" w:semiHidden="1" w:unhideWhenUsed="1"/>
+    <w:lsdException w:name="Table List 7" w:semiHidden="1" w:unhideWhenUsed="1"/>
+    <w:lsdException w:name="Table List 8" w:semiHidden="1" w:unhideWhenUsed="1"/>
+    <w:lsdException w:name="Table 3D effects 1" w:semiHidden="1" w:unhideWhenUsed="1"/>
+    <w:lsdException w:name="Table 3D effects 2" w:semiHidden="1" w:unhideWhenUsed="1"/>
+    <w:lsdException w:name="Table 3D effects 3" w:semiHidden="1" w:unhideWhenUsed="1"/>
+    <w:lsdException w:name="Table Contemporary" w:semiHidden="1" w:unhideWhenUsed="1"/>
+    <w:lsdException w:name="Table Elegant" w:semiHidden="1" w:unhideWhenUsed="1"/>
+    <w:lsdException w:name="Table Professional" w:semiHidden="1" w:unhideWhenUsed="1"/>
+    <w:lsdException w:name="Table Subtle 1" w:semiHidden="1" w:unhideWhenUsed="1"/>
+    <w:lsdException w:name="Table Subtle 2" w:semiHidden="1" w:unhideWhenUsed="1"/>
+    <w:lsdException w:name="Table Web 1" w:semiHidden="1" w:unhideWhenUsed="1"/>
+    <w:lsdException w:name="Table Web 2" w:semiHidden="1" w:unhideWhenUsed="1"/>
+    <w:lsdException w:name="Table Web 3" w:semiHidden="1" w:unhideWhenUsed="1"/>
+    <w:lsdException w:name="Balloon Text" w:semiHidden="1" w:unhideWhenUsed="1"/>
+    <w:lsdException w:name="Table Grid" w:uiPriority="39"/>
+    <w:lsdException w:name="Table Theme" w:semiHidden="1" w:unhideWhenUsed="1"/>
+    <w:lsdException w:name="Placeholder Text" w:semiHidden="1"/>
+    <w:lsdException w:name="No Spacing" w:uiPriority="1" w:qFormat="1"/>
+    <w:lsdException w:name="Light Shading" w:uiPriority="60"/>
+    <w:lsdException w:name="Light List" w:uiPriority="61"/>
+    <w:lsdException w:name="Light Grid" w:uiPriority="62"/>
+    <w:lsdException w:name="Medium Shading 1" w:uiPriority="63"/>
+    <w:lsdException w:name="Medium Shading 2" w:uiPriority="64"/>
+    <w:lsdException w:name="Medium List 1" w:uiPriority="65"/>
+    <w:lsdException w:name="Medium List 2" w:uiPriority="66"/>
+    <w:lsdException w:name="Medium Grid 1" w:uiPriority="67"/>
+    <w:lsdException w:name="Medium Grid 2" w:uiPriority="68"/>
+    <w:lsdException w:name="Medium Grid 3" w:uiPriority="69"/>
+    <w:lsdException w:name="Dark List" w:uiPriority="70"/>
+    <w:lsdException w:name="Colorful Shading" w:uiPriority="71"/>
+    <w:lsdException w:name="Colorful List" w:uiPriority="72"/>
+    <w:lsdException w:name="Colorful Grid" w:uiPriority="73"/>
+    <w:lsdException w:name="Light Shading Accent 1" w:uiPriority="60"/>
+    <w:lsdException w:name="Light List Accent 1" w:uiPriority="61"/>
+    <w:lsdException w:name="Light Grid Accent 1" w:uiPriority="62"/>
+    <w:lsdException w:name="Medium Shading 1 Accent 1" w:uiPriority="63"/>
+    <w:lsdException w:name="Medium Shading 2 Accent 1" w:uiPriority="64"/>
+    <w:lsdException w:name="Medium List 1 Accent 1" w:uiPriority="65"/>
+    <w:lsdException w:name="Revision" w:semiHidden="1"/>
+    <w:lsdException w:name="List Paragraph" w:uiPriority="34" w:qFormat="1"/>
+    <w:lsdException w:name="Quote" w:uiPriority="29" w:qFormat="1"/>
+    <w:lsdException w:name="Intense Quote" w:uiPriority="30" w:qFormat="1"/>
+    <w:lsdException w:name="Medium List 2 Accent 1" w:uiPriority="66"/>
+    <w:lsdException w:name="Medium Grid 1 Accent 1" w:uiPriority="67"/>
+    <w:lsdException w:name="Medium Grid 2 Accent 1" w:uiPriority="68"/>
+    <w:lsdException w:name="Medium Grid 3 Accent 1" w:uiPriority="69"/>
+    <w:lsdException w:name="Dark List Accent 1" w:uiPriority="70"/>
+    <w:lsdException w:name="Colorful Shading Accent 1" w:uiPriority="71"/>
+    <w:lsdException w:name="Colorful List Accent 1" w:uiPriority="72"/>
+    <w:lsdException w:name="Colorful Grid Accent 1" w:uiPriority="73"/>
+    <w:lsdException w:name="Light Shading Accent 2" w:uiPriority="60"/>
+    <w:lsdException w:name="Light List Accent 2" w:uiPriority="61"/>
+    <w:lsdException w:name="Light Grid Accent 2" w:uiPriority="62"/>
+    <w:lsdException w:name="Medium Shading 1 Accent 2" w:uiPriority="63"/>
+    <w:lsdException w:name="Medium Shading 2 Accent 2" w:uiPriority="64"/>
+    <w:lsdException w:name="Medium List 1 Accent 2" w:uiPriority="65"/>
+    <w:lsdException w:name="Medium List 2 Accent 2" w:uiPriority="66"/>
+    <w:lsdException w:name="Medium Grid 1 Accent 2" w:uiPriority="67"/>
+    <w:lsdException w:name="Medium Grid 2 Accent 2" w:uiPriority="68"/>
+    <w:lsdException w:name="Medium Grid 3 Accent 2" w:uiPriority="69"/>
+    <w:lsdException w:name="Dark List Accent 2" w:uiPriority="70"/>
+    <w:lsdException w:name="Colorful Shading Accent 2" w:uiPriority="71"/>
+    <w:lsdException w:name="Colorful List Accent 2" w:uiPriority="72"/>
+    <w:lsdException w:name="Colorful Grid Accent 2" w:uiPriority="73"/>
+    <w:lsdException w:name="Light Shading Accent 3" w:uiPriority="60"/>
+    <w:lsdException w:name="Light List Accent 3" w:uiPriority="61"/>
+    <w:lsdException w:name="Light Grid Accent 3" w:uiPriority="62"/>
+    <w:lsdException w:name="Medium Shading 1 Accent 3" w:uiPriority="63"/>
+    <w:lsdException w:name="Medium Shading 2 Accent 3" w:uiPriority="64"/>
+    <w:lsdException w:name="Medium List 1 Accent 3" w:uiPriority="65"/>
+    <w:lsdException w:name="Medium List 2 Accent 3" w:uiPriority="66"/>
+    <w:lsdException w:name="Medium Grid 1 Accent 3" w:uiPriority="67"/>
+    <w:lsdException w:name="Medium Grid 2 Accent 3" w:uiPriority="68"/>
+    <w:lsdException w:name="Medium Grid 3 Accent 3" w:uiPriority="69"/>
+    <w:lsdException w:name="Dark List Accent 3" w:uiPriority="70"/>
+    <w:lsdException w:name="Colorful Shading Accent 3" w:uiPriority="71"/>
+    <w:lsdException w:name="Colorful List Accent 3" w:uiPriority="72"/>
+    <w:lsdException w:name="Colorful Grid Accent 3" w:uiPriority="73"/>
+    <w:lsdException w:name="Light Shading Accent 4" w:uiPriority="60"/>
+    <w:lsdException w:name="Light List Accent 4" w:uiPriority="61"/>
+    <w:lsdException w:name="Light Grid Accent 4" w:uiPriority="62"/>
+    <w:lsdException w:name="Medium Shading 1 Accent 4" w:uiPriority="63"/>
+    <w:lsdException w:name="Medium Shading 2 Accent 4" w:uiPriority="64"/>
+    <w:lsdException w:name="Medium List 1 Accent 4" w:uiPriority="65"/>
+    <w:lsdException w:name="Medium List 2 Accent 4" w:uiPriority="66"/>
+    <w:lsdException w:name="Medium Grid 1 Accent 4" w:uiPriority="67"/>
+    <w:lsdException w:name="Medium Grid 2 Accent 4" w:uiPriority="68"/>
+    <w:lsdException w:name="Medium Grid 3 Accent 4" w:uiPriority="69"/>
+    <w:lsdException w:name="Dark List Accent 4" w:uiPriority="70"/>
+    <w:lsdException w:name="Colorful Shading Accent 4" w:uiPriority="71"/>
+    <w:lsdException w:name="Colorful List Accent 4" w:uiPriority="72"/>
+    <w:lsdException w:name="Colorful Grid Accent 4" w:uiPriority="73"/>
+    <w:lsdException w:name="Light Shading Accent 5" w:uiPriority="60"/>
+    <w:lsdException w:name="Light List Accent 5" w:uiPriority="61"/>
+    <w:lsdException w:name="Light Grid Accent 5" w:uiPriority="62"/>
+    <w:lsdException w:name="Medium Shading 1 Accent 5" w:uiPriority="63"/>
+    <w:lsdException w:name="Medium Shading 2 Accent 5" w:uiPriority="64"/>
+    <w:lsdException w:name="Medium List 1 Accent 5" w:uiPriority="65"/>
+    <w:lsdException w:name="Medium List 2 Accent 5" w:uiPriority="66"/>
+    <w:lsdException w:name="Medium Grid 1 Accent 5" w:uiPriority="67"/>
+    <w:lsdException w:name="Medium Grid 2 Accent 5" w:uiPriority="68"/>
+    <w:lsdException w:name="Medium Grid 3 Accent 5" w:uiPriority="69"/>
+    <w:lsdException w:name="Dark List Accent 5" w:uiPriority="70"/>
+    <w:lsdException w:name="Colorful Shading Accent 5" w:uiPriority="71"/>
+    <w:lsdException w:name="Colorful List Accent 5" w:uiPriority="72"/>
+    <w:lsdException w:name="Colorful Grid Accent 5" w:uiPriority="73"/>
+    <w:lsdException w:name="Light Shading Accent 6" w:uiPriority="60"/>
+    <w:lsdException w:name="Light List Accent 6" w:uiPriority="61"/>
+    <w:lsdException w:name="Light Grid Accent 6" w:uiPriority="62"/>
+    <w:lsdException w:name="Medium Shading 1 Accent 6" w:uiPriority="63"/>
+    <w:lsdException w:name="Medium Shading 2 Accent 6" w:uiPriority="64"/>
+    <w:lsdException w:name="Medium List 1 Accent 6" w:uiPriority="65"/>
+    <w:lsdException w:name="Medium List 2 Accent 6" w:uiPriority="66"/>
+    <w:lsdException w:name="Medium Grid 1 Accent 6" w:uiPriority="67"/>
+    <w:lsdException w:name="Medium Grid 2 Accent 6" w:uiPriority="68"/>
+    <w:lsdException w:name="Medium Grid 3 Accent 6" w:uiPriority="69"/>
+    <w:lsdException w:name="Dark List Accent 6" w:uiPriority="70"/>
+    <w:lsdException w:name="Colorful Shading Accent 6" w:uiPriority="71"/>
+    <w:lsdException w:name="Colorful List Accent 6" w:uiPriority="72"/>
+    <w:lsdException w:name="Colorful Grid Accent 6" w:uiPriority="73"/>
+    <w:lsdException w:name="Subtle Emphasis" w:uiPriority="19" w:qFormat="1"/>
+    <w:lsdException w:name="Intense Emphasis" w:uiPriority="21" w:qFormat="1"/>
+    <w:lsdException w:name="Subtle Reference" w:uiPriority="31" w:qFormat="1"/>
+    <w:lsdException w:name="Intense Reference" w:uiPriority="32" w:qFormat="1"/>
+    <w:lsdException w:name="Book Title" w:uiPriority="33" w:qFormat="1"/>
+    <w:lsdException w:name="Bibliography" w:semiHidden="1" w:uiPriority="37" w:unhideWhenUsed="1"/>
+    <w:lsdException w:name="TOC Heading" w:semiHidden="1" w:uiPriority="39" w:unhideWhenUsed="1" w:qFormat="1"/>
+    <w:lsdException w:name="Plain Table 1" w:uiPriority="41"/>
+    <w:lsdException w:name="Plain Table 2" w:uiPriority="42"/>
+    <w:lsdException w:name="Plain Table 3" w:uiPriority="43"/>
+    <w:lsdException w:name="Plain Table 4" w:uiPriority="44"/>
+    <w:lsdException w:name="Plain Table 5" w:uiPriority="45"/>
+    <w:lsdException w:name="Grid Table Light" w:uiPriority="40"/>
+    <w:lsdException w:name="Grid Table 1 Light" w:uiPriority="46"/>
+    <w:lsdException w:name="Grid Table 2" w:uiPriority="47"/>
+    <w:lsdException w:name="Grid Table 3" w:uiPriority="48"/>
+    <w:lsdException w:name="Grid Table 4" w:uiPriority="49"/>
+    <w:lsdException w:name="Grid Table 5 Dark" w:uiPriority="50"/>
+    <w:lsdException w:name="Grid Table 6 Colorful" w:uiPriority="51"/>
+    <w:lsdException w:name="Grid Table 7 Colorful" w:uiPriority="52"/>
+    <w:lsdException w:name="Grid Table 1 Light Accent 1" w:uiPriority="46"/>
+    <w:lsdException w:name="Grid Table 2 Accent 1" w:uiPriority="47"/>
+    <w:lsdException w:name="Grid Table 3 Accent 1" w:uiPriority="48"/>
+    <w:lsdException w:name="Grid Table 4 Accent 1" w:uiPriority="49"/>
+    <w:lsdException w:name="Grid Table 5 Dark Accent 1" w:uiPriority="50"/>
+    <w:lsdException w:name="Grid Table 6 Colorful Accent 1" w:uiPriority="51"/>
+    <w:lsdException w:name="Grid Table 7 Colorful Accent 1" w:uiPriority="52"/>
+    <w:lsdException w:name="Grid Table 1 Light Accent 2" w:uiPriority="46"/>
+    <w:lsdException w:name="Grid Table 2 Accent 2" w:uiPriority="47"/>
+    <w:lsdException w:name="Grid Table 3 Accent 2" w:uiPriority="48"/>
+    <w:lsdException w:name="Grid Table 4 Accent 2" w:uiPriority="49"/>
+    <w:lsdException w:name="Grid Table 5 Dark Accent 2" w:uiPriority="50"/>
+    <w:lsdException w:name="Grid Table 6 Colorful Accent 2" w:uiPriority="51"/>
+    <w:lsdException w:name="Grid Table 7 Colorful Accent 2" w:uiPriority="52"/>
+    <w:lsdException w:name="Grid Table 1 Light Accent 3" w:uiPriority="46"/>
+    <w:lsdException w:name="Grid Table 2 Accent 3" w:uiPriority="47"/>
+    <w:lsdException w:name="Grid Table 3 Accent 3" w:uiPriority="48"/>
+    <w:lsdException w:name="Grid Table 4 Accent 3" w:uiPriority="49"/>
+    <w:lsdException w:name="Grid Table 5 Dark Accent 3" w:uiPriority="50"/>
+    <w:lsdException w:name="Grid Table 6 Colorful Accent 3" w:uiPriority="51"/>
+    <w:lsdException w:name="Grid Table 7 Colorful Accent 3" w:uiPriority="52"/>
+    <w:lsdException w:name="Grid Table 1 Light Accent 4" w:uiPriority="46"/>
+    <w:lsdException w:name="Grid Table 2 Accent 4" w:uiPriority="47"/>
+    <w:lsdException w:name="Grid Table 3 Accent 4" w:uiPriority="48"/>
+    <w:lsdException w:name="Grid Table 4 Accent 4" w:uiPriority="49"/>
+    <w:lsdException w:name="Grid Table 5 Dark Accent 4" w:uiPriority="50"/>
+    <w:lsdException w:name="Grid Table 6 Colorful Accent 4" w:uiPriority="51"/>
+    <w:lsdException w:name="Grid Table 7 Colorful Accent 4" w:uiPriority="52"/>
+    <w:lsdException w:name="Grid Table 1 Light Accent 5" w:uiPriority="46"/>
+    <w:lsdException w:name="Grid Table 2 Accent 5" w:uiPriority="47"/>
+    <w:lsdException w:name="Grid Table 3 Accent 5" w:uiPriority="48"/>
+    <w:lsdException w:name="Grid Table 4 Accent 5" w:uiPriority="49"/>
+    <w:lsdException w:name="Grid Table 5 Dark Accent 5" w:uiPriority="50"/>
+    <w:lsdException w:name="Grid Table 6 Colorful Accent 5" w:uiPriority="51"/>
+    <w:lsdException w:name="Grid Table 7 Colorful Accent 5" w:uiPriority="52"/>
+    <w:lsdException w:name="Grid Table 1 Light Accent 6" w:uiPriority="46"/>
+    <w:lsdException w:name="Grid Table 2 Accent 6" w:uiPriority="47"/>
+    <w:lsdException w:name="Grid Table 3 Accent 6" w:uiPriority="48"/>
+    <w:lsdException w:name="Grid Table 4 Accent 6" w:uiPriority="49"/>
+    <w:lsdException w:name="Grid Table 5 Dark Accent 6" w:uiPriority="50"/>
+    <w:lsdException w:name="Grid Table 6 Colorful Accent 6" w:uiPriority="51"/>
+    <w:lsdException w:name="Grid Table 7 Colorful Accent 6" w:uiPriority="52"/>
+    <w:lsdException w:name="List Table 1 Light" w:uiPriority="46"/>
+    <w:lsdException w:name="List Table 2" w:uiPriority="47"/>
+    <w:lsdException w:name="List Table 3" w:uiPriority="48"/>
+    <w:lsdException w:name="List Table 4" w:uiPriority="49"/>
+    <w:lsdException w:name="List Table 5 Dark" w:uiPriority="50"/>
+    <w:lsdException w:name="List Table 6 Colorful" w:uiPriority="51"/>
+    <w:lsdException w:name="List Table 7 Colorful" w:uiPriority="52"/>
+    <w:lsdException w:name="List Table 1 Light Accent 1" w:uiPriority="46"/>
+    <w:lsdException w:name="List Table 2 Accent 1" w:uiPriority="47"/>
+    <w:lsdException w:name="List Table 3 Accent 1" w:uiPriority="48"/>
+    <w:lsdException w:name="List Table 4 Accent 1" w:uiPriority="49"/>
+    <w:lsdException w:name="List Table 5 Dark Accent 1" w:uiPriority="50"/>
+    <w:lsdException w:name="List Table 6 Colorful Accent 1" w:uiPriority="51"/>
+    <w:lsdException w:name="List Table 7 Colorful Accent 1" w:uiPriority="52"/>
+    <w:lsdException w:name="List Table 1 Light Accent 2" w:uiPriority="46"/>
+    <w:lsdException w:name="List Table 2 Accent 2" w:uiPriority="47"/>
+    <w:lsdException w:name="List Table 3 Accent 2" w:uiPriority="48"/>
+    <w:lsdException w:name="List Table 4 Accent 2" w:uiPriority="49"/>
+    <w:lsdException w:name="List Table 5 Dark Accent 2" w:uiPriority="50"/>
+    <w:lsdException w:name="List Table 6 Colorful Accent 2" w:uiPriority="51"/>
+    <w:lsdException w:name="List Table 7 Colorful Accent 2" w:uiPriority="52"/>
+    <w:lsdException w:name="List Table 1 Light Accent 3" w:uiPriority="46"/>
+    <w:lsdException w:name="List Table 2 Accent 3" w:uiPriority="47"/>
+    <w:lsdException w:name="List Table 3 Accent 3" w:uiPriority="48"/>
+    <w:lsdException w:name="List Table 4 Accent 3" w:uiPriority="49"/>
+    <w:lsdException w:name="List Table 5 Dark Accent 3" w:uiPriority="50"/>
+    <w:lsdException w:name="List Table 6 Colorful Accent 3" w:uiPriority="51"/>
+    <w:lsdException w:name="List Table 7 Colorful Accent 3" w:uiPriority="52"/>
+    <w:lsdException w:name="List Table 1 Light Accent 4" w:uiPriority="46"/>
+    <w:lsdException w:name="List Table 2 Accent 4" w:uiPriority="47"/>
+    <w:lsdException w:name="List Table 3 Accent 4" w:uiPriority="48"/>
+    <w:lsdException w:name="List Table 4 Accent 4" w:uiPriority="49"/>
+    <w:lsdException w:name="List Table 5 Dark Accent 4" w:uiPriority="50"/>
+    <w:lsdException w:name="List Table 6 Colorful Accent 4" w:uiPriority="51"/>
+    <w:lsdException w:name="List Table 7 Colorful Accent 4" w:uiPriority="52"/>
+    <w:lsdException w:name="List Table 1 Light Accent 5" w:uiPriority="46"/>
+    <w:lsdException w:name="List Table 2 Accent 5" w:uiPriority="47"/>
+    <w:lsdException w:name="List Table 3 Accent 5" w:uiPriority="48"/>
+    <w:lsdException w:name="List Table 4 Accent 5" w:uiPriority="49"/>
+    <w:lsdException w:name="List Table 5 Dark Accent 5" w:uiPriority="50"/>
+    <w:lsdException w:name="List Table 6 Colorful Accent 5" w:uiPriority="51"/>
+    <w:lsdException w:name="List Table 7 Colorful Accent 5" w:uiPriority="52"/>
+    <w:lsdException w:name="List Table 1 Light Accent 6" w:uiPriority="46"/>
+    <w:lsdException w:name="List Table 2 Accent 6" w:uiPriority="47"/>
+    <w:lsdException w:name="List Table 3 Accent 6" w:uiPriority="48"/>
+    <w:lsdException w:name="List Table 4 Accent 6" w:uiPriority="49"/>
+    <w:lsdException w:name="List Table 5 Dark Accent 6" w:uiPriority="50"/>
+    <w:lsdException w:name="List Table 6 Colorful Accent 6" w:uiPriority="51"/>
+    <w:lsdException w:name="List Table 7 Colorful Accent 6" w:uiPriority="52"/>
+  </w:latentStyles>
+  <w:style w:type="paragraph" w:default="1" w:styleId="Normal">
+    <w:name w:val="Normal"/>
+    <w:qFormat/>
+  </w:style>
+  <w:style w:type="character" w:default="1" w:styleId="DefaultParagraphFont">
+    <w:name w:val="Default Paragraph Font"/>
+    <w:uiPriority w:val="1"/>
+    <w:semiHidden/>
+    <w:unhideWhenUsed/>
+  </w:style>
+  <w:style w:type="table" w:default="1" w:styleId="TableNormal">
+    <w:name w:val="Normal Table"/>
+    <w:uiPriority w:val="99"/>
+    <w:semiHidden/>
+    <w:unhideWhenUsed/>
+    <w:tblPr>
+      <w:tblInd w:w="0" w:type="dxa"/>
+      <w:tblCellMar>
+        <w:top w:w="0" w:type="dxa"/>
+        <w:left w:w="108" w:type="dxa"/>
+        <w:bottom w:w="0" w:type="dxa"/>
+        <w:right w:w="108" w:type="dxa"/>
+      </w:tblCellMar>
+    </w:tblPr>
+  </w:style>
+  <w:style w:type="numbering" w:default="1" w:styleId="NoList">
+    <w:name w:val="No List"/>
+    <w:uiPriority w:val="99"/>
+    <w:semiHidden/>
+    <w:unhideWhenUsed/>
+  </w:style>
+  <w:style w:type="paragraph" w:customStyle="1" w:styleId="535B536EF41747BF9B1273B60EE3F4F7">
+    <w:name w:val="535B536EF41747BF9B1273B60EE3F4F7"/>
+    <w:rsid w:val="002A3291"/>
+  </w:style>
+  <w:style w:type="paragraph" w:customStyle="1" w:styleId="B7CB2057098242408C00D4E8B1F0A625">
+    <w:name w:val="B7CB2057098242408C00D4E8B1F0A625"/>
+    <w:rsid w:val="002A3291"/>
+  </w:style>
+  <w:style w:type="paragraph" w:customStyle="1" w:styleId="858F0DE21DBB41929AD1D218EA79F0DB">
+    <w:name w:val="858F0DE21DBB41929AD1D218EA79F0DB"/>
+    <w:rsid w:val="002A3291"/>
+  </w:style>
+  <w:style w:type="paragraph" w:customStyle="1" w:styleId="2626EFAB209D4896B2707EAE88B71AFC">
+    <w:name w:val="2626EFAB209D4896B2707EAE88B71AFC"/>
+    <w:rsid w:val="002A3291"/>
+  </w:style>
+  <w:style w:type="paragraph" w:customStyle="1" w:styleId="247E2F405D514023B72182E7A83F3491">
+    <w:name w:val="247E2F405D514023B72182E7A83F3491"/>
+    <w:rsid w:val="002A3291"/>
+  </w:style>
+  <w:style w:type="paragraph" w:customStyle="1" w:styleId="5532CBF5AE774264B4F15CB93D2E7CC4">
+    <w:name w:val="5532CBF5AE774264B4F15CB93D2E7CC4"/>
+    <w:rsid w:val="002A3291"/>
+  </w:style>
+</w:styles>
+</file>
+
+<file path=word/glossary/webSettings.xml><?xml version="1.0" encoding="utf-8"?>
+<w:webSettings xmlns:mc="http://schemas.openxmlformats.org/markup-compatibility/2006" xmlns:r="http://schemas.openxmlformats.org/officeDocument/2006/relationships" xmlns:w="http://schemas.openxmlformats.org/wordprocessingml/2006/main" xmlns:w14="http://schemas.microsoft.com/office/word/2010/wordml" xmlns:w15="http://schemas.microsoft.com/office/word/2012/wordml" xmlns:w16se="http://schemas.microsoft.com/office/word/2015/wordml/symex" mc:Ignorable="w14 w15 w16se">
+  <w:optimizeForBrowser/>
+  <w:allowPNG/>
+</w:webSettings>
 </file>
 
 <file path=word/theme/theme1.xml><?xml version="1.0" encoding="utf-8"?>
